--- a/downloads/teacher/ai-5-week-25.docx
+++ b/downloads/teacher/ai-5-week-25.docx
@@ -2267,6 +2267,396 @@
         <w:t>For your Image-pattern Network Investigation, save the input, procedure, observed result and limitation of this check. Label this worked example as practice; use a different, previously unreviewed case when checking independent understanding.</w:t>
       </w:r>
     </w:p>
+    <w:p>
+      <w:pPr>
+        <w:pStyle w:val="Heading1"/>
+      </w:pPr>
+      <w:r>
+        <w:t>07. Prepare, teach and assess</w:t>
+      </w:r>
+    </w:p>
+    <w:p>
+      <w:r>
+        <w:t>Teaching target: Encode an ordered sequence with an explicit vocabulary</w:t>
+      </w:r>
+    </w:p>
+    <w:p>
+      <w:r>
+        <w:t>Prepare the labelled worked-case picture, the matching workbook, fictional input cards and a place for individual responses. Check a local Python 3 environment before class; have a paper-trace version ready.</w:t>
+      </w:r>
+    </w:p>
+    <w:tbl>
+      <w:tblPr>
+        <w:tblStyle w:val="LightShading-Accent1"/>
+        <w:tblW w:type="auto" w:w="0"/>
+        <w:tblLook w:firstColumn="1" w:firstRow="1" w:lastColumn="0" w:lastRow="0" w:noHBand="0" w:noVBand="1" w:val="04A0"/>
+      </w:tblPr>
+      <w:tblGrid>
+        <w:gridCol w:w="3408"/>
+        <w:gridCol w:w="3408"/>
+        <w:gridCol w:w="3408"/>
+      </w:tblGrid>
+      <w:tr>
+        <w:trPr>
+          <w:tblHeader/>
+        </w:trPr>
+        <w:tc>
+          <w:tcPr>
+            <w:tcW w:type="dxa" w:w="3408"/>
+          </w:tcPr>
+          <w:p>
+            <w:r>
+              <w:t>Session</w:t>
+            </w:r>
+          </w:p>
+        </w:tc>
+        <w:tc>
+          <w:tcPr>
+            <w:tcW w:type="dxa" w:w="3408"/>
+          </w:tcPr>
+          <w:p>
+            <w:r>
+              <w:t>Plan</w:t>
+            </w:r>
+          </w:p>
+        </w:tc>
+        <w:tc>
+          <w:tcPr>
+            <w:tcW w:type="dxa" w:w="3408"/>
+          </w:tcPr>
+          <w:p>
+            <w:r>
+              <w:t>Resources</w:t>
+            </w:r>
+          </w:p>
+        </w:tc>
+      </w:tr>
+      <w:tr>
+        <w:tc>
+          <w:tcPr>
+            <w:tcW w:type="dxa" w:w="3408"/>
+          </w:tcPr>
+          <w:p>
+            <w:r>
+              <w:t>Session 1 · Understand · 45 min</w:t>
+            </w:r>
+          </w:p>
+        </w:tc>
+        <w:tc>
+          <w:tcPr>
+            <w:tcW w:type="dxa" w:w="3408"/>
+          </w:tcPr>
+          <w:p>
+            <w:r>
+              <w:t>0–7: recall and prerequisite; 7–15: inspect the concrete case and predict; 15–30: teacher models the worked trace; 30–40: learners explain a step using the text and visual; 40–45: check the core idea.</w:t>
+            </w:r>
+          </w:p>
+        </w:tc>
+        <w:tc>
+          <w:tcPr>
+            <w:tcW w:type="dxa" w:w="3408"/>
+          </w:tcPr>
+          <w:p>
+            <w:r>
+              <w:t>Sections 1–6; record the brief recall in the workbook.</w:t>
+            </w:r>
+          </w:p>
+        </w:tc>
+      </w:tr>
+      <w:tr>
+        <w:tc>
+          <w:tcPr>
+            <w:tcW w:type="dxa" w:w="3408"/>
+          </w:tcPr>
+          <w:p>
+            <w:r>
+              <w:t>Session 2 · Practise · 45 min</w:t>
+            </w:r>
+          </w:p>
+        </w:tc>
+        <w:tc>
+          <w:tcPr>
+            <w:tcW w:type="dxa" w:w="3408"/>
+          </w:tcPr>
+          <w:p>
+            <w:r>
+              <w:t>0–5: retrieve the procedure; 5–15: W2 completion practice; 15–23: explain and check with a partner; 23–30: each learner answers the misconception check; 30–40: targeted reteaching or a harder variation; 40–45: prepare the investigation.</w:t>
+            </w:r>
+          </w:p>
+        </w:tc>
+        <w:tc>
+          <w:tcPr>
+            <w:tcW w:type="dxa" w:w="3408"/>
+          </w:tcPr>
+          <w:p>
+            <w:r>
+              <w:t>Sections 7–10; use the matching workbook W2 and misconception check.</w:t>
+            </w:r>
+          </w:p>
+        </w:tc>
+      </w:tr>
+      <w:tr>
+        <w:tc>
+          <w:tcPr>
+            <w:tcW w:type="dxa" w:w="3408"/>
+          </w:tcPr>
+          <w:p>
+            <w:r>
+              <w:t>Session 3 · Investigate and transfer · 45 min</w:t>
+            </w:r>
+          </w:p>
+        </w:tc>
+        <w:tc>
+          <w:tcPr>
+            <w:tcW w:type="dxa" w:w="3408"/>
+          </w:tcPr>
+          <w:p>
+            <w:r>
+              <w:t>0–5: retrieve the decision rule; 5–20: investigate or trace; 20–30: start the independent case; 30–38: connect the project; 38–43: act on feedback; 43–45: plan the return check.</w:t>
+            </w:r>
+          </w:p>
+        </w:tc>
+        <w:tc>
+          <w:tcPr>
+            <w:tcW w:type="dxa" w:w="3408"/>
+          </w:tcPr>
+          <w:p>
+            <w:r>
+              <w:t>Sections 9 and 11–14. Give extra time to finish the full task set; use Section 15 when the week includes a coding lab.</w:t>
+            </w:r>
+          </w:p>
+        </w:tc>
+      </w:tr>
+    </w:tbl>
+    <w:p>
+      <w:r>
+        <w:t>Before class, solve the supported practice: Give two logs made of exactly GO, TURN and STOP once each that have equal count vectors but different answers to whether the final event is STOP.</w:t>
+      </w:r>
+    </w:p>
+    <w:p>
+      <w:r>
+        <w:t>Reasoned practice answer: Teacher explanation: For example GO TURN STOP and STOP TURN GO both have count vector [1, 1, 1]. The first answer is Yes and the second No. Counts alone cannot distinguish them.</w:t>
+      </w:r>
+    </w:p>
+    <w:p>
+      <w:r>
+        <w:t>Check every learner before discussion: Use the worked case for Sequence representations. Proposed explanation: “Larger token IDs mean more of a concept”. Decide whether this explanation is supported. Point to the step or supplied fact that decides; explain your repair if needed.</w:t>
+      </w:r>
+    </w:p>
+    <w:p>
+      <w:r>
+        <w:t>Misconception repair: IDs identify symbols; their arithmetic sizes have no declared semantic meaning.</w:t>
+      </w:r>
+    </w:p>
+    <w:p>
+      <w:r>
+        <w:t>Support: read the exact case aloud, enlarge the labelled picture, supply input cards and model only the first deciding step. Accept a spoken explanation or drawing; retain the reasoning goal.</w:t>
+      </w:r>
+    </w:p>
+    <w:p>
+      <w:r>
+        <w:t>Extension: A missing sequence length causes every numeric0 to be treated as padding in the sensor example. Require a prediction and a reason before comparing. Expected result: The first real sensor reading is incorrectly discarded. Reason: Its numeric value is 0, but its position is real according to the declared length.</w:t>
+      </w:r>
+    </w:p>
+    <w:p>
+      <w:r>
+        <w:t>Independent assessment: withhold the reserved answer until the learner has attempted the new case. Record support separately from correctness.</w:t>
+      </w:r>
+    </w:p>
+    <w:tbl>
+      <w:tblPr>
+        <w:tblStyle w:val="LightShading-Accent1"/>
+        <w:tblW w:type="auto" w:w="0"/>
+        <w:tblLook w:firstColumn="1" w:firstRow="1" w:lastColumn="0" w:lastRow="0" w:noHBand="0" w:noVBand="1" w:val="04A0"/>
+      </w:tblPr>
+      <w:tblGrid>
+        <w:gridCol w:w="2556"/>
+        <w:gridCol w:w="2556"/>
+        <w:gridCol w:w="2556"/>
+        <w:gridCol w:w="2556"/>
+      </w:tblGrid>
+      <w:tr>
+        <w:trPr>
+          <w:tblHeader/>
+        </w:trPr>
+        <w:tc>
+          <w:tcPr>
+            <w:tcW w:type="dxa" w:w="2556"/>
+          </w:tcPr>
+          <w:p>
+            <w:r>
+              <w:t>Criterion</w:t>
+            </w:r>
+          </w:p>
+        </w:tc>
+        <w:tc>
+          <w:tcPr>
+            <w:tcW w:type="dxa" w:w="2556"/>
+          </w:tcPr>
+          <w:p>
+            <w:r>
+              <w:t>Not yet</w:t>
+            </w:r>
+          </w:p>
+        </w:tc>
+        <w:tc>
+          <w:tcPr>
+            <w:tcW w:type="dxa" w:w="2556"/>
+          </w:tcPr>
+          <w:p>
+            <w:r>
+              <w:t>With support</w:t>
+            </w:r>
+          </w:p>
+        </w:tc>
+        <w:tc>
+          <w:tcPr>
+            <w:tcW w:type="dxa" w:w="2556"/>
+          </w:tcPr>
+          <w:p>
+            <w:r>
+              <w:t>Independent</w:t>
+            </w:r>
+          </w:p>
+        </w:tc>
+      </w:tr>
+      <w:tr>
+        <w:tc>
+          <w:tcPr>
+            <w:tcW w:type="dxa" w:w="2556"/>
+          </w:tcPr>
+          <w:p>
+            <w:r>
+              <w:t>Explanation</w:t>
+            </w:r>
+          </w:p>
+        </w:tc>
+        <w:tc>
+          <w:tcPr>
+            <w:tcW w:type="dxa" w:w="2556"/>
+          </w:tcPr>
+          <w:p>
+            <w:r>
+              <w:t>Names an answer without a deciding fact</w:t>
+            </w:r>
+          </w:p>
+        </w:tc>
+        <w:tc>
+          <w:tcPr>
+            <w:tcW w:type="dxa" w:w="2556"/>
+          </w:tcPr>
+          <w:p>
+            <w:r>
+              <w:t>Uses a hint to link fact and decision</w:t>
+            </w:r>
+          </w:p>
+        </w:tc>
+        <w:tc>
+          <w:tcPr>
+            <w:tcW w:type="dxa" w:w="2556"/>
+          </w:tcPr>
+          <w:p>
+            <w:r>
+              <w:t>Explains the deciding fact in own words</w:t>
+            </w:r>
+          </w:p>
+        </w:tc>
+      </w:tr>
+      <w:tr>
+        <w:tc>
+          <w:tcPr>
+            <w:tcW w:type="dxa" w:w="2556"/>
+          </w:tcPr>
+          <w:p>
+            <w:r>
+              <w:t>Trace or test</w:t>
+            </w:r>
+          </w:p>
+        </w:tc>
+        <w:tc>
+          <w:tcPr>
+            <w:tcW w:type="dxa" w:w="2556"/>
+          </w:tcPr>
+          <w:p>
+            <w:r>
+              <w:t>Cannot connect input and result</w:t>
+            </w:r>
+          </w:p>
+        </w:tc>
+        <w:tc>
+          <w:tcPr>
+            <w:tcW w:type="dxa" w:w="2556"/>
+          </w:tcPr>
+          <w:p>
+            <w:r>
+              <w:t>Completes steps with prompts</w:t>
+            </w:r>
+          </w:p>
+        </w:tc>
+        <w:tc>
+          <w:tcPr>
+            <w:tcW w:type="dxa" w:w="2556"/>
+          </w:tcPr>
+          <w:p>
+            <w:r>
+              <w:t>Traces or tests a changed case accurately</w:t>
+            </w:r>
+          </w:p>
+        </w:tc>
+      </w:tr>
+      <w:tr>
+        <w:tc>
+          <w:tcPr>
+            <w:tcW w:type="dxa" w:w="2556"/>
+          </w:tcPr>
+          <w:p>
+            <w:r>
+              <w:t>Limits and revision</w:t>
+            </w:r>
+          </w:p>
+        </w:tc>
+        <w:tc>
+          <w:tcPr>
+            <w:tcW w:type="dxa" w:w="2556"/>
+          </w:tcPr>
+          <w:p>
+            <w:r>
+              <w:t>Claims more than evidence supports</w:t>
+            </w:r>
+          </w:p>
+        </w:tc>
+        <w:tc>
+          <w:tcPr>
+            <w:tcW w:type="dxa" w:w="2556"/>
+          </w:tcPr>
+          <w:p>
+            <w:r>
+              <w:t>Names a limit after a prompt</w:t>
+            </w:r>
+          </w:p>
+        </w:tc>
+        <w:tc>
+          <w:tcPr>
+            <w:tcW w:type="dxa" w:w="2556"/>
+          </w:tcPr>
+          <w:p>
+            <w:r>
+              <w:t>States a defensible limit and useful next test</w:t>
+            </w:r>
+          </w:p>
+        </w:tc>
+      </w:tr>
+    </w:tbl>
+    <w:p>
+      <w:r>
+        <w:t>Project checkpoint: Prepare the demonstration. Gather reproducible instructions, evidence, access checks and remaining limitations.</w:t>
+      </w:r>
+    </w:p>
+    <w:p>
+      <w:r>
+        <w:t>Use the weekly teacher answer for topic-specific reasoning. A saved progress tick is an activity record; judge mastery from the learner’s explanation and evidence.</w:t>
+      </w:r>
+    </w:p>
     <w:sectPr>
       <w:pgSz w:w="12240" w:h="15840"/>
       <w:pgMar w:top="936" w:right="1008" w:bottom="936" w:left="1008" w:header="720" w:footer="720" w:gutter="0"/>

--- a/downloads/teacher/ai-5-week-25.docx
+++ b/downloads/teacher/ai-5-week-25.docx
@@ -2657,6 +2657,39 @@
         <w:t>Use the weekly teacher answer for topic-specific reasoning. A saved progress tick is an activity record; judge mastery from the learner’s explanation and evidence.</w:t>
       </w:r>
     </w:p>
+    <w:p>
+      <w:pPr>
+        <w:pStyle w:val="Heading1"/>
+      </w:pPr>
+      <w:r>
+        <w:t>08. Use feedback, labs and repair paths</w:t>
+      </w:r>
+    </w:p>
+    <w:p>
+      <w:r>
+        <w:t>Use the two formative questions as supported practice, not as independent mastery scores. Discuss the deciding evidence rather than accepting a guessed selection.</w:t>
+      </w:r>
+    </w:p>
+    <w:p>
+      <w:r>
+        <w:t>The feedback comes from the reviewed public worked case. Do not reveal the separately reserved independent teacher answer until the learner has attempted that case.</w:t>
+      </w:r>
+    </w:p>
+    <w:p>
+      <w:r>
+        <w:t>Ask students to predict before running code. Preserve errors and actual outputs; collect a changed test and an explanation. The branch-boundary and indexing lessons deliberately include failure cases.</w:t>
+      </w:r>
+    </w:p>
+    <w:p>
+      <w:r>
+        <w:t>Use the earlier worked-explanation links to address a specific missing building block, then return to the current question. Adapt this suggestion after observing the learner; it is not an automatic diagnosis.</w:t>
+      </w:r>
+    </w:p>
+    <w:p>
+      <w:r>
+        <w:t>Collect the completed-work portfolio as evidence. Record support separately from correctness, and assess explanation, trace/test and limitations. Progress ticks and quiz selections alone do not establish mastery.</w:t>
+      </w:r>
+    </w:p>
     <w:sectPr>
       <w:pgSz w:w="12240" w:h="15840"/>
       <w:pgMar w:top="936" w:right="1008" w:bottom="936" w:left="1008" w:header="720" w:footer="720" w:gutter="0"/>

--- a/downloads/teacher/ai-5-week-25.docx
+++ b/downloads/teacher/ai-5-week-25.docx
@@ -29,16 +29,39 @@
       </w:r>
     </w:p>
     <w:p>
-      <w:pPr>
-        <w:pStyle w:val="Heading3"/>
-      </w:pPr>
-      <w:r>
-        <w:t>Teach the learning cycle</w:t>
+      <w:r>
+        <w:t>Prepare Sequence representations: check the target, prerequisites, resources and adaptable teaching schedule.</w:t>
       </w:r>
     </w:p>
     <w:p>
-      <w:r>
-        <w:t>Primary target: Encode an ordered sequence with an explicit vocabulary</w:t>
+      <w:pPr>
+        <w:pStyle w:val="Heading3"/>
+      </w:pPr>
+      <w:r>
+        <w:t>Teach the learning cycle</w:t>
+      </w:r>
+    </w:p>
+    <w:p>
+      <w:pPr>
+        <w:spacing w:line="336" w:lineRule="auto" w:after="180"/>
+      </w:pPr>
+      <w:r>
+        <w:rPr>
+          <w:b w:val="0"/>
+        </w:rPr>
+        <w:t xml:space="preserve">Primary target: Encode an ordered </w:t>
+      </w:r>
+      <w:r>
+        <w:rPr>
+          <w:b/>
+        </w:rPr>
+        <w:t>sequence</w:t>
+      </w:r>
+      <w:r>
+        <w:rPr>
+          <w:b w:val="0"/>
+        </w:rPr>
+        <w:t xml:space="preserve"> with an explicit vocabulary</w:t>
       </w:r>
     </w:p>
     <w:tbl>
@@ -185,16 +208,37 @@
       </w:tr>
     </w:tbl>
     <w:p>
-      <w:r>
-        <w:t>This is a starting allocation of 135 minutes, not a validated duration. Preserve all named topics. Schedule extra time for connected examples, the full investigation, independent cases and project building. Repeated copies of a case share one recorded attempt; they are not new evidence.</w:t>
+      <w:pPr>
+        <w:spacing w:line="336" w:lineRule="auto" w:after="180"/>
+      </w:pPr>
+      <w:r>
+        <w:rPr>
+          <w:b w:val="0"/>
+        </w:rPr>
+        <w:t>This is a starting allocation of 135 minutes, not a validated duration. Preserve all named topics. Schedule extra time for connected examples, the full investigation, independent cases and project building.</w:t>
       </w:r>
     </w:p>
     <w:p>
       <w:pPr>
-        <w:pStyle w:val="Heading3"/>
-      </w:pPr>
-      <w:r>
-        <w:t>Retrieval answer guidance</w:t>
+        <w:spacing w:line="336" w:lineRule="auto" w:after="180"/>
+      </w:pPr>
+      <w:r>
+        <w:rPr>
+          <w:b w:val="0"/>
+        </w:rPr>
+        <w:t xml:space="preserve">Repeated copies of a case share one recorded attempt; they are not new </w:t>
+      </w:r>
+      <w:r>
+        <w:rPr>
+          <w:b/>
+        </w:rPr>
+        <w:t>evidence</w:t>
+      </w:r>
+      <w:r>
+        <w:rPr>
+          <w:b w:val="0"/>
+        </w:rPr>
+        <w:t>.</w:t>
       </w:r>
     </w:p>
     <w:p>
@@ -202,132 +246,354 @@
         <w:pStyle w:val="Heading3"/>
       </w:pPr>
       <w:r>
-        <w:t>Augmentation and leakage</w:t>
+        <w:t>Retrieval answer guidance</w:t>
       </w:r>
     </w:p>
     <w:p>
-      <w:r>
-        <w:t>Without opening the old lesson, explain one key idea from Augmentation and leakage. Give an example and a mistake that the idea helps you avoid.</w:t>
+      <w:pPr>
+        <w:pStyle w:val="Heading3"/>
+      </w:pPr>
+      <w:r>
+        <w:t>Augmentation and leakage</w:t>
       </w:r>
     </w:p>
     <w:p>
-      <w:r>
-        <w:t>Look for: Check whether a transformation preserves the task label</w:t>
+      <w:pPr>
+        <w:spacing w:line="336" w:lineRule="auto" w:after="180"/>
+      </w:pPr>
+      <w:r>
+        <w:rPr>
+          <w:b w:val="0"/>
+        </w:rPr>
+        <w:t>Without opening the old lesson, explain one key idea from Augmentation and leakage. Give an example and a mistake that the idea helps you avoid.</w:t>
       </w:r>
     </w:p>
     <w:p>
-      <w:r>
-        <w:t>Reference example, not the only acceptable wording: Teacher explanation: Original d = -2 and class 0. Row swapping leaves d = -2 and class 0. Column swapping gives rows [1, 0], [1, 0], d = 2 and class 1.</w:t>
+      <w:pPr>
+        <w:spacing w:line="336" w:lineRule="auto" w:after="180"/>
+      </w:pPr>
+      <w:r>
+        <w:rPr>
+          <w:b w:val="0"/>
+        </w:rPr>
+        <w:t>Look for: Check whether a transformation preserves the task label</w:t>
       </w:r>
     </w:p>
     <w:p>
       <w:pPr>
-        <w:pStyle w:val="Heading3"/>
-      </w:pPr>
-      <w:r>
-        <w:t>Pooling and spatial information</w:t>
+        <w:spacing w:line="336" w:lineRule="auto" w:after="180"/>
+      </w:pPr>
+      <w:r>
+        <w:rPr>
+          <w:b w:val="0"/>
+        </w:rPr>
+        <w:t>Reference example, not the only acceptable wording: Teacher explanation: Original d = -2 and class 0. Row swapping leaves d = -2 and class 0. Column swapping gives rows [1, 0], [1, 0], d = 2 and class 1.</w:t>
       </w:r>
     </w:p>
     <w:p>
-      <w:r>
-        <w:t>Without opening the old lesson, explain one key idea from Pooling and spatial information. Give an example and a mistake that the idea helps you avoid.</w:t>
+      <w:pPr>
+        <w:pStyle w:val="Heading3"/>
+      </w:pPr>
+      <w:r>
+        <w:t>Pooling and spatial information</w:t>
       </w:r>
     </w:p>
     <w:p>
-      <w:r>
-        <w:t>Look for: Compute max and mean pooling under an explicit window rule</w:t>
+      <w:pPr>
+        <w:spacing w:line="336" w:lineRule="auto" w:after="180"/>
+      </w:pPr>
+      <w:r>
+        <w:rPr>
+          <w:b w:val="0"/>
+        </w:rPr>
+        <w:t>Without opening the old lesson, explain one key idea from Pooling and spatial information. Give an example and a mistake that the idea helps you avoid.</w:t>
       </w:r>
     </w:p>
     <w:p>
-      <w:r>
-        <w:t>Reference example, not the only acceptable wording: Teacher explanation: Values are 1, 3, 2 and 7. Sum is 13, maximum 7 and mean 3.25. Each pooled output has shape 2 by 2.</w:t>
+      <w:pPr>
+        <w:spacing w:line="336" w:lineRule="auto" w:after="180"/>
+      </w:pPr>
+      <w:r>
+        <w:rPr>
+          <w:b w:val="0"/>
+        </w:rPr>
+        <w:t>Look for: Compute max and mean pooling under an explicit window rule</w:t>
       </w:r>
     </w:p>
     <w:p>
       <w:pPr>
-        <w:pStyle w:val="Heading3"/>
-      </w:pPr>
-      <w:r>
-        <w:t>Learned representations</w:t>
+        <w:spacing w:line="336" w:lineRule="auto" w:after="180"/>
+      </w:pPr>
+      <w:r>
+        <w:rPr>
+          <w:b w:val="0"/>
+        </w:rPr>
+        <w:t xml:space="preserve">Reference example, not the only acceptable wording: Teacher explanation: Values are 1, 3, 2 and 7. Sum is 13, maximum 7 and mean 3.25. Each pooled </w:t>
+      </w:r>
+      <w:r>
+        <w:rPr>
+          <w:b/>
+        </w:rPr>
+        <w:t>output</w:t>
+      </w:r>
+      <w:r>
+        <w:rPr>
+          <w:b w:val="0"/>
+        </w:rPr>
+        <w:t xml:space="preserve"> has shape 2 by 2.</w:t>
       </w:r>
     </w:p>
     <w:p>
-      <w:r>
-        <w:t>Without opening the old lesson, explain one key idea from Learned representations. Give an example and a mistake that the idea helps you avoid.</w:t>
+      <w:pPr>
+        <w:pStyle w:val="Heading3"/>
+      </w:pPr>
+      <w:r>
+        <w:t>Learned representations</w:t>
       </w:r>
     </w:p>
     <w:p>
-      <w:r>
-        <w:t>Look for: Trace an input through a hidden representation and a decision rule</w:t>
+      <w:pPr>
+        <w:spacing w:line="336" w:lineRule="auto" w:after="180"/>
+      </w:pPr>
+      <w:r>
+        <w:rPr>
+          <w:b w:val="0"/>
+        </w:rPr>
+        <w:t>Without opening the old lesson, explain one key idea from Learned representations. Give an example and a mistake that the idea helps you avoid.</w:t>
       </w:r>
     </w:p>
     <w:p>
-      <w:r>
-        <w:t>Reference example, not the only acceptable wording: Teacher explanation: The vectors are [5, 0], [0, 5] and [0, 0]. Predictions are 1, 0 and 0. Equal width and height does not satisfy strictly greater.</w:t>
+      <w:pPr>
+        <w:spacing w:line="336" w:lineRule="auto" w:after="180"/>
+      </w:pPr>
+      <w:r>
+        <w:rPr>
+          <w:b w:val="0"/>
+        </w:rPr>
+        <w:t xml:space="preserve">Look for: Trace an </w:t>
+      </w:r>
+      <w:r>
+        <w:rPr>
+          <w:b/>
+        </w:rPr>
+        <w:t>input</w:t>
+      </w:r>
+      <w:r>
+        <w:rPr>
+          <w:b w:val="0"/>
+        </w:rPr>
+        <w:t xml:space="preserve"> through a hidden representation and a decision rule</w:t>
       </w:r>
     </w:p>
     <w:p>
-      <w:r>
-        <w:t>Use two 45-minute sessions. Arrange event cards physically before using IDs. Keep token identifiers separate from the sensor measurements used for meaningful mean calculations. The encoder is a fixed classroom schema, not a learned language model. All indexing is zero-based and all masks in the examples are contiguous right-padding masks.</w:t>
+      <w:pPr>
+        <w:spacing w:line="336" w:lineRule="auto" w:after="180"/>
+      </w:pPr>
+      <w:r>
+        <w:rPr>
+          <w:b w:val="0"/>
+        </w:rPr>
+        <w:t xml:space="preserve">Reference example, not the only acceptable wording: Teacher explanation: The vectors are [5, 0], [0, 5] and [0, 0]. </w:t>
+      </w:r>
+      <w:r>
+        <w:rPr>
+          <w:b/>
+        </w:rPr>
+        <w:t>Prediction</w:t>
+      </w:r>
+      <w:r>
+        <w:rPr>
+          <w:b w:val="0"/>
+        </w:rPr>
+        <w:t>s are 1, 0 and 0. Equal width and height does not satisfy strictly greater.</w:t>
       </w:r>
     </w:p>
     <w:p>
       <w:pPr>
-        <w:pStyle w:val="Heading3"/>
-      </w:pPr>
-      <w:r>
-        <w:t>Outcomes</w:t>
+        <w:spacing w:line="336" w:lineRule="auto" w:after="180"/>
+      </w:pPr>
+      <w:r>
+        <w:rPr>
+          <w:b w:val="0"/>
+        </w:rPr>
+        <w:t xml:space="preserve">Use two 45-minute sessions. Arrange event cards physically before using IDs. Keep </w:t>
+      </w:r>
+      <w:r>
+        <w:rPr>
+          <w:b/>
+        </w:rPr>
+        <w:t>token id</w:t>
+      </w:r>
+      <w:r>
+        <w:rPr>
+          <w:b w:val="0"/>
+        </w:rPr>
+        <w:t>entifiers separate from the sensor measurements used for meaningful mean calculations.</w:t>
       </w:r>
     </w:p>
     <w:p>
-      <w:r>
-        <w:t>Encode an ordered sequence with an explicit vocabulary</w:t>
+      <w:pPr>
+        <w:spacing w:line="336" w:lineRule="auto" w:after="180"/>
+      </w:pPr>
+      <w:r>
+        <w:rPr>
+          <w:b w:val="0"/>
+        </w:rPr>
+        <w:t xml:space="preserve">The encoder is a fixed classroom schema, not a learned language model. All indexing is zero-based and all </w:t>
+      </w:r>
+      <w:r>
+        <w:rPr>
+          <w:b/>
+        </w:rPr>
+        <w:t>mask</w:t>
+      </w:r>
+      <w:r>
+        <w:rPr>
+          <w:b w:val="0"/>
+        </w:rPr>
+        <w:t>s in the examples are contiguous right-</w:t>
+      </w:r>
+      <w:r>
+        <w:rPr>
+          <w:b/>
+        </w:rPr>
+        <w:t>padding</w:t>
+      </w:r>
+      <w:r>
+        <w:rPr>
+          <w:b w:val="0"/>
+        </w:rPr>
+        <w:t xml:space="preserve"> </w:t>
+      </w:r>
+      <w:r>
+        <w:rPr>
+          <w:b/>
+        </w:rPr>
+        <w:t>mask</w:t>
+      </w:r>
+      <w:r>
+        <w:rPr>
+          <w:b w:val="0"/>
+        </w:rPr>
+        <w:t>s.</w:t>
       </w:r>
     </w:p>
     <w:p>
-      <w:r>
-        <w:t>Use padding and a mask without inventing real events</w:t>
+      <w:pPr>
+        <w:pStyle w:val="Heading3"/>
+      </w:pPr>
+      <w:r>
+        <w:t>Outcomes</w:t>
       </w:r>
     </w:p>
     <w:p>
-      <w:r>
-        <w:t>Identify information lost by counts unknown symbols and truncation</w:t>
+      <w:pPr>
+        <w:spacing w:line="336" w:lineRule="auto" w:after="180"/>
+      </w:pPr>
+      <w:r>
+        <w:rPr>
+          <w:b w:val="0"/>
+        </w:rPr>
+        <w:t xml:space="preserve">Encode an ordered </w:t>
+      </w:r>
+      <w:r>
+        <w:rPr>
+          <w:b/>
+        </w:rPr>
+        <w:t>sequence</w:t>
+      </w:r>
+      <w:r>
+        <w:rPr>
+          <w:b w:val="0"/>
+        </w:rPr>
+        <w:t xml:space="preserve"> with an explicit vocabulary</w:t>
       </w:r>
     </w:p>
     <w:p>
       <w:pPr>
-        <w:pStyle w:val="Heading3"/>
-      </w:pPr>
-      <w:r>
-        <w:t>Preparation</w:t>
+        <w:spacing w:line="336" w:lineRule="auto" w:after="180"/>
+      </w:pPr>
+      <w:r>
+        <w:rPr>
+          <w:b w:val="0"/>
+        </w:rPr>
+        <w:t xml:space="preserve">Use </w:t>
+      </w:r>
+      <w:r>
+        <w:rPr>
+          <w:b/>
+        </w:rPr>
+        <w:t>padding</w:t>
+      </w:r>
+      <w:r>
+        <w:rPr>
+          <w:b w:val="0"/>
+        </w:rPr>
+        <w:t xml:space="preserve"> and a </w:t>
+      </w:r>
+      <w:r>
+        <w:rPr>
+          <w:b/>
+        </w:rPr>
+        <w:t>mask</w:t>
+      </w:r>
+      <w:r>
+        <w:rPr>
+          <w:b w:val="0"/>
+        </w:rPr>
+        <w:t xml:space="preserve"> without inventing real events</w:t>
       </w:r>
     </w:p>
     <w:p>
-      <w:r>
-        <w:t>Printed lesson and workbook; paper and pencil</w:t>
+      <w:pPr>
+        <w:spacing w:line="336" w:lineRule="auto" w:after="180"/>
+      </w:pPr>
+      <w:r>
+        <w:rPr>
+          <w:b w:val="0"/>
+        </w:rPr>
+        <w:t>Identify information lost by counts unknown symbols and truncation</w:t>
       </w:r>
     </w:p>
     <w:p>
-      <w:r>
-        <w:t>Calculator and optional local Python 3 editor; no packages or AI accounts needed</w:t>
+      <w:pPr>
+        <w:pStyle w:val="Heading3"/>
+      </w:pPr>
+      <w:r>
+        <w:t>Preparation</w:t>
       </w:r>
     </w:p>
     <w:p>
-      <w:r>
-        <w:t>Use the fictional examples supplied; prepare the fresh retry before class</w:t>
+      <w:pPr>
+        <w:spacing w:line="336" w:lineRule="auto" w:after="180"/>
+      </w:pPr>
+      <w:r>
+        <w:rPr>
+          <w:b w:val="0"/>
+        </w:rPr>
+        <w:t>Printed lesson and workbook; paper and pencil</w:t>
       </w:r>
     </w:p>
     <w:p>
       <w:pPr>
-        <w:pStyle w:val="Heading3"/>
-      </w:pPr>
-      <w:r>
-        <w:t>Prerequisite answer</w:t>
+        <w:spacing w:line="336" w:lineRule="auto" w:after="180"/>
+      </w:pPr>
+      <w:r>
+        <w:rPr>
+          <w:b w:val="0"/>
+        </w:rPr>
+        <w:t>Calculator and optional local Python 3 editor; no packages or AI accounts needed</w:t>
       </w:r>
     </w:p>
     <w:p>
-      <w:r>
-        <w:t>Pooling discards detail. A maximum can preserve the largest value while losing its location and the other values; identical summaries do not imply identical inputs.</w:t>
+      <w:pPr>
+        <w:spacing w:line="336" w:lineRule="auto" w:after="180"/>
+      </w:pPr>
+      <w:r>
+        <w:rPr>
+          <w:b w:val="0"/>
+        </w:rPr>
+        <w:t>Use the fictional examples supplied; prepare the fresh retry before class</w:t>
       </w:r>
     </w:p>
     <w:p>
@@ -335,50 +601,291 @@
         <w:pStyle w:val="Heading3"/>
       </w:pPr>
       <w:r>
-        <w:t>End goal for the pictorial case</w:t>
+        <w:t>Prerequisite answer</w:t>
       </w:r>
     </w:p>
     <w:p>
-      <w:r>
-        <w:t>By the end, I can explain sequence representations using a traced example and a stated limitation.</w:t>
+      <w:pPr>
+        <w:spacing w:line="336" w:lineRule="auto" w:after="180"/>
+      </w:pPr>
+      <w:r>
+        <w:rPr>
+          <w:b w:val="0"/>
+        </w:rPr>
+        <w:t xml:space="preserve">Pooling discards detail. A maximum can preserve the largest value while losing its location and the other values; identical summaries do not imply identical </w:t>
+      </w:r>
+      <w:r>
+        <w:rPr>
+          <w:b/>
+        </w:rPr>
+        <w:t>input</w:t>
+      </w:r>
+      <w:r>
+        <w:rPr>
+          <w:b w:val="0"/>
+        </w:rPr>
+        <w:t>s.</w:t>
       </w:r>
     </w:p>
     <w:p>
-      <w:r>
-        <w:t>This added worked case illustrates the week’s main idea. Retain all original and connected topics; schedule its practice within the teaching cycle.</w:t>
+      <w:pPr>
+        <w:pStyle w:val="Heading3"/>
+      </w:pPr>
+      <w:r>
+        <w:t>End goal for the pictorial case</w:t>
       </w:r>
     </w:p>
     <w:p>
       <w:pPr>
-        <w:pStyle w:val="Heading1"/>
-      </w:pPr>
-      <w:r>
-        <w:t>02. Explain and model the mechanism</w:t>
+        <w:spacing w:line="336" w:lineRule="auto" w:after="180"/>
+      </w:pPr>
+      <w:r>
+        <w:rPr>
+          <w:b w:val="0"/>
+        </w:rPr>
+        <w:t xml:space="preserve">By the end, I can explain </w:t>
+      </w:r>
+      <w:r>
+        <w:rPr>
+          <w:b/>
+        </w:rPr>
+        <w:t>sequence</w:t>
+      </w:r>
+      <w:r>
+        <w:rPr>
+          <w:b w:val="0"/>
+        </w:rPr>
+        <w:t xml:space="preserve"> representations using a traced example and a stated limitation.</w:t>
       </w:r>
     </w:p>
     <w:p>
-      <w:r>
-        <w:t>Use fictional robot event logs whose symbols are GO, TURN and STOP. The task asks whether the final real event is STOP. This is a representation exercise, not a claim that an event log proves a robot is safe. GO then STOP and STOP then GO contain the same symbols but have different final events.</w:t>
+      <w:pPr>
+        <w:spacing w:line="336" w:lineRule="auto" w:after="180"/>
+      </w:pPr>
+      <w:r>
+        <w:rPr>
+          <w:b w:val="0"/>
+        </w:rPr>
+        <w:t>This added worked case illustrates the week’s main idea. Retain all original and connected topics; schedule its practice within the teaching cycle.</w:t>
       </w:r>
     </w:p>
     <w:p>
-      <w:r>
-        <w:t>A count vector discards order, so no deterministic rule using only the first two count vectors can distinguish their answers. A sequence of IDs preserves order if we retain each position. Declare the vocabulary: PAD = 0, UNK = 1, GO = 2, TURN = 3 and STOP = 4. PAD is reserved for added storage positions; UNK represents a real but unrecognised symbol.</w:t>
+      <w:pPr>
+        <w:pStyle w:val="Heading1"/>
+      </w:pPr>
+      <w:r>
+        <w:t>02. Explain and model the mechanism</w:t>
       </w:r>
     </w:p>
     <w:p>
       <w:r>
-        <w:t>IDs are names, not measured amounts. STOP having ID 4 does not make it twice as much as GO with ID 2. Changing the vocabulary requires changing every consumer consistently. Do not interpret numerical distance between IDs as semantic similarity.</w:t>
+        <w:t>Model Sequence representations using the supplied case, labelled mechanism and reasoning. Make the scope of each conclusion explicit.</w:t>
       </w:r>
     </w:p>
     <w:p>
-      <w:r>
-        <w:t>Store each log in four positions, padding on the right. A mask value 1 marks a real position and 0 marks padding. The encoder rejects empty logs, logs longer than four, and literal reserved markers. Other unrecognised symbols become UNK and still receive mask 1.</w:t>
+      <w:pPr>
+        <w:pStyle w:val="Heading3"/>
+      </w:pPr>
+      <w:r>
+        <w:t>Explain Sequence representations · 1</w:t>
       </w:r>
     </w:p>
     <w:p>
-      <w:r>
-        <w:t>The code assumes a list of symbol strings and uses exact spelling. It does not fit a vocabulary from data. If a future project fits vocabulary choices or frequency cutoffs, derive those choices from training data and apply the saved encoding consistently to validation and final cases.</w:t>
+      <w:pPr>
+        <w:spacing w:line="336" w:lineRule="auto" w:after="180"/>
+      </w:pPr>
+      <w:r>
+        <w:rPr>
+          <w:b w:val="0"/>
+        </w:rPr>
+        <w:t>Use fictional robot event logs whose symbols are GO, TURN and STOP. The task asks whether the final real event is STOP. This is a representation exercise, not a claim that an event log proves a robot is safe.</w:t>
+      </w:r>
+    </w:p>
+    <w:p>
+      <w:pPr>
+        <w:spacing w:line="336" w:lineRule="auto" w:after="180"/>
+      </w:pPr>
+      <w:r>
+        <w:rPr>
+          <w:b w:val="0"/>
+        </w:rPr>
+        <w:t>GO then STOP and STOP then GO contain the same symbols but have different final events.</w:t>
+      </w:r>
+    </w:p>
+    <w:p>
+      <w:pPr>
+        <w:pStyle w:val="Heading3"/>
+      </w:pPr>
+      <w:r>
+        <w:t>Explain Sequence representations · 2</w:t>
+      </w:r>
+    </w:p>
+    <w:p>
+      <w:pPr>
+        <w:spacing w:line="336" w:lineRule="auto" w:after="180"/>
+      </w:pPr>
+      <w:r>
+        <w:rPr>
+          <w:b w:val="0"/>
+        </w:rPr>
+        <w:t xml:space="preserve">A count vector discards order, so no deterministic rule using only the first two count vectors can distinguish their answers. A </w:t>
+      </w:r>
+      <w:r>
+        <w:rPr>
+          <w:b/>
+        </w:rPr>
+        <w:t>sequence</w:t>
+      </w:r>
+      <w:r>
+        <w:rPr>
+          <w:b w:val="0"/>
+        </w:rPr>
+        <w:t xml:space="preserve"> of IDs preserves order if we retain each position.</w:t>
+      </w:r>
+    </w:p>
+    <w:p>
+      <w:pPr>
+        <w:spacing w:line="336" w:lineRule="auto" w:after="180"/>
+      </w:pPr>
+      <w:r>
+        <w:rPr>
+          <w:b w:val="0"/>
+        </w:rPr>
+        <w:t>Declare the vocabulary: PAD = 0, UNK = 1, GO = 2, TURN = 3 and STOP = 4. PAD is reserved for added storage positions; UNK represents a real but unrecognised symbol.</w:t>
+      </w:r>
+    </w:p>
+    <w:p>
+      <w:pPr>
+        <w:spacing w:line="336" w:lineRule="auto" w:after="180"/>
+      </w:pPr>
+      <w:r>
+        <w:rPr>
+          <w:b w:val="0"/>
+        </w:rPr>
+        <w:t>IDs are names, not measured amounts. STOP having ID 4 does not make it twice as much as GO with ID 2. Changing the vocabulary requires changing every consumer consistently.</w:t>
+      </w:r>
+    </w:p>
+    <w:p>
+      <w:pPr>
+        <w:spacing w:line="336" w:lineRule="auto" w:after="180"/>
+      </w:pPr>
+      <w:r>
+        <w:rPr>
+          <w:b w:val="0"/>
+        </w:rPr>
+        <w:t>Do not interpret numerical distance between IDs as semantic similarity.</w:t>
+      </w:r>
+    </w:p>
+    <w:p>
+      <w:pPr>
+        <w:spacing w:line="336" w:lineRule="auto" w:after="180"/>
+      </w:pPr>
+      <w:r>
+        <w:rPr>
+          <w:b w:val="0"/>
+        </w:rPr>
+        <w:t xml:space="preserve">Store each log in four positions, </w:t>
+      </w:r>
+      <w:r>
+        <w:rPr>
+          <w:b/>
+        </w:rPr>
+        <w:t>padding</w:t>
+      </w:r>
+      <w:r>
+        <w:rPr>
+          <w:b w:val="0"/>
+        </w:rPr>
+        <w:t xml:space="preserve"> on the right. A </w:t>
+      </w:r>
+      <w:r>
+        <w:rPr>
+          <w:b/>
+        </w:rPr>
+        <w:t>mask</w:t>
+      </w:r>
+      <w:r>
+        <w:rPr>
+          <w:b w:val="0"/>
+        </w:rPr>
+        <w:t xml:space="preserve"> value 1 marks a real position and 0 marks </w:t>
+      </w:r>
+      <w:r>
+        <w:rPr>
+          <w:b/>
+        </w:rPr>
+        <w:t>padding</w:t>
+      </w:r>
+      <w:r>
+        <w:rPr>
+          <w:b w:val="0"/>
+        </w:rPr>
+        <w:t>. The encoder rejects empty logs, logs longer than four, and literal reserved markers.</w:t>
+      </w:r>
+    </w:p>
+    <w:p>
+      <w:pPr>
+        <w:spacing w:line="336" w:lineRule="auto" w:after="180"/>
+      </w:pPr>
+      <w:r>
+        <w:rPr>
+          <w:b w:val="0"/>
+        </w:rPr>
+        <w:t xml:space="preserve">Other unrecognised symbols become UNK and still receive </w:t>
+      </w:r>
+      <w:r>
+        <w:rPr>
+          <w:b/>
+        </w:rPr>
+        <w:t>mask</w:t>
+      </w:r>
+      <w:r>
+        <w:rPr>
+          <w:b w:val="0"/>
+        </w:rPr>
+        <w:t xml:space="preserve"> 1.</w:t>
+      </w:r>
+    </w:p>
+    <w:p>
+      <w:pPr>
+        <w:pStyle w:val="Heading3"/>
+      </w:pPr>
+      <w:r>
+        <w:t>Explain Sequence representations · 3</w:t>
+      </w:r>
+    </w:p>
+    <w:p>
+      <w:pPr>
+        <w:spacing w:line="336" w:lineRule="auto" w:after="180"/>
+      </w:pPr>
+      <w:r>
+        <w:rPr>
+          <w:b w:val="0"/>
+        </w:rPr>
+        <w:t>The code assumes a list of symbol strings and uses exact spelling. It does not fit a vocabulary from data.</w:t>
+      </w:r>
+    </w:p>
+    <w:p>
+      <w:pPr>
+        <w:spacing w:line="336" w:lineRule="auto" w:after="180"/>
+      </w:pPr>
+      <w:r>
+        <w:rPr>
+          <w:b w:val="0"/>
+        </w:rPr>
+        <w:t xml:space="preserve">If a future project fits vocabulary choices or frequency cutoffs, derive those choices from </w:t>
+      </w:r>
+      <w:r>
+        <w:rPr>
+          <w:b/>
+        </w:rPr>
+        <w:t>training</w:t>
+      </w:r>
+      <w:r>
+        <w:rPr>
+          <w:b w:val="0"/>
+        </w:rPr>
+        <w:t xml:space="preserve"> data and apply the saved encoding consistently to validation and final cases.</w:t>
       </w:r>
     </w:p>
     <w:tbl>
@@ -694,21 +1201,87 @@
       </w:r>
     </w:p>
     <w:p>
-      <w:r>
-        <w:t>Guided: TURN STOP becomes IDs [3, 4, 0, 0] and mask [1, 1, 0, 0]. Length is 2, so final real position is 1 with ID 4, STOP. Position 3 is PAD. Exit: the full five-event log answers Yes, but its first four events end in TURN and answer No. Rejection makes the unsupported length visible and avoids silently changing the question.</w:t>
+      <w:pPr>
+        <w:pStyle w:val="Heading3"/>
+      </w:pPr>
+      <w:r>
+        <w:t>Explain Sequence representations · 4</w:t>
       </w:r>
     </w:p>
     <w:p>
       <w:pPr>
-        <w:pStyle w:val="Heading3"/>
-      </w:pPr>
-      <w:r>
-        <w:t>Model the reasoning aloud</w:t>
+        <w:spacing w:line="336" w:lineRule="auto" w:after="180"/>
+      </w:pPr>
+      <w:r>
+        <w:rPr>
+          <w:b w:val="0"/>
+        </w:rPr>
+        <w:t xml:space="preserve">Guided: TURN STOP becomes IDs [3, 4, 0, 0] and </w:t>
+      </w:r>
+      <w:r>
+        <w:rPr>
+          <w:b/>
+        </w:rPr>
+        <w:t>mask</w:t>
+      </w:r>
+      <w:r>
+        <w:rPr>
+          <w:b w:val="0"/>
+        </w:rPr>
+        <w:t xml:space="preserve"> [1, 1, 0, 0]. Length is 2, so final real position is 1 with ID 4, STOP. Position 3 is PAD.</w:t>
       </w:r>
     </w:p>
     <w:p>
-      <w:r>
-        <w:t>Use the complete worked example below before asking learners to complete W2. Reveal a small part, invite a prediction, then explain the deciding step. These teacher notes contain solutions; do not reveal the independent case answer during modelling.</w:t>
+      <w:pPr>
+        <w:spacing w:line="336" w:lineRule="auto" w:after="180"/>
+      </w:pPr>
+      <w:r>
+        <w:rPr>
+          <w:b w:val="0"/>
+        </w:rPr>
+        <w:t>Exit: the full five-event log answers Yes, but its first four events end in TURN and answer No. Rejection makes the unsupported length visible and avoids silently changing the question.</w:t>
+      </w:r>
+    </w:p>
+    <w:p>
+      <w:pPr>
+        <w:pStyle w:val="Heading3"/>
+      </w:pPr>
+      <w:r>
+        <w:t>Model the reasoning aloud</w:t>
+      </w:r>
+    </w:p>
+    <w:p>
+      <w:pPr>
+        <w:spacing w:line="336" w:lineRule="auto" w:after="180"/>
+      </w:pPr>
+      <w:r>
+        <w:rPr>
+          <w:b w:val="0"/>
+        </w:rPr>
+        <w:t xml:space="preserve">Use the complete worked example below before asking learners to complete W2. Reveal a small part, invite a </w:t>
+      </w:r>
+      <w:r>
+        <w:rPr>
+          <w:b/>
+        </w:rPr>
+        <w:t>prediction</w:t>
+      </w:r>
+      <w:r>
+        <w:rPr>
+          <w:b w:val="0"/>
+        </w:rPr>
+        <w:t>, then explain the deciding step.</w:t>
+      </w:r>
+    </w:p>
+    <w:p>
+      <w:pPr>
+        <w:spacing w:line="336" w:lineRule="auto" w:after="180"/>
+      </w:pPr>
+      <w:r>
+        <w:rPr>
+          <w:b w:val="0"/>
+        </w:rPr>
+        <w:t>These teacher notes contain solutions; do not reveal the independent case answer during modelling.</w:t>
       </w:r>
     </w:p>
     <w:p>
@@ -1030,7 +1603,13 @@
       </w:tr>
     </w:tbl>
     <w:p>
-      <w:r>
+      <w:pPr>
+        <w:spacing w:line="336" w:lineRule="auto" w:after="180"/>
+      </w:pPr>
+      <w:r>
+        <w:rPr>
+          <w:b w:val="0"/>
+        </w:rPr>
         <w:t>Use the diagram and verbal explanation together. Ask learners to match a sentence to a specific visual step; do not assign learners fixed visual or auditory learning styles.</w:t>
       </w:r>
     </w:p>
@@ -1043,8 +1622,26 @@
       </w:r>
     </w:p>
     <w:p>
-      <w:r>
-        <w:t>Distinguish padding positions from meaningful zero sensor readings.</w:t>
+      <w:pPr>
+        <w:spacing w:line="336" w:lineRule="auto" w:after="180"/>
+      </w:pPr>
+      <w:r>
+        <w:rPr>
+          <w:b w:val="0"/>
+        </w:rPr>
+        <w:t xml:space="preserve">Distinguish </w:t>
+      </w:r>
+      <w:r>
+        <w:rPr>
+          <w:b/>
+        </w:rPr>
+        <w:t>padding</w:t>
+      </w:r>
+      <w:r>
+        <w:rPr>
+          <w:b w:val="0"/>
+        </w:rPr>
+        <w:t xml:space="preserve"> positions from meaningful zero sensor readings.</w:t>
       </w:r>
     </w:p>
     <w:p>
@@ -1056,13 +1653,79 @@
       </w:r>
     </w:p>
     <w:p>
-      <w:r>
-        <w:t>Toy tokensPAD0, UNK1, LEFT2, RIGHT3; stored length4. SequenceLEFT RIGHT encodes [2, 3, 0, 0], mask [1, 1, 0, 0].</w:t>
+      <w:pPr>
+        <w:pStyle w:val="Heading3"/>
+      </w:pPr>
+      <w:r>
+        <w:t>Supplied facts</w:t>
       </w:r>
     </w:p>
     <w:p>
-      <w:r>
-        <w:t>All inputs and outcomes in this worked example are invented classroom data; no real model run is claimed.</w:t>
+      <w:pPr>
+        <w:spacing w:line="336" w:lineRule="auto" w:after="180"/>
+        <w:shd w:fill="F1F6FC"/>
+      </w:pPr>
+      <w:r>
+        <w:rPr>
+          <w:b w:val="0"/>
+        </w:rPr>
+        <w:t xml:space="preserve">Toy tokensPAD0, UNK1, LEFT2, RIGHT3; stored length4. </w:t>
+      </w:r>
+      <w:r>
+        <w:rPr>
+          <w:b/>
+        </w:rPr>
+        <w:t>Sequence</w:t>
+      </w:r>
+      <w:r>
+        <w:rPr>
+          <w:b w:val="0"/>
+        </w:rPr>
+        <w:t xml:space="preserve">LEFT RIGHT encodes [2, 3, 0, 0], </w:t>
+      </w:r>
+      <w:r>
+        <w:rPr>
+          <w:b/>
+        </w:rPr>
+        <w:t>mask</w:t>
+      </w:r>
+      <w:r>
+        <w:rPr>
+          <w:b w:val="0"/>
+        </w:rPr>
+        <w:t xml:space="preserve"> [1, 1, 0, 0].</w:t>
+      </w:r>
+    </w:p>
+    <w:p>
+      <w:pPr>
+        <w:pStyle w:val="Heading3"/>
+      </w:pPr>
+      <w:r>
+        <w:t>Supplied facts</w:t>
+      </w:r>
+    </w:p>
+    <w:p>
+      <w:pPr>
+        <w:spacing w:line="336" w:lineRule="auto" w:after="180"/>
+        <w:shd w:fill="F1F6FC"/>
+      </w:pPr>
+      <w:r>
+        <w:rPr>
+          <w:b w:val="0"/>
+        </w:rPr>
+        <w:t xml:space="preserve">All </w:t>
+      </w:r>
+      <w:r>
+        <w:rPr>
+          <w:b/>
+        </w:rPr>
+        <w:t>input</w:t>
+      </w:r>
+      <w:r>
+        <w:rPr>
+          <w:b w:val="0"/>
+        </w:rPr>
+        <w:t>s and outcomes in this worked example are invented classroom data; no real model run is claimed.</w:t>
       </w:r>
     </w:p>
     <w:p>
@@ -1225,21 +1888,113 @@
       </w:r>
     </w:p>
     <w:p>
-      <w:r>
-        <w:t>Sequence values and sequence length are separate information. Padding fills unused storage positions so arrays can share a size; a mask marks which positions are real. A real sensor reading can be zero, just like a padding value. Keep the length or mask rather than inferring presence from the number alone. Token IDs are identifiers, not measured magnitudes.</w:t>
+      <w:pPr>
+        <w:pStyle w:val="Heading3"/>
+      </w:pPr>
+      <w:r>
+        <w:t>Why the result follows</w:t>
       </w:r>
     </w:p>
     <w:p>
       <w:pPr>
-        <w:pStyle w:val="Heading3"/>
-      </w:pPr>
-      <w:r>
-        <w:t>What this example does not establish</w:t>
+        <w:spacing w:line="336" w:lineRule="auto" w:after="180"/>
+        <w:shd w:fill="F1F6FC"/>
+      </w:pPr>
+      <w:r>
+        <w:rPr>
+          <w:b/>
+        </w:rPr>
+        <w:t>Sequence</w:t>
+      </w:r>
+      <w:r>
+        <w:rPr>
+          <w:b w:val="0"/>
+        </w:rPr>
+        <w:t xml:space="preserve"> values and </w:t>
+      </w:r>
+      <w:r>
+        <w:rPr>
+          <w:b/>
+        </w:rPr>
+        <w:t>sequence</w:t>
+      </w:r>
+      <w:r>
+        <w:rPr>
+          <w:b w:val="0"/>
+        </w:rPr>
+        <w:t xml:space="preserve"> length are separate information. </w:t>
+      </w:r>
+      <w:r>
+        <w:rPr>
+          <w:b/>
+        </w:rPr>
+        <w:t>Padding</w:t>
+      </w:r>
+      <w:r>
+        <w:rPr>
+          <w:b w:val="0"/>
+        </w:rPr>
+        <w:t xml:space="preserve"> fills unused storage positions so arrays can share a size; a </w:t>
+      </w:r>
+      <w:r>
+        <w:rPr>
+          <w:b/>
+        </w:rPr>
+        <w:t>mask</w:t>
+      </w:r>
+      <w:r>
+        <w:rPr>
+          <w:b w:val="0"/>
+        </w:rPr>
+        <w:t xml:space="preserve"> marks which positions are real.</w:t>
       </w:r>
     </w:p>
     <w:p>
-      <w:r>
-        <w:t>Token padding rules need not apply to sensor values. Document sequence lengths, vocabulary and unknown-token handling.</w:t>
+      <w:pPr>
+        <w:spacing w:line="336" w:lineRule="auto" w:after="180"/>
+        <w:shd w:fill="F1F6FC"/>
+      </w:pPr>
+      <w:r>
+        <w:rPr>
+          <w:b w:val="0"/>
+        </w:rPr>
+        <w:t xml:space="preserve">A real sensor reading can be zero, just like a </w:t>
+      </w:r>
+      <w:r>
+        <w:rPr>
+          <w:b/>
+        </w:rPr>
+        <w:t>padding</w:t>
+      </w:r>
+      <w:r>
+        <w:rPr>
+          <w:b w:val="0"/>
+        </w:rPr>
+        <w:t xml:space="preserve"> value. Keep the length or </w:t>
+      </w:r>
+      <w:r>
+        <w:rPr>
+          <w:b/>
+        </w:rPr>
+        <w:t>mask</w:t>
+      </w:r>
+      <w:r>
+        <w:rPr>
+          <w:b w:val="0"/>
+        </w:rPr>
+        <w:t xml:space="preserve"> rather than inferring presence from the number alone. </w:t>
+      </w:r>
+      <w:r>
+        <w:rPr>
+          <w:b/>
+        </w:rPr>
+        <w:t>Token ID</w:t>
+      </w:r>
+      <w:r>
+        <w:rPr>
+          <w:b w:val="0"/>
+        </w:rPr>
+        <w:t>s are identifiers, not measured magnitudes.</w:t>
       </w:r>
     </w:p>
     <w:p>
@@ -1247,22 +2002,59 @@
         <w:pStyle w:val="Heading3"/>
       </w:pPr>
       <w:r>
-        <w:t>Change one thing in the pictured case</w:t>
+        <w:t>What this example does not establish</w:t>
       </w:r>
     </w:p>
     <w:p>
-      <w:r>
-        <w:t>Change: A missing sequence length causes every numeric0 to be treated as padding in the sensor example.</w:t>
+      <w:pPr>
+        <w:pStyle w:val="Heading3"/>
+      </w:pPr>
+      <w:r>
+        <w:t>Keep the stated limit</w:t>
       </w:r>
     </w:p>
     <w:p>
-      <w:r>
-        <w:t>Prediction: The first real sensor reading is incorrectly discarded.</w:t>
+      <w:pPr>
+        <w:spacing w:line="336" w:lineRule="auto" w:after="180"/>
+        <w:shd w:fill="FFF5E6"/>
+      </w:pPr>
+      <w:r>
+        <w:rPr>
+          <w:b w:val="0"/>
+        </w:rPr>
+        <w:t xml:space="preserve">Token </w:t>
+      </w:r>
+      <w:r>
+        <w:rPr>
+          <w:b/>
+        </w:rPr>
+        <w:t>padding</w:t>
+      </w:r>
+      <w:r>
+        <w:rPr>
+          <w:b w:val="0"/>
+        </w:rPr>
+        <w:t xml:space="preserve"> rules need not apply to sensor values. Document </w:t>
+      </w:r>
+      <w:r>
+        <w:rPr>
+          <w:b/>
+        </w:rPr>
+        <w:t>sequence</w:t>
+      </w:r>
+      <w:r>
+        <w:rPr>
+          <w:b w:val="0"/>
+        </w:rPr>
+        <w:t xml:space="preserve"> lengths, vocabulary and unknown-token handling.</w:t>
       </w:r>
     </w:p>
     <w:p>
-      <w:r>
-        <w:t>Reason: Its numeric value is 0, but its position is real according to the declared length.</w:t>
+      <w:pPr>
+        <w:pStyle w:val="Heading3"/>
+      </w:pPr>
+      <w:r>
+        <w:t>Change one thing in the pictured case</w:t>
       </w:r>
     </w:p>
     <w:p>
@@ -1270,20 +2062,164 @@
         <w:pStyle w:val="Heading3"/>
       </w:pPr>
       <w:r>
-        <w:t>Ask while showing the picture</w:t>
+        <w:t>Change one thing</w:t>
       </w:r>
     </w:p>
     <w:p>
-      <w:r>
-        <w:t>Cover the result. Ask learners to name the inputs and predict the next step. Uncover one step, connect the icon to the actual procedure, and explain its evidence. Then change the supplied condition and compare. The picture is a representation; it does not document execution of a real AI model.</w:t>
+      <w:pPr>
+        <w:spacing w:line="336" w:lineRule="auto" w:after="180"/>
+        <w:shd w:fill="F5F1FB"/>
+      </w:pPr>
+      <w:r>
+        <w:rPr>
+          <w:b w:val="0"/>
+        </w:rPr>
+        <w:t xml:space="preserve">Change: A missing </w:t>
+      </w:r>
+      <w:r>
+        <w:rPr>
+          <w:b/>
+        </w:rPr>
+        <w:t>sequence</w:t>
+      </w:r>
+      <w:r>
+        <w:rPr>
+          <w:b w:val="0"/>
+        </w:rPr>
+        <w:t xml:space="preserve"> length causes every numeric0 to be treated as </w:t>
+      </w:r>
+      <w:r>
+        <w:rPr>
+          <w:b/>
+        </w:rPr>
+        <w:t>padding</w:t>
+      </w:r>
+      <w:r>
+        <w:rPr>
+          <w:b w:val="0"/>
+        </w:rPr>
+        <w:t xml:space="preserve"> in the sensor example.</w:t>
       </w:r>
     </w:p>
     <w:p>
       <w:pPr>
+        <w:pStyle w:val="Heading3"/>
+      </w:pPr>
+      <w:r>
+        <w:t>Predicted result</w:t>
+      </w:r>
+    </w:p>
+    <w:p>
+      <w:pPr>
+        <w:spacing w:line="336" w:lineRule="auto" w:after="180"/>
+        <w:shd w:fill="F1F6FC"/>
+      </w:pPr>
+      <w:r>
+        <w:rPr>
+          <w:b/>
+        </w:rPr>
+        <w:t>Prediction</w:t>
+      </w:r>
+      <w:r>
+        <w:rPr>
+          <w:b w:val="0"/>
+        </w:rPr>
+        <w:t>: The first real sensor reading is incorrectly discarded.</w:t>
+      </w:r>
+    </w:p>
+    <w:p>
+      <w:pPr>
+        <w:pStyle w:val="Heading3"/>
+      </w:pPr>
+      <w:r>
+        <w:t>Why the result follows</w:t>
+      </w:r>
+    </w:p>
+    <w:p>
+      <w:pPr>
+        <w:spacing w:line="336" w:lineRule="auto" w:after="180"/>
+        <w:shd w:fill="F1F6FC"/>
+      </w:pPr>
+      <w:r>
+        <w:rPr>
+          <w:b w:val="0"/>
+        </w:rPr>
+        <w:t>Reason: Its numeric value is 0, but its position is real according to the declared length.</w:t>
+      </w:r>
+    </w:p>
+    <w:p>
+      <w:pPr>
+        <w:pStyle w:val="Heading3"/>
+      </w:pPr>
+      <w:r>
+        <w:t>Ask while showing the picture</w:t>
+      </w:r>
+    </w:p>
+    <w:p>
+      <w:pPr>
+        <w:pStyle w:val="Heading3"/>
+      </w:pPr>
+      <w:r>
+        <w:t>Ask while showing the picture · 5</w:t>
+      </w:r>
+    </w:p>
+    <w:p>
+      <w:pPr>
+        <w:spacing w:line="336" w:lineRule="auto" w:after="180"/>
+      </w:pPr>
+      <w:r>
+        <w:rPr>
+          <w:b w:val="0"/>
+        </w:rPr>
+        <w:t xml:space="preserve">Cover the result. Ask learners to name the </w:t>
+      </w:r>
+      <w:r>
+        <w:rPr>
+          <w:b/>
+        </w:rPr>
+        <w:t>input</w:t>
+      </w:r>
+      <w:r>
+        <w:rPr>
+          <w:b w:val="0"/>
+        </w:rPr>
+        <w:t xml:space="preserve">s and predict the next step. Uncover one step, connect the icon to the actual procedure, and explain its </w:t>
+      </w:r>
+      <w:r>
+        <w:rPr>
+          <w:b/>
+        </w:rPr>
+        <w:t>evidence</w:t>
+      </w:r>
+      <w:r>
+        <w:rPr>
+          <w:b w:val="0"/>
+        </w:rPr>
+        <w:t>. Then change the supplied condition and compare.</w:t>
+      </w:r>
+    </w:p>
+    <w:p>
+      <w:pPr>
+        <w:spacing w:line="336" w:lineRule="auto" w:after="180"/>
+      </w:pPr>
+      <w:r>
+        <w:rPr>
+          <w:b w:val="0"/>
+        </w:rPr>
+        <w:t>The picture is a representation; it does not document execution of a real AI model.</w:t>
+      </w:r>
+    </w:p>
+    <w:p>
+      <w:pPr>
         <w:pStyle w:val="Heading1"/>
       </w:pPr>
       <w:r>
         <w:t>03. Demonstrate and guide practice</w:t>
+      </w:r>
+    </w:p>
+    <w:p>
+      <w:r>
+        <w:t>Demonstrate Sequence representations, reduce support deliberately and check individual reasoning before discussing answers.</w:t>
       </w:r>
     </w:p>
     <w:tbl>
@@ -1499,36 +2435,88 @@
       </w:tr>
     </w:tbl>
     <w:p>
-      <w:r>
-        <w:t>Use the worked example in Sections 3 and 6. Collect a prediction before revealing its result; ask the learner to point to each intermediate fact.</w:t>
+      <w:pPr>
+        <w:spacing w:line="336" w:lineRule="auto" w:after="180"/>
+      </w:pPr>
+      <w:r>
+        <w:rPr>
+          <w:b w:val="0"/>
+        </w:rPr>
+        <w:t xml:space="preserve">Use the worked example in Sections 3 and 6. Collect a </w:t>
+      </w:r>
+      <w:r>
+        <w:rPr>
+          <w:b/>
+        </w:rPr>
+        <w:t>prediction</w:t>
+      </w:r>
+      <w:r>
+        <w:rPr>
+          <w:b w:val="0"/>
+        </w:rPr>
+        <w:t xml:space="preserve"> before revealing its result; ask the learner to point to each intermediate fact.</w:t>
       </w:r>
     </w:p>
     <w:p>
-      <w:r>
-        <w:t>Provide a ledger with position, original symbol, ID and mask. Use separate coloured or labelled cards for real unknowns and placeholders without relying on colour alone. Extension: enumerate all logs of length one through four over GO, TURN and STOP, verify encode-and-decode recovery, and find count-vector collisions with different final-event answers.</w:t>
+      <w:pPr>
+        <w:spacing w:line="336" w:lineRule="auto" w:after="180"/>
+      </w:pPr>
+      <w:r>
+        <w:rPr>
+          <w:b w:val="0"/>
+        </w:rPr>
+        <w:t xml:space="preserve">Provide a ledger with position, original symbol, ID and </w:t>
+      </w:r>
+      <w:r>
+        <w:rPr>
+          <w:b/>
+        </w:rPr>
+        <w:t>mask</w:t>
+      </w:r>
+      <w:r>
+        <w:rPr>
+          <w:b w:val="0"/>
+        </w:rPr>
+        <w:t>. Use separate coloured or labelled cards for real unknowns and placeholders without relying on colour alone.</w:t>
       </w:r>
     </w:p>
     <w:p>
       <w:pPr>
-        <w:pStyle w:val="Heading3"/>
-      </w:pPr>
-      <w:r>
-        <w:t>Reduce help deliberately</w:t>
+        <w:spacing w:line="336" w:lineRule="auto" w:after="180"/>
+      </w:pPr>
+      <w:r>
+        <w:rPr>
+          <w:b w:val="0"/>
+        </w:rPr>
+        <w:t>Extension: enumerate all logs of length one through four over GO, TURN and STOP, verify encode-and-decode recovery, and find count-vector collisions with different final-event answers.</w:t>
       </w:r>
     </w:p>
     <w:p>
-      <w:r>
-        <w:t>Completion task: Give two logs made of exactly GO, TURN and STOP once each that have equal count vectors but different answers to whether the final event is STOP.</w:t>
+      <w:pPr>
+        <w:pStyle w:val="Heading3"/>
+      </w:pPr>
+      <w:r>
+        <w:t>Reduce help deliberately</w:t>
       </w:r>
     </w:p>
     <w:p>
-      <w:r>
-        <w:t>Teacher check: Teacher explanation: For example GO TURN STOP and STOP TURN GO both have count vector [1, 1, 1]. The first answer is Yes and the second No. Counts alone cannot distinguish them.</w:t>
+      <w:pPr>
+        <w:pStyle w:val="Heading3"/>
+      </w:pPr>
+      <w:r>
+        <w:t>Completion practice</w:t>
       </w:r>
     </w:p>
     <w:p>
-      <w:r>
-        <w:t>Start by identifying the given inputs together. Leave the intermediate steps blank. If needed, model one step, then withdraw that help on the next step. Move to a full trace only when the partial trace is understood. For partners, alternate explainer and checker; collect a response from every learner before discussion.</w:t>
+      <w:pPr>
+        <w:spacing w:line="336" w:lineRule="auto" w:after="180"/>
+        <w:shd w:fill="F5F1FB"/>
+      </w:pPr>
+      <w:r>
+        <w:rPr>
+          <w:b w:val="0"/>
+        </w:rPr>
+        <w:t>Completion task: Give two logs made of exactly GO, TURN and STOP once each that have equal count vectors but different answers to whether the final event is STOP.</w:t>
       </w:r>
     </w:p>
     <w:p>
@@ -1536,22 +2524,53 @@
         <w:pStyle w:val="Heading3"/>
       </w:pPr>
       <w:r>
-        <w:t>Individual reasoning check</w:t>
+        <w:t>Reasoning to listen for</w:t>
       </w:r>
     </w:p>
     <w:p>
-      <w:r>
-        <w:t>Use the worked case for Sequence representations. Proposed explanation: “Larger token IDs mean more of a concept”. Decide whether this explanation is supported. Point to the step or supplied fact that decides; explain your repair if needed.</w:t>
+      <w:pPr>
+        <w:spacing w:line="336" w:lineRule="auto" w:after="180"/>
+        <w:shd w:fill="F1F6FC"/>
+      </w:pPr>
+      <w:r>
+        <w:rPr>
+          <w:b w:val="0"/>
+        </w:rPr>
+        <w:t>Teacher check: Teacher explanation: For example GO TURN STOP and STOP TURN GO both have count vector [1, 1, 1]. The first answer is Yes and the second No. Counts alone cannot distinguish them.</w:t>
       </w:r>
     </w:p>
     <w:p>
-      <w:r>
-        <w:t>Expected correction: IDs identify symbols; their arithmetic sizes have no declared semantic meaning.</w:t>
+      <w:pPr>
+        <w:spacing w:line="336" w:lineRule="auto" w:after="180"/>
+      </w:pPr>
+      <w:r>
+        <w:rPr>
+          <w:b w:val="0"/>
+        </w:rPr>
+        <w:t xml:space="preserve">Start by identifying the given </w:t>
+      </w:r>
+      <w:r>
+        <w:rPr>
+          <w:b/>
+        </w:rPr>
+        <w:t>input</w:t>
+      </w:r>
+      <w:r>
+        <w:rPr>
+          <w:b w:val="0"/>
+        </w:rPr>
+        <w:t>s together. Leave the intermediate steps blank. If needed, model one step, then withdraw that help on the next step. Move to a full trace only when the partial trace is understood.</w:t>
       </w:r>
     </w:p>
     <w:p>
-      <w:r>
-        <w:t>Collect explanations, not only yes/no votes. If a misunderstanding is common, re-model the relevant step for the class. If it affects a few learners, give a short targeted group explanation while others solve a more demanding variation.</w:t>
+      <w:pPr>
+        <w:spacing w:line="336" w:lineRule="auto" w:after="180"/>
+      </w:pPr>
+      <w:r>
+        <w:rPr>
+          <w:b w:val="0"/>
+        </w:rPr>
+        <w:t>For partners, alternate explainer and checker; collect a response from every learner before discussion.</w:t>
       </w:r>
     </w:p>
     <w:p>
@@ -1559,63 +2578,355 @@
         <w:pStyle w:val="Heading3"/>
       </w:pPr>
       <w:r>
-        <w:t>Pictorial practice question</w:t>
+        <w:t>Individual reasoning check</w:t>
       </w:r>
     </w:p>
     <w:p>
-      <w:r>
-        <w:t>Which record lets the program distinguish the first and last zeros? Point to the relevant step in the picture, then write the changed result and the rule or evidence that supports it.</w:t>
+      <w:pPr>
+        <w:spacing w:line="336" w:lineRule="auto" w:after="180"/>
+      </w:pPr>
+      <w:r>
+        <w:rPr>
+          <w:b w:val="0"/>
+        </w:rPr>
+        <w:t xml:space="preserve">Use the worked case for </w:t>
+      </w:r>
+      <w:r>
+        <w:rPr>
+          <w:b/>
+        </w:rPr>
+        <w:t>Sequence</w:t>
+      </w:r>
+      <w:r>
+        <w:rPr>
+          <w:b w:val="0"/>
+        </w:rPr>
+        <w:t xml:space="preserve"> representations. Proposed explanation: “Larger </w:t>
+      </w:r>
+      <w:r>
+        <w:rPr>
+          <w:b/>
+        </w:rPr>
+        <w:t>token ID</w:t>
+      </w:r>
+      <w:r>
+        <w:rPr>
+          <w:b w:val="0"/>
+        </w:rPr>
+        <w:t>s mean more of a concept”. Decide whether this explanation is supported.</w:t>
       </w:r>
     </w:p>
     <w:p>
       <w:pPr>
-        <w:pStyle w:val="Heading3"/>
-      </w:pPr>
-      <w:r>
-        <w:t>Reasoned teacher answer</w:t>
+        <w:spacing w:line="336" w:lineRule="auto" w:after="180"/>
+      </w:pPr>
+      <w:r>
+        <w:rPr>
+          <w:b w:val="0"/>
+        </w:rPr>
+        <w:t>Point to the step or supplied fact that decides; explain your repair if needed.</w:t>
       </w:r>
     </w:p>
     <w:p>
-      <w:r>
-        <w:t>The explicit real length 2 or equivalent mask. Values alone cannot tell a genuine zero measurement from a padding zero. Changed-case check: The first real sensor reading is incorrectly discarded. Its numeric value is 0, but its position is real according to the declared length.</w:t>
+      <w:pPr>
+        <w:pStyle w:val="Heading3"/>
+      </w:pPr>
+      <w:r>
+        <w:t>Expected repair</w:t>
       </w:r>
     </w:p>
     <w:p>
-      <w:r>
-        <w:t>Changed-case reasoning: The first real sensor reading is incorrectly discarded. Its numeric value is 0, but its position is real according to the declared length.</w:t>
+      <w:pPr>
+        <w:spacing w:line="336" w:lineRule="auto" w:after="180"/>
+        <w:shd w:fill="F1F6FC"/>
+      </w:pPr>
+      <w:r>
+        <w:rPr>
+          <w:b w:val="0"/>
+        </w:rPr>
+        <w:t>Expected correction: IDs identify symbols; their arithmetic sizes have no declared semantic meaning.</w:t>
       </w:r>
     </w:p>
     <w:p>
-      <w:r>
-        <w:t>Collect each learner’s explanation before discussion. Use the first missing connection between input, deciding step and result to choose support. This question is worked-case practice, not fresh mastery evidence.</w:t>
+      <w:pPr>
+        <w:spacing w:line="336" w:lineRule="auto" w:after="180"/>
+      </w:pPr>
+      <w:r>
+        <w:rPr>
+          <w:b w:val="0"/>
+        </w:rPr>
+        <w:t>Collect explanations, not only yes/no votes. If a misunderstanding is common, re-model the relevant step for the class.</w:t>
       </w:r>
     </w:p>
     <w:p>
       <w:pPr>
-        <w:pStyle w:val="Heading1"/>
-      </w:pPr>
-      <w:r>
-        <w:t>04. Run the investigation and diagnose misconceptions</w:t>
+        <w:spacing w:line="336" w:lineRule="auto" w:after="180"/>
+      </w:pPr>
+      <w:r>
+        <w:rPr>
+          <w:b w:val="0"/>
+        </w:rPr>
+        <w:t>If it affects a few learners, give a short targeted group explanation while others solve a more demanding variation.</w:t>
       </w:r>
     </w:p>
     <w:p>
-      <w:r>
-        <w:t>Larger token IDs mean more of a concept: IDs identify symbols; their arithmetic sizes have no declared semantic meaning.</w:t>
+      <w:pPr>
+        <w:pStyle w:val="Heading3"/>
+      </w:pPr>
+      <w:r>
+        <w:t>Pictorial practice question</w:t>
       </w:r>
     </w:p>
     <w:p>
-      <w:r>
-        <w:t>Zero always means missing data: A measured zero can be real; the mask determines which positions contribute.</w:t>
+      <w:pPr>
+        <w:spacing w:line="336" w:lineRule="auto" w:after="180"/>
+      </w:pPr>
+      <w:r>
+        <w:rPr>
+          <w:b w:val="0"/>
+        </w:rPr>
+        <w:t xml:space="preserve">Which record lets the program distinguish the first and last zeros? Point to the relevant step in the picture, then write the changed result and the rule or </w:t>
+      </w:r>
+      <w:r>
+        <w:rPr>
+          <w:b/>
+        </w:rPr>
+        <w:t>evidence</w:t>
+      </w:r>
+      <w:r>
+        <w:rPr>
+          <w:b w:val="0"/>
+        </w:rPr>
+        <w:t xml:space="preserve"> that supports it.</w:t>
       </w:r>
     </w:p>
     <w:p>
-      <w:r>
-        <w:t>A mask automatically fixes every model computation: The relevant operation must actually use the mask, and later aggregation can still discard order.</w:t>
+      <w:pPr>
+        <w:pStyle w:val="Heading3"/>
+      </w:pPr>
+      <w:r>
+        <w:t>Reasoned teacher answer</w:t>
       </w:r>
     </w:p>
     <w:p>
-      <w:r>
-        <w:t>Use Section 9 for the evidence ledger. Add a boundary or missing-input case and record the expected response before checking. More successful repeats of one case do not establish wider coverage.</w:t>
+      <w:pPr>
+        <w:spacing w:line="336" w:lineRule="auto" w:after="180"/>
+      </w:pPr>
+      <w:r>
+        <w:rPr>
+          <w:b w:val="0"/>
+        </w:rPr>
+        <w:t xml:space="preserve">The explicit real length 2 or equivalent </w:t>
+      </w:r>
+      <w:r>
+        <w:rPr>
+          <w:b/>
+        </w:rPr>
+        <w:t>mask</w:t>
+      </w:r>
+      <w:r>
+        <w:rPr>
+          <w:b w:val="0"/>
+        </w:rPr>
+        <w:t xml:space="preserve">. Values alone cannot tell a genuine zero measurement from a </w:t>
+      </w:r>
+      <w:r>
+        <w:rPr>
+          <w:b/>
+        </w:rPr>
+        <w:t>padding</w:t>
+      </w:r>
+      <w:r>
+        <w:rPr>
+          <w:b w:val="0"/>
+        </w:rPr>
+        <w:t xml:space="preserve"> zero. Changed-case check: The first real sensor reading is incorrectly discarded.</w:t>
+      </w:r>
+    </w:p>
+    <w:p>
+      <w:pPr>
+        <w:spacing w:line="336" w:lineRule="auto" w:after="180"/>
+      </w:pPr>
+      <w:r>
+        <w:rPr>
+          <w:b w:val="0"/>
+        </w:rPr>
+        <w:t>Its numeric value is 0, but its position is real according to the declared length.</w:t>
+      </w:r>
+    </w:p>
+    <w:p>
+      <w:pPr>
+        <w:spacing w:line="336" w:lineRule="auto" w:after="180"/>
+      </w:pPr>
+      <w:r>
+        <w:rPr>
+          <w:b w:val="0"/>
+        </w:rPr>
+        <w:t>Changed-case reasoning: The first real sensor reading is incorrectly discarded. Its numeric value is 0, but its position is real according to the declared length.</w:t>
+      </w:r>
+    </w:p>
+    <w:p>
+      <w:pPr>
+        <w:spacing w:line="336" w:lineRule="auto" w:after="180"/>
+      </w:pPr>
+      <w:r>
+        <w:rPr>
+          <w:b w:val="0"/>
+        </w:rPr>
+        <w:t xml:space="preserve">Collect each learner’s explanation before discussion. Use the first missing connection between </w:t>
+      </w:r>
+      <w:r>
+        <w:rPr>
+          <w:b/>
+        </w:rPr>
+        <w:t>input</w:t>
+      </w:r>
+      <w:r>
+        <w:rPr>
+          <w:b w:val="0"/>
+        </w:rPr>
+        <w:t xml:space="preserve">, deciding step and result to choose support. This question is worked-case practice, not fresh mastery </w:t>
+      </w:r>
+      <w:r>
+        <w:rPr>
+          <w:b/>
+        </w:rPr>
+        <w:t>evidence</w:t>
+      </w:r>
+      <w:r>
+        <w:rPr>
+          <w:b w:val="0"/>
+        </w:rPr>
+        <w:t>.</w:t>
+      </w:r>
+    </w:p>
+    <w:p>
+      <w:pPr>
+        <w:pStyle w:val="Heading1"/>
+      </w:pPr>
+      <w:r>
+        <w:t>04. Run the investigation and diagnose misconceptions</w:t>
+      </w:r>
+    </w:p>
+    <w:p>
+      <w:r>
+        <w:t>Run the Sequence representations investigation and use the first unsupported step to choose a teaching response.</w:t>
+      </w:r>
+    </w:p>
+    <w:p>
+      <w:pPr>
+        <w:spacing w:line="336" w:lineRule="auto" w:after="180"/>
+      </w:pPr>
+      <w:r>
+        <w:rPr>
+          <w:b w:val="0"/>
+        </w:rPr>
+        <w:t xml:space="preserve">Larger </w:t>
+      </w:r>
+      <w:r>
+        <w:rPr>
+          <w:b/>
+        </w:rPr>
+        <w:t>token ID</w:t>
+      </w:r>
+      <w:r>
+        <w:rPr>
+          <w:b w:val="0"/>
+        </w:rPr>
+        <w:t>s mean more of a concept: IDs identify symbols; their arithmetic sizes have no declared semantic meaning.</w:t>
+      </w:r>
+    </w:p>
+    <w:p>
+      <w:pPr>
+        <w:spacing w:line="336" w:lineRule="auto" w:after="180"/>
+      </w:pPr>
+      <w:r>
+        <w:rPr>
+          <w:b w:val="0"/>
+        </w:rPr>
+        <w:t xml:space="preserve">Zero always means missing data: A measured zero can be real; the </w:t>
+      </w:r>
+      <w:r>
+        <w:rPr>
+          <w:b/>
+        </w:rPr>
+        <w:t>mask</w:t>
+      </w:r>
+      <w:r>
+        <w:rPr>
+          <w:b w:val="0"/>
+        </w:rPr>
+        <w:t xml:space="preserve"> determines which positions contribute.</w:t>
+      </w:r>
+    </w:p>
+    <w:p>
+      <w:pPr>
+        <w:spacing w:line="336" w:lineRule="auto" w:after="180"/>
+      </w:pPr>
+      <w:r>
+        <w:rPr>
+          <w:b w:val="0"/>
+        </w:rPr>
+        <w:t xml:space="preserve">A </w:t>
+      </w:r>
+      <w:r>
+        <w:rPr>
+          <w:b/>
+        </w:rPr>
+        <w:t>mask</w:t>
+      </w:r>
+      <w:r>
+        <w:rPr>
+          <w:b w:val="0"/>
+        </w:rPr>
+        <w:t xml:space="preserve"> automatically fixes every model computation: The relevant operation must actually use the </w:t>
+      </w:r>
+      <w:r>
+        <w:rPr>
+          <w:b/>
+        </w:rPr>
+        <w:t>mask</w:t>
+      </w:r>
+      <w:r>
+        <w:rPr>
+          <w:b w:val="0"/>
+        </w:rPr>
+        <w:t>, and later aggregation can still discard order.</w:t>
+      </w:r>
+    </w:p>
+    <w:p>
+      <w:pPr>
+        <w:spacing w:line="336" w:lineRule="auto" w:after="180"/>
+      </w:pPr>
+      <w:r>
+        <w:rPr>
+          <w:b w:val="0"/>
+        </w:rPr>
+        <w:t xml:space="preserve">Use Section 9 for the </w:t>
+      </w:r>
+      <w:r>
+        <w:rPr>
+          <w:b/>
+        </w:rPr>
+        <w:t>evidence</w:t>
+      </w:r>
+      <w:r>
+        <w:rPr>
+          <w:b w:val="0"/>
+        </w:rPr>
+        <w:t xml:space="preserve"> ledger. Add a boundary or missing-</w:t>
+      </w:r>
+      <w:r>
+        <w:rPr>
+          <w:b/>
+        </w:rPr>
+        <w:t>input</w:t>
+      </w:r>
+      <w:r>
+        <w:rPr>
+          <w:b w:val="0"/>
+        </w:rPr>
+        <w:t xml:space="preserve"> case and record the expected response before checking. More successful repeats of one case do not establish wider coverage.</w:t>
       </w:r>
     </w:p>
     <w:p>
@@ -1773,29 +3084,38 @@
       </w:tr>
     </w:tbl>
     <w:p>
-      <w:r>
-        <w:t>Offer an oral explanation, drawing, enlarged visual or fewer examples when that removes a reading/writing barrier. Keep the same reasoning goal. Stretch secure learners by changing a boundary or assumption and asking them to defend the effect, not simply by assigning more of the same questions.</w:t>
+      <w:pPr>
+        <w:spacing w:line="336" w:lineRule="auto" w:after="180"/>
+      </w:pPr>
+      <w:r>
+        <w:rPr>
+          <w:b w:val="0"/>
+        </w:rPr>
+        <w:t>Offer an oral explanation, drawing, enlarged visual or fewer examples when that removes a reading/writing barrier. Keep the same reasoning goal.</w:t>
       </w:r>
     </w:p>
     <w:p>
       <w:pPr>
-        <w:pStyle w:val="Heading1"/>
-      </w:pPr>
-      <w:r>
-        <w:t>05. Assess and explain the answers</w:t>
+        <w:spacing w:line="336" w:lineRule="auto" w:after="180"/>
+      </w:pPr>
+      <w:r>
+        <w:rPr>
+          <w:b w:val="0"/>
+        </w:rPr>
+        <w:t>Stretch secure learners by changing a boundary or assumption and asking them to defend the effect, not simply by assigning more of the same questions.</w:t>
       </w:r>
     </w:p>
     <w:p>
       <w:pPr>
-        <w:pStyle w:val="Heading3"/>
-      </w:pPr>
-      <w:r>
-        <w:t>Guided and exit questions</w:t>
+        <w:pStyle w:val="Heading1"/>
+      </w:pPr>
+      <w:r>
+        <w:t>05. Assess and explain the answers</w:t>
       </w:r>
     </w:p>
     <w:p>
       <w:r>
-        <w:t>Guided: TURN STOP becomes IDs [3, 4, 0, 0] and mask [1, 1, 0, 0]. Length is 2, so final real position is 1 with ID 4, STOP. Position 3 is PAD. Exit: the full five-event log answers Yes, but its first four events end in TURN and answer No. Rejection makes the unsupported length visible and avoids silently changing the question.</w:t>
+        <w:t>Use the Sequence representations questions, teacher keys and criteria after the relevant attempts. Previously discussed cases are practice; protect the separately selected independent task.</w:t>
       </w:r>
     </w:p>
     <w:p>
@@ -1803,17 +3123,41 @@
         <w:pStyle w:val="Heading3"/>
       </w:pPr>
       <w:r>
-        <w:t>W1 Encode and recover the final event</w:t>
+        <w:t>Guided and exit questions</w:t>
       </w:r>
     </w:p>
     <w:p>
-      <w:r>
-        <w:t>Encode GO TURN STOP using the lesson vocabulary and four positions. Give its mask, real length and final real event.</w:t>
+      <w:pPr>
+        <w:spacing w:line="336" w:lineRule="auto" w:after="180"/>
+      </w:pPr>
+      <w:r>
+        <w:rPr>
+          <w:b w:val="0"/>
+        </w:rPr>
+        <w:t xml:space="preserve">Guided: TURN STOP becomes IDs [3, 4, 0, 0] and </w:t>
+      </w:r>
+      <w:r>
+        <w:rPr>
+          <w:b/>
+        </w:rPr>
+        <w:t>mask</w:t>
+      </w:r>
+      <w:r>
+        <w:rPr>
+          <w:b w:val="0"/>
+        </w:rPr>
+        <w:t xml:space="preserve"> [1, 1, 0, 0]. Length is 2, so final real position is 1 with ID 4, STOP. Position 3 is PAD.</w:t>
       </w:r>
     </w:p>
     <w:p>
-      <w:r>
-        <w:t>Teacher explanation: IDs are [2, 3, 4, 0], mask [1, 1, 1, 0], real length 3 and final real event STOP at position 2.</w:t>
+      <w:pPr>
+        <w:spacing w:line="336" w:lineRule="auto" w:after="180"/>
+      </w:pPr>
+      <w:r>
+        <w:rPr>
+          <w:b w:val="0"/>
+        </w:rPr>
+        <w:t>Exit: the full five-event log answers Yes, but its first four events end in TURN and answer No. Rejection makes the unsupported length visible and avoids silently changing the question.</w:t>
       </w:r>
     </w:p>
     <w:p>
@@ -1821,17 +3165,39 @@
         <w:pStyle w:val="Heading3"/>
       </w:pPr>
       <w:r>
-        <w:t>W2 Expose an order collision</w:t>
+        <w:t>W1 Encode and recover the final event</w:t>
       </w:r>
     </w:p>
     <w:p>
-      <w:r>
-        <w:t>Give two logs made of exactly GO, TURN and STOP once each that have equal count vectors but different answers to whether the final event is STOP.</w:t>
+      <w:pPr>
+        <w:pStyle w:val="Heading3"/>
+      </w:pPr>
+      <w:r>
+        <w:t>Workbook question · W1</w:t>
       </w:r>
     </w:p>
     <w:p>
-      <w:r>
-        <w:t>Teacher explanation: For example GO TURN STOP and STOP TURN GO both have count vector [1, 1, 1]. The first answer is Yes and the second No. Counts alone cannot distinguish them.</w:t>
+      <w:pPr>
+        <w:spacing w:line="336" w:lineRule="auto" w:after="180"/>
+        <w:shd w:fill="F5F1FB"/>
+      </w:pPr>
+      <w:r>
+        <w:rPr>
+          <w:b w:val="0"/>
+        </w:rPr>
+        <w:t xml:space="preserve">Encode GO TURN STOP using the lesson vocabulary and four positions. Give its </w:t>
+      </w:r>
+      <w:r>
+        <w:rPr>
+          <w:b/>
+        </w:rPr>
+        <w:t>mask</w:t>
+      </w:r>
+      <w:r>
+        <w:rPr>
+          <w:b w:val="0"/>
+        </w:rPr>
+        <w:t>, real length and final real event.</w:t>
       </w:r>
     </w:p>
     <w:p>
@@ -1839,17 +3205,39 @@
         <w:pStyle w:val="Heading3"/>
       </w:pPr>
       <w:r>
-        <w:t>W3 Separate unknown from padding</w:t>
+        <w:t>Teacher reasoning · W1</w:t>
       </w:r>
     </w:p>
     <w:p>
-      <w:r>
-        <w:t>Encode WAIT GO. Which positions are real? Compare it with PAUSE GO, and state what information the encoding loses.</w:t>
+      <w:pPr>
+        <w:spacing w:line="336" w:lineRule="auto" w:after="180"/>
+        <w:shd w:fill="F1F6FC"/>
+      </w:pPr>
+      <w:r>
+        <w:rPr>
+          <w:b w:val="0"/>
+        </w:rPr>
+        <w:t xml:space="preserve">Teacher explanation: IDs are [2, 3, 4, 0], </w:t>
+      </w:r>
+      <w:r>
+        <w:rPr>
+          <w:b/>
+        </w:rPr>
+        <w:t>mask</w:t>
+      </w:r>
+      <w:r>
+        <w:rPr>
+          <w:b w:val="0"/>
+        </w:rPr>
+        <w:t xml:space="preserve"> [1, 1, 1, 0], real length 3 and final real event STOP at position 2.</w:t>
       </w:r>
     </w:p>
     <w:p>
-      <w:r>
-        <w:t>Teacher explanation: Both encode as [1, 2, 0, 0] with mask [1, 1, 0, 0]. Positions 0 and 1 are real. UNK at position 0 loses whether the symbol was WAIT or PAUSE; padding is only at positions 2 and 3.</w:t>
+      <w:pPr>
+        <w:pStyle w:val="Heading3"/>
+      </w:pPr>
+      <w:r>
+        <w:t>W2 Expose an order collision</w:t>
       </w:r>
     </w:p>
     <w:p>
@@ -1857,61 +3245,119 @@
         <w:pStyle w:val="Heading3"/>
       </w:pPr>
       <w:r>
-        <w:t>W4 Apply a fresh schema independently</w:t>
+        <w:t>Workbook question · W2</w:t>
       </w:r>
     </w:p>
     <w:p>
-      <w:r>
-        <w:t>Use PAD = 0, UNK = 1, OPEN = 2, CLOSE = 3, CHECK = 4 and five stored positions. Encode OPEN CHECK CLOSE and give its mask and final real position. Separately, sensor values [0, 6, 3, 0, 0] have that same mask. Calculate their masked mean and the incorrect mean over all five slots.</w:t>
+      <w:pPr>
+        <w:spacing w:line="336" w:lineRule="auto" w:after="180"/>
+        <w:shd w:fill="F5F1FB"/>
+      </w:pPr>
+      <w:r>
+        <w:rPr>
+          <w:b w:val="0"/>
+        </w:rPr>
+        <w:t>Give two logs made of exactly GO, TURN and STOP once each that have equal count vectors but different answers to whether the final event is STOP.</w:t>
       </w:r>
     </w:p>
     <w:p>
-      <w:r>
-        <w:t>Teacher explanation: IDs [2, 4, 3, 0, 0], mask [1, 1, 1, 0, 0]; final real position 2 contains CLOSE. Masked sensor mean is (0 + 6 + 3) / 3 = 3. Unmasked mean is 9 / 5 = 1.8. The measured zero must count in the denominator.</w:t>
+      <w:pPr>
+        <w:pStyle w:val="Heading3"/>
+      </w:pPr>
+      <w:r>
+        <w:t>Teacher reasoning · W2</w:t>
       </w:r>
     </w:p>
     <w:p>
       <w:pPr>
-        <w:pStyle w:val="Heading3"/>
-      </w:pPr>
-      <w:r>
-        <w:t>W5 Audit length and empty input</w:t>
+        <w:spacing w:line="336" w:lineRule="auto" w:after="180"/>
+        <w:shd w:fill="F1F6FC"/>
+      </w:pPr>
+      <w:r>
+        <w:rPr>
+          <w:b w:val="0"/>
+        </w:rPr>
+        <w:t>Teacher explanation: For example GO TURN STOP and STOP TURN GO both have count vector [1, 1, 1]. The first answer is Yes and the second No. Counts alone cannot distinguish them.</w:t>
       </w:r>
     </w:p>
     <w:p>
-      <w:r>
-        <w:t>The encoder receives five events ending in STOP, then an empty log. What should it do under the lesson contract? Why should a program not simply crop the first and assume a final event for the second?</w:t>
+      <w:pPr>
+        <w:pStyle w:val="Heading3"/>
+      </w:pPr>
+      <w:r>
+        <w:t>W3 Separate unknown from padding</w:t>
       </w:r>
     </w:p>
     <w:p>
-      <w:r>
-        <w:t>Teacher explanation: It rejects both: one exceeds four real events and the other has none. Cropping can remove the final event and change the task answer. An empty log has no final real position; the program needs an explicit policy rather than an invented event.</w:t>
+      <w:pPr>
+        <w:pStyle w:val="Heading3"/>
+      </w:pPr>
+      <w:r>
+        <w:t>Workbook question · W3</w:t>
       </w:r>
     </w:p>
     <w:p>
       <w:pPr>
-        <w:pStyle w:val="Heading3"/>
-      </w:pPr>
-      <w:r>
-        <w:t>Independent assessment and fresh retry</w:t>
+        <w:spacing w:line="336" w:lineRule="auto" w:after="180"/>
+        <w:shd w:fill="F5F1FB"/>
+      </w:pPr>
+      <w:r>
+        <w:rPr>
+          <w:b w:val="0"/>
+        </w:rPr>
+        <w:t>Encode WAIT GO. Which positions are real? Compare it with PAUSE GO, and state what information the encoding loses.</w:t>
       </w:r>
     </w:p>
     <w:p>
-      <w:r>
-        <w:t>W4 requires IDs [2, 4, 3, 0, 0], mask [1, 1, 1, 0, 0], final index 2, masked mean 3 and unmasked mean 1.8. Fresh retry: use the same five-position vocabulary for CHECK OPEN. IDs are [4, 2, 0, 0, 0], mask [1, 1, 0, 0, 0], final index 1 is OPEN. Sensor values [8, 0, 0, 0, 0] with that mask have mean 4, not 8 or 1.6.</w:t>
+      <w:pPr>
+        <w:pStyle w:val="Heading3"/>
+      </w:pPr>
+      <w:r>
+        <w:t>Teacher reasoning · W3</w:t>
       </w:r>
     </w:p>
     <w:p>
       <w:pPr>
-        <w:pStyle w:val="Heading3"/>
-      </w:pPr>
-      <w:r>
-        <w:t>Assess independent transfer</w:t>
+        <w:spacing w:line="336" w:lineRule="auto" w:after="180"/>
+        <w:shd w:fill="F1F6FC"/>
+      </w:pPr>
+      <w:r>
+        <w:rPr>
+          <w:b w:val="0"/>
+        </w:rPr>
+        <w:t xml:space="preserve">Teacher explanation: Both encode as [1, 2, 0, 0] with </w:t>
+      </w:r>
+      <w:r>
+        <w:rPr>
+          <w:b/>
+        </w:rPr>
+        <w:t>mask</w:t>
+      </w:r>
+      <w:r>
+        <w:rPr>
+          <w:b w:val="0"/>
+        </w:rPr>
+        <w:t xml:space="preserve"> [1, 1, 0, 0]. Positions 0 and 1 are real. UNK at position 0 loses whether the symbol was WAIT or PAUSE; </w:t>
+      </w:r>
+      <w:r>
+        <w:rPr>
+          <w:b/>
+        </w:rPr>
+        <w:t>padding</w:t>
+      </w:r>
+      <w:r>
+        <w:rPr>
+          <w:b w:val="0"/>
+        </w:rPr>
+        <w:t xml:space="preserve"> is only at positions 2 and 3.</w:t>
       </w:r>
     </w:p>
     <w:p>
-      <w:r>
-        <w:t>Selected case: Use PAD = 0, UNK = 1, OPEN = 2, CLOSE = 3, CHECK = 4 and five stored positions. Encode OPEN CHECK CLOSE and give its mask and final real position. Separately, sensor values [0, 6, 3, 0, 0] have that same mask. Calculate their masked mean and the incorrect mean over all five slots.</w:t>
+      <w:pPr>
+        <w:pStyle w:val="Heading3"/>
+      </w:pPr>
+      <w:r>
+        <w:t>W4 Apply a fresh schema independently</w:t>
       </w:r>
     </w:p>
     <w:p>
@@ -1919,12 +3365,423 @@
         <w:pStyle w:val="Heading3"/>
       </w:pPr>
       <w:r>
-        <w:t>Selected case answer</w:t>
+        <w:t>Workbook question · W4</w:t>
       </w:r>
     </w:p>
     <w:p>
-      <w:r>
-        <w:t>Teacher explanation: IDs [2, 4, 3, 0, 0], mask [1, 1, 1, 0, 0]; final real position 2 contains CLOSE. Masked sensor mean is (0 + 6 + 3) / 3 = 3. Unmasked mean is 9 / 5 = 1.8. The measured zero must count in the denominator.</w:t>
+      <w:pPr>
+        <w:spacing w:line="336" w:lineRule="auto" w:after="180"/>
+        <w:shd w:fill="F5F1FB"/>
+      </w:pPr>
+      <w:r>
+        <w:rPr>
+          <w:b w:val="0"/>
+        </w:rPr>
+        <w:t xml:space="preserve">Use PAD = 0, UNK = 1, OPEN = 2, CLOSE = 3, CHECK = 4 and five stored positions. Encode OPEN CHECK CLOSE and give its </w:t>
+      </w:r>
+      <w:r>
+        <w:rPr>
+          <w:b/>
+        </w:rPr>
+        <w:t>mask</w:t>
+      </w:r>
+      <w:r>
+        <w:rPr>
+          <w:b w:val="0"/>
+        </w:rPr>
+        <w:t xml:space="preserve"> and final real position. Separately, sensor values [0, 6, 3, 0, 0] have that same </w:t>
+      </w:r>
+      <w:r>
+        <w:rPr>
+          <w:b/>
+        </w:rPr>
+        <w:t>mask</w:t>
+      </w:r>
+      <w:r>
+        <w:rPr>
+          <w:b w:val="0"/>
+        </w:rPr>
+        <w:t>.</w:t>
+      </w:r>
+    </w:p>
+    <w:p>
+      <w:pPr>
+        <w:spacing w:line="336" w:lineRule="auto" w:after="180"/>
+        <w:shd w:fill="F5F1FB"/>
+      </w:pPr>
+      <w:r>
+        <w:rPr>
+          <w:b w:val="0"/>
+        </w:rPr>
+        <w:t xml:space="preserve">Calculate their </w:t>
+      </w:r>
+      <w:r>
+        <w:rPr>
+          <w:b/>
+        </w:rPr>
+        <w:t>mask</w:t>
+      </w:r>
+      <w:r>
+        <w:rPr>
+          <w:b w:val="0"/>
+        </w:rPr>
+        <w:t>ed mean and the incorrect mean over all five slots.</w:t>
+      </w:r>
+    </w:p>
+    <w:p>
+      <w:pPr>
+        <w:pStyle w:val="Heading3"/>
+      </w:pPr>
+      <w:r>
+        <w:t>Teacher reasoning · W4</w:t>
+      </w:r>
+    </w:p>
+    <w:p>
+      <w:pPr>
+        <w:spacing w:line="336" w:lineRule="auto" w:after="180"/>
+        <w:shd w:fill="F1F6FC"/>
+      </w:pPr>
+      <w:r>
+        <w:rPr>
+          <w:b w:val="0"/>
+        </w:rPr>
+        <w:t xml:space="preserve">Teacher explanation: IDs [2, 4, 3, 0, 0], </w:t>
+      </w:r>
+      <w:r>
+        <w:rPr>
+          <w:b/>
+        </w:rPr>
+        <w:t>mask</w:t>
+      </w:r>
+      <w:r>
+        <w:rPr>
+          <w:b w:val="0"/>
+        </w:rPr>
+        <w:t xml:space="preserve"> [1, 1, 1, 0, 0]; final real position 2 contains CLOSE. </w:t>
+      </w:r>
+      <w:r>
+        <w:rPr>
+          <w:b/>
+        </w:rPr>
+        <w:t>Mask</w:t>
+      </w:r>
+      <w:r>
+        <w:rPr>
+          <w:b w:val="0"/>
+        </w:rPr>
+        <w:t>ed sensor mean is (0 + 6 + 3) / 3 = 3. Un</w:t>
+      </w:r>
+      <w:r>
+        <w:rPr>
+          <w:b/>
+        </w:rPr>
+        <w:t>mask</w:t>
+      </w:r>
+      <w:r>
+        <w:rPr>
+          <w:b w:val="0"/>
+        </w:rPr>
+        <w:t>ed mean is 9 / 5 = 1.8. The measured zero must count in the denominator.</w:t>
+      </w:r>
+    </w:p>
+    <w:p>
+      <w:pPr>
+        <w:pStyle w:val="Heading3"/>
+      </w:pPr>
+      <w:r>
+        <w:t>W5 Audit length and empty input</w:t>
+      </w:r>
+    </w:p>
+    <w:p>
+      <w:pPr>
+        <w:pStyle w:val="Heading3"/>
+      </w:pPr>
+      <w:r>
+        <w:t>Workbook question · W5</w:t>
+      </w:r>
+    </w:p>
+    <w:p>
+      <w:pPr>
+        <w:spacing w:line="336" w:lineRule="auto" w:after="180"/>
+        <w:shd w:fill="F5F1FB"/>
+      </w:pPr>
+      <w:r>
+        <w:rPr>
+          <w:b w:val="0"/>
+        </w:rPr>
+        <w:t>The encoder receives five events ending in STOP, then an empty log. What should it do under the lesson contract? Why should a program not simply crop the first and assume a final event for the second?</w:t>
+      </w:r>
+    </w:p>
+    <w:p>
+      <w:pPr>
+        <w:pStyle w:val="Heading3"/>
+      </w:pPr>
+      <w:r>
+        <w:t>Teacher reasoning · W5</w:t>
+      </w:r>
+    </w:p>
+    <w:p>
+      <w:pPr>
+        <w:spacing w:line="336" w:lineRule="auto" w:after="180"/>
+        <w:shd w:fill="F1F6FC"/>
+      </w:pPr>
+      <w:r>
+        <w:rPr>
+          <w:b w:val="0"/>
+        </w:rPr>
+        <w:t>Teacher explanation: It rejects both: one exceeds four real events and the other has none. Cropping can remove the final event and change the task answer.</w:t>
+      </w:r>
+    </w:p>
+    <w:p>
+      <w:pPr>
+        <w:spacing w:line="336" w:lineRule="auto" w:after="180"/>
+        <w:shd w:fill="F1F6FC"/>
+      </w:pPr>
+      <w:r>
+        <w:rPr>
+          <w:b w:val="0"/>
+        </w:rPr>
+        <w:t>An empty log has no final real position; the program needs an explicit policy rather than an invented event.</w:t>
+      </w:r>
+    </w:p>
+    <w:p>
+      <w:pPr>
+        <w:pStyle w:val="Heading3"/>
+      </w:pPr>
+      <w:r>
+        <w:t>Independent assessment and fresh retry</w:t>
+      </w:r>
+    </w:p>
+    <w:p>
+      <w:pPr>
+        <w:pStyle w:val="Heading3"/>
+      </w:pPr>
+      <w:r>
+        <w:t>Teacher key · Independent assessment and fresh retry</w:t>
+      </w:r>
+    </w:p>
+    <w:p>
+      <w:pPr>
+        <w:spacing w:line="336" w:lineRule="auto" w:after="180"/>
+        <w:shd w:fill="F1F6FC"/>
+      </w:pPr>
+      <w:r>
+        <w:rPr>
+          <w:b w:val="0"/>
+        </w:rPr>
+        <w:t xml:space="preserve">W4 requires IDs [2, 4, 3, 0, 0], </w:t>
+      </w:r>
+      <w:r>
+        <w:rPr>
+          <w:b/>
+        </w:rPr>
+        <w:t>mask</w:t>
+      </w:r>
+      <w:r>
+        <w:rPr>
+          <w:b w:val="0"/>
+        </w:rPr>
+        <w:t xml:space="preserve"> [1, 1, 1, 0, 0], final index 2, </w:t>
+      </w:r>
+      <w:r>
+        <w:rPr>
+          <w:b/>
+        </w:rPr>
+        <w:t>mask</w:t>
+      </w:r>
+      <w:r>
+        <w:rPr>
+          <w:b w:val="0"/>
+        </w:rPr>
+        <w:t>ed mean 3 and un</w:t>
+      </w:r>
+      <w:r>
+        <w:rPr>
+          <w:b/>
+        </w:rPr>
+        <w:t>mask</w:t>
+      </w:r>
+      <w:r>
+        <w:rPr>
+          <w:b w:val="0"/>
+        </w:rPr>
+        <w:t>ed mean 1.8. Fresh retry: use the same five-position vocabulary for CHECK OPEN.</w:t>
+      </w:r>
+    </w:p>
+    <w:p>
+      <w:pPr>
+        <w:spacing w:line="336" w:lineRule="auto" w:after="180"/>
+        <w:shd w:fill="F1F6FC"/>
+      </w:pPr>
+      <w:r>
+        <w:rPr>
+          <w:b w:val="0"/>
+        </w:rPr>
+        <w:t xml:space="preserve">IDs are [4, 2, 0, 0, 0], </w:t>
+      </w:r>
+      <w:r>
+        <w:rPr>
+          <w:b/>
+        </w:rPr>
+        <w:t>mask</w:t>
+      </w:r>
+      <w:r>
+        <w:rPr>
+          <w:b w:val="0"/>
+        </w:rPr>
+        <w:t xml:space="preserve"> [1, 1, 0, 0, 0], final index 1 is OPEN. Sensor values [8, 0, 0, 0, 0] with that </w:t>
+      </w:r>
+      <w:r>
+        <w:rPr>
+          <w:b/>
+        </w:rPr>
+        <w:t>mask</w:t>
+      </w:r>
+      <w:r>
+        <w:rPr>
+          <w:b w:val="0"/>
+        </w:rPr>
+        <w:t xml:space="preserve"> have mean 4, not 8 or 1.6.</w:t>
+      </w:r>
+    </w:p>
+    <w:p>
+      <w:pPr>
+        <w:pStyle w:val="Heading3"/>
+      </w:pPr>
+      <w:r>
+        <w:t>Assess independent transfer</w:t>
+      </w:r>
+    </w:p>
+    <w:p>
+      <w:pPr>
+        <w:pStyle w:val="Heading3"/>
+      </w:pPr>
+      <w:r>
+        <w:t>Independent question · withhold the key</w:t>
+      </w:r>
+    </w:p>
+    <w:p>
+      <w:pPr>
+        <w:spacing w:line="336" w:lineRule="auto" w:after="180"/>
+        <w:shd w:fill="F5F1FB"/>
+      </w:pPr>
+      <w:r>
+        <w:rPr>
+          <w:b w:val="0"/>
+        </w:rPr>
+        <w:t xml:space="preserve">Selected case: Use PAD = 0, UNK = 1, OPEN = 2, CLOSE = 3, CHECK = 4 and five stored positions. Encode OPEN CHECK CLOSE and give its </w:t>
+      </w:r>
+      <w:r>
+        <w:rPr>
+          <w:b/>
+        </w:rPr>
+        <w:t>mask</w:t>
+      </w:r>
+      <w:r>
+        <w:rPr>
+          <w:b w:val="0"/>
+        </w:rPr>
+        <w:t xml:space="preserve"> and final real position. Separately, sensor values [0, 6, 3, 0, 0] have that same </w:t>
+      </w:r>
+      <w:r>
+        <w:rPr>
+          <w:b/>
+        </w:rPr>
+        <w:t>mask</w:t>
+      </w:r>
+      <w:r>
+        <w:rPr>
+          <w:b w:val="0"/>
+        </w:rPr>
+        <w:t>.</w:t>
+      </w:r>
+    </w:p>
+    <w:p>
+      <w:pPr>
+        <w:spacing w:line="336" w:lineRule="auto" w:after="180"/>
+        <w:shd w:fill="F5F1FB"/>
+      </w:pPr>
+      <w:r>
+        <w:rPr>
+          <w:b w:val="0"/>
+        </w:rPr>
+        <w:t xml:space="preserve">Calculate their </w:t>
+      </w:r>
+      <w:r>
+        <w:rPr>
+          <w:b/>
+        </w:rPr>
+        <w:t>mask</w:t>
+      </w:r>
+      <w:r>
+        <w:rPr>
+          <w:b w:val="0"/>
+        </w:rPr>
+        <w:t>ed mean and the incorrect mean over all five slots.</w:t>
+      </w:r>
+    </w:p>
+    <w:p>
+      <w:pPr>
+        <w:pStyle w:val="Heading3"/>
+      </w:pPr>
+      <w:r>
+        <w:t>Selected case answer</w:t>
+      </w:r>
+    </w:p>
+    <w:p>
+      <w:pPr>
+        <w:pStyle w:val="Heading3"/>
+      </w:pPr>
+      <w:r>
+        <w:t>Teacher key · Selected case answer</w:t>
+      </w:r>
+    </w:p>
+    <w:p>
+      <w:pPr>
+        <w:spacing w:line="336" w:lineRule="auto" w:after="180"/>
+        <w:shd w:fill="F1F6FC"/>
+      </w:pPr>
+      <w:r>
+        <w:rPr>
+          <w:b w:val="0"/>
+        </w:rPr>
+        <w:t xml:space="preserve">Teacher explanation: IDs [2, 4, 3, 0, 0], </w:t>
+      </w:r>
+      <w:r>
+        <w:rPr>
+          <w:b/>
+        </w:rPr>
+        <w:t>mask</w:t>
+      </w:r>
+      <w:r>
+        <w:rPr>
+          <w:b w:val="0"/>
+        </w:rPr>
+        <w:t xml:space="preserve"> [1, 1, 1, 0, 0]; final real position 2 contains CLOSE. </w:t>
+      </w:r>
+      <w:r>
+        <w:rPr>
+          <w:b/>
+        </w:rPr>
+        <w:t>Mask</w:t>
+      </w:r>
+      <w:r>
+        <w:rPr>
+          <w:b w:val="0"/>
+        </w:rPr>
+        <w:t>ed sensor mean is (0 + 6 + 3) / 3 = 3. Un</w:t>
+      </w:r>
+      <w:r>
+        <w:rPr>
+          <w:b/>
+        </w:rPr>
+        <w:t>mask</w:t>
+      </w:r>
+      <w:r>
+        <w:rPr>
+          <w:b w:val="0"/>
+        </w:rPr>
+        <w:t>ed mean is 9 / 5 = 1.8. The measured zero must count in the denominator.</w:t>
       </w:r>
     </w:p>
     <w:tbl>
@@ -2030,67 +3887,281 @@
       </w:tr>
     </w:tbl>
     <w:p>
-      <w:r>
-        <w:t>Record each dimension as not yet, with support, or independent. Accept a valid alternative procedure with a defensible trace. Do not penalise an honestly recorded model failure if the learner correctly explains its evidence and limits.</w:t>
+      <w:pPr>
+        <w:pStyle w:val="Heading3"/>
+      </w:pPr>
+      <w:r>
+        <w:t>Teacher key · Selected case answer</w:t>
       </w:r>
     </w:p>
     <w:p>
       <w:pPr>
-        <w:pStyle w:val="Heading3"/>
-      </w:pPr>
-      <w:r>
-        <w:t>Feedback that the learner uses</w:t>
+        <w:spacing w:line="336" w:lineRule="auto" w:after="180"/>
+        <w:shd w:fill="F1F6FC"/>
+      </w:pPr>
+      <w:r>
+        <w:rPr>
+          <w:b w:val="0"/>
+        </w:rPr>
+        <w:t>Record each dimension as not yet, with support, or independent. Accept a valid alternative procedure with a defensible trace.</w:t>
       </w:r>
     </w:p>
     <w:p>
-      <w:r>
-        <w:t>Name the earliest unsupported step and give one action to repair it. Have the learner make that repair now and explain why. Then assess the relevant skill on a fresh, fully specified case. Confirm it was not previously practised with feedback; solve and check the new case before assigning it. A follow-up design prompt is a starting brief, not automatically an equivalent test.</w:t>
+      <w:pPr>
+        <w:spacing w:line="336" w:lineRule="auto" w:after="180"/>
+        <w:shd w:fill="F1F6FC"/>
+      </w:pPr>
+      <w:r>
+        <w:rPr>
+          <w:b w:val="0"/>
+        </w:rPr>
+        <w:t xml:space="preserve">Do not penalise an honestly recorded model failure if the learner correctly explains its </w:t>
+      </w:r>
+      <w:r>
+        <w:rPr>
+          <w:b/>
+        </w:rPr>
+        <w:t>evidence</w:t>
+      </w:r>
+      <w:r>
+        <w:rPr>
+          <w:b w:val="0"/>
+        </w:rPr>
+        <w:t xml:space="preserve"> and limits.</w:t>
       </w:r>
     </w:p>
     <w:p>
       <w:pPr>
-        <w:pStyle w:val="Heading1"/>
-      </w:pPr>
-      <w:r>
-        <w:t>06. Connect the project, support and next lesson</w:t>
+        <w:pStyle w:val="Heading3"/>
+      </w:pPr>
+      <w:r>
+        <w:t>Feedback that the learner uses</w:t>
       </w:r>
     </w:p>
     <w:p>
-      <w:r>
-        <w:t>Add a labelled sequence representations evidence sheet to Image-pattern Network Investigation. Show how you can encode an ordered sequence with an explicit vocabulary. Use the supplied fictional case and keep its inputs, intermediate steps, calculation or prediction, and limitation. Connect this record to last week’s record; a matching answer without a trace is insufficient.</w:t>
+      <w:pPr>
+        <w:spacing w:line="336" w:lineRule="auto" w:after="180"/>
+      </w:pPr>
+      <w:r>
+        <w:rPr>
+          <w:b w:val="0"/>
+        </w:rPr>
+        <w:t>Name the earliest unsupported step and give one action to repair it. Have the learner make that repair now and explain why. Then assess the relevant skill on a fresh, fully specified case.</w:t>
       </w:r>
     </w:p>
     <w:p>
-      <w:r>
-        <w:t>Provide a ledger with position, original symbol, ID and mask. Use separate coloured or labelled cards for real unknowns and placeholders without relying on colour alone. Extension: enumerate all logs of length one through four over GO, TURN and STOP, verify encode-and-decode recovery, and find count-vector collisions with different final-event answers.</w:t>
+      <w:pPr>
+        <w:spacing w:line="336" w:lineRule="auto" w:after="180"/>
+      </w:pPr>
+      <w:r>
+        <w:rPr>
+          <w:b w:val="0"/>
+        </w:rPr>
+        <w:t>Confirm it was not previously practised with feedback; solve and check the new case before assigning it. A follow-up design prompt is a starting brief, not automatically an equivalent test.</w:t>
       </w:r>
     </w:p>
     <w:p>
-      <w:r>
-        <w:t>Week 26 explores embeddings and neighbourhoods, including why a vector representation is different from an arbitrary token ID.</w:t>
+      <w:pPr>
+        <w:pStyle w:val="Heading1"/>
+      </w:pPr>
+      <w:r>
+        <w:t>06. Connect the project, support and next lesson</w:t>
       </w:r>
     </w:p>
     <w:p>
       <w:r>
-        <w:t>Retain the project ledger and assess a changed case after support. Check the relevant prerequisite before carrying this component forward.</w:t>
+        <w:t>Connect Sequence representations to Image-pattern Network Investigation, adapt support and plan a later changed-case check.</w:t>
       </w:r>
     </w:p>
     <w:p>
       <w:pPr>
-        <w:pStyle w:val="Heading3"/>
-      </w:pPr>
-      <w:r>
-        <w:t>Plan the delayed return</w:t>
+        <w:spacing w:line="336" w:lineRule="auto" w:after="180"/>
+      </w:pPr>
+      <w:r>
+        <w:rPr>
+          <w:b w:val="0"/>
+        </w:rPr>
+        <w:t xml:space="preserve">Add a labelled </w:t>
+      </w:r>
+      <w:r>
+        <w:rPr>
+          <w:b/>
+        </w:rPr>
+        <w:t>sequence</w:t>
+      </w:r>
+      <w:r>
+        <w:rPr>
+          <w:b w:val="0"/>
+        </w:rPr>
+        <w:t xml:space="preserve"> representations </w:t>
+      </w:r>
+      <w:r>
+        <w:rPr>
+          <w:b/>
+        </w:rPr>
+        <w:t>evidence</w:t>
+      </w:r>
+      <w:r>
+        <w:rPr>
+          <w:b w:val="0"/>
+        </w:rPr>
+        <w:t xml:space="preserve"> sheet to Image-pattern Network Investigation. Show how you can encode an ordered </w:t>
+      </w:r>
+      <w:r>
+        <w:rPr>
+          <w:b/>
+        </w:rPr>
+        <w:t>sequence</w:t>
+      </w:r>
+      <w:r>
+        <w:rPr>
+          <w:b w:val="0"/>
+        </w:rPr>
+        <w:t xml:space="preserve"> with an explicit vocabulary.</w:t>
       </w:r>
     </w:p>
     <w:p>
-      <w:r>
-        <w:t>Suggested return points in this level: ai-5/26, ai-5/28, ai-5/31. Use actual classroom dates, adjusting for holidays and gaps. One, three and six teaching weeks are scheduling choices, not a claimed optimal spacing.</w:t>
+      <w:pPr>
+        <w:spacing w:line="336" w:lineRule="auto" w:after="180"/>
+      </w:pPr>
+      <w:r>
+        <w:rPr>
+          <w:b w:val="0"/>
+        </w:rPr>
+        <w:t xml:space="preserve">Use the supplied fictional case and keep its </w:t>
+      </w:r>
+      <w:r>
+        <w:rPr>
+          <w:b/>
+        </w:rPr>
+        <w:t>input</w:t>
+      </w:r>
+      <w:r>
+        <w:rPr>
+          <w:b w:val="0"/>
+        </w:rPr>
+        <w:t xml:space="preserve">s, intermediate steps, calculation or </w:t>
+      </w:r>
+      <w:r>
+        <w:rPr>
+          <w:b/>
+        </w:rPr>
+        <w:t>prediction</w:t>
+      </w:r>
+      <w:r>
+        <w:rPr>
+          <w:b w:val="0"/>
+        </w:rPr>
+        <w:t>, and limitation. Connect this record to last week’s record; a matching answer without a trace is insufficient.</w:t>
       </w:r>
     </w:p>
     <w:p>
-      <w:r>
-        <w:t>At a delayed check, ask for the idea from memory and a changed application. Compare with the earlier independent response and record support used. For a new level, revisit the previous capstone before checking the new prerequisites.</w:t>
+      <w:pPr>
+        <w:spacing w:line="336" w:lineRule="auto" w:after="180"/>
+      </w:pPr>
+      <w:r>
+        <w:rPr>
+          <w:b w:val="0"/>
+        </w:rPr>
+        <w:t xml:space="preserve">Provide a ledger with position, original symbol, ID and </w:t>
+      </w:r>
+      <w:r>
+        <w:rPr>
+          <w:b/>
+        </w:rPr>
+        <w:t>mask</w:t>
+      </w:r>
+      <w:r>
+        <w:rPr>
+          <w:b w:val="0"/>
+        </w:rPr>
+        <w:t>. Use separate coloured or labelled cards for real unknowns and placeholders without relying on colour alone.</w:t>
+      </w:r>
+    </w:p>
+    <w:p>
+      <w:pPr>
+        <w:spacing w:line="336" w:lineRule="auto" w:after="180"/>
+      </w:pPr>
+      <w:r>
+        <w:rPr>
+          <w:b w:val="0"/>
+        </w:rPr>
+        <w:t>Extension: enumerate all logs of length one through four over GO, TURN and STOP, verify encode-and-decode recovery, and find count-vector collisions with different final-event answers.</w:t>
+      </w:r>
+    </w:p>
+    <w:p>
+      <w:pPr>
+        <w:spacing w:line="336" w:lineRule="auto" w:after="180"/>
+      </w:pPr>
+      <w:r>
+        <w:rPr>
+          <w:b w:val="0"/>
+        </w:rPr>
+        <w:t xml:space="preserve">Week 26 explores embeddings and neighbourhoods, including why a vector representation is different from an arbitrary </w:t>
+      </w:r>
+      <w:r>
+        <w:rPr>
+          <w:b/>
+        </w:rPr>
+        <w:t>token ID</w:t>
+      </w:r>
+      <w:r>
+        <w:rPr>
+          <w:b w:val="0"/>
+        </w:rPr>
+        <w:t>.</w:t>
+      </w:r>
+    </w:p>
+    <w:p>
+      <w:pPr>
+        <w:spacing w:line="336" w:lineRule="auto" w:after="180"/>
+      </w:pPr>
+      <w:r>
+        <w:rPr>
+          <w:b w:val="0"/>
+        </w:rPr>
+        <w:t>Retain the project ledger and assess a changed case after support. Check the relevant prerequisite before carrying this component forward.</w:t>
+      </w:r>
+    </w:p>
+    <w:p>
+      <w:pPr>
+        <w:pStyle w:val="Heading3"/>
+      </w:pPr>
+      <w:r>
+        <w:t>Plan the delayed return</w:t>
+      </w:r>
+    </w:p>
+    <w:p>
+      <w:pPr>
+        <w:spacing w:line="336" w:lineRule="auto" w:after="180"/>
+      </w:pPr>
+      <w:r>
+        <w:rPr>
+          <w:b w:val="0"/>
+        </w:rPr>
+        <w:t>Suggested return points in this level: ai-5/26, ai-5/28, ai-5/31. Use actual classroom dates, adjusting for holidays and gaps. One, three and six teaching weeks are scheduling choices, not a claimed optimal spacing.</w:t>
+      </w:r>
+    </w:p>
+    <w:p>
+      <w:pPr>
+        <w:spacing w:line="336" w:lineRule="auto" w:after="180"/>
+      </w:pPr>
+      <w:r>
+        <w:rPr>
+          <w:b w:val="0"/>
+        </w:rPr>
+        <w:t>At a delayed check, ask for the idea from memory and a changed application. Compare with the earlier independent response and record support used.</w:t>
+      </w:r>
+    </w:p>
+    <w:p>
+      <w:pPr>
+        <w:spacing w:line="336" w:lineRule="auto" w:after="180"/>
+      </w:pPr>
+      <w:r>
+        <w:rPr>
+          <w:b w:val="0"/>
+        </w:rPr>
+        <w:t>For a new level, revisit the previous capstone before checking the new prerequisites.</w:t>
       </w:r>
     </w:p>
     <w:tbl>
@@ -2250,8 +4321,26 @@
       </w:tr>
     </w:tbl>
     <w:p>
-      <w:r>
-        <w:t>Use the evidence to choose reteaching or the next step. A completed page, confidence rating or attractive project does not by itself demonstrate understanding.</w:t>
+      <w:pPr>
+        <w:spacing w:line="336" w:lineRule="auto" w:after="180"/>
+      </w:pPr>
+      <w:r>
+        <w:rPr>
+          <w:b w:val="0"/>
+        </w:rPr>
+        <w:t xml:space="preserve">Use the </w:t>
+      </w:r>
+      <w:r>
+        <w:rPr>
+          <w:b/>
+        </w:rPr>
+        <w:t>evidence</w:t>
+      </w:r>
+      <w:r>
+        <w:rPr>
+          <w:b w:val="0"/>
+        </w:rPr>
+        <w:t xml:space="preserve"> to choose reteaching or the next step. A completed page, confidence rating or attractive project does not by itself demonstrate understanding.</w:t>
       </w:r>
     </w:p>
     <w:p>
@@ -2263,26 +4352,105 @@
       </w:r>
     </w:p>
     <w:p>
-      <w:r>
-        <w:t>For your Image-pattern Network Investigation, save the input, procedure, observed result and limitation of this check. Label this worked example as practice; use a different, previously unreviewed case when checking independent understanding.</w:t>
+      <w:pPr>
+        <w:spacing w:line="336" w:lineRule="auto" w:after="180"/>
+      </w:pPr>
+      <w:r>
+        <w:rPr>
+          <w:b w:val="0"/>
+        </w:rPr>
+        <w:t xml:space="preserve">For your Image-pattern Network Investigation, save the </w:t>
+      </w:r>
+      <w:r>
+        <w:rPr>
+          <w:b/>
+        </w:rPr>
+        <w:t>input</w:t>
+      </w:r>
+      <w:r>
+        <w:rPr>
+          <w:b w:val="0"/>
+        </w:rPr>
+        <w:t>, procedure, observed result and limitation of this check.</w:t>
       </w:r>
     </w:p>
     <w:p>
       <w:pPr>
-        <w:pStyle w:val="Heading1"/>
-      </w:pPr>
-      <w:r>
-        <w:t>07. Prepare, teach and assess</w:t>
+        <w:spacing w:line="336" w:lineRule="auto" w:after="180"/>
+      </w:pPr>
+      <w:r>
+        <w:rPr>
+          <w:b w:val="0"/>
+        </w:rPr>
+        <w:t>Label this worked example as practice; use a different, previously unreviewed case when checking independent understanding.</w:t>
       </w:r>
     </w:p>
     <w:p>
-      <w:r>
-        <w:t>Teaching target: Encode an ordered sequence with an explicit vocabulary</w:t>
+      <w:pPr>
+        <w:pStyle w:val="Heading1"/>
+      </w:pPr>
+      <w:r>
+        <w:t>07. Prepare, teach and assess</w:t>
       </w:r>
     </w:p>
     <w:p>
       <w:r>
-        <w:t>Prepare the labelled worked-case picture, the matching workbook, fictional input cards and a place for individual responses. Check a local Python 3 environment before class; have a paper-trace version ready.</w:t>
+        <w:t>Use this preparation summary alongside the detailed Sequence representations lesson; it is a checklist rather than a replacement for the full sequence.</w:t>
+      </w:r>
+    </w:p>
+    <w:p>
+      <w:pPr>
+        <w:pStyle w:val="Heading3"/>
+      </w:pPr>
+      <w:r>
+        <w:t>Teaching target</w:t>
+      </w:r>
+    </w:p>
+    <w:p>
+      <w:pPr>
+        <w:spacing w:line="336" w:lineRule="auto" w:after="180"/>
+        <w:shd w:fill="EDF7F3"/>
+      </w:pPr>
+      <w:r>
+        <w:rPr>
+          <w:b w:val="0"/>
+        </w:rPr>
+        <w:t xml:space="preserve">Teaching target: Encode an ordered </w:t>
+      </w:r>
+      <w:r>
+        <w:rPr>
+          <w:b/>
+        </w:rPr>
+        <w:t>sequence</w:t>
+      </w:r>
+      <w:r>
+        <w:rPr>
+          <w:b w:val="0"/>
+        </w:rPr>
+        <w:t xml:space="preserve"> with an explicit vocabulary</w:t>
+      </w:r>
+    </w:p>
+    <w:p>
+      <w:pPr>
+        <w:spacing w:line="336" w:lineRule="auto" w:after="180"/>
+      </w:pPr>
+      <w:r>
+        <w:rPr>
+          <w:b w:val="0"/>
+        </w:rPr>
+        <w:t xml:space="preserve">Prepare the labelled worked-case picture, the matching workbook, fictional </w:t>
+      </w:r>
+      <w:r>
+        <w:rPr>
+          <w:b/>
+        </w:rPr>
+        <w:t>input</w:t>
+      </w:r>
+      <w:r>
+        <w:rPr>
+          <w:b w:val="0"/>
+        </w:rPr>
+        <w:t xml:space="preserve"> cards and a place for individual responses. Check a local Python 3 environment before class; have a paper-trace version ready.</w:t>
       </w:r>
     </w:p>
     <w:tbl>
@@ -2429,37 +4597,219 @@
       </w:tr>
     </w:tbl>
     <w:p>
-      <w:r>
+      <w:pPr>
+        <w:spacing w:line="336" w:lineRule="auto" w:after="180"/>
+      </w:pPr>
+      <w:r>
+        <w:rPr>
+          <w:b w:val="0"/>
+        </w:rPr>
         <w:t>Before class, solve the supported practice: Give two logs made of exactly GO, TURN and STOP once each that have equal count vectors but different answers to whether the final event is STOP.</w:t>
       </w:r>
     </w:p>
     <w:p>
-      <w:r>
-        <w:t>Reasoned practice answer: Teacher explanation: For example GO TURN STOP and STOP TURN GO both have count vector [1, 1, 1]. The first answer is Yes and the second No. Counts alone cannot distinguish them.</w:t>
+      <w:pPr>
+        <w:pStyle w:val="Heading3"/>
+      </w:pPr>
+      <w:r>
+        <w:t>Supported practice answer</w:t>
       </w:r>
     </w:p>
     <w:p>
-      <w:r>
-        <w:t>Check every learner before discussion: Use the worked case for Sequence representations. Proposed explanation: “Larger token IDs mean more of a concept”. Decide whether this explanation is supported. Point to the step or supplied fact that decides; explain your repair if needed.</w:t>
+      <w:pPr>
+        <w:spacing w:line="336" w:lineRule="auto" w:after="180"/>
+        <w:shd w:fill="F1F6FC"/>
+      </w:pPr>
+      <w:r>
+        <w:rPr>
+          <w:b w:val="0"/>
+        </w:rPr>
+        <w:t>Reasoned practice answer: Teacher explanation: For example GO TURN STOP and STOP TURN GO both have count vector [1, 1, 1]. The first answer is Yes and the second No. Counts alone cannot distinguish them.</w:t>
       </w:r>
     </w:p>
     <w:p>
-      <w:r>
-        <w:t>Misconception repair: IDs identify symbols; their arithmetic sizes have no declared semantic meaning.</w:t>
+      <w:pPr>
+        <w:spacing w:line="336" w:lineRule="auto" w:after="180"/>
+      </w:pPr>
+      <w:r>
+        <w:rPr>
+          <w:b w:val="0"/>
+        </w:rPr>
+        <w:t xml:space="preserve">Check every learner before discussion: Use the worked case for </w:t>
+      </w:r>
+      <w:r>
+        <w:rPr>
+          <w:b/>
+        </w:rPr>
+        <w:t>Sequence</w:t>
+      </w:r>
+      <w:r>
+        <w:rPr>
+          <w:b w:val="0"/>
+        </w:rPr>
+        <w:t xml:space="preserve"> representations. Proposed explanation: “Larger </w:t>
+      </w:r>
+      <w:r>
+        <w:rPr>
+          <w:b/>
+        </w:rPr>
+        <w:t>token ID</w:t>
+      </w:r>
+      <w:r>
+        <w:rPr>
+          <w:b w:val="0"/>
+        </w:rPr>
+        <w:t>s mean more of a concept”. Decide whether this explanation is supported.</w:t>
       </w:r>
     </w:p>
     <w:p>
-      <w:r>
-        <w:t>Support: read the exact case aloud, enlarge the labelled picture, supply input cards and model only the first deciding step. Accept a spoken explanation or drawing; retain the reasoning goal.</w:t>
+      <w:pPr>
+        <w:spacing w:line="336" w:lineRule="auto" w:after="180"/>
+      </w:pPr>
+      <w:r>
+        <w:rPr>
+          <w:b w:val="0"/>
+        </w:rPr>
+        <w:t>Point to the step or supplied fact that decides; explain your repair if needed.</w:t>
       </w:r>
     </w:p>
     <w:p>
-      <w:r>
-        <w:t>Extension: A missing sequence length causes every numeric0 to be treated as padding in the sensor example. Require a prediction and a reason before comparing. Expected result: The first real sensor reading is incorrectly discarded. Reason: Its numeric value is 0, but its position is real according to the declared length.</w:t>
+      <w:pPr>
+        <w:pStyle w:val="Heading3"/>
+      </w:pPr>
+      <w:r>
+        <w:t>Repair the misconception</w:t>
       </w:r>
     </w:p>
     <w:p>
-      <w:r>
+      <w:pPr>
+        <w:spacing w:line="336" w:lineRule="auto" w:after="180"/>
+        <w:shd w:fill="FFF5E6"/>
+      </w:pPr>
+      <w:r>
+        <w:rPr>
+          <w:b w:val="0"/>
+        </w:rPr>
+        <w:t>Misconception repair: IDs identify symbols; their arithmetic sizes have no declared semantic meaning.</w:t>
+      </w:r>
+    </w:p>
+    <w:p>
+      <w:pPr>
+        <w:pStyle w:val="Heading3"/>
+      </w:pPr>
+      <w:r>
+        <w:t>Support without giving away the answer</w:t>
+      </w:r>
+    </w:p>
+    <w:p>
+      <w:pPr>
+        <w:spacing w:line="336" w:lineRule="auto" w:after="180"/>
+        <w:shd w:fill="F1F6F8"/>
+      </w:pPr>
+      <w:r>
+        <w:rPr>
+          <w:b w:val="0"/>
+        </w:rPr>
+        <w:t xml:space="preserve">Support: read the exact case aloud, enlarge the labelled picture, supply </w:t>
+      </w:r>
+      <w:r>
+        <w:rPr>
+          <w:b/>
+        </w:rPr>
+        <w:t>input</w:t>
+      </w:r>
+      <w:r>
+        <w:rPr>
+          <w:b w:val="0"/>
+        </w:rPr>
+        <w:t xml:space="preserve"> cards and model only the first deciding step. Accept a spoken explanation or drawing; retain the reasoning goal.</w:t>
+      </w:r>
+    </w:p>
+    <w:p>
+      <w:pPr>
+        <w:pStyle w:val="Heading3"/>
+      </w:pPr>
+      <w:r>
+        <w:t>Extend the reasoning</w:t>
+      </w:r>
+    </w:p>
+    <w:p>
+      <w:pPr>
+        <w:spacing w:line="336" w:lineRule="auto" w:after="180"/>
+        <w:shd w:fill="F5F1FB"/>
+      </w:pPr>
+      <w:r>
+        <w:rPr>
+          <w:b w:val="0"/>
+        </w:rPr>
+        <w:t xml:space="preserve">Extension: A missing </w:t>
+      </w:r>
+      <w:r>
+        <w:rPr>
+          <w:b/>
+        </w:rPr>
+        <w:t>sequence</w:t>
+      </w:r>
+      <w:r>
+        <w:rPr>
+          <w:b w:val="0"/>
+        </w:rPr>
+        <w:t xml:space="preserve"> length causes every numeric0 to be treated as </w:t>
+      </w:r>
+      <w:r>
+        <w:rPr>
+          <w:b/>
+        </w:rPr>
+        <w:t>padding</w:t>
+      </w:r>
+      <w:r>
+        <w:rPr>
+          <w:b w:val="0"/>
+        </w:rPr>
+        <w:t xml:space="preserve"> in the sensor example. Require a </w:t>
+      </w:r>
+      <w:r>
+        <w:rPr>
+          <w:b/>
+        </w:rPr>
+        <w:t>prediction</w:t>
+      </w:r>
+      <w:r>
+        <w:rPr>
+          <w:b w:val="0"/>
+        </w:rPr>
+        <w:t xml:space="preserve"> and a reason before comparing.</w:t>
+      </w:r>
+    </w:p>
+    <w:p>
+      <w:pPr>
+        <w:spacing w:line="336" w:lineRule="auto" w:after="180"/>
+        <w:shd w:fill="F5F1FB"/>
+      </w:pPr>
+      <w:r>
+        <w:rPr>
+          <w:b w:val="0"/>
+        </w:rPr>
+        <w:t>Expected result: The first real sensor reading is incorrectly discarded. Reason: Its numeric value is 0, but its position is real according to the declared length.</w:t>
+      </w:r>
+    </w:p>
+    <w:p>
+      <w:pPr>
+        <w:pStyle w:val="Heading3"/>
+      </w:pPr>
+      <w:r>
+        <w:t>Protect the independent attempt</w:t>
+      </w:r>
+    </w:p>
+    <w:p>
+      <w:pPr>
+        <w:spacing w:line="336" w:lineRule="auto" w:after="180"/>
+        <w:shd w:fill="FFF5E6"/>
+      </w:pPr>
+      <w:r>
+        <w:rPr>
+          <w:b w:val="0"/>
+        </w:rPr>
         <w:t>Independent assessment: withhold the reserved answer until the learner has attempted the new case. Record support separately from correctness.</w:t>
       </w:r>
     </w:p>
@@ -2648,46 +4998,1211 @@
       </w:tr>
     </w:tbl>
     <w:p>
-      <w:r>
-        <w:t>Project checkpoint: Prepare the demonstration. Gather reproducible instructions, evidence, access checks and remaining limitations.</w:t>
+      <w:pPr>
+        <w:pStyle w:val="Heading3"/>
+      </w:pPr>
+      <w:r>
+        <w:t>Project checkpoint</w:t>
       </w:r>
     </w:p>
     <w:p>
-      <w:r>
-        <w:t>Use the weekly teacher answer for topic-specific reasoning. A saved progress tick is an activity record; judge mastery from the learner’s explanation and evidence.</w:t>
+      <w:pPr>
+        <w:spacing w:line="336" w:lineRule="auto" w:after="180"/>
+        <w:shd w:fill="EDF7F3"/>
+      </w:pPr>
+      <w:r>
+        <w:rPr>
+          <w:b w:val="0"/>
+        </w:rPr>
+        <w:t xml:space="preserve">Project checkpoint: Prepare the demonstration. Gather reproducible instructions, </w:t>
+      </w:r>
+      <w:r>
+        <w:rPr>
+          <w:b/>
+        </w:rPr>
+        <w:t>evidence</w:t>
+      </w:r>
+      <w:r>
+        <w:rPr>
+          <w:b w:val="0"/>
+        </w:rPr>
+        <w:t>, access checks and remaining limitations.</w:t>
       </w:r>
     </w:p>
     <w:p>
       <w:pPr>
-        <w:pStyle w:val="Heading1"/>
-      </w:pPr>
-      <w:r>
-        <w:t>08. Use feedback, labs and repair paths</w:t>
+        <w:spacing w:line="336" w:lineRule="auto" w:after="180"/>
+      </w:pPr>
+      <w:r>
+        <w:rPr>
+          <w:b w:val="0"/>
+        </w:rPr>
+        <w:t xml:space="preserve">Use the weekly teacher answer for topic-specific reasoning. A saved progress tick is an activity record; judge mastery from the learner’s explanation and </w:t>
+      </w:r>
+      <w:r>
+        <w:rPr>
+          <w:b/>
+        </w:rPr>
+        <w:t>evidence</w:t>
+      </w:r>
+      <w:r>
+        <w:rPr>
+          <w:b w:val="0"/>
+        </w:rPr>
+        <w:t>.</w:t>
       </w:r>
     </w:p>
     <w:p>
-      <w:r>
-        <w:t>Use the two formative questions as supported practice, not as independent mastery scores. Discuss the deciding evidence rather than accepting a guessed selection.</w:t>
+      <w:pPr>
+        <w:pStyle w:val="Heading1"/>
+      </w:pPr>
+      <w:r>
+        <w:t>08. Use feedback, labs and repair paths</w:t>
       </w:r>
     </w:p>
     <w:p>
       <w:r>
-        <w:t>The feedback comes from the reviewed public worked case. Do not reveal the separately reserved independent teacher answer until the learner has attempted that case.</w:t>
+        <w:t>Use feedback, earlier review and portfolios purposefully. Apply the coding routine only when this lesson has an executable lab.</w:t>
       </w:r>
     </w:p>
     <w:p>
-      <w:r>
-        <w:t>Ask students to predict before running code. Preserve errors and actual outputs; collect a changed test and an explanation. The branch-boundary and indexing lessons deliberately include failure cases.</w:t>
+      <w:pPr>
+        <w:spacing w:line="336" w:lineRule="auto" w:after="180"/>
+      </w:pPr>
+      <w:r>
+        <w:rPr>
+          <w:b w:val="0"/>
+        </w:rPr>
+        <w:t xml:space="preserve">Use the two formative questions as supported practice, not as independent mastery scores. Discuss the deciding </w:t>
+      </w:r>
+      <w:r>
+        <w:rPr>
+          <w:b/>
+        </w:rPr>
+        <w:t>evidence</w:t>
+      </w:r>
+      <w:r>
+        <w:rPr>
+          <w:b w:val="0"/>
+        </w:rPr>
+        <w:t xml:space="preserve"> rather than accepting a guessed selection.</w:t>
       </w:r>
     </w:p>
     <w:p>
-      <w:r>
-        <w:t>Use the earlier worked-explanation links to address a specific missing building block, then return to the current question. Adapt this suggestion after observing the learner; it is not an automatic diagnosis.</w:t>
+      <w:pPr>
+        <w:spacing w:line="336" w:lineRule="auto" w:after="180"/>
+      </w:pPr>
+      <w:r>
+        <w:rPr>
+          <w:b w:val="0"/>
+        </w:rPr>
+        <w:t>The feedback comes from the reviewed public worked case. Do not reveal the separately reserved independent teacher answer until the learner has attempted that case.</w:t>
       </w:r>
     </w:p>
     <w:p>
-      <w:r>
-        <w:t>Collect the completed-work portfolio as evidence. Record support separately from correctness, and assess explanation, trace/test and limitations. Progress ticks and quiz selections alone do not establish mastery.</w:t>
+      <w:pPr>
+        <w:spacing w:line="336" w:lineRule="auto" w:after="180"/>
+      </w:pPr>
+      <w:r>
+        <w:rPr>
+          <w:b w:val="0"/>
+        </w:rPr>
+        <w:t xml:space="preserve">Ask students to predict before running code. Preserve errors and actual </w:t>
+      </w:r>
+      <w:r>
+        <w:rPr>
+          <w:b/>
+        </w:rPr>
+        <w:t>output</w:t>
+      </w:r>
+      <w:r>
+        <w:rPr>
+          <w:b w:val="0"/>
+        </w:rPr>
+        <w:t>s; collect a changed test and an explanation. The branch-boundary and indexing lessons deliberately include failure cases.</w:t>
+      </w:r>
+    </w:p>
+    <w:p>
+      <w:pPr>
+        <w:spacing w:line="336" w:lineRule="auto" w:after="180"/>
+      </w:pPr>
+      <w:r>
+        <w:rPr>
+          <w:b w:val="0"/>
+        </w:rPr>
+        <w:t>Use the earlier worked-explanation links to address a specific missing building block, then return to the current question. Adapt this suggestion after observing the learner; it is not an automatic diagnosis.</w:t>
+      </w:r>
+    </w:p>
+    <w:p>
+      <w:pPr>
+        <w:spacing w:line="336" w:lineRule="auto" w:after="180"/>
+      </w:pPr>
+      <w:r>
+        <w:rPr>
+          <w:b w:val="0"/>
+        </w:rPr>
+        <w:t xml:space="preserve">Collect the completed-work portfolio as </w:t>
+      </w:r>
+      <w:r>
+        <w:rPr>
+          <w:b/>
+        </w:rPr>
+        <w:t>evidence</w:t>
+      </w:r>
+      <w:r>
+        <w:rPr>
+          <w:b w:val="0"/>
+        </w:rPr>
+        <w:t>. Record support separately from correctness, and assess explanation, trace/test and limitations. Progress ticks and quiz selections alone do not establish mastery.</w:t>
+      </w:r>
+    </w:p>
+    <w:p>
+      <w:pPr>
+        <w:pStyle w:val="Heading1"/>
+      </w:pPr>
+      <w:r>
+        <w:t>09. Visual concept journey</w:t>
+      </w:r>
+    </w:p>
+    <w:p>
+      <w:r>
+        <w:t>Show one Sequence representations graphic at a time, request a prediction and discuss its trace before the independent assessment.</w:t>
+      </w:r>
+    </w:p>
+    <w:p>
+      <w:pPr>
+        <w:spacing w:line="336" w:lineRule="auto" w:after="180"/>
+      </w:pPr>
+      <w:r>
+        <w:rPr>
+          <w:b w:val="0"/>
+        </w:rPr>
+        <w:t xml:space="preserve">Use one picture at a time. Hide a worked result before asking for a </w:t>
+      </w:r>
+      <w:r>
+        <w:rPr>
+          <w:b/>
+        </w:rPr>
+        <w:t>prediction</w:t>
+      </w:r>
+      <w:r>
+        <w:rPr>
+          <w:b w:val="0"/>
+        </w:rPr>
+        <w:t>, then reveal it for feedback. These are supported teaching cases; retain the separate independent assessment for a fresh first attempt.</w:t>
+      </w:r>
+    </w:p>
+    <w:p>
+      <w:pPr>
+        <w:pStyle w:val="Heading3"/>
+      </w:pPr>
+      <w:r>
+        <w:t>01. Sequence representations: the case</w:t>
+      </w:r>
+    </w:p>
+    <w:p>
+      <w:r>
+        <w:drawing>
+          <wp:inline xmlns:a="http://schemas.openxmlformats.org/drawingml/2006/main" xmlns:pic="http://schemas.openxmlformats.org/drawingml/2006/picture">
+            <wp:extent cx="5486400" cy="2990088"/>
+            <wp:docPr id="2" name="Picture 2" descr="Distinguish padding positions from meaningful zero sensor readings. Supplied facts: Toy tokensPAD0, UNK1, LEFT2, RIGHT3; stored length4. SequenceLEFT RIGHT encodes [2, 3, 0, 0], mask [1, 1, 0, 0]. All inputs and outcomes in this worked example are invented classroom data; no real model run is claimed."/>
+            <wp:cNvGraphicFramePr>
+              <a:graphicFrameLocks noChangeAspect="1"/>
+            </wp:cNvGraphicFramePr>
+            <a:graphic>
+              <a:graphicData uri="http://schemas.openxmlformats.org/drawingml/2006/picture">
+                <pic:pic>
+                  <pic:nvPicPr>
+                    <pic:cNvPr id="0" name="academy-story-ai-5-25-01.png"/>
+                    <pic:cNvPicPr/>
+                  </pic:nvPicPr>
+                  <pic:blipFill>
+                    <a:blip r:embed="rId10"/>
+                    <a:stretch>
+                      <a:fillRect/>
+                    </a:stretch>
+                  </pic:blipFill>
+                  <pic:spPr>
+                    <a:xfrm>
+                      <a:off x="0" y="0"/>
+                      <a:ext cx="5486400" cy="2990088"/>
+                    </a:xfrm>
+                    <a:prstGeom prst="rect"/>
+                  </pic:spPr>
+                </pic:pic>
+              </a:graphicData>
+            </a:graphic>
+          </wp:inline>
+        </w:drawing>
+      </w:r>
+    </w:p>
+    <w:p>
+      <w:pPr>
+        <w:spacing w:line="336" w:lineRule="auto" w:after="180"/>
+      </w:pPr>
+      <w:r>
+        <w:rPr>
+          <w:b w:val="0"/>
+        </w:rPr>
+        <w:t xml:space="preserve">Distinguish </w:t>
+      </w:r>
+      <w:r>
+        <w:rPr>
+          <w:b/>
+        </w:rPr>
+        <w:t>padding</w:t>
+      </w:r>
+      <w:r>
+        <w:rPr>
+          <w:b w:val="0"/>
+        </w:rPr>
+        <w:t xml:space="preserve"> positions from meaningful zero sensor readings. Supplied facts: Toy tokensPAD0, UNK1, LEFT2, RIGHT3; stored length4. </w:t>
+      </w:r>
+      <w:r>
+        <w:rPr>
+          <w:b/>
+        </w:rPr>
+        <w:t>Sequence</w:t>
+      </w:r>
+      <w:r>
+        <w:rPr>
+          <w:b w:val="0"/>
+        </w:rPr>
+        <w:t xml:space="preserve">LEFT RIGHT encodes [2, 3, 0, 0], </w:t>
+      </w:r>
+      <w:r>
+        <w:rPr>
+          <w:b/>
+        </w:rPr>
+        <w:t>mask</w:t>
+      </w:r>
+      <w:r>
+        <w:rPr>
+          <w:b w:val="0"/>
+        </w:rPr>
+        <w:t xml:space="preserve"> [1, 1, 0, 0].</w:t>
+      </w:r>
+    </w:p>
+    <w:p>
+      <w:pPr>
+        <w:spacing w:line="336" w:lineRule="auto" w:after="180"/>
+      </w:pPr>
+      <w:r>
+        <w:rPr>
+          <w:b w:val="0"/>
+        </w:rPr>
+        <w:t xml:space="preserve">All </w:t>
+      </w:r>
+      <w:r>
+        <w:rPr>
+          <w:b/>
+        </w:rPr>
+        <w:t>input</w:t>
+      </w:r>
+      <w:r>
+        <w:rPr>
+          <w:b w:val="0"/>
+        </w:rPr>
+        <w:t>s and outcomes in this worked example are invented classroom data; no real model run is claimed.</w:t>
+      </w:r>
+    </w:p>
+    <w:p>
+      <w:pPr>
+        <w:spacing w:line="336" w:lineRule="auto" w:after="180"/>
+        <w:shd w:fill="F5F1FB"/>
+      </w:pPr>
+      <w:r>
+        <w:rPr>
+          <w:b w:val="0"/>
+        </w:rPr>
+        <w:t>Point to the given fact that matters most. Explain why it matters.</w:t>
+      </w:r>
+    </w:p>
+    <w:p>
+      <w:pPr>
+        <w:pStyle w:val="Heading3"/>
+      </w:pPr>
+      <w:r>
+        <w:t>Discuss while showing the picture</w:t>
+      </w:r>
+    </w:p>
+    <w:p>
+      <w:pPr>
+        <w:spacing w:line="336" w:lineRule="auto" w:after="180"/>
+        <w:shd w:fill="F1F6F8"/>
+      </w:pPr>
+      <w:r>
+        <w:rPr>
+          <w:b w:val="0"/>
+        </w:rPr>
+        <w:t>Teacher prompt: Point to the given fact that matters most. Explain why it matters. Ask learners to describe one label or arrow in ordinary words. Use the adjacent transcript if the image is difficult to see.</w:t>
+      </w:r>
+    </w:p>
+    <w:p>
+      <w:pPr>
+        <w:pStyle w:val="Heading3"/>
+      </w:pPr>
+      <w:r>
+        <w:t>02. Follow the deciding steps</w:t>
+      </w:r>
+    </w:p>
+    <w:p>
+      <w:r>
+        <w:drawing>
+          <wp:inline xmlns:a="http://schemas.openxmlformats.org/drawingml/2006/main" xmlns:pic="http://schemas.openxmlformats.org/drawingml/2006/picture">
+            <wp:extent cx="5486400" cy="3337560"/>
+            <wp:docPr id="3" name="Picture 3" descr="Encode real tokens: LEFT and RIGHT occupy positions0 and 1. → Mark padding: Positions2 and 3 are storage padding; mask marks them 0. → Compare sensor example: Readings [0, 4, 0, 0] with real length 2 use mask [1, 1, 0, 0]; the first zero is a real measurement."/>
+            <wp:cNvGraphicFramePr>
+              <a:graphicFrameLocks noChangeAspect="1"/>
+            </wp:cNvGraphicFramePr>
+            <a:graphic>
+              <a:graphicData uri="http://schemas.openxmlformats.org/drawingml/2006/picture">
+                <pic:pic>
+                  <pic:nvPicPr>
+                    <pic:cNvPr id="0" name="academy-story-ai-5-25-02.png"/>
+                    <pic:cNvPicPr/>
+                  </pic:nvPicPr>
+                  <pic:blipFill>
+                    <a:blip r:embed="rId11"/>
+                    <a:stretch>
+                      <a:fillRect/>
+                    </a:stretch>
+                  </pic:blipFill>
+                  <pic:spPr>
+                    <a:xfrm>
+                      <a:off x="0" y="0"/>
+                      <a:ext cx="5486400" cy="3337560"/>
+                    </a:xfrm>
+                    <a:prstGeom prst="rect"/>
+                  </pic:spPr>
+                </pic:pic>
+              </a:graphicData>
+            </a:graphic>
+          </wp:inline>
+        </w:drawing>
+      </w:r>
+    </w:p>
+    <w:p>
+      <w:pPr>
+        <w:spacing w:line="336" w:lineRule="auto" w:after="180"/>
+      </w:pPr>
+      <w:r>
+        <w:rPr>
+          <w:b w:val="0"/>
+        </w:rPr>
+        <w:t xml:space="preserve">Encode real tokens: LEFT and RIGHT occupy positions0 and 1. → Mark </w:t>
+      </w:r>
+      <w:r>
+        <w:rPr>
+          <w:b/>
+        </w:rPr>
+        <w:t>padding</w:t>
+      </w:r>
+      <w:r>
+        <w:rPr>
+          <w:b w:val="0"/>
+        </w:rPr>
+        <w:t xml:space="preserve">: Positions2 and 3 are storage </w:t>
+      </w:r>
+      <w:r>
+        <w:rPr>
+          <w:b/>
+        </w:rPr>
+        <w:t>padding</w:t>
+      </w:r>
+      <w:r>
+        <w:rPr>
+          <w:b w:val="0"/>
+        </w:rPr>
+        <w:t xml:space="preserve">; </w:t>
+      </w:r>
+      <w:r>
+        <w:rPr>
+          <w:b/>
+        </w:rPr>
+        <w:t>mask</w:t>
+      </w:r>
+      <w:r>
+        <w:rPr>
+          <w:b w:val="0"/>
+        </w:rPr>
+        <w:t xml:space="preserve"> marks them 0. → Compare sensor example: Readings [0, 4, 0, 0] with real length 2 use </w:t>
+      </w:r>
+      <w:r>
+        <w:rPr>
+          <w:b/>
+        </w:rPr>
+        <w:t>mask</w:t>
+      </w:r>
+      <w:r>
+        <w:rPr>
+          <w:b w:val="0"/>
+        </w:rPr>
+        <w:t xml:space="preserve"> [1, 1, 0, 0]; the first zero is a real measurement.</w:t>
+      </w:r>
+    </w:p>
+    <w:p>
+      <w:pPr>
+        <w:spacing w:line="336" w:lineRule="auto" w:after="180"/>
+        <w:shd w:fill="F5F1FB"/>
+      </w:pPr>
+      <w:r>
+        <w:rPr>
+          <w:b w:val="0"/>
+        </w:rPr>
+        <w:t xml:space="preserve">Point to each numbered stage and explain which recorded </w:t>
+      </w:r>
+      <w:r>
+        <w:rPr>
+          <w:b/>
+        </w:rPr>
+        <w:t>input</w:t>
+      </w:r>
+      <w:r>
+        <w:rPr>
+          <w:b w:val="0"/>
+        </w:rPr>
+        <w:t xml:space="preserve"> it uses.</w:t>
+      </w:r>
+    </w:p>
+    <w:p>
+      <w:pPr>
+        <w:pStyle w:val="Heading3"/>
+      </w:pPr>
+      <w:r>
+        <w:t>Discuss while showing the picture</w:t>
+      </w:r>
+    </w:p>
+    <w:p>
+      <w:pPr>
+        <w:spacing w:line="336" w:lineRule="auto" w:after="180"/>
+        <w:shd w:fill="F1F6F8"/>
+      </w:pPr>
+      <w:r>
+        <w:rPr>
+          <w:b w:val="0"/>
+        </w:rPr>
+        <w:t xml:space="preserve">Teacher prompt: Point to each numbered stage and explain which recorded </w:t>
+      </w:r>
+      <w:r>
+        <w:rPr>
+          <w:b/>
+        </w:rPr>
+        <w:t>input</w:t>
+      </w:r>
+      <w:r>
+        <w:rPr>
+          <w:b w:val="0"/>
+        </w:rPr>
+        <w:t xml:space="preserve"> it uses. Ask learners to describe one label or arrow in ordinary words. Use the adjacent transcript if the image is difficult to see.</w:t>
+      </w:r>
+    </w:p>
+    <w:p>
+      <w:pPr>
+        <w:pStyle w:val="Heading3"/>
+      </w:pPr>
+      <w:r>
+        <w:t>03. A padded log still has two real events</w:t>
+      </w:r>
+    </w:p>
+    <w:p>
+      <w:r>
+        <w:drawing>
+          <wp:inline xmlns:a="http://schemas.openxmlformats.org/drawingml/2006/main" xmlns:pic="http://schemas.openxmlformats.org/drawingml/2006/picture">
+            <wp:extent cx="5486400" cy="3063240"/>
+            <wp:docPr id="4" name="Picture 4" descr="A padded log still has two real events. 0 | 2 meaning GO | 1 real. 1 | 4 meaning STOP | 1 real. 2 | 0 meaning PAD | 0 placeholder. 3 | 0 meaning PAD | 0 placeholder"/>
+            <wp:cNvGraphicFramePr>
+              <a:graphicFrameLocks noChangeAspect="1"/>
+            </wp:cNvGraphicFramePr>
+            <a:graphic>
+              <a:graphicData uri="http://schemas.openxmlformats.org/drawingml/2006/picture">
+                <pic:pic>
+                  <pic:nvPicPr>
+                    <pic:cNvPr id="0" name="academy-story-ai-5-25-03.png"/>
+                    <pic:cNvPicPr/>
+                  </pic:nvPicPr>
+                  <pic:blipFill>
+                    <a:blip r:embed="rId12"/>
+                    <a:stretch>
+                      <a:fillRect/>
+                    </a:stretch>
+                  </pic:blipFill>
+                  <pic:spPr>
+                    <a:xfrm>
+                      <a:off x="0" y="0"/>
+                      <a:ext cx="5486400" cy="3063240"/>
+                    </a:xfrm>
+                    <a:prstGeom prst="rect"/>
+                  </pic:spPr>
+                </pic:pic>
+              </a:graphicData>
+            </a:graphic>
+          </wp:inline>
+        </w:drawing>
+      </w:r>
+    </w:p>
+    <w:p>
+      <w:pPr>
+        <w:spacing w:line="336" w:lineRule="auto" w:after="180"/>
+      </w:pPr>
+      <w:r>
+        <w:rPr>
+          <w:b w:val="0"/>
+        </w:rPr>
+        <w:t>A padded log still has two real events. 0 | 2 meaning GO | 1 real. 1 | 4 meaning STOP | 1 real. 2 | 0 meaning PAD | 0 placeholder. 3 | 0 meaning PAD | 0 placeholder</w:t>
+      </w:r>
+    </w:p>
+    <w:p>
+      <w:pPr>
+        <w:spacing w:line="336" w:lineRule="auto" w:after="180"/>
+        <w:shd w:fill="F5F1FB"/>
+      </w:pPr>
+      <w:r>
+        <w:rPr>
+          <w:b w:val="0"/>
+        </w:rPr>
+        <w:t>Read the labels and values. Explain the relationship the model shows.</w:t>
+      </w:r>
+    </w:p>
+    <w:p>
+      <w:pPr>
+        <w:pStyle w:val="Heading3"/>
+      </w:pPr>
+      <w:r>
+        <w:t>Discuss while showing the picture</w:t>
+      </w:r>
+    </w:p>
+    <w:p>
+      <w:pPr>
+        <w:spacing w:line="336" w:lineRule="auto" w:after="180"/>
+        <w:shd w:fill="F1F6F8"/>
+      </w:pPr>
+      <w:r>
+        <w:rPr>
+          <w:b w:val="0"/>
+        </w:rPr>
+        <w:t>Teacher prompt: Read the labels and values. Explain the relationship the model shows. Ask learners to describe one label or arrow in ordinary words. Use the adjacent transcript if the image is difficult to see.</w:t>
+      </w:r>
+    </w:p>
+    <w:p>
+      <w:pPr>
+        <w:pStyle w:val="Heading3"/>
+      </w:pPr>
+      <w:r>
+        <w:t>04. Change one thing. Trace what follows.</w:t>
+      </w:r>
+    </w:p>
+    <w:p>
+      <w:r>
+        <w:drawing>
+          <wp:inline xmlns:a="http://schemas.openxmlformats.org/drawingml/2006/main" xmlns:pic="http://schemas.openxmlformats.org/drawingml/2006/picture">
+            <wp:extent cx="5486400" cy="3041904"/>
+            <wp:docPr id="5" name="Picture 5" descr="Original case: Readings [0, 4, 0, 0] with real length 2 use mask [1, 1, 0, 0]; the first zero is a real measurement. Changed condition: A missing sequence length causes every numeric0 to be treated as padding in the sensor example. Expected result: The first real sensor reading is incorrectly discarded. Reason: Its numeric value is 0, but its position is real according to the declared length."/>
+            <wp:cNvGraphicFramePr>
+              <a:graphicFrameLocks noChangeAspect="1"/>
+            </wp:cNvGraphicFramePr>
+            <a:graphic>
+              <a:graphicData uri="http://schemas.openxmlformats.org/drawingml/2006/picture">
+                <pic:pic>
+                  <pic:nvPicPr>
+                    <pic:cNvPr id="0" name="academy-story-ai-5-25-04.png"/>
+                    <pic:cNvPicPr/>
+                  </pic:nvPicPr>
+                  <pic:blipFill>
+                    <a:blip r:embed="rId13"/>
+                    <a:stretch>
+                      <a:fillRect/>
+                    </a:stretch>
+                  </pic:blipFill>
+                  <pic:spPr>
+                    <a:xfrm>
+                      <a:off x="0" y="0"/>
+                      <a:ext cx="5486400" cy="3041904"/>
+                    </a:xfrm>
+                    <a:prstGeom prst="rect"/>
+                  </pic:spPr>
+                </pic:pic>
+              </a:graphicData>
+            </a:graphic>
+          </wp:inline>
+        </w:drawing>
+      </w:r>
+    </w:p>
+    <w:p>
+      <w:pPr>
+        <w:spacing w:line="336" w:lineRule="auto" w:after="180"/>
+      </w:pPr>
+      <w:r>
+        <w:rPr>
+          <w:b w:val="0"/>
+        </w:rPr>
+        <w:t xml:space="preserve">Original case: Readings [0, 4, 0, 0] with real length 2 use </w:t>
+      </w:r>
+      <w:r>
+        <w:rPr>
+          <w:b/>
+        </w:rPr>
+        <w:t>mask</w:t>
+      </w:r>
+      <w:r>
+        <w:rPr>
+          <w:b w:val="0"/>
+        </w:rPr>
+        <w:t xml:space="preserve"> [1, 1, 0, 0]; the first zero is a real measurement.</w:t>
+      </w:r>
+    </w:p>
+    <w:p>
+      <w:pPr>
+        <w:spacing w:line="336" w:lineRule="auto" w:after="180"/>
+      </w:pPr>
+      <w:r>
+        <w:rPr>
+          <w:b w:val="0"/>
+        </w:rPr>
+        <w:t xml:space="preserve">Changed condition: A missing </w:t>
+      </w:r>
+      <w:r>
+        <w:rPr>
+          <w:b/>
+        </w:rPr>
+        <w:t>sequence</w:t>
+      </w:r>
+      <w:r>
+        <w:rPr>
+          <w:b w:val="0"/>
+        </w:rPr>
+        <w:t xml:space="preserve"> length causes every numeric0 to be treated as </w:t>
+      </w:r>
+      <w:r>
+        <w:rPr>
+          <w:b/>
+        </w:rPr>
+        <w:t>padding</w:t>
+      </w:r>
+      <w:r>
+        <w:rPr>
+          <w:b w:val="0"/>
+        </w:rPr>
+        <w:t xml:space="preserve"> in the sensor example. Expected result: The first real sensor reading is incorrectly discarded.</w:t>
+      </w:r>
+    </w:p>
+    <w:p>
+      <w:pPr>
+        <w:spacing w:line="336" w:lineRule="auto" w:after="180"/>
+      </w:pPr>
+      <w:r>
+        <w:rPr>
+          <w:b w:val="0"/>
+        </w:rPr>
+        <w:t>Reason: Its numeric value is 0, but its position is real according to the declared length.</w:t>
+      </w:r>
+    </w:p>
+    <w:p>
+      <w:pPr>
+        <w:spacing w:line="336" w:lineRule="auto" w:after="180"/>
+        <w:shd w:fill="F5F1FB"/>
+      </w:pPr>
+      <w:r>
+        <w:rPr>
+          <w:b w:val="0"/>
+        </w:rPr>
+        <w:t>Predict before checking the worked changed-case result. Name what changed and what the supplied facts allow you to conclude.</w:t>
+      </w:r>
+    </w:p>
+    <w:p>
+      <w:pPr>
+        <w:pStyle w:val="Heading3"/>
+      </w:pPr>
+      <w:r>
+        <w:t>Discuss while showing the picture</w:t>
+      </w:r>
+    </w:p>
+    <w:p>
+      <w:pPr>
+        <w:spacing w:line="336" w:lineRule="auto" w:after="180"/>
+        <w:shd w:fill="F1F6F8"/>
+      </w:pPr>
+      <w:r>
+        <w:rPr>
+          <w:b w:val="0"/>
+        </w:rPr>
+        <w:t>Teacher prompt: Predict before checking the worked changed-case result. Name what changed and what the supplied facts allow you to conclude. Ask learners to describe one label or arrow in ordinary words.</w:t>
+      </w:r>
+    </w:p>
+    <w:p>
+      <w:pPr>
+        <w:spacing w:line="336" w:lineRule="auto" w:after="180"/>
+        <w:shd w:fill="F1F6F8"/>
+      </w:pPr>
+      <w:r>
+        <w:rPr>
+          <w:b w:val="0"/>
+        </w:rPr>
+        <w:t>Use the adjacent transcript if the image is difficult to see. Changed-case reasoning: Its numeric value is 0, but its position is real according to the declared length.</w:t>
+      </w:r>
+    </w:p>
+    <w:p>
+      <w:pPr>
+        <w:pStyle w:val="Heading3"/>
+      </w:pPr>
+      <w:r>
+        <w:t>05. Connect the explanation to its limit</w:t>
+      </w:r>
+    </w:p>
+    <w:p>
+      <w:r>
+        <w:drawing>
+          <wp:inline xmlns:a="http://schemas.openxmlformats.org/drawingml/2006/main" xmlns:pic="http://schemas.openxmlformats.org/drawingml/2006/picture">
+            <wp:extent cx="5486400" cy="2834640"/>
+            <wp:docPr id="6" name="Picture 6" descr="Sequence values and sequence length are separate information. Padding fills unused storage positions so arrays can share a size; a mask marks which positions are real. A real sensor reading can be zero, just like a padding value. Keep the length or mask rather than inferring presence from the number alone. Token IDs are identifiers, not measured magnitudes. Limit: Token padding rules need not apply to sensor values. Document sequence lengths, vocabulary and unknown-token handling."/>
+            <wp:cNvGraphicFramePr>
+              <a:graphicFrameLocks noChangeAspect="1"/>
+            </wp:cNvGraphicFramePr>
+            <a:graphic>
+              <a:graphicData uri="http://schemas.openxmlformats.org/drawingml/2006/picture">
+                <pic:pic>
+                  <pic:nvPicPr>
+                    <pic:cNvPr id="0" name="academy-story-ai-5-25-05.png"/>
+                    <pic:cNvPicPr/>
+                  </pic:nvPicPr>
+                  <pic:blipFill>
+                    <a:blip r:embed="rId14"/>
+                    <a:stretch>
+                      <a:fillRect/>
+                    </a:stretch>
+                  </pic:blipFill>
+                  <pic:spPr>
+                    <a:xfrm>
+                      <a:off x="0" y="0"/>
+                      <a:ext cx="5486400" cy="2834640"/>
+                    </a:xfrm>
+                    <a:prstGeom prst="rect"/>
+                  </pic:spPr>
+                </pic:pic>
+              </a:graphicData>
+            </a:graphic>
+          </wp:inline>
+        </w:drawing>
+      </w:r>
+    </w:p>
+    <w:p>
+      <w:pPr>
+        <w:spacing w:line="336" w:lineRule="auto" w:after="180"/>
+      </w:pPr>
+      <w:r>
+        <w:rPr>
+          <w:b/>
+        </w:rPr>
+        <w:t>Sequence</w:t>
+      </w:r>
+      <w:r>
+        <w:rPr>
+          <w:b w:val="0"/>
+        </w:rPr>
+        <w:t xml:space="preserve"> values and </w:t>
+      </w:r>
+      <w:r>
+        <w:rPr>
+          <w:b/>
+        </w:rPr>
+        <w:t>sequence</w:t>
+      </w:r>
+      <w:r>
+        <w:rPr>
+          <w:b w:val="0"/>
+        </w:rPr>
+        <w:t xml:space="preserve"> length are separate information. </w:t>
+      </w:r>
+      <w:r>
+        <w:rPr>
+          <w:b/>
+        </w:rPr>
+        <w:t>Padding</w:t>
+      </w:r>
+      <w:r>
+        <w:rPr>
+          <w:b w:val="0"/>
+        </w:rPr>
+        <w:t xml:space="preserve"> fills unused storage positions so arrays can share a size; a </w:t>
+      </w:r>
+      <w:r>
+        <w:rPr>
+          <w:b/>
+        </w:rPr>
+        <w:t>mask</w:t>
+      </w:r>
+      <w:r>
+        <w:rPr>
+          <w:b w:val="0"/>
+        </w:rPr>
+        <w:t xml:space="preserve"> marks which positions are real.</w:t>
+      </w:r>
+    </w:p>
+    <w:p>
+      <w:pPr>
+        <w:spacing w:line="336" w:lineRule="auto" w:after="180"/>
+      </w:pPr>
+      <w:r>
+        <w:rPr>
+          <w:b w:val="0"/>
+        </w:rPr>
+        <w:t xml:space="preserve">A real sensor reading can be zero, just like a </w:t>
+      </w:r>
+      <w:r>
+        <w:rPr>
+          <w:b/>
+        </w:rPr>
+        <w:t>padding</w:t>
+      </w:r>
+      <w:r>
+        <w:rPr>
+          <w:b w:val="0"/>
+        </w:rPr>
+        <w:t xml:space="preserve"> value. Keep the length or </w:t>
+      </w:r>
+      <w:r>
+        <w:rPr>
+          <w:b/>
+        </w:rPr>
+        <w:t>mask</w:t>
+      </w:r>
+      <w:r>
+        <w:rPr>
+          <w:b w:val="0"/>
+        </w:rPr>
+        <w:t xml:space="preserve"> rather than inferring presence from the number alone. </w:t>
+      </w:r>
+      <w:r>
+        <w:rPr>
+          <w:b/>
+        </w:rPr>
+        <w:t>Token ID</w:t>
+      </w:r>
+      <w:r>
+        <w:rPr>
+          <w:b w:val="0"/>
+        </w:rPr>
+        <w:t>s are identifiers, not measured magnitudes.</w:t>
+      </w:r>
+    </w:p>
+    <w:p>
+      <w:pPr>
+        <w:spacing w:line="336" w:lineRule="auto" w:after="180"/>
+      </w:pPr>
+      <w:r>
+        <w:rPr>
+          <w:b w:val="0"/>
+        </w:rPr>
+        <w:t xml:space="preserve">Limit: Token </w:t>
+      </w:r>
+      <w:r>
+        <w:rPr>
+          <w:b/>
+        </w:rPr>
+        <w:t>padding</w:t>
+      </w:r>
+      <w:r>
+        <w:rPr>
+          <w:b w:val="0"/>
+        </w:rPr>
+        <w:t xml:space="preserve"> rules need not apply to sensor values. Document </w:t>
+      </w:r>
+      <w:r>
+        <w:rPr>
+          <w:b/>
+        </w:rPr>
+        <w:t>sequence</w:t>
+      </w:r>
+      <w:r>
+        <w:rPr>
+          <w:b w:val="0"/>
+        </w:rPr>
+        <w:t xml:space="preserve"> lengths, vocabulary and unknown-token handling.</w:t>
+      </w:r>
+    </w:p>
+    <w:p>
+      <w:pPr>
+        <w:spacing w:line="336" w:lineRule="auto" w:after="180"/>
+        <w:shd w:fill="F5F1FB"/>
+      </w:pPr>
+      <w:r>
+        <w:rPr>
+          <w:b w:val="0"/>
+        </w:rPr>
+        <w:t>Explain the case, then point to a limit on the claim.</w:t>
+      </w:r>
+    </w:p>
+    <w:p>
+      <w:pPr>
+        <w:pStyle w:val="Heading3"/>
+      </w:pPr>
+      <w:r>
+        <w:t>Discuss while showing the picture</w:t>
+      </w:r>
+    </w:p>
+    <w:p>
+      <w:pPr>
+        <w:spacing w:line="336" w:lineRule="auto" w:after="180"/>
+        <w:shd w:fill="F1F6F8"/>
+      </w:pPr>
+      <w:r>
+        <w:rPr>
+          <w:b w:val="0"/>
+        </w:rPr>
+        <w:t>Teacher prompt: Explain the case, then point to a limit on the claim. Ask learners to describe one label or arrow in ordinary words. Use the adjacent transcript if the image is difficult to see.</w:t>
+      </w:r>
+    </w:p>
+    <w:p>
+      <w:pPr>
+        <w:spacing w:line="336" w:lineRule="auto" w:after="180"/>
+        <w:shd w:fill="F1F6F8"/>
+      </w:pPr>
+      <w:r>
+        <w:rPr>
+          <w:b w:val="0"/>
+        </w:rPr>
+        <w:t xml:space="preserve">Keep the stated scope: Token </w:t>
+      </w:r>
+      <w:r>
+        <w:rPr>
+          <w:b/>
+        </w:rPr>
+        <w:t>padding</w:t>
+      </w:r>
+      <w:r>
+        <w:rPr>
+          <w:b w:val="0"/>
+        </w:rPr>
+        <w:t xml:space="preserve"> rules need not apply to sensor values. Document </w:t>
+      </w:r>
+      <w:r>
+        <w:rPr>
+          <w:b/>
+        </w:rPr>
+        <w:t>sequence</w:t>
+      </w:r>
+      <w:r>
+        <w:rPr>
+          <w:b w:val="0"/>
+        </w:rPr>
+        <w:t xml:space="preserve"> lengths, vocabulary and unknown-token handling.</w:t>
+      </w:r>
+    </w:p>
+    <w:p>
+      <w:pPr>
+        <w:pStyle w:val="Heading3"/>
+      </w:pPr>
+      <w:r>
+        <w:t>06. Make the idea visible in your project</w:t>
+      </w:r>
+    </w:p>
+    <w:p>
+      <w:r>
+        <w:drawing>
+          <wp:inline xmlns:a="http://schemas.openxmlformats.org/drawingml/2006/main" xmlns:pic="http://schemas.openxmlformats.org/drawingml/2006/picture">
+            <wp:extent cx="5486400" cy="3681984"/>
+            <wp:docPr id="7" name="Picture 7" descr="For your Image-pattern Network Investigation, save the input, procedure, observed result and limitation of this check. Label this worked example as practice; use a different, previously unreviewed case when checking independent understanding. Draw your input, deciding step, result and limit. Supported question: Which record lets the program distinguish the first and last zeros? Point to the relevant step in the picture, then write the changed result and the rule or evidence that supports it."/>
+            <wp:cNvGraphicFramePr>
+              <a:graphicFrameLocks noChangeAspect="1"/>
+            </wp:cNvGraphicFramePr>
+            <a:graphic>
+              <a:graphicData uri="http://schemas.openxmlformats.org/drawingml/2006/picture">
+                <pic:pic>
+                  <pic:nvPicPr>
+                    <pic:cNvPr id="0" name="academy-story-ai-5-25-06.png"/>
+                    <pic:cNvPicPr/>
+                  </pic:nvPicPr>
+                  <pic:blipFill>
+                    <a:blip r:embed="rId15"/>
+                    <a:stretch>
+                      <a:fillRect/>
+                    </a:stretch>
+                  </pic:blipFill>
+                  <pic:spPr>
+                    <a:xfrm>
+                      <a:off x="0" y="0"/>
+                      <a:ext cx="5486400" cy="3681984"/>
+                    </a:xfrm>
+                    <a:prstGeom prst="rect"/>
+                  </pic:spPr>
+                </pic:pic>
+              </a:graphicData>
+            </a:graphic>
+          </wp:inline>
+        </w:drawing>
+      </w:r>
+    </w:p>
+    <w:p>
+      <w:pPr>
+        <w:spacing w:line="336" w:lineRule="auto" w:after="180"/>
+      </w:pPr>
+      <w:r>
+        <w:rPr>
+          <w:b w:val="0"/>
+        </w:rPr>
+        <w:t xml:space="preserve">For your Image-pattern Network Investigation, save the </w:t>
+      </w:r>
+      <w:r>
+        <w:rPr>
+          <w:b/>
+        </w:rPr>
+        <w:t>input</w:t>
+      </w:r>
+      <w:r>
+        <w:rPr>
+          <w:b w:val="0"/>
+        </w:rPr>
+        <w:t>, procedure, observed result and limitation of this check.</w:t>
+      </w:r>
+    </w:p>
+    <w:p>
+      <w:pPr>
+        <w:spacing w:line="336" w:lineRule="auto" w:after="180"/>
+      </w:pPr>
+      <w:r>
+        <w:rPr>
+          <w:b w:val="0"/>
+        </w:rPr>
+        <w:t xml:space="preserve">Label this worked example as practice; use a different, previously unreviewed case when checking independent understanding. Draw your </w:t>
+      </w:r>
+      <w:r>
+        <w:rPr>
+          <w:b/>
+        </w:rPr>
+        <w:t>input</w:t>
+      </w:r>
+      <w:r>
+        <w:rPr>
+          <w:b w:val="0"/>
+        </w:rPr>
+        <w:t>, deciding step, result and limit.</w:t>
+      </w:r>
+    </w:p>
+    <w:p>
+      <w:pPr>
+        <w:spacing w:line="336" w:lineRule="auto" w:after="180"/>
+      </w:pPr>
+      <w:r>
+        <w:rPr>
+          <w:b w:val="0"/>
+        </w:rPr>
+        <w:t xml:space="preserve">Supported question: Which record lets the program distinguish the first and last zeros? Point to the relevant step in the picture, then write the changed result and the rule or </w:t>
+      </w:r>
+      <w:r>
+        <w:rPr>
+          <w:b/>
+        </w:rPr>
+        <w:t>evidence</w:t>
+      </w:r>
+      <w:r>
+        <w:rPr>
+          <w:b w:val="0"/>
+        </w:rPr>
+        <w:t xml:space="preserve"> that supports it.</w:t>
+      </w:r>
+    </w:p>
+    <w:p>
+      <w:pPr>
+        <w:spacing w:line="336" w:lineRule="auto" w:after="180"/>
+        <w:shd w:fill="F5F1FB"/>
+      </w:pPr>
+      <w:r>
+        <w:rPr>
+          <w:b w:val="0"/>
+        </w:rPr>
+        <w:t xml:space="preserve">Draw your project trace and justify the deciding step using </w:t>
+      </w:r>
+      <w:r>
+        <w:rPr>
+          <w:b/>
+        </w:rPr>
+        <w:t>evidence</w:t>
+      </w:r>
+      <w:r>
+        <w:rPr>
+          <w:b w:val="0"/>
+        </w:rPr>
+        <w:t>.</w:t>
+      </w:r>
+    </w:p>
+    <w:p>
+      <w:pPr>
+        <w:pStyle w:val="Heading3"/>
+      </w:pPr>
+      <w:r>
+        <w:t>Discuss while showing the picture</w:t>
+      </w:r>
+    </w:p>
+    <w:p>
+      <w:pPr>
+        <w:spacing w:line="336" w:lineRule="auto" w:after="180"/>
+        <w:shd w:fill="F1F6F8"/>
+      </w:pPr>
+      <w:r>
+        <w:rPr>
+          <w:b w:val="0"/>
+        </w:rPr>
+        <w:t xml:space="preserve">Teacher prompt: Draw your project trace and justify the deciding step using </w:t>
+      </w:r>
+      <w:r>
+        <w:rPr>
+          <w:b/>
+        </w:rPr>
+        <w:t>evidence</w:t>
+      </w:r>
+      <w:r>
+        <w:rPr>
+          <w:b w:val="0"/>
+        </w:rPr>
+        <w:t>. Ask learners to describe one label or arrow in ordinary words. Use the adjacent transcript if the image is difficult to see.</w:t>
+      </w:r>
+    </w:p>
+    <w:p>
+      <w:pPr>
+        <w:spacing w:line="336" w:lineRule="auto" w:after="180"/>
+        <w:shd w:fill="F1F6F8"/>
+      </w:pPr>
+      <w:r>
+        <w:rPr>
+          <w:b w:val="0"/>
+        </w:rPr>
+        <w:t xml:space="preserve">Supported practice key: The explicit real length 2 or equivalent </w:t>
+      </w:r>
+      <w:r>
+        <w:rPr>
+          <w:b/>
+        </w:rPr>
+        <w:t>mask</w:t>
+      </w:r>
+      <w:r>
+        <w:rPr>
+          <w:b w:val="0"/>
+        </w:rPr>
+        <w:t xml:space="preserve">. Values alone cannot tell a genuine zero measurement from a </w:t>
+      </w:r>
+      <w:r>
+        <w:rPr>
+          <w:b/>
+        </w:rPr>
+        <w:t>padding</w:t>
+      </w:r>
+      <w:r>
+        <w:rPr>
+          <w:b w:val="0"/>
+        </w:rPr>
+        <w:t xml:space="preserve"> zero. Changed-case check: The first real sensor reading is incorrectly discarded.</w:t>
+      </w:r>
+    </w:p>
+    <w:p>
+      <w:pPr>
+        <w:spacing w:line="336" w:lineRule="auto" w:after="180"/>
+        <w:shd w:fill="F1F6F8"/>
+      </w:pPr>
+      <w:r>
+        <w:rPr>
+          <w:b w:val="0"/>
+        </w:rPr>
+        <w:t>Its numeric value is 0, but its position is real according to the declared length.</w:t>
       </w:r>
     </w:p>
     <w:sectPr>

--- a/downloads/teacher/ai-5-week-25.docx
+++ b/downloads/teacher/ai-5-week-25.docx
@@ -137,7 +137,7 @@
           </w:tcPr>
           <w:p>
             <w:r>
-              <w:t>Sections 1–6; record the brief recall in the workbook.</w:t>
+              <w:t>Use Your mission, Notice the evidence, See how it works, Words that unlock the idea and Follow a worked example; record recall in the workbook.</w:t>
             </w:r>
           </w:p>
         </w:tc>
@@ -169,7 +169,7 @@
           </w:tcPr>
           <w:p>
             <w:r>
-              <w:t>Sections 7–10; use the matching workbook W2 and misconception check.</w:t>
+              <w:t>Use Find and repair a mistake, Practise together and Build your understanding; use the matching workbook W2 and Individual reasoning check.</w:t>
             </w:r>
           </w:p>
         </w:tc>
@@ -201,7 +201,7 @@
           </w:tcPr>
           <w:p>
             <w:r>
-              <w:t>Sections 9 and 11–14. Give extra time to finish the full task set; use Section 15 when the week includes a coding lab.</w:t>
+              <w:t>Use Run the investigation, Connect your project and Try a new case independently. Allow extra time for the full task set. When code is supplied, use the examples in See how it works or Follow a worked example and the browser lab in Supported practice, repair and portfolio.</w:t>
             </w:r>
           </w:p>
         </w:tc>
@@ -416,7 +416,7 @@
         <w:rPr>
           <w:b w:val="0"/>
         </w:rPr>
-        <w:t xml:space="preserve">Use two 45-minute sessions. Arrange event cards physically before using IDs. Keep </w:t>
+        <w:t xml:space="preserve">For the compact alternative schedule, use two 45-minute sessions. Arrange event cards physically before using IDs. Keep </w:t>
       </w:r>
       <w:r>
         <w:rPr>
@@ -1669,7 +1669,7 @@
         <w:rPr>
           <w:b w:val="0"/>
         </w:rPr>
-        <w:t xml:space="preserve">Toy tokensPAD0, UNK1, LEFT2, RIGHT3; stored length4. </w:t>
+        <w:t xml:space="preserve">Toy tokens PAD 0, UNK 1, LEFT 2, RIGHT 3; stored length 4. </w:t>
       </w:r>
       <w:r>
         <w:rPr>
@@ -1681,7 +1681,7 @@
         <w:rPr>
           <w:b w:val="0"/>
         </w:rPr>
-        <w:t xml:space="preserve">LEFT RIGHT encodes [2, 3, 0, 0], </w:t>
+        <w:t xml:space="preserve"> LEFT RIGHT encodes [2, 3, 0, 0], </w:t>
       </w:r>
       <w:r>
         <w:rPr>
@@ -1733,7 +1733,7 @@
         <w:drawing>
           <wp:inline xmlns:a="http://schemas.openxmlformats.org/drawingml/2006/main" xmlns:pic="http://schemas.openxmlformats.org/drawingml/2006/picture">
             <wp:extent cx="5486400" cy="5406571"/>
-            <wp:docPr id="1" name="Picture 1" descr="Sequence representations. Encode real tokens: LEFT and RIGHT occupy positions0 and 1.. Mark padding: Positions2 and 3 are storage padding; mask marks them 0.. Compare sensor example: Readings [0, 4, 0, 0] with real length 2 use mask [1, 1, 0, 0]; the first zero is a real measurement."/>
+            <wp:docPr id="1" name="Picture 1" descr="Sequence representations. Encode real tokens: LEFT and RIGHT occupy positions 0 and 1.. Mark padding: Positions 2 and 3 are storage padding; mask marks them 0.. Compare sensor example: Readings [0, 4, 0, 0] with real length 2 use mask [1, 1, 0, 0]; the first zero is a real measurement."/>
             <wp:cNvGraphicFramePr>
               <a:graphicFrameLocks noChangeAspect="1"/>
             </wp:cNvGraphicFramePr>
@@ -1824,7 +1824,7 @@
           </w:tcPr>
           <w:p>
             <w:r>
-              <w:t>LEFT and RIGHT occupy positions0 and 1.</w:t>
+              <w:t>LEFT and RIGHT occupy positions 0 and 1.</w:t>
             </w:r>
           </w:p>
         </w:tc>
@@ -1846,7 +1846,7 @@
           </w:tcPr>
           <w:p>
             <w:r>
-              <w:t>Positions2 and 3 are storage padding; mask marks them 0.</w:t>
+              <w:t>Positions 2 and 3 are storage padding; mask marks them 0.</w:t>
             </w:r>
           </w:p>
         </w:tc>
@@ -2086,7 +2086,7 @@
         <w:rPr>
           <w:b w:val="0"/>
         </w:rPr>
-        <w:t xml:space="preserve"> length causes every numeric0 to be treated as </w:t>
+        <w:t xml:space="preserve"> length causes every numeric 0 to be treated as </w:t>
       </w:r>
       <w:r>
         <w:rPr>
@@ -2442,7 +2442,7 @@
         <w:rPr>
           <w:b w:val="0"/>
         </w:rPr>
-        <w:t xml:space="preserve">Use the worked example in Sections 3 and 6. Collect a </w:t>
+        <w:t xml:space="preserve">Use See how it works and Follow a worked example. Collect a </w:t>
       </w:r>
       <w:r>
         <w:rPr>
@@ -2902,7 +2902,7 @@
         <w:rPr>
           <w:b w:val="0"/>
         </w:rPr>
-        <w:t xml:space="preserve">Use Section 9 for the </w:t>
+        <w:t xml:space="preserve">Use Run the investigation for the </w:t>
       </w:r>
       <w:r>
         <w:rPr>
@@ -4526,7 +4526,7 @@
           </w:tcPr>
           <w:p>
             <w:r>
-              <w:t>Sections 1–6; record the brief recall in the workbook.</w:t>
+              <w:t>Use Your mission, Notice the evidence, See how it works, Words that unlock the idea and Follow a worked example; record recall in the workbook.</w:t>
             </w:r>
           </w:p>
         </w:tc>
@@ -4558,7 +4558,7 @@
           </w:tcPr>
           <w:p>
             <w:r>
-              <w:t>Sections 7–10; use the matching workbook W2 and misconception check.</w:t>
+              <w:t>Use Find and repair a mistake, Practise together and Build your understanding; use the matching workbook W2 and Individual reasoning check.</w:t>
             </w:r>
           </w:p>
         </w:tc>
@@ -4590,7 +4590,7 @@
           </w:tcPr>
           <w:p>
             <w:r>
-              <w:t>Sections 9 and 11–14. Give extra time to finish the full task set; use Section 15 when the week includes a coding lab.</w:t>
+              <w:t>Use Run the investigation, Connect your project and Try a new case independently. Allow extra time for the full task set. When code is supplied, use the examples in See how it works or Follow a worked example and the browser lab in Supported practice, repair and portfolio.</w:t>
             </w:r>
           </w:p>
         </w:tc>
@@ -4754,7 +4754,7 @@
         <w:rPr>
           <w:b w:val="0"/>
         </w:rPr>
-        <w:t xml:space="preserve"> length causes every numeric0 to be treated as </w:t>
+        <w:t xml:space="preserve"> length causes every numeric 0 to be treated as </w:t>
       </w:r>
       <w:r>
         <w:rPr>
@@ -5205,7 +5205,7 @@
         <w:drawing>
           <wp:inline xmlns:a="http://schemas.openxmlformats.org/drawingml/2006/main" xmlns:pic="http://schemas.openxmlformats.org/drawingml/2006/picture">
             <wp:extent cx="5486400" cy="2990088"/>
-            <wp:docPr id="2" name="Picture 2" descr="Distinguish padding positions from meaningful zero sensor readings. Supplied facts: Toy tokensPAD0, UNK1, LEFT2, RIGHT3; stored length4. SequenceLEFT RIGHT encodes [2, 3, 0, 0], mask [1, 1, 0, 0]. All inputs and outcomes in this worked example are invented classroom data; no real model run is claimed."/>
+            <wp:docPr id="2" name="Picture 2" descr="Distinguish padding positions from meaningful zero sensor readings. Supplied facts: Toy tokens PAD 0, UNK 1, LEFT 2, RIGHT 3; stored length 4. Sequence LEFT RIGHT encodes [2, 3, 0, 0], mask [1, 1, 0, 0]. All inputs and outcomes in this worked example are invented classroom data; no real model run is claimed."/>
             <wp:cNvGraphicFramePr>
               <a:graphicFrameLocks noChangeAspect="1"/>
             </wp:cNvGraphicFramePr>
@@ -5256,7 +5256,7 @@
         <w:rPr>
           <w:b w:val="0"/>
         </w:rPr>
-        <w:t xml:space="preserve"> positions from meaningful zero sensor readings. Supplied facts: Toy tokensPAD0, UNK1, LEFT2, RIGHT3; stored length4. </w:t>
+        <w:t xml:space="preserve"> positions from meaningful zero sensor readings. Supplied facts: Toy tokens PAD 0, UNK 1, LEFT 2, RIGHT 3; stored length 4. </w:t>
       </w:r>
       <w:r>
         <w:rPr>
@@ -5268,7 +5268,7 @@
         <w:rPr>
           <w:b w:val="0"/>
         </w:rPr>
-        <w:t xml:space="preserve">LEFT RIGHT encodes [2, 3, 0, 0], </w:t>
+        <w:t xml:space="preserve"> LEFT RIGHT encodes [2, 3, 0, 0], </w:t>
       </w:r>
       <w:r>
         <w:rPr>
@@ -5351,7 +5351,7 @@
         <w:drawing>
           <wp:inline xmlns:a="http://schemas.openxmlformats.org/drawingml/2006/main" xmlns:pic="http://schemas.openxmlformats.org/drawingml/2006/picture">
             <wp:extent cx="5486400" cy="3337560"/>
-            <wp:docPr id="3" name="Picture 3" descr="Encode real tokens: LEFT and RIGHT occupy positions0 and 1. → Mark padding: Positions2 and 3 are storage padding; mask marks them 0. → Compare sensor example: Readings [0, 4, 0, 0] with real length 2 use mask [1, 1, 0, 0]; the first zero is a real measurement."/>
+            <wp:docPr id="3" name="Picture 3" descr="Encode real tokens: LEFT and RIGHT occupy positions 0 and 1. → Mark padding: Positions 2 and 3 are storage padding; mask marks them 0. → Compare sensor example: Readings [0, 4, 0, 0] with real length 2 use mask [1, 1, 0, 0]; the first zero is a real measurement."/>
             <wp:cNvGraphicFramePr>
               <a:graphicFrameLocks noChangeAspect="1"/>
             </wp:cNvGraphicFramePr>
@@ -5390,7 +5390,7 @@
         <w:rPr>
           <w:b w:val="0"/>
         </w:rPr>
-        <w:t xml:space="preserve">Encode real tokens: LEFT and RIGHT occupy positions0 and 1. → Mark </w:t>
+        <w:t xml:space="preserve">Encode real tokens: LEFT and RIGHT occupy positions 0 and 1. → Mark </w:t>
       </w:r>
       <w:r>
         <w:rPr>
@@ -5402,7 +5402,7 @@
         <w:rPr>
           <w:b w:val="0"/>
         </w:rPr>
-        <w:t xml:space="preserve">: Positions2 and 3 are storage </w:t>
+        <w:t xml:space="preserve">: Positions 2 and 3 are storage </w:t>
       </w:r>
       <w:r>
         <w:rPr>
@@ -5597,7 +5597,7 @@
         <w:drawing>
           <wp:inline xmlns:a="http://schemas.openxmlformats.org/drawingml/2006/main" xmlns:pic="http://schemas.openxmlformats.org/drawingml/2006/picture">
             <wp:extent cx="5486400" cy="3041904"/>
-            <wp:docPr id="5" name="Picture 5" descr="Original case: Readings [0, 4, 0, 0] with real length 2 use mask [1, 1, 0, 0]; the first zero is a real measurement. Changed condition: A missing sequence length causes every numeric0 to be treated as padding in the sensor example. Expected result: The first real sensor reading is incorrectly discarded. Reason: Its numeric value is 0, but its position is real according to the declared length."/>
+            <wp:docPr id="5" name="Picture 5" descr="Original case: Readings [0, 4, 0, 0] with real length 2 use mask [1, 1, 0, 0]; the first zero is a real measurement. Changed condition: A missing sequence length causes every numeric 0 to be treated as padding in the sensor example. Expected result: The first real sensor reading is incorrectly discarded. Reason: Its numeric value is 0, but its position is real according to the declared length."/>
             <wp:cNvGraphicFramePr>
               <a:graphicFrameLocks noChangeAspect="1"/>
             </wp:cNvGraphicFramePr>
@@ -5671,7 +5671,7 @@
         <w:rPr>
           <w:b w:val="0"/>
         </w:rPr>
-        <w:t xml:space="preserve"> length causes every numeric0 to be treated as </w:t>
+        <w:t xml:space="preserve"> length causes every numeric 0 to be treated as </w:t>
       </w:r>
       <w:r>
         <w:rPr>

--- a/downloads/teacher/ai-5-week-25.docx
+++ b/downloads/teacher/ai-5-week-25.docx
@@ -25,20 +25,38 @@
         <w:pStyle w:val="Heading1"/>
       </w:pPr>
       <w:r>
-        <w:t>01. Prepare the purpose, prerequisites and materials</w:t>
+        <w:t>Make every numeric value carry its schema.</w:t>
       </w:r>
     </w:p>
     <w:p>
       <w:r>
-        <w:t>Prepare Sequence representations: check the target, prerequisites, resources and adaptable teaching schedule.</w:t>
+        <w:t>Separate token identifiers from measurements and masks;keep literal markers,unknown symbols and missing data distinct.</w:t>
       </w:r>
     </w:p>
     <w:p>
-      <w:pPr>
-        <w:pStyle w:val="Heading3"/>
-      </w:pPr>
-      <w:r>
-        <w:t>Teach the learning cycle</w:t>
+      <w:r>
+        <w:t>Assess independent IDs,mask,last real index and correct sensor denominators using checked keys.</w:t>
+      </w:r>
+    </w:p>
+    <w:p>
+      <w:pPr>
+        <w:pStyle w:val="Heading1"/>
+      </w:pPr>
+      <w:r>
+        <w:t>01. Prepare the connected mathematical investigation</w:t>
+      </w:r>
+    </w:p>
+    <w:p>
+      <w:r>
+        <w:t>Keep explanation,shared practice and independent evidence distinct.</w:t>
+      </w:r>
+    </w:p>
+    <w:p>
+      <w:pPr>
+        <w:pStyle w:val="Heading2"/>
+      </w:pPr>
+      <w:r>
+        <w:t>Target and main teaching plan</w:t>
       </w:r>
     </w:p>
     <w:p>
@@ -243,18 +261,21 @@
     </w:p>
     <w:p>
       <w:pPr>
-        <w:pStyle w:val="Heading3"/>
-      </w:pPr>
-      <w:r>
-        <w:t>Retrieval answer guidance</w:t>
+        <w:pStyle w:val="Heading2"/>
+      </w:pPr>
+      <w:r>
+        <w:t>Preparation and prerequisite</w:t>
       </w:r>
     </w:p>
     <w:p>
       <w:pPr>
-        <w:pStyle w:val="Heading3"/>
-      </w:pPr>
-      <w:r>
-        <w:t>Augmentation and leakage</w:t>
+        <w:spacing w:line="336" w:lineRule="auto" w:after="180"/>
+      </w:pPr>
+      <w:r>
+        <w:rPr>
+          <w:b w:val="0"/>
+        </w:rPr>
+        <w:t>Printed lesson and workbook; paper and pencil</w:t>
       </w:r>
     </w:p>
     <w:p>
@@ -265,7 +286,7 @@
         <w:rPr>
           <w:b w:val="0"/>
         </w:rPr>
-        <w:t>Without opening the old lesson, explain one key idea from Augmentation and leakage. Give an example and a mistake that the idea helps you avoid.</w:t>
+        <w:t>Calculator and optional local Python 3 editor; no packages or AI accounts needed</w:t>
       </w:r>
     </w:p>
     <w:p>
@@ -276,7 +297,7 @@
         <w:rPr>
           <w:b w:val="0"/>
         </w:rPr>
-        <w:t>Look for: Check whether a transformation preserves the task label</w:t>
+        <w:t>Use the fictional examples supplied; prepare the fresh retry before class</w:t>
       </w:r>
     </w:p>
     <w:p>
@@ -287,15 +308,27 @@
         <w:rPr>
           <w:b w:val="0"/>
         </w:rPr>
-        <w:t>Reference example, not the only acceptable wording: Teacher explanation: Original d = -2 and class 0. Row swapping leaves d = -2 and class 0. Column swapping gives rows [1, 0], [1, 0], d = 2 and class 1.</w:t>
+        <w:t xml:space="preserve">Pooling discards detail. A maximum can preserve the largest value while losing its location and the other values; identical summaries do not imply identical </w:t>
+      </w:r>
+      <w:r>
+        <w:rPr>
+          <w:b/>
+        </w:rPr>
+        <w:t>input</w:t>
+      </w:r>
+      <w:r>
+        <w:rPr>
+          <w:b w:val="0"/>
+        </w:rPr>
+        <w:t>s.</w:t>
       </w:r>
     </w:p>
     <w:p>
       <w:pPr>
-        <w:pStyle w:val="Heading3"/>
-      </w:pPr>
-      <w:r>
-        <w:t>Pooling and spatial information</w:t>
+        <w:pStyle w:val="Heading2"/>
+      </w:pPr>
+      <w:r>
+        <w:t>Opening retrieval</w:t>
       </w:r>
     </w:p>
     <w:p>
@@ -306,7 +339,7 @@
         <w:rPr>
           <w:b w:val="0"/>
         </w:rPr>
-        <w:t>Without opening the old lesson, explain one key idea from Pooling and spatial information. Give an example and a mistake that the idea helps you avoid.</w:t>
+        <w:t>Without opening the old lesson, explain one key idea from Augmentation and leakage. Give an example and a mistake that the idea helps you avoid.</w:t>
       </w:r>
     </w:p>
     <w:p>
@@ -317,7 +350,7 @@
         <w:rPr>
           <w:b w:val="0"/>
         </w:rPr>
-        <w:t>Look for: Compute max and mean pooling under an explicit window rule</w:t>
+        <w:t>Look for: Check whether a transformation preserves the task label</w:t>
       </w:r>
     </w:p>
     <w:p>
@@ -328,27 +361,18 @@
         <w:rPr>
           <w:b w:val="0"/>
         </w:rPr>
-        <w:t xml:space="preserve">Reference example, not the only acceptable wording: Teacher explanation: Values are 1, 3, 2 and 7. Sum is 13, maximum 7 and mean 3.25. Each pooled </w:t>
-      </w:r>
-      <w:r>
-        <w:rPr>
-          <w:b/>
-        </w:rPr>
-        <w:t>output</w:t>
-      </w:r>
-      <w:r>
-        <w:rPr>
-          <w:b w:val="0"/>
-        </w:rPr>
-        <w:t xml:space="preserve"> has shape 2 by 2.</w:t>
+        <w:t>Reference example, not the only acceptable wording: Teacher explanation: Original d = -2 and class 0. Row swapping leaves d = -2 and class 0. Column swapping gives rows [1, 0], [1, 0], d = 2 and class 1.</w:t>
       </w:r>
     </w:p>
     <w:p>
       <w:pPr>
-        <w:pStyle w:val="Heading3"/>
-      </w:pPr>
-      <w:r>
-        <w:t>Learned representations</w:t>
+        <w:spacing w:line="336" w:lineRule="auto" w:after="180"/>
+      </w:pPr>
+      <w:r>
+        <w:rPr>
+          <w:b w:val="0"/>
+        </w:rPr>
+        <w:t>Without opening the old lesson, explain one key idea from Pooling and spatial information. Give an example and a mistake that the idea helps you avoid.</w:t>
       </w:r>
     </w:p>
     <w:p>
@@ -359,7 +383,7 @@
         <w:rPr>
           <w:b w:val="0"/>
         </w:rPr>
-        <w:t>Without opening the old lesson, explain one key idea from Learned representations. Give an example and a mistake that the idea helps you avoid.</w:t>
+        <w:t>Look for: Compute max and mean pooling under an explicit window rule</w:t>
       </w:r>
     </w:p>
     <w:p>
@@ -370,19 +394,19 @@
         <w:rPr>
           <w:b w:val="0"/>
         </w:rPr>
-        <w:t xml:space="preserve">Look for: Trace an </w:t>
+        <w:t xml:space="preserve">Reference example, not the only acceptable wording: Teacher explanation: Values are 1, 3, 2 and 7. Sum is 13, maximum 7 and mean 3.25. Each pooled </w:t>
       </w:r>
       <w:r>
         <w:rPr>
           <w:b/>
         </w:rPr>
-        <w:t>input</w:t>
+        <w:t>output</w:t>
       </w:r>
       <w:r>
         <w:rPr>
           <w:b w:val="0"/>
         </w:rPr>
-        <w:t xml:space="preserve"> through a hidden representation and a decision rule</w:t>
+        <w:t xml:space="preserve"> has shape 2 by 2.</w:t>
       </w:r>
     </w:p>
     <w:p>
@@ -393,19 +417,7 @@
         <w:rPr>
           <w:b w:val="0"/>
         </w:rPr>
-        <w:t xml:space="preserve">Reference example, not the only acceptable wording: Teacher explanation: The vectors are [5, 0], [0, 5] and [0, 0]. </w:t>
-      </w:r>
-      <w:r>
-        <w:rPr>
-          <w:b/>
-        </w:rPr>
-        <w:t>Prediction</w:t>
-      </w:r>
-      <w:r>
-        <w:rPr>
-          <w:b w:val="0"/>
-        </w:rPr>
-        <w:t>s are 1, 0 and 0. Equal width and height does not satisfy strictly greater.</w:t>
+        <w:t>Without opening the old lesson, explain one key idea from Learned representations. Give an example and a mistake that the idea helps you avoid.</w:t>
       </w:r>
     </w:p>
     <w:p>
@@ -416,19 +428,19 @@
         <w:rPr>
           <w:b w:val="0"/>
         </w:rPr>
-        <w:t xml:space="preserve">For the compact alternative schedule, use two 45-minute sessions. Arrange event cards physically before using IDs. Keep </w:t>
+        <w:t xml:space="preserve">Look for: Trace an </w:t>
       </w:r>
       <w:r>
         <w:rPr>
           <w:b/>
         </w:rPr>
-        <w:t>token id</w:t>
+        <w:t>input</w:t>
       </w:r>
       <w:r>
         <w:rPr>
           <w:b w:val="0"/>
         </w:rPr>
-        <w:t>entifiers separate from the sensor measurements used for meaningful mean calculations.</w:t>
+        <w:t xml:space="preserve"> through a hidden representation and a decision rule</w:t>
       </w:r>
     </w:p>
     <w:p>
@@ -439,51 +451,27 @@
         <w:rPr>
           <w:b w:val="0"/>
         </w:rPr>
-        <w:t xml:space="preserve">The encoder is a fixed classroom schema, not a learned language model. All indexing is zero-based and all </w:t>
+        <w:t xml:space="preserve">Reference example, not the only acceptable wording: Teacher explanation: The vectors are [5, 0], [0, 5] and [0, 0]. </w:t>
       </w:r>
       <w:r>
         <w:rPr>
           <w:b/>
         </w:rPr>
-        <w:t>mask</w:t>
+        <w:t>Prediction</w:t>
       </w:r>
       <w:r>
         <w:rPr>
           <w:b w:val="0"/>
         </w:rPr>
-        <w:t>s in the examples are contiguous right-</w:t>
-      </w:r>
-      <w:r>
-        <w:rPr>
-          <w:b/>
-        </w:rPr>
-        <w:t>padding</w:t>
-      </w:r>
-      <w:r>
-        <w:rPr>
-          <w:b w:val="0"/>
-        </w:rPr>
-        <w:t xml:space="preserve"> </w:t>
-      </w:r>
-      <w:r>
-        <w:rPr>
-          <w:b/>
-        </w:rPr>
-        <w:t>mask</w:t>
-      </w:r>
-      <w:r>
-        <w:rPr>
-          <w:b w:val="0"/>
-        </w:rPr>
-        <w:t>s.</w:t>
+        <w:t>s are 1, 0 and 0. Equal width and height does not satisfy strictly greater.</w:t>
       </w:r>
     </w:p>
     <w:p>
       <w:pPr>
-        <w:pStyle w:val="Heading3"/>
-      </w:pPr>
-      <w:r>
-        <w:t>Outcomes</w:t>
+        <w:pStyle w:val="Heading2"/>
+      </w:pPr>
+      <w:r>
+        <w:t>Pictured end goal</w:t>
       </w:r>
     </w:p>
     <w:p>
@@ -494,7 +482,7 @@
         <w:rPr>
           <w:b w:val="0"/>
         </w:rPr>
-        <w:t xml:space="preserve">Encode an ordered </w:t>
+        <w:t xml:space="preserve">By the end, I can explain </w:t>
       </w:r>
       <w:r>
         <w:rPr>
@@ -506,53 +494,23 @@
         <w:rPr>
           <w:b w:val="0"/>
         </w:rPr>
-        <w:t xml:space="preserve"> with an explicit vocabulary</w:t>
+        <w:t xml:space="preserve"> representations using a traced example and a stated limitation.</w:t>
       </w:r>
     </w:p>
     <w:p>
       <w:pPr>
-        <w:spacing w:line="336" w:lineRule="auto" w:after="180"/>
-      </w:pPr>
-      <w:r>
-        <w:rPr>
-          <w:b w:val="0"/>
-        </w:rPr>
-        <w:t xml:space="preserve">Use </w:t>
-      </w:r>
-      <w:r>
-        <w:rPr>
-          <w:b/>
-        </w:rPr>
-        <w:t>padding</w:t>
-      </w:r>
-      <w:r>
-        <w:rPr>
-          <w:b w:val="0"/>
-        </w:rPr>
-        <w:t xml:space="preserve"> and a </w:t>
-      </w:r>
-      <w:r>
-        <w:rPr>
-          <w:b/>
-        </w:rPr>
-        <w:t>mask</w:t>
-      </w:r>
-      <w:r>
-        <w:rPr>
-          <w:b w:val="0"/>
-        </w:rPr>
-        <w:t xml:space="preserve"> without inventing real events</w:t>
+        <w:pStyle w:val="Heading2"/>
+      </w:pPr>
+      <w:r>
+        <w:t>Earlier wording, alternatives and picture transcripts · reference / check after trying</w:t>
       </w:r>
     </w:p>
     <w:p>
       <w:pPr>
-        <w:spacing w:line="336" w:lineRule="auto" w:after="180"/>
-      </w:pPr>
-      <w:r>
-        <w:rPr>
-          <w:b w:val="0"/>
-        </w:rPr>
-        <w:t>Identify information lost by counts unknown symbols and truncation</w:t>
+        <w:pStyle w:val="Heading3"/>
+      </w:pPr>
+      <w:r>
+        <w:t>Teach the learning cycle</w:t>
       </w:r>
     </w:p>
     <w:p>
@@ -560,48 +518,54 @@
         <w:pStyle w:val="Heading3"/>
       </w:pPr>
       <w:r>
-        <w:t>Preparation</w:t>
+        <w:t>Retrieval answer guidance</w:t>
       </w:r>
     </w:p>
     <w:p>
       <w:pPr>
-        <w:spacing w:line="336" w:lineRule="auto" w:after="180"/>
-      </w:pPr>
-      <w:r>
-        <w:rPr>
-          <w:b w:val="0"/>
-        </w:rPr>
-        <w:t>Printed lesson and workbook; paper and pencil</w:t>
+        <w:pStyle w:val="Heading3"/>
+      </w:pPr>
+      <w:r>
+        <w:t>Augmentation and leakage</w:t>
       </w:r>
     </w:p>
     <w:p>
       <w:pPr>
-        <w:spacing w:line="336" w:lineRule="auto" w:after="180"/>
-      </w:pPr>
-      <w:r>
-        <w:rPr>
-          <w:b w:val="0"/>
-        </w:rPr>
-        <w:t>Calculator and optional local Python 3 editor; no packages or AI accounts needed</w:t>
+        <w:pStyle w:val="Heading3"/>
+      </w:pPr>
+      <w:r>
+        <w:t>Pooling and spatial information</w:t>
       </w:r>
     </w:p>
     <w:p>
       <w:pPr>
-        <w:spacing w:line="336" w:lineRule="auto" w:after="180"/>
-      </w:pPr>
-      <w:r>
-        <w:rPr>
-          <w:b w:val="0"/>
-        </w:rPr>
-        <w:t>Use the fictional examples supplied; prepare the fresh retry before class</w:t>
+        <w:pStyle w:val="Heading3"/>
+      </w:pPr>
+      <w:r>
+        <w:t>Learned representations</w:t>
       </w:r>
     </w:p>
     <w:p>
       <w:pPr>
-        <w:pStyle w:val="Heading3"/>
-      </w:pPr>
-      <w:r>
-        <w:t>Prerequisite answer</w:t>
+        <w:spacing w:line="336" w:lineRule="auto" w:after="180"/>
+      </w:pPr>
+      <w:r>
+        <w:rPr>
+          <w:b w:val="0"/>
+        </w:rPr>
+        <w:t xml:space="preserve">For the compact alternative schedule, use two 45-minute sessions. Arrange event cards physically before using IDs. Keep </w:t>
+      </w:r>
+      <w:r>
+        <w:rPr>
+          <w:b/>
+        </w:rPr>
+        <w:t>token id</w:t>
+      </w:r>
+      <w:r>
+        <w:rPr>
+          <w:b w:val="0"/>
+        </w:rPr>
+        <w:t>entifiers separate from the sensor measurements used for meaningful mean calculations.</w:t>
       </w:r>
     </w:p>
     <w:p>
@@ -612,13 +576,37 @@
         <w:rPr>
           <w:b w:val="0"/>
         </w:rPr>
-        <w:t xml:space="preserve">Pooling discards detail. A maximum can preserve the largest value while losing its location and the other values; identical summaries do not imply identical </w:t>
+        <w:t xml:space="preserve">The encoder is a fixed classroom schema, not a learned language model. All indexing is zero-based and all </w:t>
       </w:r>
       <w:r>
         <w:rPr>
           <w:b/>
         </w:rPr>
-        <w:t>input</w:t>
+        <w:t>mask</w:t>
+      </w:r>
+      <w:r>
+        <w:rPr>
+          <w:b w:val="0"/>
+        </w:rPr>
+        <w:t>s in the examples are contiguous right-</w:t>
+      </w:r>
+      <w:r>
+        <w:rPr>
+          <w:b/>
+        </w:rPr>
+        <w:t>padding</w:t>
+      </w:r>
+      <w:r>
+        <w:rPr>
+          <w:b w:val="0"/>
+        </w:rPr>
+        <w:t xml:space="preserve"> </w:t>
+      </w:r>
+      <w:r>
+        <w:rPr>
+          <w:b/>
+        </w:rPr>
+        <w:t>mask</w:t>
       </w:r>
       <w:r>
         <w:rPr>
@@ -632,7 +620,7 @@
         <w:pStyle w:val="Heading3"/>
       </w:pPr>
       <w:r>
-        <w:t>End goal for the pictorial case</w:t>
+        <w:t>Outcomes</w:t>
       </w:r>
     </w:p>
     <w:p>
@@ -643,7 +631,7 @@
         <w:rPr>
           <w:b w:val="0"/>
         </w:rPr>
-        <w:t xml:space="preserve">By the end, I can explain </w:t>
+        <w:t xml:space="preserve">Encode an ordered </w:t>
       </w:r>
       <w:r>
         <w:rPr>
@@ -655,7 +643,7 @@
         <w:rPr>
           <w:b w:val="0"/>
         </w:rPr>
-        <w:t xml:space="preserve"> representations using a traced example and a stated limitation.</w:t>
+        <w:t xml:space="preserve"> with an explicit vocabulary</w:t>
       </w:r>
     </w:p>
     <w:p>
@@ -666,20 +654,50 @@
         <w:rPr>
           <w:b w:val="0"/>
         </w:rPr>
-        <w:t>This added worked case illustrates the week’s main idea. Retain all original and connected topics; schedule its practice within the teaching cycle.</w:t>
+        <w:t xml:space="preserve">Use </w:t>
+      </w:r>
+      <w:r>
+        <w:rPr>
+          <w:b/>
+        </w:rPr>
+        <w:t>padding</w:t>
+      </w:r>
+      <w:r>
+        <w:rPr>
+          <w:b w:val="0"/>
+        </w:rPr>
+        <w:t xml:space="preserve"> and a </w:t>
+      </w:r>
+      <w:r>
+        <w:rPr>
+          <w:b/>
+        </w:rPr>
+        <w:t>mask</w:t>
+      </w:r>
+      <w:r>
+        <w:rPr>
+          <w:b w:val="0"/>
+        </w:rPr>
+        <w:t xml:space="preserve"> without inventing real events</w:t>
       </w:r>
     </w:p>
     <w:p>
       <w:pPr>
-        <w:pStyle w:val="Heading1"/>
-      </w:pPr>
-      <w:r>
-        <w:t>02. Explain and model the mechanism</w:t>
+        <w:spacing w:line="336" w:lineRule="auto" w:after="180"/>
+      </w:pPr>
+      <w:r>
+        <w:rPr>
+          <w:b w:val="0"/>
+        </w:rPr>
+        <w:t>Identify information lost by counts unknown symbols and truncation</w:t>
       </w:r>
     </w:p>
     <w:p>
-      <w:r>
-        <w:t>Model Sequence representations using the supplied case, labelled mechanism and reasoning. Make the scope of each conclusion explicit.</w:t>
+      <w:pPr>
+        <w:pStyle w:val="Heading3"/>
+      </w:pPr>
+      <w:r>
+        <w:t>Preparation</w:t>
       </w:r>
     </w:p>
     <w:p>
@@ -687,18 +705,15 @@
         <w:pStyle w:val="Heading3"/>
       </w:pPr>
       <w:r>
-        <w:t>Explain Sequence representations · 1</w:t>
+        <w:t>Prerequisite answer</w:t>
       </w:r>
     </w:p>
     <w:p>
       <w:pPr>
-        <w:spacing w:line="336" w:lineRule="auto" w:after="180"/>
-      </w:pPr>
-      <w:r>
-        <w:rPr>
-          <w:b w:val="0"/>
-        </w:rPr>
-        <w:t>Use fictional robot event logs whose symbols are GO, TURN and STOP. The task asks whether the final real event is STOP. This is a representation exercise, not a claim that an event log proves a robot is safe.</w:t>
+        <w:pStyle w:val="Heading3"/>
+      </w:pPr>
+      <w:r>
+        <w:t>End goal for the pictorial case</w:t>
       </w:r>
     </w:p>
     <w:p>
@@ -709,49 +724,28 @@
         <w:rPr>
           <w:b w:val="0"/>
         </w:rPr>
-        <w:t>GO then STOP and STOP then GO contain the same symbols but have different final events.</w:t>
+        <w:t>This added worked case illustrates the week’s main idea. Retain all original and connected topics; schedule its practice within the teaching cycle.</w:t>
       </w:r>
     </w:p>
     <w:p>
       <w:pPr>
-        <w:pStyle w:val="Heading3"/>
-      </w:pPr>
-      <w:r>
-        <w:t>Explain Sequence representations · 2</w:t>
+        <w:pStyle w:val="Heading1"/>
+      </w:pPr>
+      <w:r>
+        <w:t>02. Teach token names,real positions and measurement values distinctly</w:t>
       </w:r>
     </w:p>
     <w:p>
-      <w:pPr>
-        <w:spacing w:line="336" w:lineRule="auto" w:after="180"/>
-      </w:pPr>
-      <w:r>
-        <w:rPr>
-          <w:b w:val="0"/>
-        </w:rPr>
-        <w:t xml:space="preserve">A count vector discards order, so no deterministic rule using only the first two count vectors can distinguish their answers. A </w:t>
-      </w:r>
-      <w:r>
-        <w:rPr>
-          <w:b/>
-        </w:rPr>
-        <w:t>sequence</w:t>
-      </w:r>
-      <w:r>
-        <w:rPr>
-          <w:b w:val="0"/>
-        </w:rPr>
-        <w:t xml:space="preserve"> of IDs preserves order if we retain each position.</w:t>
+      <w:r>
+        <w:t>Keep main GO/TURN/STOP,pictured LEFT/RIGHTand independent OPEN/CHECK/CLOSEschemas separate.</w:t>
       </w:r>
     </w:p>
     <w:p>
       <w:pPr>
-        <w:spacing w:line="336" w:lineRule="auto" w:after="180"/>
-      </w:pPr>
-      <w:r>
-        <w:rPr>
-          <w:b w:val="0"/>
-        </w:rPr>
-        <w:t>Declare the vocabulary: PAD = 0, UNK = 1, GO = 2, TURN = 3 and STOP = 4. PAD is reserved for added storage positions; UNK represents a real but unrecognised symbol.</w:t>
+        <w:pStyle w:val="Heading2"/>
+      </w:pPr>
+      <w:r>
+        <w:t>Main definitions,complete encodings and guided key</w:t>
       </w:r>
     </w:p>
     <w:p>
@@ -762,7 +756,7 @@
         <w:rPr>
           <w:b w:val="0"/>
         </w:rPr>
-        <w:t>IDs are names, not measured amounts. STOP having ID 4 does not make it twice as much as GO with ID 2. Changing the vocabulary requires changing every consumer consistently.</w:t>
+        <w:t>Use fictional robot event logs whose symbols are GO, TURN and STOP. The task asks whether the final real event is STOP. This is a representation exercise, not a claim that an event log proves a robot is safe.</w:t>
       </w:r>
     </w:p>
     <w:p>
@@ -773,7 +767,7 @@
         <w:rPr>
           <w:b w:val="0"/>
         </w:rPr>
-        <w:t>Do not interpret numerical distance between IDs as semantic similarity.</w:t>
+        <w:t>GO then STOP and STOP then GO contain the same symbols but have different final events.</w:t>
       </w:r>
     </w:p>
     <w:p>
@@ -784,43 +778,19 @@
         <w:rPr>
           <w:b w:val="0"/>
         </w:rPr>
-        <w:t xml:space="preserve">Store each log in four positions, </w:t>
+        <w:t xml:space="preserve">A count vector discards order, so no deterministic rule using only the first two count vectors can distinguish their answers. A </w:t>
       </w:r>
       <w:r>
         <w:rPr>
           <w:b/>
         </w:rPr>
-        <w:t>padding</w:t>
+        <w:t>sequence</w:t>
       </w:r>
       <w:r>
         <w:rPr>
           <w:b w:val="0"/>
         </w:rPr>
-        <w:t xml:space="preserve"> on the right. A </w:t>
-      </w:r>
-      <w:r>
-        <w:rPr>
-          <w:b/>
-        </w:rPr>
-        <w:t>mask</w:t>
-      </w:r>
-      <w:r>
-        <w:rPr>
-          <w:b w:val="0"/>
-        </w:rPr>
-        <w:t xml:space="preserve"> value 1 marks a real position and 0 marks </w:t>
-      </w:r>
-      <w:r>
-        <w:rPr>
-          <w:b/>
-        </w:rPr>
-        <w:t>padding</w:t>
-      </w:r>
-      <w:r>
-        <w:rPr>
-          <w:b w:val="0"/>
-        </w:rPr>
-        <w:t>. The encoder rejects empty logs, logs longer than four, and literal reserved markers.</w:t>
+        <w:t xml:space="preserve"> of IDs preserves order if we retain each position.</w:t>
       </w:r>
     </w:p>
     <w:p>
@@ -831,27 +801,18 @@
         <w:rPr>
           <w:b w:val="0"/>
         </w:rPr>
-        <w:t xml:space="preserve">Other unrecognised symbols become UNK and still receive </w:t>
-      </w:r>
-      <w:r>
-        <w:rPr>
-          <w:b/>
-        </w:rPr>
-        <w:t>mask</w:t>
-      </w:r>
-      <w:r>
-        <w:rPr>
-          <w:b w:val="0"/>
-        </w:rPr>
-        <w:t xml:space="preserve"> 1.</w:t>
+        <w:t>Declare the vocabulary: PAD = 0, UNK = 1, GO = 2, TURN = 3 and STOP = 4. PAD is reserved for added storage positions; UNK represents a real but unrecognised symbol.</w:t>
       </w:r>
     </w:p>
     <w:p>
       <w:pPr>
-        <w:pStyle w:val="Heading3"/>
-      </w:pPr>
-      <w:r>
-        <w:t>Explain Sequence representations · 3</w:t>
+        <w:spacing w:line="336" w:lineRule="auto" w:after="180"/>
+      </w:pPr>
+      <w:r>
+        <w:rPr>
+          <w:b w:val="0"/>
+        </w:rPr>
+        <w:t>IDs are names, not measured amounts. STOP having ID 4 does not make it twice as much as GO with ID 2. Changing the vocabulary requires changing every consumer consistently.</w:t>
       </w:r>
     </w:p>
     <w:p>
@@ -862,7 +823,7 @@
         <w:rPr>
           <w:b w:val="0"/>
         </w:rPr>
-        <w:t>The code assumes a list of symbol strings and uses exact spelling. It does not fit a vocabulary from data.</w:t>
+        <w:t>Do not interpret numerical distance between IDs as semantic similarity.</w:t>
       </w:r>
     </w:p>
     <w:p>
@@ -873,6 +834,87 @@
         <w:rPr>
           <w:b w:val="0"/>
         </w:rPr>
+        <w:t xml:space="preserve">Store each log in four positions, </w:t>
+      </w:r>
+      <w:r>
+        <w:rPr>
+          <w:b/>
+        </w:rPr>
+        <w:t>padding</w:t>
+      </w:r>
+      <w:r>
+        <w:rPr>
+          <w:b w:val="0"/>
+        </w:rPr>
+        <w:t xml:space="preserve"> on the right. A </w:t>
+      </w:r>
+      <w:r>
+        <w:rPr>
+          <w:b/>
+        </w:rPr>
+        <w:t>mask</w:t>
+      </w:r>
+      <w:r>
+        <w:rPr>
+          <w:b w:val="0"/>
+        </w:rPr>
+        <w:t xml:space="preserve"> value 1 marks a real position and 0 marks </w:t>
+      </w:r>
+      <w:r>
+        <w:rPr>
+          <w:b/>
+        </w:rPr>
+        <w:t>padding</w:t>
+      </w:r>
+      <w:r>
+        <w:rPr>
+          <w:b w:val="0"/>
+        </w:rPr>
+        <w:t>. The encoder rejects empty logs, logs longer than four, and literal reserved markers.</w:t>
+      </w:r>
+    </w:p>
+    <w:p>
+      <w:pPr>
+        <w:spacing w:line="336" w:lineRule="auto" w:after="180"/>
+      </w:pPr>
+      <w:r>
+        <w:rPr>
+          <w:b w:val="0"/>
+        </w:rPr>
+        <w:t xml:space="preserve">Other unrecognised symbols become UNK and still receive </w:t>
+      </w:r>
+      <w:r>
+        <w:rPr>
+          <w:b/>
+        </w:rPr>
+        <w:t>mask</w:t>
+      </w:r>
+      <w:r>
+        <w:rPr>
+          <w:b w:val="0"/>
+        </w:rPr>
+        <w:t xml:space="preserve"> 1.</w:t>
+      </w:r>
+    </w:p>
+    <w:p>
+      <w:pPr>
+        <w:spacing w:line="336" w:lineRule="auto" w:after="180"/>
+      </w:pPr>
+      <w:r>
+        <w:rPr>
+          <w:b w:val="0"/>
+        </w:rPr>
+        <w:t>The code assumes a list of symbol strings and uses exact spelling. It does not fit a vocabulary from data.</w:t>
+      </w:r>
+    </w:p>
+    <w:p>
+      <w:pPr>
+        <w:spacing w:line="336" w:lineRule="auto" w:after="180"/>
+      </w:pPr>
+      <w:r>
+        <w:rPr>
+          <w:b w:val="0"/>
+        </w:rPr>
         <w:t xml:space="preserve">If a future project fits vocabulary choices or frequency cutoffs, derive those choices from </w:t>
       </w:r>
       <w:r>
@@ -886,6 +928,1089 @@
           <w:b w:val="0"/>
         </w:rPr>
         <w:t xml:space="preserve"> data and apply the saved encoding consistently to validation and final cases.</w:t>
+      </w:r>
+    </w:p>
+    <w:tbl>
+      <w:tblPr>
+        <w:tblStyle w:val="LightShading-Accent1"/>
+        <w:tblW w:type="auto" w:w="0"/>
+        <w:tblLook w:firstColumn="1" w:firstRow="1" w:lastColumn="0" w:lastRow="0" w:noHBand="0" w:noVBand="1" w:val="04A0"/>
+      </w:tblPr>
+      <w:tblGrid>
+        <w:gridCol w:w="2556"/>
+        <w:gridCol w:w="2556"/>
+        <w:gridCol w:w="2556"/>
+        <w:gridCol w:w="2556"/>
+      </w:tblGrid>
+      <w:tr>
+        <w:trPr>
+          <w:tblHeader/>
+        </w:trPr>
+        <w:tc>
+          <w:tcPr>
+            <w:tcW w:type="dxa" w:w="2556"/>
+          </w:tcPr>
+          <w:p>
+            <w:r>
+              <w:t>Complete input log</w:t>
+            </w:r>
+          </w:p>
+        </w:tc>
+        <w:tc>
+          <w:tcPr>
+            <w:tcW w:type="dxa" w:w="2556"/>
+          </w:tcPr>
+          <w:p>
+            <w:r>
+              <w:t>Four stored IDs</w:t>
+            </w:r>
+          </w:p>
+        </w:tc>
+        <w:tc>
+          <w:tcPr>
+            <w:tcW w:type="dxa" w:w="2556"/>
+          </w:tcPr>
+          <w:p>
+            <w:r>
+              <w:t>Real-position mask</w:t>
+            </w:r>
+          </w:p>
+        </w:tc>
+        <w:tc>
+          <w:tcPr>
+            <w:tcW w:type="dxa" w:w="2556"/>
+          </w:tcPr>
+          <w:p>
+            <w:r>
+              <w:t>Final real position / meaning</w:t>
+            </w:r>
+          </w:p>
+        </w:tc>
+      </w:tr>
+      <w:tr>
+        <w:tc>
+          <w:tcPr>
+            <w:tcW w:type="dxa" w:w="2556"/>
+          </w:tcPr>
+          <w:p>
+            <w:r>
+              <w:t>GO STOP</w:t>
+            </w:r>
+          </w:p>
+        </w:tc>
+        <w:tc>
+          <w:tcPr>
+            <w:tcW w:type="dxa" w:w="2556"/>
+          </w:tcPr>
+          <w:p>
+            <w:r>
+              <w:t>[2, 4, 0, 0]</w:t>
+            </w:r>
+          </w:p>
+        </w:tc>
+        <w:tc>
+          <w:tcPr>
+            <w:tcW w:type="dxa" w:w="2556"/>
+          </w:tcPr>
+          <w:p>
+            <w:r>
+              <w:t>[1, 1, 0, 0]</w:t>
+            </w:r>
+          </w:p>
+        </w:tc>
+        <w:tc>
+          <w:tcPr>
+            <w:tcW w:type="dxa" w:w="2556"/>
+          </w:tcPr>
+          <w:p>
+            <w:r>
+              <w:t>1 /STOP</w:t>
+            </w:r>
+          </w:p>
+        </w:tc>
+      </w:tr>
+      <w:tr>
+        <w:tc>
+          <w:tcPr>
+            <w:tcW w:type="dxa" w:w="2556"/>
+          </w:tcPr>
+          <w:p>
+            <w:r>
+              <w:t>STOP GO</w:t>
+            </w:r>
+          </w:p>
+        </w:tc>
+        <w:tc>
+          <w:tcPr>
+            <w:tcW w:type="dxa" w:w="2556"/>
+          </w:tcPr>
+          <w:p>
+            <w:r>
+              <w:t>[4, 2, 0, 0]</w:t>
+            </w:r>
+          </w:p>
+        </w:tc>
+        <w:tc>
+          <w:tcPr>
+            <w:tcW w:type="dxa" w:w="2556"/>
+          </w:tcPr>
+          <w:p>
+            <w:r>
+              <w:t>[1, 1, 0, 0]</w:t>
+            </w:r>
+          </w:p>
+        </w:tc>
+        <w:tc>
+          <w:tcPr>
+            <w:tcW w:type="dxa" w:w="2556"/>
+          </w:tcPr>
+          <w:p>
+            <w:r>
+              <w:t>1 /GO</w:t>
+            </w:r>
+          </w:p>
+        </w:tc>
+      </w:tr>
+      <w:tr>
+        <w:tc>
+          <w:tcPr>
+            <w:tcW w:type="dxa" w:w="2556"/>
+          </w:tcPr>
+          <w:p>
+            <w:r>
+              <w:t>TURN STOP</w:t>
+            </w:r>
+          </w:p>
+        </w:tc>
+        <w:tc>
+          <w:tcPr>
+            <w:tcW w:type="dxa" w:w="2556"/>
+          </w:tcPr>
+          <w:p>
+            <w:r>
+              <w:t>[3, 4, 0, 0]</w:t>
+            </w:r>
+          </w:p>
+        </w:tc>
+        <w:tc>
+          <w:tcPr>
+            <w:tcW w:type="dxa" w:w="2556"/>
+          </w:tcPr>
+          <w:p>
+            <w:r>
+              <w:t>[1, 1, 0, 0]</w:t>
+            </w:r>
+          </w:p>
+        </w:tc>
+        <w:tc>
+          <w:tcPr>
+            <w:tcW w:type="dxa" w:w="2556"/>
+          </w:tcPr>
+          <w:p>
+            <w:r>
+              <w:t>1 /STOP</w:t>
+            </w:r>
+          </w:p>
+        </w:tc>
+      </w:tr>
+      <w:tr>
+        <w:tc>
+          <w:tcPr>
+            <w:tcW w:type="dxa" w:w="2556"/>
+          </w:tcPr>
+          <w:p>
+            <w:r>
+              <w:t>WAIT STOP</w:t>
+            </w:r>
+          </w:p>
+        </w:tc>
+        <w:tc>
+          <w:tcPr>
+            <w:tcW w:type="dxa" w:w="2556"/>
+          </w:tcPr>
+          <w:p>
+            <w:r>
+              <w:t>[1, 4, 0, 0]</w:t>
+            </w:r>
+          </w:p>
+        </w:tc>
+        <w:tc>
+          <w:tcPr>
+            <w:tcW w:type="dxa" w:w="2556"/>
+          </w:tcPr>
+          <w:p>
+            <w:r>
+              <w:t>[1, 1, 0, 0]</w:t>
+            </w:r>
+          </w:p>
+        </w:tc>
+        <w:tc>
+          <w:tcPr>
+            <w:tcW w:type="dxa" w:w="2556"/>
+          </w:tcPr>
+          <w:p>
+            <w:r>
+              <w:t>1 /STOP; WAITidentity lost at real position 0</w:t>
+            </w:r>
+          </w:p>
+        </w:tc>
+      </w:tr>
+      <w:tr>
+        <w:tc>
+          <w:tcPr>
+            <w:tcW w:type="dxa" w:w="2556"/>
+          </w:tcPr>
+          <w:p>
+            <w:r>
+              <w:t>GO TURN GO STOP</w:t>
+            </w:r>
+          </w:p>
+        </w:tc>
+        <w:tc>
+          <w:tcPr>
+            <w:tcW w:type="dxa" w:w="2556"/>
+          </w:tcPr>
+          <w:p>
+            <w:r>
+              <w:t>[2, 3, 2, 4]</w:t>
+            </w:r>
+          </w:p>
+        </w:tc>
+        <w:tc>
+          <w:tcPr>
+            <w:tcW w:type="dxa" w:w="2556"/>
+          </w:tcPr>
+          <w:p>
+            <w:r>
+              <w:t>[1, 1, 1, 1]</w:t>
+            </w:r>
+          </w:p>
+        </w:tc>
+        <w:tc>
+          <w:tcPr>
+            <w:tcW w:type="dxa" w:w="2556"/>
+          </w:tcPr>
+          <w:p>
+            <w:r>
+              <w:t>3 /STOP; no padding</w:t>
+            </w:r>
+          </w:p>
+        </w:tc>
+      </w:tr>
+    </w:tbl>
+    <w:p>
+      <w:pPr>
+        <w:spacing w:line="336" w:lineRule="auto" w:after="180"/>
+      </w:pPr>
+      <w:r>
+        <w:rPr>
+          <w:b w:val="0"/>
+        </w:rPr>
+        <w:t>The encoder uses PAD0, UNK1, GO2, TURN3, STOP4 and exactly four stored positions with right padding. Unknown actual symbol strings consume a real position and get mask 1. Missing input is a different problem:the function assumes a list of actual strings and does not validate every type. Literal reserved marker strings PAD/UNK, empty logs and more than four real events are rejected.</w:t>
+      </w:r>
+    </w:p>
+    <w:p>
+      <w:pPr>
+        <w:spacing w:line="336" w:lineRule="auto" w:after="180"/>
+      </w:pPr>
+      <w:r>
+        <w:rPr>
+          <w:b w:val="0"/>
+        </w:rPr>
+        <w:t>The appended visible examples print IDs and masks; they do not train a network or infer event safety.</w:t>
+      </w:r>
+    </w:p>
+    <w:p>
+      <w:pPr>
+        <w:spacing w:line="336" w:lineRule="auto" w:after="180"/>
+      </w:pPr>
+      <w:r>
+        <w:rPr>
+          <w:b w:val="0"/>
+        </w:rPr>
+        <w:t xml:space="preserve">Guided: TURN STOP becomes IDs [3, 4, 0, 0] and </w:t>
+      </w:r>
+      <w:r>
+        <w:rPr>
+          <w:b/>
+        </w:rPr>
+        <w:t>mask</w:t>
+      </w:r>
+      <w:r>
+        <w:rPr>
+          <w:b w:val="0"/>
+        </w:rPr>
+        <w:t xml:space="preserve"> [1, 1, 0, 0]. Length is 2, so final real position is 1 with ID 4, STOP. Position 3 is PAD.</w:t>
+      </w:r>
+    </w:p>
+    <w:p>
+      <w:pPr>
+        <w:spacing w:line="336" w:lineRule="auto" w:after="180"/>
+      </w:pPr>
+      <w:r>
+        <w:rPr>
+          <w:b w:val="0"/>
+        </w:rPr>
+        <w:t>Exit: the full five-event log answers Yes, but its first four events end in TURN and answer No. Rejection makes the unsupported length visible and avoids silently changing the question.</w:t>
+      </w:r>
+    </w:p>
+    <w:p>
+      <w:pPr>
+        <w:pStyle w:val="Heading2"/>
+      </w:pPr>
+      <w:r>
+        <w:t>Aligned masks and every sensor denominator</w:t>
+      </w:r>
+    </w:p>
+    <w:p>
+      <w:r>
+        <w:drawing>
+          <wp:inline xmlns:a="http://schemas.openxmlformats.org/drawingml/2006/main" xmlns:pic="http://schemas.openxmlformats.org/drawingml/2006/picture">
+            <wp:extent cx="5486400" cy="3005221"/>
+            <wp:docPr id="1" name="Picture 1" descr="Four aligned positions0–3show main event tokens GO,STOP,PAD,PAD,IDs2,4,0,0,and mask1,1,0,0. A separate sensor row0,4,0,0has the same mask;its first zero is marked measured and included in mean(0+4)/2=2. The last real event is position1,not the final storage slot."/>
+            <wp:cNvGraphicFramePr>
+              <a:graphicFrameLocks noChangeAspect="1"/>
+            </wp:cNvGraphicFramePr>
+            <a:graphic>
+              <a:graphicData uri="http://schemas.openxmlformats.org/drawingml/2006/picture">
+                <pic:pic>
+                  <pic:nvPicPr>
+                    <pic:cNvPr id="0" name="ai-5-25-real-position-masks.png"/>
+                    <pic:cNvPicPr/>
+                  </pic:nvPicPr>
+                  <pic:blipFill>
+                    <a:blip r:embed="rId9"/>
+                    <a:stretch>
+                      <a:fillRect/>
+                    </a:stretch>
+                  </pic:blipFill>
+                  <pic:spPr>
+                    <a:xfrm>
+                      <a:off x="0" y="0"/>
+                      <a:ext cx="5486400" cy="3005221"/>
+                    </a:xfrm>
+                    <a:prstGeom prst="rect"/>
+                  </pic:spPr>
+                </pic:pic>
+              </a:graphicData>
+            </a:graphic>
+          </wp:inline>
+        </w:drawing>
+      </w:r>
+    </w:p>
+    <w:tbl>
+      <w:tblPr>
+        <w:tblStyle w:val="LightShading-Accent1"/>
+        <w:tblW w:type="auto" w:w="0"/>
+        <w:tblLook w:firstColumn="1" w:firstRow="1" w:lastColumn="0" w:lastRow="0" w:noHBand="0" w:noVBand="1" w:val="04A0"/>
+      </w:tblPr>
+      <w:tblGrid>
+        <w:gridCol w:w="3408"/>
+        <w:gridCol w:w="3408"/>
+        <w:gridCol w:w="3408"/>
+      </w:tblGrid>
+      <w:tr>
+        <w:trPr>
+          <w:tblHeader/>
+        </w:trPr>
+        <w:tc>
+          <w:tcPr>
+            <w:tcW w:type="dxa" w:w="3408"/>
+          </w:tcPr>
+          <w:p>
+            <w:r>
+              <w:t>Complete sensor calculation</w:t>
+            </w:r>
+          </w:p>
+        </w:tc>
+        <w:tc>
+          <w:tcPr>
+            <w:tcW w:type="dxa" w:w="3408"/>
+          </w:tcPr>
+          <w:p>
+            <w:r>
+              <w:t>Selected values / denominator</w:t>
+            </w:r>
+          </w:p>
+        </w:tc>
+        <w:tc>
+          <w:tcPr>
+            <w:tcW w:type="dxa" w:w="3408"/>
+          </w:tcPr>
+          <w:p>
+            <w:r>
+              <w:t>Result</w:t>
+            </w:r>
+          </w:p>
+        </w:tc>
+      </w:tr>
+      <w:tr>
+        <w:tc>
+          <w:tcPr>
+            <w:tcW w:type="dxa" w:w="3408"/>
+          </w:tcPr>
+          <w:p>
+            <w:r>
+              <w:t>Stored[2, 4, 0, 0], mask[1, 1, 0, 0]</w:t>
+            </w:r>
+          </w:p>
+        </w:tc>
+        <w:tc>
+          <w:tcPr>
+            <w:tcW w:type="dxa" w:w="3408"/>
+          </w:tcPr>
+          <w:p>
+            <w:r>
+              <w:t>Real[2, 4], divide by2</w:t>
+            </w:r>
+          </w:p>
+        </w:tc>
+        <w:tc>
+          <w:tcPr>
+            <w:tcW w:type="dxa" w:w="3408"/>
+          </w:tcPr>
+          <w:p>
+            <w:r>
+              <w:t>3</w:t>
+            </w:r>
+          </w:p>
+        </w:tc>
+      </w:tr>
+      <w:tr>
+        <w:tc>
+          <w:tcPr>
+            <w:tcW w:type="dxa" w:w="3408"/>
+          </w:tcPr>
+          <w:p>
+            <w:r>
+              <w:t>Wrong all-four-slot average</w:t>
+            </w:r>
+          </w:p>
+        </w:tc>
+        <w:tc>
+          <w:tcPr>
+            <w:tcW w:type="dxa" w:w="3408"/>
+          </w:tcPr>
+          <w:p>
+            <w:r>
+              <w:t>(2+4+0+0)/4</w:t>
+            </w:r>
+          </w:p>
+        </w:tc>
+        <w:tc>
+          <w:tcPr>
+            <w:tcW w:type="dxa" w:w="3408"/>
+          </w:tcPr>
+          <w:p>
+            <w:r>
+              <w:t>1.5</w:t>
+            </w:r>
+          </w:p>
+        </w:tc>
+      </w:tr>
+      <w:tr>
+        <w:tc>
+          <w:tcPr>
+            <w:tcW w:type="dxa" w:w="3408"/>
+          </w:tcPr>
+          <w:p>
+            <w:r>
+              <w:t>Stored[0, 4, 0, 0], same mask</w:t>
+            </w:r>
+          </w:p>
+        </w:tc>
+        <w:tc>
+          <w:tcPr>
+            <w:tcW w:type="dxa" w:w="3408"/>
+          </w:tcPr>
+          <w:p>
+            <w:r>
+              <w:t>Real[0, 4], divide by2</w:t>
+            </w:r>
+          </w:p>
+        </w:tc>
+        <w:tc>
+          <w:tcPr>
+            <w:tcW w:type="dxa" w:w="3408"/>
+          </w:tcPr>
+          <w:p>
+            <w:r>
+              <w:t>2</w:t>
+            </w:r>
+          </w:p>
+        </w:tc>
+      </w:tr>
+      <w:tr>
+        <w:tc>
+          <w:tcPr>
+            <w:tcW w:type="dxa" w:w="3408"/>
+          </w:tcPr>
+          <w:p>
+            <w:r>
+              <w:t>Wrong discard-every-zero policy</w:t>
+            </w:r>
+          </w:p>
+        </w:tc>
+        <w:tc>
+          <w:tcPr>
+            <w:tcW w:type="dxa" w:w="3408"/>
+          </w:tcPr>
+          <w:p>
+            <w:r>
+              <w:t>Only[4], divide by1</w:t>
+            </w:r>
+          </w:p>
+        </w:tc>
+        <w:tc>
+          <w:tcPr>
+            <w:tcW w:type="dxa" w:w="3408"/>
+          </w:tcPr>
+          <w:p>
+            <w:r>
+              <w:t>4</w:t>
+            </w:r>
+          </w:p>
+        </w:tc>
+      </w:tr>
+      <w:tr>
+        <w:tc>
+          <w:tcPr>
+            <w:tcW w:type="dxa" w:w="3408"/>
+          </w:tcPr>
+          <w:p>
+            <w:r>
+              <w:t>Wrong all-four-slot average for[0, 4, 0, 0]</w:t>
+            </w:r>
+          </w:p>
+        </w:tc>
+        <w:tc>
+          <w:tcPr>
+            <w:tcW w:type="dxa" w:w="3408"/>
+          </w:tcPr>
+          <w:p>
+            <w:r>
+              <w:t>4/4</w:t>
+            </w:r>
+          </w:p>
+        </w:tc>
+        <w:tc>
+          <w:tcPr>
+            <w:tcW w:type="dxa" w:w="3408"/>
+          </w:tcPr>
+          <w:p>
+            <w:r>
+              <w:t>1</w:t>
+            </w:r>
+          </w:p>
+        </w:tc>
+      </w:tr>
+      <w:tr>
+        <w:tc>
+          <w:tcPr>
+            <w:tcW w:type="dxa" w:w="3408"/>
+          </w:tcPr>
+          <w:p>
+            <w:r>
+              <w:t>All-zero mask</w:t>
+            </w:r>
+          </w:p>
+        </w:tc>
+        <w:tc>
+          <w:tcPr>
+            <w:tcW w:type="dxa" w:w="3408"/>
+          </w:tcPr>
+          <w:p>
+            <w:r>
+              <w:t>No real measurements</w:t>
+            </w:r>
+          </w:p>
+        </w:tc>
+        <w:tc>
+          <w:tcPr>
+            <w:tcW w:type="dxa" w:w="3408"/>
+          </w:tcPr>
+          <w:p>
+            <w:r>
+              <w:t>Reject or use an explicitly declared empty policy</w:t>
+            </w:r>
+          </w:p>
+        </w:tc>
+      </w:tr>
+    </w:tbl>
+    <w:p>
+      <w:pPr>
+        <w:pStyle w:val="Heading2"/>
+      </w:pPr>
+      <w:r>
+        <w:t>Separate pictured vocabulary and real-zero scope</w:t>
+      </w:r>
+    </w:p>
+    <w:p>
+      <w:pPr>
+        <w:spacing w:line="336" w:lineRule="auto" w:after="180"/>
+      </w:pPr>
+      <w:r>
+        <w:rPr>
+          <w:b w:val="0"/>
+        </w:rPr>
+        <w:t xml:space="preserve">Distinguish </w:t>
+      </w:r>
+      <w:r>
+        <w:rPr>
+          <w:b/>
+        </w:rPr>
+        <w:t>padding</w:t>
+      </w:r>
+      <w:r>
+        <w:rPr>
+          <w:b w:val="0"/>
+        </w:rPr>
+        <w:t xml:space="preserve"> positions from meaningful zero sensor readings.</w:t>
+      </w:r>
+    </w:p>
+    <w:p>
+      <w:pPr>
+        <w:spacing w:line="336" w:lineRule="auto" w:after="180"/>
+      </w:pPr>
+      <w:r>
+        <w:rPr>
+          <w:b w:val="0"/>
+        </w:rPr>
+        <w:t xml:space="preserve">Toy tokens PAD 0, UNK 1, LEFT 2, RIGHT 3; stored length 4. </w:t>
+      </w:r>
+      <w:r>
+        <w:rPr>
+          <w:b/>
+        </w:rPr>
+        <w:t>Sequence</w:t>
+      </w:r>
+      <w:r>
+        <w:rPr>
+          <w:b w:val="0"/>
+        </w:rPr>
+        <w:t xml:space="preserve"> LEFT RIGHT encodes [2, 3, 0, 0], </w:t>
+      </w:r>
+      <w:r>
+        <w:rPr>
+          <w:b/>
+        </w:rPr>
+        <w:t>mask</w:t>
+      </w:r>
+      <w:r>
+        <w:rPr>
+          <w:b w:val="0"/>
+        </w:rPr>
+        <w:t xml:space="preserve"> [1, 1, 0, 0].</w:t>
+      </w:r>
+    </w:p>
+    <w:p>
+      <w:pPr>
+        <w:spacing w:line="336" w:lineRule="auto" w:after="180"/>
+      </w:pPr>
+      <w:r>
+        <w:rPr>
+          <w:b w:val="0"/>
+        </w:rPr>
+        <w:t xml:space="preserve">All </w:t>
+      </w:r>
+      <w:r>
+        <w:rPr>
+          <w:b/>
+        </w:rPr>
+        <w:t>input</w:t>
+      </w:r>
+      <w:r>
+        <w:rPr>
+          <w:b w:val="0"/>
+        </w:rPr>
+        <w:t>s and outcomes in this worked example are invented classroom data; no real model run is claimed.</w:t>
+      </w:r>
+    </w:p>
+    <w:p>
+      <w:pPr>
+        <w:spacing w:line="336" w:lineRule="auto" w:after="180"/>
+      </w:pPr>
+      <w:r>
+        <w:rPr>
+          <w:b w:val="0"/>
+        </w:rPr>
+        <w:t>The picture uses a separate vocabulary:PAD0, UNK1, LEFT2, RIGHT3 and four stored positions. LEFT RIGHTgives IDs[2, 3, 0, 0], mask[1, 1, 0, 0]. Its sensor example[0, 4, 0, 0]uses the same mask because the first two measurements are real. The first zero is measured; the last two are storage placeholders. Removing every numeric zero would wrongly discard that measurement.</w:t>
+      </w:r>
+    </w:p>
+    <w:p>
+      <w:pPr>
+        <w:spacing w:line="336" w:lineRule="auto" w:after="180"/>
+      </w:pPr>
+      <w:r>
+        <w:rPr>
+          <w:b w:val="0"/>
+        </w:rPr>
+        <w:t>Keep this LEFT/RIGHTvocabulary separate from the main GO/TURN/STOPvocabulary; the same IDnumber has meaning only under its declared mapping.</w:t>
+      </w:r>
+    </w:p>
+    <w:p>
+      <w:pPr>
+        <w:pStyle w:val="Heading2"/>
+      </w:pPr>
+      <w:r>
+        <w:t>Trace the value-only padding error</w:t>
+      </w:r>
+    </w:p>
+    <w:p>
+      <w:r>
+        <w:drawing>
+          <wp:inline xmlns:a="http://schemas.openxmlformats.org/drawingml/2006/main" xmlns:pic="http://schemas.openxmlformats.org/drawingml/2006/picture">
+            <wp:extent cx="5486400" cy="3337560"/>
+            <wp:docPr id="2" name="Picture 2" descr="Encode real tokens: LEFT and RIGHT occupy positions 0 and 1. → Mark padding: Positions 2 and 3 are storage padding; mask marks them 0. → Compare sensor example: Readings [0, 4, 0, 0] with real length 2 use mask [1, 1, 0, 0]; the first zero is a real measurement."/>
+            <wp:cNvGraphicFramePr>
+              <a:graphicFrameLocks noChangeAspect="1"/>
+            </wp:cNvGraphicFramePr>
+            <a:graphic>
+              <a:graphicData uri="http://schemas.openxmlformats.org/drawingml/2006/picture">
+                <pic:pic>
+                  <pic:nvPicPr>
+                    <pic:cNvPr id="0" name="academy-story-ai-5-25-02.png"/>
+                    <pic:cNvPicPr/>
+                  </pic:nvPicPr>
+                  <pic:blipFill>
+                    <a:blip r:embed="rId10"/>
+                    <a:stretch>
+                      <a:fillRect/>
+                    </a:stretch>
+                  </pic:blipFill>
+                  <pic:spPr>
+                    <a:xfrm>
+                      <a:off x="0" y="0"/>
+                      <a:ext cx="5486400" cy="3337560"/>
+                    </a:xfrm>
+                    <a:prstGeom prst="rect"/>
+                  </pic:spPr>
+                </pic:pic>
+              </a:graphicData>
+            </a:graphic>
+          </wp:inline>
+        </w:drawing>
+      </w:r>
+    </w:p>
+    <w:p>
+      <w:pPr>
+        <w:pStyle w:val="Heading3"/>
+      </w:pPr>
+      <w:r>
+        <w:t>Read the picture one step at a time</w:t>
+      </w:r>
+    </w:p>
+    <w:tbl>
+      <w:tblPr>
+        <w:tblStyle w:val="LightShading-Accent1"/>
+        <w:tblW w:type="auto" w:w="0"/>
+        <w:tblLook w:firstColumn="1" w:firstRow="1" w:lastColumn="0" w:lastRow="0" w:noHBand="0" w:noVBand="1" w:val="04A0"/>
+      </w:tblPr>
+      <w:tblGrid>
+        <w:gridCol w:w="5112"/>
+        <w:gridCol w:w="5112"/>
+      </w:tblGrid>
+      <w:tr>
+        <w:trPr>
+          <w:tblHeader/>
+        </w:trPr>
+        <w:tc>
+          <w:tcPr>
+            <w:tcW w:type="dxa" w:w="5112"/>
+          </w:tcPr>
+          <w:p>
+            <w:r>
+              <w:t>Step</w:t>
+            </w:r>
+          </w:p>
+        </w:tc>
+        <w:tc>
+          <w:tcPr>
+            <w:tcW w:type="dxa" w:w="5112"/>
+          </w:tcPr>
+          <w:p>
+            <w:r>
+              <w:t>What happens and why</w:t>
+            </w:r>
+          </w:p>
+        </w:tc>
+      </w:tr>
+      <w:tr>
+        <w:tc>
+          <w:tcPr>
+            <w:tcW w:type="dxa" w:w="5112"/>
+          </w:tcPr>
+          <w:p>
+            <w:r>
+              <w:t>1. Encode real tokens</w:t>
+            </w:r>
+          </w:p>
+        </w:tc>
+        <w:tc>
+          <w:tcPr>
+            <w:tcW w:type="dxa" w:w="5112"/>
+          </w:tcPr>
+          <w:p>
+            <w:r>
+              <w:t>LEFT and RIGHT occupy positions 0 and 1.</w:t>
+            </w:r>
+          </w:p>
+        </w:tc>
+      </w:tr>
+      <w:tr>
+        <w:tc>
+          <w:tcPr>
+            <w:tcW w:type="dxa" w:w="5112"/>
+          </w:tcPr>
+          <w:p>
+            <w:r>
+              <w:t>2. Mark padding</w:t>
+            </w:r>
+          </w:p>
+        </w:tc>
+        <w:tc>
+          <w:tcPr>
+            <w:tcW w:type="dxa" w:w="5112"/>
+          </w:tcPr>
+          <w:p>
+            <w:r>
+              <w:t>Positions 2 and 3 are storage padding; mask marks them 0.</w:t>
+            </w:r>
+          </w:p>
+        </w:tc>
+      </w:tr>
+      <w:tr>
+        <w:tc>
+          <w:tcPr>
+            <w:tcW w:type="dxa" w:w="5112"/>
+          </w:tcPr>
+          <w:p>
+            <w:r>
+              <w:t>3. Compare sensor example</w:t>
+            </w:r>
+          </w:p>
+        </w:tc>
+        <w:tc>
+          <w:tcPr>
+            <w:tcW w:type="dxa" w:w="5112"/>
+          </w:tcPr>
+          <w:p>
+            <w:r>
+              <w:t>Readings [0, 4, 0, 0] with real length 2 use mask [1, 1, 0, 0]; the first zero is a real measurement.</w:t>
+            </w:r>
+          </w:p>
+        </w:tc>
+      </w:tr>
+    </w:tbl>
+    <w:p>
+      <w:r>
+        <w:t>Match each pictured step to the supplied facts. This is a worked teaching case, not an independent assessment.</w:t>
+      </w:r>
+    </w:p>
+    <w:p>
+      <w:pPr>
+        <w:spacing w:line="336" w:lineRule="auto" w:after="180"/>
+      </w:pPr>
+      <w:r>
+        <w:rPr>
+          <w:b/>
+        </w:rPr>
+        <w:t>Sequence</w:t>
+      </w:r>
+      <w:r>
+        <w:rPr>
+          <w:b w:val="0"/>
+        </w:rPr>
+        <w:t xml:space="preserve"> values and </w:t>
+      </w:r>
+      <w:r>
+        <w:rPr>
+          <w:b/>
+        </w:rPr>
+        <w:t>sequence</w:t>
+      </w:r>
+      <w:r>
+        <w:rPr>
+          <w:b w:val="0"/>
+        </w:rPr>
+        <w:t xml:space="preserve"> length are separate information. </w:t>
+      </w:r>
+      <w:r>
+        <w:rPr>
+          <w:b/>
+        </w:rPr>
+        <w:t>Padding</w:t>
+      </w:r>
+      <w:r>
+        <w:rPr>
+          <w:b w:val="0"/>
+        </w:rPr>
+        <w:t xml:space="preserve"> fills unused storage positions so arrays can share a size; a </w:t>
+      </w:r>
+      <w:r>
+        <w:rPr>
+          <w:b/>
+        </w:rPr>
+        <w:t>mask</w:t>
+      </w:r>
+      <w:r>
+        <w:rPr>
+          <w:b w:val="0"/>
+        </w:rPr>
+        <w:t xml:space="preserve"> marks which positions are real.</w:t>
+      </w:r>
+    </w:p>
+    <w:p>
+      <w:pPr>
+        <w:spacing w:line="336" w:lineRule="auto" w:after="180"/>
+      </w:pPr>
+      <w:r>
+        <w:rPr>
+          <w:b w:val="0"/>
+        </w:rPr>
+        <w:t xml:space="preserve">A real sensor reading can be zero, just like a </w:t>
+      </w:r>
+      <w:r>
+        <w:rPr>
+          <w:b/>
+        </w:rPr>
+        <w:t>padding</w:t>
+      </w:r>
+      <w:r>
+        <w:rPr>
+          <w:b w:val="0"/>
+        </w:rPr>
+        <w:t xml:space="preserve"> value. Keep the length or </w:t>
+      </w:r>
+      <w:r>
+        <w:rPr>
+          <w:b/>
+        </w:rPr>
+        <w:t>mask</w:t>
+      </w:r>
+      <w:r>
+        <w:rPr>
+          <w:b w:val="0"/>
+        </w:rPr>
+        <w:t xml:space="preserve"> rather than inferring presence from the number alone. </w:t>
+      </w:r>
+      <w:r>
+        <w:rPr>
+          <w:b/>
+        </w:rPr>
+        <w:t>Token ID</w:t>
+      </w:r>
+      <w:r>
+        <w:rPr>
+          <w:b w:val="0"/>
+        </w:rPr>
+        <w:t>s are identifiers, not measured magnitudes.</w:t>
+      </w:r>
+    </w:p>
+    <w:p>
+      <w:pPr>
+        <w:spacing w:line="336" w:lineRule="auto" w:after="180"/>
+      </w:pPr>
+      <w:r>
+        <w:rPr>
+          <w:b w:val="0"/>
+        </w:rPr>
+        <w:t xml:space="preserve">Token </w:t>
+      </w:r>
+      <w:r>
+        <w:rPr>
+          <w:b/>
+        </w:rPr>
+        <w:t>padding</w:t>
+      </w:r>
+      <w:r>
+        <w:rPr>
+          <w:b w:val="0"/>
+        </w:rPr>
+        <w:t xml:space="preserve"> rules need not apply to sensor values. Document </w:t>
+      </w:r>
+      <w:r>
+        <w:rPr>
+          <w:b/>
+        </w:rPr>
+        <w:t>sequence</w:t>
+      </w:r>
+      <w:r>
+        <w:rPr>
+          <w:b w:val="0"/>
+        </w:rPr>
+        <w:t xml:space="preserve"> lengths, vocabulary and unknown-token handling.</w:t>
+      </w:r>
+    </w:p>
+    <w:p>
+      <w:pPr>
+        <w:spacing w:line="336" w:lineRule="auto" w:after="180"/>
+      </w:pPr>
+      <w:r>
+        <w:rPr>
+          <w:b w:val="0"/>
+        </w:rPr>
+        <w:t xml:space="preserve">Change: A missing </w:t>
+      </w:r>
+      <w:r>
+        <w:rPr>
+          <w:b/>
+        </w:rPr>
+        <w:t>sequence</w:t>
+      </w:r>
+      <w:r>
+        <w:rPr>
+          <w:b w:val="0"/>
+        </w:rPr>
+        <w:t xml:space="preserve"> length causes every numeric 0 to be treated as </w:t>
+      </w:r>
+      <w:r>
+        <w:rPr>
+          <w:b/>
+        </w:rPr>
+        <w:t>padding</w:t>
+      </w:r>
+      <w:r>
+        <w:rPr>
+          <w:b w:val="0"/>
+        </w:rPr>
+        <w:t xml:space="preserve"> in the sensor example.</w:t>
+      </w:r>
+    </w:p>
+    <w:p>
+      <w:pPr>
+        <w:spacing w:line="336" w:lineRule="auto" w:after="180"/>
+      </w:pPr>
+      <w:r>
+        <w:rPr>
+          <w:b/>
+        </w:rPr>
+        <w:t>Prediction</w:t>
+      </w:r>
+      <w:r>
+        <w:rPr>
+          <w:b w:val="0"/>
+        </w:rPr>
+        <w:t>: The first real sensor reading is incorrectly discarded.</w:t>
+      </w:r>
+    </w:p>
+    <w:p>
+      <w:pPr>
+        <w:spacing w:line="336" w:lineRule="auto" w:after="180"/>
+      </w:pPr>
+      <w:r>
+        <w:rPr>
+          <w:b w:val="0"/>
+        </w:rPr>
+        <w:t>Reason: Its numeric value is 0, but its position is real according to the declared length.</w:t>
+      </w:r>
+    </w:p>
+    <w:p>
+      <w:pPr>
+        <w:pStyle w:val="Heading2"/>
+      </w:pPr>
+      <w:r>
+        <w:t>Earlier wording, alternatives and picture transcripts · reference / check after trying</w:t>
       </w:r>
     </w:p>
     <w:tbl>
@@ -1205,48 +2330,6 @@
         <w:pStyle w:val="Heading3"/>
       </w:pPr>
       <w:r>
-        <w:t>Explain Sequence representations · 4</w:t>
-      </w:r>
-    </w:p>
-    <w:p>
-      <w:pPr>
-        <w:spacing w:line="336" w:lineRule="auto" w:after="180"/>
-      </w:pPr>
-      <w:r>
-        <w:rPr>
-          <w:b w:val="0"/>
-        </w:rPr>
-        <w:t xml:space="preserve">Guided: TURN STOP becomes IDs [3, 4, 0, 0] and </w:t>
-      </w:r>
-      <w:r>
-        <w:rPr>
-          <w:b/>
-        </w:rPr>
-        <w:t>mask</w:t>
-      </w:r>
-      <w:r>
-        <w:rPr>
-          <w:b w:val="0"/>
-        </w:rPr>
-        <w:t xml:space="preserve"> [1, 1, 0, 0]. Length is 2, so final real position is 1 with ID 4, STOP. Position 3 is PAD.</w:t>
-      </w:r>
-    </w:p>
-    <w:p>
-      <w:pPr>
-        <w:spacing w:line="336" w:lineRule="auto" w:after="180"/>
-      </w:pPr>
-      <w:r>
-        <w:rPr>
-          <w:b w:val="0"/>
-        </w:rPr>
-        <w:t>Exit: the full five-event log answers Yes, but its first four events end in TURN and answer No. Rejection makes the unsupported length visible and avoids silently changing the question.</w:t>
-      </w:r>
-    </w:p>
-    <w:p>
-      <w:pPr>
-        <w:pStyle w:val="Heading3"/>
-      </w:pPr>
-      <w:r>
         <w:t>Model the reasoning aloud</w:t>
       </w:r>
     </w:p>
@@ -1623,109 +2706,10 @@
     </w:p>
     <w:p>
       <w:pPr>
-        <w:spacing w:line="336" w:lineRule="auto" w:after="180"/>
-      </w:pPr>
-      <w:r>
-        <w:rPr>
-          <w:b w:val="0"/>
-        </w:rPr>
-        <w:t xml:space="preserve">Distinguish </w:t>
-      </w:r>
-      <w:r>
-        <w:rPr>
-          <w:b/>
-        </w:rPr>
-        <w:t>padding</w:t>
-      </w:r>
-      <w:r>
-        <w:rPr>
-          <w:b w:val="0"/>
-        </w:rPr>
-        <w:t xml:space="preserve"> positions from meaningful zero sensor readings.</w:t>
-      </w:r>
-    </w:p>
-    <w:p>
-      <w:pPr>
         <w:pStyle w:val="Heading3"/>
       </w:pPr>
       <w:r>
         <w:t>The facts we will use</w:t>
-      </w:r>
-    </w:p>
-    <w:p>
-      <w:pPr>
-        <w:pStyle w:val="Heading3"/>
-      </w:pPr>
-      <w:r>
-        <w:t>Supplied facts</w:t>
-      </w:r>
-    </w:p>
-    <w:p>
-      <w:pPr>
-        <w:spacing w:line="336" w:lineRule="auto" w:after="180"/>
-        <w:shd w:fill="F1F6FC"/>
-      </w:pPr>
-      <w:r>
-        <w:rPr>
-          <w:b w:val="0"/>
-        </w:rPr>
-        <w:t xml:space="preserve">Toy tokens PAD 0, UNK 1, LEFT 2, RIGHT 3; stored length 4. </w:t>
-      </w:r>
-      <w:r>
-        <w:rPr>
-          <w:b/>
-        </w:rPr>
-        <w:t>Sequence</w:t>
-      </w:r>
-      <w:r>
-        <w:rPr>
-          <w:b w:val="0"/>
-        </w:rPr>
-        <w:t xml:space="preserve"> LEFT RIGHT encodes [2, 3, 0, 0], </w:t>
-      </w:r>
-      <w:r>
-        <w:rPr>
-          <w:b/>
-        </w:rPr>
-        <w:t>mask</w:t>
-      </w:r>
-      <w:r>
-        <w:rPr>
-          <w:b w:val="0"/>
-        </w:rPr>
-        <w:t xml:space="preserve"> [1, 1, 0, 0].</w:t>
-      </w:r>
-    </w:p>
-    <w:p>
-      <w:pPr>
-        <w:pStyle w:val="Heading3"/>
-      </w:pPr>
-      <w:r>
-        <w:t>Supplied facts</w:t>
-      </w:r>
-    </w:p>
-    <w:p>
-      <w:pPr>
-        <w:spacing w:line="336" w:lineRule="auto" w:after="180"/>
-        <w:shd w:fill="F1F6FC"/>
-      </w:pPr>
-      <w:r>
-        <w:rPr>
-          <w:b w:val="0"/>
-        </w:rPr>
-        <w:t xml:space="preserve">All </w:t>
-      </w:r>
-      <w:r>
-        <w:rPr>
-          <w:b/>
-        </w:rPr>
-        <w:t>input</w:t>
-      </w:r>
-      <w:r>
-        <w:rPr>
-          <w:b w:val="0"/>
-        </w:rPr>
-        <w:t>s and outcomes in this worked example are invented classroom data; no real model run is claimed.</w:t>
       </w:r>
     </w:p>
     <w:p>
@@ -1733,7 +2717,7 @@
         <w:drawing>
           <wp:inline xmlns:a="http://schemas.openxmlformats.org/drawingml/2006/main" xmlns:pic="http://schemas.openxmlformats.org/drawingml/2006/picture">
             <wp:extent cx="5486400" cy="5406571"/>
-            <wp:docPr id="1" name="Picture 1" descr="Sequence representations. Encode real tokens: LEFT and RIGHT occupy positions 0 and 1.. Mark padding: Positions 2 and 3 are storage padding; mask marks them 0.. Compare sensor example: Readings [0, 4, 0, 0] with real length 2 use mask [1, 1, 0, 0]; the first zero is a real measurement."/>
+            <wp:docPr id="3" name="Picture 3" descr="Sequence representations. Encode real tokens: LEFT and RIGHT occupy positions 0 and 1.. Mark padding: Positions 2 and 3 are storage padding; mask marks them 0.. Compare sensor example: Readings [0, 4, 0, 0] with real length 2 use mask [1, 1, 0, 0]; the first zero is a real measurement."/>
             <wp:cNvGraphicFramePr>
               <a:graphicFrameLocks noChangeAspect="1"/>
             </wp:cNvGraphicFramePr>
@@ -1745,7 +2729,7 @@
                     <pic:cNvPicPr/>
                   </pic:nvPicPr>
                   <pic:blipFill>
-                    <a:blip r:embed="rId9"/>
+                    <a:blip r:embed="rId11"/>
                     <a:stretch>
                       <a:fillRect/>
                     </a:stretch>
@@ -1769,114 +2753,7 @@
         <w:pStyle w:val="Heading3"/>
       </w:pPr>
       <w:r>
-        <w:t>Read the picture one step at a time</w:t>
-      </w:r>
-    </w:p>
-    <w:tbl>
-      <w:tblPr>
-        <w:tblStyle w:val="LightShading-Accent1"/>
-        <w:tblW w:type="auto" w:w="0"/>
-        <w:tblLook w:firstColumn="1" w:firstRow="1" w:lastColumn="0" w:lastRow="0" w:noHBand="0" w:noVBand="1" w:val="04A0"/>
-      </w:tblPr>
-      <w:tblGrid>
-        <w:gridCol w:w="5112"/>
-        <w:gridCol w:w="5112"/>
-      </w:tblGrid>
-      <w:tr>
-        <w:trPr>
-          <w:tblHeader/>
-        </w:trPr>
-        <w:tc>
-          <w:tcPr>
-            <w:tcW w:type="dxa" w:w="5112"/>
-          </w:tcPr>
-          <w:p>
-            <w:r>
-              <w:t>Step</w:t>
-            </w:r>
-          </w:p>
-        </w:tc>
-        <w:tc>
-          <w:tcPr>
-            <w:tcW w:type="dxa" w:w="5112"/>
-          </w:tcPr>
-          <w:p>
-            <w:r>
-              <w:t>What happens and why</w:t>
-            </w:r>
-          </w:p>
-        </w:tc>
-      </w:tr>
-      <w:tr>
-        <w:tc>
-          <w:tcPr>
-            <w:tcW w:type="dxa" w:w="5112"/>
-          </w:tcPr>
-          <w:p>
-            <w:r>
-              <w:t>1. Encode real tokens</w:t>
-            </w:r>
-          </w:p>
-        </w:tc>
-        <w:tc>
-          <w:tcPr>
-            <w:tcW w:type="dxa" w:w="5112"/>
-          </w:tcPr>
-          <w:p>
-            <w:r>
-              <w:t>LEFT and RIGHT occupy positions 0 and 1.</w:t>
-            </w:r>
-          </w:p>
-        </w:tc>
-      </w:tr>
-      <w:tr>
-        <w:tc>
-          <w:tcPr>
-            <w:tcW w:type="dxa" w:w="5112"/>
-          </w:tcPr>
-          <w:p>
-            <w:r>
-              <w:t>2. Mark padding</w:t>
-            </w:r>
-          </w:p>
-        </w:tc>
-        <w:tc>
-          <w:tcPr>
-            <w:tcW w:type="dxa" w:w="5112"/>
-          </w:tcPr>
-          <w:p>
-            <w:r>
-              <w:t>Positions 2 and 3 are storage padding; mask marks them 0.</w:t>
-            </w:r>
-          </w:p>
-        </w:tc>
-      </w:tr>
-      <w:tr>
-        <w:tc>
-          <w:tcPr>
-            <w:tcW w:type="dxa" w:w="5112"/>
-          </w:tcPr>
-          <w:p>
-            <w:r>
-              <w:t>3. Compare sensor example</w:t>
-            </w:r>
-          </w:p>
-        </w:tc>
-        <w:tc>
-          <w:tcPr>
-            <w:tcW w:type="dxa" w:w="5112"/>
-          </w:tcPr>
-          <w:p>
-            <w:r>
-              <w:t>Readings [0, 4, 0, 0] with real length 2 use mask [1, 1, 0, 0]; the first zero is a real measurement.</w:t>
-            </w:r>
-          </w:p>
-        </w:tc>
-      </w:tr>
-    </w:tbl>
-    <w:p>
-      <w:r>
-        <w:t>Match each pictured step to the supplied facts. This is a worked teaching case, not an independent assessment.</w:t>
+        <w:t>Why this result follows</w:t>
       </w:r>
     </w:p>
     <w:p>
@@ -1884,7 +2761,7 @@
         <w:pStyle w:val="Heading3"/>
       </w:pPr>
       <w:r>
-        <w:t>Why this result follows</w:t>
+        <w:t>What this example does not establish</w:t>
       </w:r>
     </w:p>
     <w:p>
@@ -1892,275 +2769,203 @@
         <w:pStyle w:val="Heading3"/>
       </w:pPr>
       <w:r>
-        <w:t>Why the result follows</w:t>
+        <w:t>Change one thing in the pictured case</w:t>
       </w:r>
     </w:p>
     <w:p>
       <w:pPr>
-        <w:spacing w:line="336" w:lineRule="auto" w:after="180"/>
-        <w:shd w:fill="F1F6FC"/>
-      </w:pPr>
-      <w:r>
-        <w:rPr>
-          <w:b/>
-        </w:rPr>
-        <w:t>Sequence</w:t>
-      </w:r>
-      <w:r>
-        <w:rPr>
-          <w:b w:val="0"/>
-        </w:rPr>
-        <w:t xml:space="preserve"> values and </w:t>
-      </w:r>
-      <w:r>
-        <w:rPr>
-          <w:b/>
-        </w:rPr>
-        <w:t>sequence</w:t>
-      </w:r>
-      <w:r>
-        <w:rPr>
-          <w:b w:val="0"/>
-        </w:rPr>
-        <w:t xml:space="preserve"> length are separate information. </w:t>
-      </w:r>
-      <w:r>
-        <w:rPr>
-          <w:b/>
-        </w:rPr>
-        <w:t>Padding</w:t>
-      </w:r>
-      <w:r>
-        <w:rPr>
-          <w:b w:val="0"/>
-        </w:rPr>
-        <w:t xml:space="preserve"> fills unused storage positions so arrays can share a size; a </w:t>
-      </w:r>
-      <w:r>
-        <w:rPr>
-          <w:b/>
-        </w:rPr>
-        <w:t>mask</w:t>
-      </w:r>
-      <w:r>
-        <w:rPr>
-          <w:b w:val="0"/>
-        </w:rPr>
-        <w:t xml:space="preserve"> marks which positions are real.</w:t>
+        <w:pStyle w:val="Heading3"/>
+      </w:pPr>
+      <w:r>
+        <w:t>Ask while showing the picture</w:t>
       </w:r>
     </w:p>
     <w:p>
       <w:pPr>
         <w:spacing w:line="336" w:lineRule="auto" w:after="180"/>
-        <w:shd w:fill="F1F6FC"/>
       </w:pPr>
       <w:r>
         <w:rPr>
           <w:b w:val="0"/>
         </w:rPr>
-        <w:t xml:space="preserve">A real sensor reading can be zero, just like a </w:t>
+        <w:t xml:space="preserve">Cover the result. Ask learners to name the </w:t>
       </w:r>
       <w:r>
         <w:rPr>
           <w:b/>
         </w:rPr>
-        <w:t>padding</w:t>
+        <w:t>input</w:t>
       </w:r>
       <w:r>
         <w:rPr>
           <w:b w:val="0"/>
         </w:rPr>
-        <w:t xml:space="preserve"> value. Keep the length or </w:t>
+        <w:t xml:space="preserve">s and predict the next step. Uncover one step, connect the icon to the actual procedure, and explain its </w:t>
       </w:r>
       <w:r>
         <w:rPr>
           <w:b/>
         </w:rPr>
-        <w:t>mask</w:t>
+        <w:t>evidence</w:t>
       </w:r>
       <w:r>
         <w:rPr>
           <w:b w:val="0"/>
         </w:rPr>
-        <w:t xml:space="preserve"> rather than inferring presence from the number alone. </w:t>
-      </w:r>
-      <w:r>
-        <w:rPr>
-          <w:b/>
-        </w:rPr>
-        <w:t>Token ID</w:t>
-      </w:r>
-      <w:r>
-        <w:rPr>
-          <w:b w:val="0"/>
-        </w:rPr>
-        <w:t>s are identifiers, not measured magnitudes.</w:t>
+        <w:t>. Then change the supplied condition and compare.</w:t>
       </w:r>
     </w:p>
     <w:p>
       <w:pPr>
-        <w:pStyle w:val="Heading3"/>
-      </w:pPr>
-      <w:r>
-        <w:t>What this example does not establish</w:t>
+        <w:spacing w:line="336" w:lineRule="auto" w:after="180"/>
+      </w:pPr>
+      <w:r>
+        <w:rPr>
+          <w:b w:val="0"/>
+        </w:rPr>
+        <w:t>The picture is a representation; it does not document execution of a real AI model.</w:t>
       </w:r>
     </w:p>
     <w:p>
       <w:pPr>
-        <w:pStyle w:val="Heading3"/>
-      </w:pPr>
-      <w:r>
-        <w:t>Keep the stated limit</w:t>
+        <w:pStyle w:val="Heading1"/>
+      </w:pPr>
+      <w:r>
+        <w:t>03. Model a step,then remove help</w:t>
       </w:r>
     </w:p>
     <w:p>
-      <w:pPr>
-        <w:spacing w:line="336" w:lineRule="auto" w:after="180"/>
-        <w:shd w:fill="FFF5E6"/>
-      </w:pPr>
-      <w:r>
-        <w:rPr>
-          <w:b w:val="0"/>
-        </w:rPr>
-        <w:t xml:space="preserve">Token </w:t>
-      </w:r>
-      <w:r>
-        <w:rPr>
-          <w:b/>
-        </w:rPr>
-        <w:t>padding</w:t>
-      </w:r>
-      <w:r>
-        <w:rPr>
-          <w:b w:val="0"/>
-        </w:rPr>
-        <w:t xml:space="preserve"> rules need not apply to sensor values. Document </w:t>
-      </w:r>
-      <w:r>
-        <w:rPr>
-          <w:b/>
-        </w:rPr>
-        <w:t>sequence</w:t>
-      </w:r>
-      <w:r>
-        <w:rPr>
-          <w:b w:val="0"/>
-        </w:rPr>
-        <w:t xml:space="preserve"> lengths, vocabulary and unknown-token handling.</w:t>
+      <w:r>
+        <w:t>Collect each learner’s reasoning before showing a key.</w:t>
       </w:r>
     </w:p>
     <w:p>
       <w:pPr>
-        <w:pStyle w:val="Heading3"/>
-      </w:pPr>
-      <w:r>
-        <w:t>Change one thing in the pictured case</w:t>
+        <w:pStyle w:val="Heading2"/>
+      </w:pPr>
+      <w:r>
+        <w:t>Current completion task and checked reasoning</w:t>
       </w:r>
     </w:p>
     <w:p>
       <w:pPr>
-        <w:pStyle w:val="Heading3"/>
-      </w:pPr>
-      <w:r>
-        <w:t>Change one thing</w:t>
+        <w:spacing w:line="336" w:lineRule="auto" w:after="180"/>
+      </w:pPr>
+      <w:r>
+        <w:rPr>
+          <w:b w:val="0"/>
+        </w:rPr>
+        <w:t>Completion task: Give two logs made of exactly GO, TURN and STOP once each that have equal count vectors but different answers to whether the final event is STOP.</w:t>
       </w:r>
     </w:p>
     <w:p>
       <w:pPr>
         <w:spacing w:line="336" w:lineRule="auto" w:after="180"/>
-        <w:shd w:fill="F5F1FB"/>
       </w:pPr>
       <w:r>
         <w:rPr>
           <w:b w:val="0"/>
         </w:rPr>
-        <w:t xml:space="preserve">Change: A missing </w:t>
-      </w:r>
-      <w:r>
-        <w:rPr>
-          <w:b/>
-        </w:rPr>
-        <w:t>sequence</w:t>
-      </w:r>
-      <w:r>
-        <w:rPr>
-          <w:b w:val="0"/>
-        </w:rPr>
-        <w:t xml:space="preserve"> length causes every numeric 0 to be treated as </w:t>
-      </w:r>
-      <w:r>
-        <w:rPr>
-          <w:b/>
-        </w:rPr>
-        <w:t>padding</w:t>
-      </w:r>
-      <w:r>
-        <w:rPr>
-          <w:b w:val="0"/>
-        </w:rPr>
-        <w:t xml:space="preserve"> in the sensor example.</w:t>
+        <w:t>Teacher check: Teacher explanation: For example GO TURN STOP and STOP TURN GO both have count vector [1, 1, 1]. The first answer is Yes and the second No. Counts alone cannot distinguish them.</w:t>
       </w:r>
     </w:p>
     <w:p>
       <w:pPr>
-        <w:pStyle w:val="Heading3"/>
-      </w:pPr>
-      <w:r>
-        <w:t>Predicted result</w:t>
+        <w:spacing w:line="336" w:lineRule="auto" w:after="180"/>
+      </w:pPr>
+      <w:r>
+        <w:rPr>
+          <w:b w:val="0"/>
+        </w:rPr>
+        <w:t xml:space="preserve">Start by identifying the given </w:t>
+      </w:r>
+      <w:r>
+        <w:rPr>
+          <w:b/>
+        </w:rPr>
+        <w:t>input</w:t>
+      </w:r>
+      <w:r>
+        <w:rPr>
+          <w:b w:val="0"/>
+        </w:rPr>
+        <w:t>s together. Leave the intermediate steps blank. If needed, model one step, then withdraw that help on the next step. Move to a full trace only when the partial trace is understood.</w:t>
       </w:r>
     </w:p>
     <w:p>
       <w:pPr>
         <w:spacing w:line="336" w:lineRule="auto" w:after="180"/>
-        <w:shd w:fill="F1F6FC"/>
-      </w:pPr>
-      <w:r>
-        <w:rPr>
-          <w:b/>
-        </w:rPr>
-        <w:t>Prediction</w:t>
-      </w:r>
+      </w:pPr>
       <w:r>
         <w:rPr>
           <w:b w:val="0"/>
         </w:rPr>
-        <w:t>: The first real sensor reading is incorrectly discarded.</w:t>
+        <w:t>For partners, alternate explainer and checker; collect a response from every learner before discussion.</w:t>
       </w:r>
     </w:p>
     <w:p>
       <w:pPr>
-        <w:pStyle w:val="Heading3"/>
-      </w:pPr>
-      <w:r>
-        <w:t>Why the result follows</w:t>
+        <w:pStyle w:val="Heading2"/>
+      </w:pPr>
+      <w:r>
+        <w:t>Individual misconception check</w:t>
       </w:r>
     </w:p>
     <w:p>
       <w:pPr>
         <w:spacing w:line="336" w:lineRule="auto" w:after="180"/>
-        <w:shd w:fill="F1F6FC"/>
       </w:pPr>
       <w:r>
         <w:rPr>
           <w:b w:val="0"/>
         </w:rPr>
-        <w:t>Reason: Its numeric value is 0, but its position is real according to the declared length.</w:t>
+        <w:t xml:space="preserve">Use the worked case for </w:t>
+      </w:r>
+      <w:r>
+        <w:rPr>
+          <w:b/>
+        </w:rPr>
+        <w:t>Sequence</w:t>
+      </w:r>
+      <w:r>
+        <w:rPr>
+          <w:b w:val="0"/>
+        </w:rPr>
+        <w:t xml:space="preserve"> representations. Proposed explanation: “Larger </w:t>
+      </w:r>
+      <w:r>
+        <w:rPr>
+          <w:b/>
+        </w:rPr>
+        <w:t>token ID</w:t>
+      </w:r>
+      <w:r>
+        <w:rPr>
+          <w:b w:val="0"/>
+        </w:rPr>
+        <w:t>s mean more of a concept”. Decide whether this explanation is supported.</w:t>
       </w:r>
     </w:p>
     <w:p>
       <w:pPr>
-        <w:pStyle w:val="Heading3"/>
-      </w:pPr>
-      <w:r>
-        <w:t>Ask while showing the picture</w:t>
+        <w:spacing w:line="336" w:lineRule="auto" w:after="180"/>
+      </w:pPr>
+      <w:r>
+        <w:rPr>
+          <w:b w:val="0"/>
+        </w:rPr>
+        <w:t>Point to the step or supplied fact that decides; explain your repair if needed.</w:t>
       </w:r>
     </w:p>
     <w:p>
       <w:pPr>
-        <w:pStyle w:val="Heading3"/>
-      </w:pPr>
-      <w:r>
-        <w:t>Ask while showing the picture · 5</w:t>
+        <w:spacing w:line="336" w:lineRule="auto" w:after="180"/>
+      </w:pPr>
+      <w:r>
+        <w:rPr>
+          <w:b w:val="0"/>
+        </w:rPr>
+        <w:t>Expected correction: IDs identify symbols; their arithmetic sizes have no declared semantic meaning.</w:t>
       </w:r>
     </w:p>
     <w:p>
@@ -2171,31 +2976,7 @@
         <w:rPr>
           <w:b w:val="0"/>
         </w:rPr>
-        <w:t xml:space="preserve">Cover the result. Ask learners to name the </w:t>
-      </w:r>
-      <w:r>
-        <w:rPr>
-          <w:b/>
-        </w:rPr>
-        <w:t>input</w:t>
-      </w:r>
-      <w:r>
-        <w:rPr>
-          <w:b w:val="0"/>
-        </w:rPr>
-        <w:t xml:space="preserve">s and predict the next step. Uncover one step, connect the icon to the actual procedure, and explain its </w:t>
-      </w:r>
-      <w:r>
-        <w:rPr>
-          <w:b/>
-        </w:rPr>
-        <w:t>evidence</w:t>
-      </w:r>
-      <w:r>
-        <w:rPr>
-          <w:b w:val="0"/>
-        </w:rPr>
-        <w:t>. Then change the supplied condition and compare.</w:t>
+        <w:t>Collect explanations, not only yes/no votes. If a misunderstanding is common, re-model the relevant step for the class.</w:t>
       </w:r>
     </w:p>
     <w:p>
@@ -2206,20 +2987,203 @@
         <w:rPr>
           <w:b w:val="0"/>
         </w:rPr>
-        <w:t>The picture is a representation; it does not document execution of a real AI model.</w:t>
+        <w:t>If it affects a few learners, give a short targeted group explanation while others solve a more demanding variation.</w:t>
       </w:r>
     </w:p>
     <w:p>
       <w:pPr>
-        <w:pStyle w:val="Heading1"/>
-      </w:pPr>
-      <w:r>
-        <w:t>03. Demonstrate and guide practice</w:t>
+        <w:pStyle w:val="Heading2"/>
+      </w:pPr>
+      <w:r>
+        <w:t>Pictured reasoning and changed case</w:t>
       </w:r>
     </w:p>
     <w:p>
-      <w:r>
-        <w:t>Demonstrate Sequence representations, reduce support deliberately and check individual reasoning before discussing answers.</w:t>
+      <w:pPr>
+        <w:spacing w:line="336" w:lineRule="auto" w:after="180"/>
+      </w:pPr>
+      <w:r>
+        <w:rPr>
+          <w:b w:val="0"/>
+        </w:rPr>
+        <w:t xml:space="preserve">Which record lets the program distinguish the first and last zeros? Point to the relevant step in the picture, then write the changed result and the rule or </w:t>
+      </w:r>
+      <w:r>
+        <w:rPr>
+          <w:b/>
+        </w:rPr>
+        <w:t>evidence</w:t>
+      </w:r>
+      <w:r>
+        <w:rPr>
+          <w:b w:val="0"/>
+        </w:rPr>
+        <w:t xml:space="preserve"> that supports it.</w:t>
+      </w:r>
+    </w:p>
+    <w:p>
+      <w:pPr>
+        <w:spacing w:line="336" w:lineRule="auto" w:after="180"/>
+      </w:pPr>
+      <w:r>
+        <w:rPr>
+          <w:b w:val="0"/>
+        </w:rPr>
+        <w:t xml:space="preserve">The explicit real length 2 or equivalent </w:t>
+      </w:r>
+      <w:r>
+        <w:rPr>
+          <w:b/>
+        </w:rPr>
+        <w:t>mask</w:t>
+      </w:r>
+      <w:r>
+        <w:rPr>
+          <w:b w:val="0"/>
+        </w:rPr>
+        <w:t xml:space="preserve">. Values alone cannot tell a genuine zero measurement from a </w:t>
+      </w:r>
+      <w:r>
+        <w:rPr>
+          <w:b/>
+        </w:rPr>
+        <w:t>padding</w:t>
+      </w:r>
+      <w:r>
+        <w:rPr>
+          <w:b w:val="0"/>
+        </w:rPr>
+        <w:t xml:space="preserve"> zero. Changed-case check: The first real sensor reading is incorrectly discarded.</w:t>
+      </w:r>
+    </w:p>
+    <w:p>
+      <w:pPr>
+        <w:spacing w:line="336" w:lineRule="auto" w:after="180"/>
+      </w:pPr>
+      <w:r>
+        <w:rPr>
+          <w:b w:val="0"/>
+        </w:rPr>
+        <w:t>Its numeric value is 0, but its position is real according to the declared length.</w:t>
+      </w:r>
+    </w:p>
+    <w:p>
+      <w:pPr>
+        <w:spacing w:line="336" w:lineRule="auto" w:after="180"/>
+      </w:pPr>
+      <w:r>
+        <w:rPr>
+          <w:b w:val="0"/>
+        </w:rPr>
+        <w:t>Changed-case reasoning: The first real sensor reading is incorrectly discarded. Its numeric value is 0, but its position is real according to the declared length.</w:t>
+      </w:r>
+    </w:p>
+    <w:p>
+      <w:pPr>
+        <w:spacing w:line="336" w:lineRule="auto" w:after="180"/>
+      </w:pPr>
+      <w:r>
+        <w:rPr>
+          <w:b w:val="0"/>
+        </w:rPr>
+        <w:t xml:space="preserve">Collect each learner’s explanation before discussion. Use the first missing connection between </w:t>
+      </w:r>
+      <w:r>
+        <w:rPr>
+          <w:b/>
+        </w:rPr>
+        <w:t>input</w:t>
+      </w:r>
+      <w:r>
+        <w:rPr>
+          <w:b w:val="0"/>
+        </w:rPr>
+        <w:t xml:space="preserve">, deciding step and result to choose support. This question is worked-case practice, not fresh mastery </w:t>
+      </w:r>
+      <w:r>
+        <w:rPr>
+          <w:b/>
+        </w:rPr>
+        <w:t>evidence</w:t>
+      </w:r>
+      <w:r>
+        <w:rPr>
+          <w:b w:val="0"/>
+        </w:rPr>
+        <w:t>.</w:t>
+      </w:r>
+    </w:p>
+    <w:p>
+      <w:pPr>
+        <w:pStyle w:val="Heading2"/>
+      </w:pPr>
+      <w:r>
+        <w:t>Accessible support and extension</w:t>
+      </w:r>
+    </w:p>
+    <w:p>
+      <w:pPr>
+        <w:spacing w:line="336" w:lineRule="auto" w:after="180"/>
+      </w:pPr>
+      <w:r>
+        <w:rPr>
+          <w:b w:val="0"/>
+        </w:rPr>
+        <w:t xml:space="preserve">Use See how it works and Follow a worked example. Collect a </w:t>
+      </w:r>
+      <w:r>
+        <w:rPr>
+          <w:b/>
+        </w:rPr>
+        <w:t>prediction</w:t>
+      </w:r>
+      <w:r>
+        <w:rPr>
+          <w:b w:val="0"/>
+        </w:rPr>
+        <w:t xml:space="preserve"> before revealing its result; ask the learner to point to each intermediate fact.</w:t>
+      </w:r>
+    </w:p>
+    <w:p>
+      <w:pPr>
+        <w:spacing w:line="336" w:lineRule="auto" w:after="180"/>
+      </w:pPr>
+      <w:r>
+        <w:rPr>
+          <w:b w:val="0"/>
+        </w:rPr>
+        <w:t xml:space="preserve">Provide a ledger with position, original symbol, ID and </w:t>
+      </w:r>
+      <w:r>
+        <w:rPr>
+          <w:b/>
+        </w:rPr>
+        <w:t>mask</w:t>
+      </w:r>
+      <w:r>
+        <w:rPr>
+          <w:b w:val="0"/>
+        </w:rPr>
+        <w:t>. Use separate coloured or labelled cards for real unknowns and placeholders without relying on colour alone.</w:t>
+      </w:r>
+    </w:p>
+    <w:p>
+      <w:pPr>
+        <w:spacing w:line="336" w:lineRule="auto" w:after="180"/>
+      </w:pPr>
+      <w:r>
+        <w:rPr>
+          <w:b w:val="0"/>
+        </w:rPr>
+        <w:t>Extension: enumerate all logs of length one through four over GO, TURN and STOP, verify encode-and-decode recovery, and find count-vector collisions with different final-event answers.</w:t>
+      </w:r>
+    </w:p>
+    <w:p>
+      <w:pPr>
+        <w:pStyle w:val="Heading2"/>
+      </w:pPr>
+      <w:r>
+        <w:t>Earlier wording, alternatives and picture transcripts · reference / check after trying</w:t>
       </w:r>
     </w:p>
     <w:tbl>
@@ -2436,59 +3400,26 @@
     </w:tbl>
     <w:p>
       <w:pPr>
-        <w:spacing w:line="336" w:lineRule="auto" w:after="180"/>
-      </w:pPr>
-      <w:r>
-        <w:rPr>
-          <w:b w:val="0"/>
-        </w:rPr>
-        <w:t xml:space="preserve">Use See how it works and Follow a worked example. Collect a </w:t>
-      </w:r>
-      <w:r>
-        <w:rPr>
-          <w:b/>
-        </w:rPr>
-        <w:t>prediction</w:t>
-      </w:r>
-      <w:r>
-        <w:rPr>
-          <w:b w:val="0"/>
-        </w:rPr>
-        <w:t xml:space="preserve"> before revealing its result; ask the learner to point to each intermediate fact.</w:t>
+        <w:pStyle w:val="Heading3"/>
+      </w:pPr>
+      <w:r>
+        <w:t>Reduce help deliberately</w:t>
       </w:r>
     </w:p>
     <w:p>
       <w:pPr>
-        <w:spacing w:line="336" w:lineRule="auto" w:after="180"/>
-      </w:pPr>
-      <w:r>
-        <w:rPr>
-          <w:b w:val="0"/>
-        </w:rPr>
-        <w:t xml:space="preserve">Provide a ledger with position, original symbol, ID and </w:t>
-      </w:r>
-      <w:r>
-        <w:rPr>
-          <w:b/>
-        </w:rPr>
-        <w:t>mask</w:t>
-      </w:r>
-      <w:r>
-        <w:rPr>
-          <w:b w:val="0"/>
-        </w:rPr>
-        <w:t>. Use separate coloured or labelled cards for real unknowns and placeholders without relying on colour alone.</w:t>
+        <w:pStyle w:val="Heading3"/>
+      </w:pPr>
+      <w:r>
+        <w:t>Individual reasoning check</w:t>
       </w:r>
     </w:p>
     <w:p>
       <w:pPr>
-        <w:spacing w:line="336" w:lineRule="auto" w:after="180"/>
-      </w:pPr>
-      <w:r>
-        <w:rPr>
-          <w:b w:val="0"/>
-        </w:rPr>
-        <w:t>Extension: enumerate all logs of length one through four over GO, TURN and STOP, verify encode-and-decode recovery, and find count-vector collisions with different final-event answers.</w:t>
+        <w:pStyle w:val="Heading3"/>
+      </w:pPr>
+      <w:r>
+        <w:t>Pictorial practice question</w:t>
       </w:r>
     </w:p>
     <w:p>
@@ -2496,47 +3427,39 @@
         <w:pStyle w:val="Heading3"/>
       </w:pPr>
       <w:r>
-        <w:t>Reduce help deliberately</w:t>
+        <w:t>Reasoned teacher answer</w:t>
       </w:r>
     </w:p>
     <w:p>
       <w:pPr>
-        <w:pStyle w:val="Heading3"/>
-      </w:pPr>
-      <w:r>
-        <w:t>Completion practice</w:t>
+        <w:pStyle w:val="Heading1"/>
+      </w:pPr>
+      <w:r>
+        <w:t>04. Run the complete supplied investigation</w:t>
       </w:r>
     </w:p>
     <w:p>
-      <w:pPr>
-        <w:spacing w:line="336" w:lineRule="auto" w:after="180"/>
-        <w:shd w:fill="F5F1FB"/>
-      </w:pPr>
-      <w:r>
-        <w:rPr>
-          <w:b w:val="0"/>
-        </w:rPr>
-        <w:t>Completion task: Give two logs made of exactly GO, TURN and STOP once each that have equal count vectors but different answers to whether the final event is STOP.</w:t>
+      <w:r>
+        <w:t>Separate predictions,actual runs and paper traces.</w:t>
       </w:r>
     </w:p>
     <w:p>
       <w:pPr>
-        <w:pStyle w:val="Heading3"/>
-      </w:pPr>
-      <w:r>
-        <w:t>Reasoning to listen for</w:t>
+        <w:pStyle w:val="Heading2"/>
+      </w:pPr>
+      <w:r>
+        <w:t>Complete inputs,expected results and limits</w:t>
       </w:r>
     </w:p>
     <w:p>
       <w:pPr>
         <w:spacing w:line="336" w:lineRule="auto" w:after="180"/>
-        <w:shd w:fill="F1F6FC"/>
       </w:pPr>
       <w:r>
         <w:rPr>
           <w:b w:val="0"/>
         </w:rPr>
-        <w:t>Teacher check: Teacher explanation: For example GO TURN STOP and STOP TURN GO both have count vector [1, 1, 1]. The first answer is Yes and the second No. Counts alone cannot distinguish them.</w:t>
+        <w:t>Main encoding/order and sensor probes as supplied. W2GO TURN STOPversusSTOP TURN GObothcounts[1, 1, 1]withfinalSTOPversusGO. W3WAIT/PAUSE GOcollision loses identity, not real length. W5 rejectfiveevents/emptyundercontract; truncationchangesfinalevent. IndependentIDs[2, 4, 3, 0, 0], mask[1, 1, 1, 0, 0], lastrealindex 2 containsCLOSE. Sensor maskedmean(0+6+3)/3=3, all-slot 9/5=1.8.</w:t>
       </w:r>
     </w:p>
     <w:p>
@@ -2547,38 +3470,38 @@
         <w:rPr>
           <w:b w:val="0"/>
         </w:rPr>
-        <w:t xml:space="preserve">Start by identifying the given </w:t>
-      </w:r>
-      <w:r>
-        <w:rPr>
-          <w:b/>
-        </w:rPr>
-        <w:t>input</w:t>
-      </w:r>
-      <w:r>
-        <w:rPr>
-          <w:b w:val="0"/>
-        </w:rPr>
-        <w:t>s together. Leave the intermediate steps blank. If needed, model one step, then withdraw that help on the next step. Move to a full trace only when the partial trace is understood.</w:t>
+        <w:t>Zero is a real measurement and stays in denominator. Extended code’s review result for lastUNKis a declared policy, not proof of recovered event identity.</w:t>
       </w:r>
     </w:p>
     <w:p>
       <w:pPr>
-        <w:spacing w:line="336" w:lineRule="auto" w:after="180"/>
-      </w:pPr>
-      <w:r>
-        <w:rPr>
-          <w:b w:val="0"/>
-        </w:rPr>
-        <w:t>For partners, alternate explainer and checker; collect a response from every learner before discussion.</w:t>
+        <w:pStyle w:val="Heading2"/>
+      </w:pPr>
+      <w:r>
+        <w:t>Diagnose the current misconceptions</w:t>
       </w:r>
     </w:p>
     <w:p>
       <w:pPr>
-        <w:pStyle w:val="Heading3"/>
-      </w:pPr>
-      <w:r>
-        <w:t>Individual reasoning check</w:t>
+        <w:spacing w:line="336" w:lineRule="auto" w:after="180"/>
+      </w:pPr>
+      <w:r>
+        <w:rPr>
+          <w:b w:val="0"/>
+        </w:rPr>
+        <w:t xml:space="preserve">Larger </w:t>
+      </w:r>
+      <w:r>
+        <w:rPr>
+          <w:b/>
+        </w:rPr>
+        <w:t>token ID</w:t>
+      </w:r>
+      <w:r>
+        <w:rPr>
+          <w:b w:val="0"/>
+        </w:rPr>
+        <w:t>s mean more of a concept: IDs identify symbols; their arithmetic sizes have no declared semantic meaning.</w:t>
       </w:r>
     </w:p>
     <w:p>
@@ -2589,31 +3512,19 @@
         <w:rPr>
           <w:b w:val="0"/>
         </w:rPr>
-        <w:t xml:space="preserve">Use the worked case for </w:t>
+        <w:t xml:space="preserve">Zero always means missing data: A measured zero can be real; the </w:t>
       </w:r>
       <w:r>
         <w:rPr>
           <w:b/>
         </w:rPr>
-        <w:t>Sequence</w:t>
+        <w:t>mask</w:t>
       </w:r>
       <w:r>
         <w:rPr>
           <w:b w:val="0"/>
         </w:rPr>
-        <w:t xml:space="preserve"> representations. Proposed explanation: “Larger </w:t>
-      </w:r>
-      <w:r>
-        <w:rPr>
-          <w:b/>
-        </w:rPr>
-        <w:t>token ID</w:t>
-      </w:r>
-      <w:r>
-        <w:rPr>
-          <w:b w:val="0"/>
-        </w:rPr>
-        <w:t>s mean more of a concept”. Decide whether this explanation is supported.</w:t>
+        <w:t xml:space="preserve"> determines which positions contribute.</w:t>
       </w:r>
     </w:p>
     <w:p>
@@ -2624,317 +3535,74 @@
         <w:rPr>
           <w:b w:val="0"/>
         </w:rPr>
-        <w:t>Point to the step or supplied fact that decides; explain your repair if needed.</w:t>
+        <w:t xml:space="preserve">A </w:t>
+      </w:r>
+      <w:r>
+        <w:rPr>
+          <w:b/>
+        </w:rPr>
+        <w:t>mask</w:t>
+      </w:r>
+      <w:r>
+        <w:rPr>
+          <w:b w:val="0"/>
+        </w:rPr>
+        <w:t xml:space="preserve"> automatically fixes every model computation: The relevant operation must actually use the </w:t>
+      </w:r>
+      <w:r>
+        <w:rPr>
+          <w:b/>
+        </w:rPr>
+        <w:t>mask</w:t>
+      </w:r>
+      <w:r>
+        <w:rPr>
+          <w:b w:val="0"/>
+        </w:rPr>
+        <w:t>, and later aggregation can still discard order.</w:t>
       </w:r>
     </w:p>
     <w:p>
       <w:pPr>
-        <w:pStyle w:val="Heading3"/>
-      </w:pPr>
-      <w:r>
-        <w:t>Expected repair</w:t>
+        <w:spacing w:line="336" w:lineRule="auto" w:after="180"/>
+      </w:pPr>
+      <w:r>
+        <w:rPr>
+          <w:b w:val="0"/>
+        </w:rPr>
+        <w:t xml:space="preserve">Use Run the investigation for the </w:t>
+      </w:r>
+      <w:r>
+        <w:rPr>
+          <w:b/>
+        </w:rPr>
+        <w:t>evidence</w:t>
+      </w:r>
+      <w:r>
+        <w:rPr>
+          <w:b w:val="0"/>
+        </w:rPr>
+        <w:t xml:space="preserve"> ledger. Add a boundary or missing-</w:t>
+      </w:r>
+      <w:r>
+        <w:rPr>
+          <w:b/>
+        </w:rPr>
+        <w:t>input</w:t>
+      </w:r>
+      <w:r>
+        <w:rPr>
+          <w:b w:val="0"/>
+        </w:rPr>
+        <w:t xml:space="preserve"> case and record the expected response before checking. More successful repeats of one case do not establish wider coverage.</w:t>
       </w:r>
     </w:p>
     <w:p>
       <w:pPr>
-        <w:spacing w:line="336" w:lineRule="auto" w:after="180"/>
-        <w:shd w:fill="F1F6FC"/>
-      </w:pPr>
-      <w:r>
-        <w:rPr>
-          <w:b w:val="0"/>
-        </w:rPr>
-        <w:t>Expected correction: IDs identify symbols; their arithmetic sizes have no declared semantic meaning.</w:t>
-      </w:r>
-    </w:p>
-    <w:p>
-      <w:pPr>
-        <w:spacing w:line="336" w:lineRule="auto" w:after="180"/>
-      </w:pPr>
-      <w:r>
-        <w:rPr>
-          <w:b w:val="0"/>
-        </w:rPr>
-        <w:t>Collect explanations, not only yes/no votes. If a misunderstanding is common, re-model the relevant step for the class.</w:t>
-      </w:r>
-    </w:p>
-    <w:p>
-      <w:pPr>
-        <w:spacing w:line="336" w:lineRule="auto" w:after="180"/>
-      </w:pPr>
-      <w:r>
-        <w:rPr>
-          <w:b w:val="0"/>
-        </w:rPr>
-        <w:t>If it affects a few learners, give a short targeted group explanation while others solve a more demanding variation.</w:t>
-      </w:r>
-    </w:p>
-    <w:p>
-      <w:pPr>
-        <w:pStyle w:val="Heading3"/>
-      </w:pPr>
-      <w:r>
-        <w:t>Pictorial practice question</w:t>
-      </w:r>
-    </w:p>
-    <w:p>
-      <w:pPr>
-        <w:spacing w:line="336" w:lineRule="auto" w:after="180"/>
-      </w:pPr>
-      <w:r>
-        <w:rPr>
-          <w:b w:val="0"/>
-        </w:rPr>
-        <w:t xml:space="preserve">Which record lets the program distinguish the first and last zeros? Point to the relevant step in the picture, then write the changed result and the rule or </w:t>
-      </w:r>
-      <w:r>
-        <w:rPr>
-          <w:b/>
-        </w:rPr>
-        <w:t>evidence</w:t>
-      </w:r>
-      <w:r>
-        <w:rPr>
-          <w:b w:val="0"/>
-        </w:rPr>
-        <w:t xml:space="preserve"> that supports it.</w:t>
-      </w:r>
-    </w:p>
-    <w:p>
-      <w:pPr>
-        <w:pStyle w:val="Heading3"/>
-      </w:pPr>
-      <w:r>
-        <w:t>Reasoned teacher answer</w:t>
-      </w:r>
-    </w:p>
-    <w:p>
-      <w:pPr>
-        <w:spacing w:line="336" w:lineRule="auto" w:after="180"/>
-      </w:pPr>
-      <w:r>
-        <w:rPr>
-          <w:b w:val="0"/>
-        </w:rPr>
-        <w:t xml:space="preserve">The explicit real length 2 or equivalent </w:t>
-      </w:r>
-      <w:r>
-        <w:rPr>
-          <w:b/>
-        </w:rPr>
-        <w:t>mask</w:t>
-      </w:r>
-      <w:r>
-        <w:rPr>
-          <w:b w:val="0"/>
-        </w:rPr>
-        <w:t xml:space="preserve">. Values alone cannot tell a genuine zero measurement from a </w:t>
-      </w:r>
-      <w:r>
-        <w:rPr>
-          <w:b/>
-        </w:rPr>
-        <w:t>padding</w:t>
-      </w:r>
-      <w:r>
-        <w:rPr>
-          <w:b w:val="0"/>
-        </w:rPr>
-        <w:t xml:space="preserve"> zero. Changed-case check: The first real sensor reading is incorrectly discarded.</w:t>
-      </w:r>
-    </w:p>
-    <w:p>
-      <w:pPr>
-        <w:spacing w:line="336" w:lineRule="auto" w:after="180"/>
-      </w:pPr>
-      <w:r>
-        <w:rPr>
-          <w:b w:val="0"/>
-        </w:rPr>
-        <w:t>Its numeric value is 0, but its position is real according to the declared length.</w:t>
-      </w:r>
-    </w:p>
-    <w:p>
-      <w:pPr>
-        <w:spacing w:line="336" w:lineRule="auto" w:after="180"/>
-      </w:pPr>
-      <w:r>
-        <w:rPr>
-          <w:b w:val="0"/>
-        </w:rPr>
-        <w:t>Changed-case reasoning: The first real sensor reading is incorrectly discarded. Its numeric value is 0, but its position is real according to the declared length.</w:t>
-      </w:r>
-    </w:p>
-    <w:p>
-      <w:pPr>
-        <w:spacing w:line="336" w:lineRule="auto" w:after="180"/>
-      </w:pPr>
-      <w:r>
-        <w:rPr>
-          <w:b w:val="0"/>
-        </w:rPr>
-        <w:t xml:space="preserve">Collect each learner’s explanation before discussion. Use the first missing connection between </w:t>
-      </w:r>
-      <w:r>
-        <w:rPr>
-          <w:b/>
-        </w:rPr>
-        <w:t>input</w:t>
-      </w:r>
-      <w:r>
-        <w:rPr>
-          <w:b w:val="0"/>
-        </w:rPr>
-        <w:t xml:space="preserve">, deciding step and result to choose support. This question is worked-case practice, not fresh mastery </w:t>
-      </w:r>
-      <w:r>
-        <w:rPr>
-          <w:b/>
-        </w:rPr>
-        <w:t>evidence</w:t>
-      </w:r>
-      <w:r>
-        <w:rPr>
-          <w:b w:val="0"/>
-        </w:rPr>
-        <w:t>.</w:t>
-      </w:r>
-    </w:p>
-    <w:p>
-      <w:pPr>
-        <w:pStyle w:val="Heading1"/>
-      </w:pPr>
-      <w:r>
-        <w:t>04. Run the investigation and diagnose misconceptions</w:t>
-      </w:r>
-    </w:p>
-    <w:p>
-      <w:r>
-        <w:t>Run the Sequence representations investigation and use the first unsupported step to choose a teaching response.</w:t>
-      </w:r>
-    </w:p>
-    <w:p>
-      <w:pPr>
-        <w:spacing w:line="336" w:lineRule="auto" w:after="180"/>
-      </w:pPr>
-      <w:r>
-        <w:rPr>
-          <w:b w:val="0"/>
-        </w:rPr>
-        <w:t xml:space="preserve">Larger </w:t>
-      </w:r>
-      <w:r>
-        <w:rPr>
-          <w:b/>
-        </w:rPr>
-        <w:t>token ID</w:t>
-      </w:r>
-      <w:r>
-        <w:rPr>
-          <w:b w:val="0"/>
-        </w:rPr>
-        <w:t>s mean more of a concept: IDs identify symbols; their arithmetic sizes have no declared semantic meaning.</w:t>
-      </w:r>
-    </w:p>
-    <w:p>
-      <w:pPr>
-        <w:spacing w:line="336" w:lineRule="auto" w:after="180"/>
-      </w:pPr>
-      <w:r>
-        <w:rPr>
-          <w:b w:val="0"/>
-        </w:rPr>
-        <w:t xml:space="preserve">Zero always means missing data: A measured zero can be real; the </w:t>
-      </w:r>
-      <w:r>
-        <w:rPr>
-          <w:b/>
-        </w:rPr>
-        <w:t>mask</w:t>
-      </w:r>
-      <w:r>
-        <w:rPr>
-          <w:b w:val="0"/>
-        </w:rPr>
-        <w:t xml:space="preserve"> determines which positions contribute.</w:t>
-      </w:r>
-    </w:p>
-    <w:p>
-      <w:pPr>
-        <w:spacing w:line="336" w:lineRule="auto" w:after="180"/>
-      </w:pPr>
-      <w:r>
-        <w:rPr>
-          <w:b w:val="0"/>
-        </w:rPr>
-        <w:t xml:space="preserve">A </w:t>
-      </w:r>
-      <w:r>
-        <w:rPr>
-          <w:b/>
-        </w:rPr>
-        <w:t>mask</w:t>
-      </w:r>
-      <w:r>
-        <w:rPr>
-          <w:b w:val="0"/>
-        </w:rPr>
-        <w:t xml:space="preserve"> automatically fixes every model computation: The relevant operation must actually use the </w:t>
-      </w:r>
-      <w:r>
-        <w:rPr>
-          <w:b/>
-        </w:rPr>
-        <w:t>mask</w:t>
-      </w:r>
-      <w:r>
-        <w:rPr>
-          <w:b w:val="0"/>
-        </w:rPr>
-        <w:t>, and later aggregation can still discard order.</w:t>
-      </w:r>
-    </w:p>
-    <w:p>
-      <w:pPr>
-        <w:spacing w:line="336" w:lineRule="auto" w:after="180"/>
-      </w:pPr>
-      <w:r>
-        <w:rPr>
-          <w:b w:val="0"/>
-        </w:rPr>
-        <w:t xml:space="preserve">Use Run the investigation for the </w:t>
-      </w:r>
-      <w:r>
-        <w:rPr>
-          <w:b/>
-        </w:rPr>
-        <w:t>evidence</w:t>
-      </w:r>
-      <w:r>
-        <w:rPr>
-          <w:b w:val="0"/>
-        </w:rPr>
-        <w:t xml:space="preserve"> ledger. Add a boundary or missing-</w:t>
-      </w:r>
-      <w:r>
-        <w:rPr>
-          <w:b/>
-        </w:rPr>
-        <w:t>input</w:t>
-      </w:r>
-      <w:r>
-        <w:rPr>
-          <w:b w:val="0"/>
-        </w:rPr>
-        <w:t xml:space="preserve"> case and record the expected response before checking. More successful repeats of one case do not establish wider coverage.</w:t>
-      </w:r>
-    </w:p>
-    <w:p>
-      <w:pPr>
-        <w:pStyle w:val="Heading3"/>
-      </w:pPr>
-      <w:r>
-        <w:t>Match the support to the first error</w:t>
+        <w:pStyle w:val="Heading2"/>
+      </w:pPr>
+      <w:r>
+        <w:t>Choose accessible support</w:t>
       </w:r>
     </w:p>
     <w:tbl>
@@ -3107,85 +3775,108 @@
     </w:p>
     <w:p>
       <w:pPr>
-        <w:pStyle w:val="Heading1"/>
-      </w:pPr>
-      <w:r>
-        <w:t>05. Assess and explain the answers</w:t>
+        <w:pStyle w:val="Heading2"/>
+      </w:pPr>
+      <w:r>
+        <w:t>Earlier wording, alternatives and picture transcripts · reference / check after trying</w:t>
       </w:r>
     </w:p>
     <w:p>
-      <w:r>
-        <w:t>Use the Sequence representations questions, teacher keys and criteria after the relevant attempts. Previously discussed cases are practice; protect the separately selected independent task.</w:t>
+      <w:pPr>
+        <w:pStyle w:val="Heading3"/>
+      </w:pPr>
+      <w:r>
+        <w:t>Match the support to the first error</w:t>
       </w:r>
     </w:p>
     <w:p>
       <w:pPr>
-        <w:pStyle w:val="Heading3"/>
-      </w:pPr>
-      <w:r>
-        <w:t>Guided and exit questions</w:t>
+        <w:pStyle w:val="Heading1"/>
+      </w:pPr>
+      <w:r>
+        <w:t>05. Assess the new schema or calculation transfer</w:t>
       </w:r>
     </w:p>
     <w:p>
-      <w:pPr>
-        <w:spacing w:line="336" w:lineRule="auto" w:after="180"/>
-      </w:pPr>
-      <w:r>
-        <w:rPr>
-          <w:b w:val="0"/>
-        </w:rPr>
-        <w:t xml:space="preserve">Guided: TURN STOP becomes IDs [3, 4, 0, 0] and </w:t>
-      </w:r>
-      <w:r>
-        <w:rPr>
-          <w:b/>
-        </w:rPr>
-        <w:t>mask</w:t>
-      </w:r>
-      <w:r>
-        <w:rPr>
-          <w:b w:val="0"/>
-        </w:rPr>
-        <w:t xml:space="preserve"> [1, 1, 0, 0]. Length is 2, so final real position is 1 with ID 4, STOP. Position 3 is PAD.</w:t>
+      <w:r>
+        <w:t>Keep the selected answer private until after a first attempt.</w:t>
       </w:r>
     </w:p>
     <w:p>
       <w:pPr>
-        <w:spacing w:line="336" w:lineRule="auto" w:after="180"/>
-      </w:pPr>
-      <w:r>
-        <w:rPr>
-          <w:b w:val="0"/>
-        </w:rPr>
-        <w:t>Exit: the full five-event log answers Yes, but its first four events end in TURN and answer No. Rejection makes the unsupported length visible and avoids silently changing the question.</w:t>
+        <w:pStyle w:val="Heading2"/>
+      </w:pPr>
+      <w:r>
+        <w:t>Selected independent task and checked answer</w:t>
       </w:r>
     </w:p>
     <w:p>
       <w:pPr>
-        <w:pStyle w:val="Heading3"/>
-      </w:pPr>
-      <w:r>
-        <w:t>W1 Encode and recover the final event</w:t>
+        <w:spacing w:line="336" w:lineRule="auto" w:after="180"/>
+      </w:pPr>
+      <w:r>
+        <w:rPr>
+          <w:b w:val="0"/>
+        </w:rPr>
+        <w:t xml:space="preserve">Selected case: Use PAD = 0, UNK = 1, OPEN = 2, CLOSE = 3, CHECK = 4 and five stored positions. Encode OPEN CHECK CLOSE and give its </w:t>
+      </w:r>
+      <w:r>
+        <w:rPr>
+          <w:b/>
+        </w:rPr>
+        <w:t>mask</w:t>
+      </w:r>
+      <w:r>
+        <w:rPr>
+          <w:b w:val="0"/>
+        </w:rPr>
+        <w:t xml:space="preserve"> and final real position. Separately, sensor values [0, 6, 3, 0, 0] have that same </w:t>
+      </w:r>
+      <w:r>
+        <w:rPr>
+          <w:b/>
+        </w:rPr>
+        <w:t>mask</w:t>
+      </w:r>
+      <w:r>
+        <w:rPr>
+          <w:b w:val="0"/>
+        </w:rPr>
+        <w:t>.</w:t>
       </w:r>
     </w:p>
     <w:p>
       <w:pPr>
-        <w:pStyle w:val="Heading3"/>
-      </w:pPr>
-      <w:r>
-        <w:t>Workbook question · W1</w:t>
+        <w:spacing w:line="336" w:lineRule="auto" w:after="180"/>
+      </w:pPr>
+      <w:r>
+        <w:rPr>
+          <w:b w:val="0"/>
+        </w:rPr>
+        <w:t xml:space="preserve">Calculate their </w:t>
+      </w:r>
+      <w:r>
+        <w:rPr>
+          <w:b/>
+        </w:rPr>
+        <w:t>mask</w:t>
+      </w:r>
+      <w:r>
+        <w:rPr>
+          <w:b w:val="0"/>
+        </w:rPr>
+        <w:t>ed mean and the incorrect mean over all five slots.</w:t>
       </w:r>
     </w:p>
     <w:p>
       <w:pPr>
         <w:spacing w:line="336" w:lineRule="auto" w:after="180"/>
-        <w:shd w:fill="F5F1FB"/>
       </w:pPr>
       <w:r>
         <w:rPr>
           <w:b w:val="0"/>
         </w:rPr>
-        <w:t xml:space="preserve">Encode GO TURN STOP using the lesson vocabulary and four positions. Give its </w:t>
+        <w:t xml:space="preserve">Teacher explanation: IDs [2, 4, 3, 0, 0], </w:t>
       </w:r>
       <w:r>
         <w:rPr>
@@ -3197,591 +3888,39 @@
         <w:rPr>
           <w:b w:val="0"/>
         </w:rPr>
-        <w:t>, real length and final real event.</w:t>
+        <w:t xml:space="preserve"> [1, 1, 1, 0, 0]; final real position 2 contains CLOSE. </w:t>
+      </w:r>
+      <w:r>
+        <w:rPr>
+          <w:b/>
+        </w:rPr>
+        <w:t>Mask</w:t>
+      </w:r>
+      <w:r>
+        <w:rPr>
+          <w:b w:val="0"/>
+        </w:rPr>
+        <w:t>ed sensor mean is (0 + 6 + 3) / 3 = 3. Un</w:t>
+      </w:r>
+      <w:r>
+        <w:rPr>
+          <w:b/>
+        </w:rPr>
+        <w:t>mask</w:t>
+      </w:r>
+      <w:r>
+        <w:rPr>
+          <w:b w:val="0"/>
+        </w:rPr>
+        <w:t>ed mean is 9 / 5 = 1.8. The measured zero must count in the denominator.</w:t>
       </w:r>
     </w:p>
     <w:p>
       <w:pPr>
-        <w:pStyle w:val="Heading3"/>
-      </w:pPr>
-      <w:r>
-        <w:t>Teacher reasoning · W1</w:t>
-      </w:r>
-    </w:p>
-    <w:p>
-      <w:pPr>
-        <w:spacing w:line="336" w:lineRule="auto" w:after="180"/>
-        <w:shd w:fill="F1F6FC"/>
-      </w:pPr>
-      <w:r>
-        <w:rPr>
-          <w:b w:val="0"/>
-        </w:rPr>
-        <w:t xml:space="preserve">Teacher explanation: IDs are [2, 3, 4, 0], </w:t>
-      </w:r>
-      <w:r>
-        <w:rPr>
-          <w:b/>
-        </w:rPr>
-        <w:t>mask</w:t>
-      </w:r>
-      <w:r>
-        <w:rPr>
-          <w:b w:val="0"/>
-        </w:rPr>
-        <w:t xml:space="preserve"> [1, 1, 1, 0], real length 3 and final real event STOP at position 2.</w:t>
-      </w:r>
-    </w:p>
-    <w:p>
-      <w:pPr>
-        <w:pStyle w:val="Heading3"/>
-      </w:pPr>
-      <w:r>
-        <w:t>W2 Expose an order collision</w:t>
-      </w:r>
-    </w:p>
-    <w:p>
-      <w:pPr>
-        <w:pStyle w:val="Heading3"/>
-      </w:pPr>
-      <w:r>
-        <w:t>Workbook question · W2</w:t>
-      </w:r>
-    </w:p>
-    <w:p>
-      <w:pPr>
-        <w:spacing w:line="336" w:lineRule="auto" w:after="180"/>
-        <w:shd w:fill="F5F1FB"/>
-      </w:pPr>
-      <w:r>
-        <w:rPr>
-          <w:b w:val="0"/>
-        </w:rPr>
-        <w:t>Give two logs made of exactly GO, TURN and STOP once each that have equal count vectors but different answers to whether the final event is STOP.</w:t>
-      </w:r>
-    </w:p>
-    <w:p>
-      <w:pPr>
-        <w:pStyle w:val="Heading3"/>
-      </w:pPr>
-      <w:r>
-        <w:t>Teacher reasoning · W2</w:t>
-      </w:r>
-    </w:p>
-    <w:p>
-      <w:pPr>
-        <w:spacing w:line="336" w:lineRule="auto" w:after="180"/>
-        <w:shd w:fill="F1F6FC"/>
-      </w:pPr>
-      <w:r>
-        <w:rPr>
-          <w:b w:val="0"/>
-        </w:rPr>
-        <w:t>Teacher explanation: For example GO TURN STOP and STOP TURN GO both have count vector [1, 1, 1]. The first answer is Yes and the second No. Counts alone cannot distinguish them.</w:t>
-      </w:r>
-    </w:p>
-    <w:p>
-      <w:pPr>
-        <w:pStyle w:val="Heading3"/>
-      </w:pPr>
-      <w:r>
-        <w:t>W3 Separate unknown from padding</w:t>
-      </w:r>
-    </w:p>
-    <w:p>
-      <w:pPr>
-        <w:pStyle w:val="Heading3"/>
-      </w:pPr>
-      <w:r>
-        <w:t>Workbook question · W3</w:t>
-      </w:r>
-    </w:p>
-    <w:p>
-      <w:pPr>
-        <w:spacing w:line="336" w:lineRule="auto" w:after="180"/>
-        <w:shd w:fill="F5F1FB"/>
-      </w:pPr>
-      <w:r>
-        <w:rPr>
-          <w:b w:val="0"/>
-        </w:rPr>
-        <w:t>Encode WAIT GO. Which positions are real? Compare it with PAUSE GO, and state what information the encoding loses.</w:t>
-      </w:r>
-    </w:p>
-    <w:p>
-      <w:pPr>
-        <w:pStyle w:val="Heading3"/>
-      </w:pPr>
-      <w:r>
-        <w:t>Teacher reasoning · W3</w:t>
-      </w:r>
-    </w:p>
-    <w:p>
-      <w:pPr>
-        <w:spacing w:line="336" w:lineRule="auto" w:after="180"/>
-        <w:shd w:fill="F1F6FC"/>
-      </w:pPr>
-      <w:r>
-        <w:rPr>
-          <w:b w:val="0"/>
-        </w:rPr>
-        <w:t xml:space="preserve">Teacher explanation: Both encode as [1, 2, 0, 0] with </w:t>
-      </w:r>
-      <w:r>
-        <w:rPr>
-          <w:b/>
-        </w:rPr>
-        <w:t>mask</w:t>
-      </w:r>
-      <w:r>
-        <w:rPr>
-          <w:b w:val="0"/>
-        </w:rPr>
-        <w:t xml:space="preserve"> [1, 1, 0, 0]. Positions 0 and 1 are real. UNK at position 0 loses whether the symbol was WAIT or PAUSE; </w:t>
-      </w:r>
-      <w:r>
-        <w:rPr>
-          <w:b/>
-        </w:rPr>
-        <w:t>padding</w:t>
-      </w:r>
-      <w:r>
-        <w:rPr>
-          <w:b w:val="0"/>
-        </w:rPr>
-        <w:t xml:space="preserve"> is only at positions 2 and 3.</w:t>
-      </w:r>
-    </w:p>
-    <w:p>
-      <w:pPr>
-        <w:pStyle w:val="Heading3"/>
-      </w:pPr>
-      <w:r>
-        <w:t>W4 Apply a fresh schema independently</w:t>
-      </w:r>
-    </w:p>
-    <w:p>
-      <w:pPr>
-        <w:pStyle w:val="Heading3"/>
-      </w:pPr>
-      <w:r>
-        <w:t>Workbook question · W4</w:t>
-      </w:r>
-    </w:p>
-    <w:p>
-      <w:pPr>
-        <w:spacing w:line="336" w:lineRule="auto" w:after="180"/>
-        <w:shd w:fill="F5F1FB"/>
-      </w:pPr>
-      <w:r>
-        <w:rPr>
-          <w:b w:val="0"/>
-        </w:rPr>
-        <w:t xml:space="preserve">Use PAD = 0, UNK = 1, OPEN = 2, CLOSE = 3, CHECK = 4 and five stored positions. Encode OPEN CHECK CLOSE and give its </w:t>
-      </w:r>
-      <w:r>
-        <w:rPr>
-          <w:b/>
-        </w:rPr>
-        <w:t>mask</w:t>
-      </w:r>
-      <w:r>
-        <w:rPr>
-          <w:b w:val="0"/>
-        </w:rPr>
-        <w:t xml:space="preserve"> and final real position. Separately, sensor values [0, 6, 3, 0, 0] have that same </w:t>
-      </w:r>
-      <w:r>
-        <w:rPr>
-          <w:b/>
-        </w:rPr>
-        <w:t>mask</w:t>
-      </w:r>
-      <w:r>
-        <w:rPr>
-          <w:b w:val="0"/>
-        </w:rPr>
-        <w:t>.</w:t>
-      </w:r>
-    </w:p>
-    <w:p>
-      <w:pPr>
-        <w:spacing w:line="336" w:lineRule="auto" w:after="180"/>
-        <w:shd w:fill="F5F1FB"/>
-      </w:pPr>
-      <w:r>
-        <w:rPr>
-          <w:b w:val="0"/>
-        </w:rPr>
-        <w:t xml:space="preserve">Calculate their </w:t>
-      </w:r>
-      <w:r>
-        <w:rPr>
-          <w:b/>
-        </w:rPr>
-        <w:t>mask</w:t>
-      </w:r>
-      <w:r>
-        <w:rPr>
-          <w:b w:val="0"/>
-        </w:rPr>
-        <w:t>ed mean and the incorrect mean over all five slots.</w:t>
-      </w:r>
-    </w:p>
-    <w:p>
-      <w:pPr>
-        <w:pStyle w:val="Heading3"/>
-      </w:pPr>
-      <w:r>
-        <w:t>Teacher reasoning · W4</w:t>
-      </w:r>
-    </w:p>
-    <w:p>
-      <w:pPr>
-        <w:spacing w:line="336" w:lineRule="auto" w:after="180"/>
-        <w:shd w:fill="F1F6FC"/>
-      </w:pPr>
-      <w:r>
-        <w:rPr>
-          <w:b w:val="0"/>
-        </w:rPr>
-        <w:t xml:space="preserve">Teacher explanation: IDs [2, 4, 3, 0, 0], </w:t>
-      </w:r>
-      <w:r>
-        <w:rPr>
-          <w:b/>
-        </w:rPr>
-        <w:t>mask</w:t>
-      </w:r>
-      <w:r>
-        <w:rPr>
-          <w:b w:val="0"/>
-        </w:rPr>
-        <w:t xml:space="preserve"> [1, 1, 1, 0, 0]; final real position 2 contains CLOSE. </w:t>
-      </w:r>
-      <w:r>
-        <w:rPr>
-          <w:b/>
-        </w:rPr>
-        <w:t>Mask</w:t>
-      </w:r>
-      <w:r>
-        <w:rPr>
-          <w:b w:val="0"/>
-        </w:rPr>
-        <w:t>ed sensor mean is (0 + 6 + 3) / 3 = 3. Un</w:t>
-      </w:r>
-      <w:r>
-        <w:rPr>
-          <w:b/>
-        </w:rPr>
-        <w:t>mask</w:t>
-      </w:r>
-      <w:r>
-        <w:rPr>
-          <w:b w:val="0"/>
-        </w:rPr>
-        <w:t>ed mean is 9 / 5 = 1.8. The measured zero must count in the denominator.</w:t>
-      </w:r>
-    </w:p>
-    <w:p>
-      <w:pPr>
-        <w:pStyle w:val="Heading3"/>
-      </w:pPr>
-      <w:r>
-        <w:t>W5 Audit length and empty input</w:t>
-      </w:r>
-    </w:p>
-    <w:p>
-      <w:pPr>
-        <w:pStyle w:val="Heading3"/>
-      </w:pPr>
-      <w:r>
-        <w:t>Workbook question · W5</w:t>
-      </w:r>
-    </w:p>
-    <w:p>
-      <w:pPr>
-        <w:spacing w:line="336" w:lineRule="auto" w:after="180"/>
-        <w:shd w:fill="F5F1FB"/>
-      </w:pPr>
-      <w:r>
-        <w:rPr>
-          <w:b w:val="0"/>
-        </w:rPr>
-        <w:t>The encoder receives five events ending in STOP, then an empty log. What should it do under the lesson contract? Why should a program not simply crop the first and assume a final event for the second?</w:t>
-      </w:r>
-    </w:p>
-    <w:p>
-      <w:pPr>
-        <w:pStyle w:val="Heading3"/>
-      </w:pPr>
-      <w:r>
-        <w:t>Teacher reasoning · W5</w:t>
-      </w:r>
-    </w:p>
-    <w:p>
-      <w:pPr>
-        <w:spacing w:line="336" w:lineRule="auto" w:after="180"/>
-        <w:shd w:fill="F1F6FC"/>
-      </w:pPr>
-      <w:r>
-        <w:rPr>
-          <w:b w:val="0"/>
-        </w:rPr>
-        <w:t>Teacher explanation: It rejects both: one exceeds four real events and the other has none. Cropping can remove the final event and change the task answer.</w:t>
-      </w:r>
-    </w:p>
-    <w:p>
-      <w:pPr>
-        <w:spacing w:line="336" w:lineRule="auto" w:after="180"/>
-        <w:shd w:fill="F1F6FC"/>
-      </w:pPr>
-      <w:r>
-        <w:rPr>
-          <w:b w:val="0"/>
-        </w:rPr>
-        <w:t>An empty log has no final real position; the program needs an explicit policy rather than an invented event.</w:t>
-      </w:r>
-    </w:p>
-    <w:p>
-      <w:pPr>
-        <w:pStyle w:val="Heading3"/>
-      </w:pPr>
-      <w:r>
-        <w:t>Independent assessment and fresh retry</w:t>
-      </w:r>
-    </w:p>
-    <w:p>
-      <w:pPr>
-        <w:pStyle w:val="Heading3"/>
-      </w:pPr>
-      <w:r>
-        <w:t>Teacher key · Independent assessment and fresh retry</w:t>
-      </w:r>
-    </w:p>
-    <w:p>
-      <w:pPr>
-        <w:spacing w:line="336" w:lineRule="auto" w:after="180"/>
-        <w:shd w:fill="F1F6FC"/>
-      </w:pPr>
-      <w:r>
-        <w:rPr>
-          <w:b w:val="0"/>
-        </w:rPr>
-        <w:t xml:space="preserve">W4 requires IDs [2, 4, 3, 0, 0], </w:t>
-      </w:r>
-      <w:r>
-        <w:rPr>
-          <w:b/>
-        </w:rPr>
-        <w:t>mask</w:t>
-      </w:r>
-      <w:r>
-        <w:rPr>
-          <w:b w:val="0"/>
-        </w:rPr>
-        <w:t xml:space="preserve"> [1, 1, 1, 0, 0], final index 2, </w:t>
-      </w:r>
-      <w:r>
-        <w:rPr>
-          <w:b/>
-        </w:rPr>
-        <w:t>mask</w:t>
-      </w:r>
-      <w:r>
-        <w:rPr>
-          <w:b w:val="0"/>
-        </w:rPr>
-        <w:t>ed mean 3 and un</w:t>
-      </w:r>
-      <w:r>
-        <w:rPr>
-          <w:b/>
-        </w:rPr>
-        <w:t>mask</w:t>
-      </w:r>
-      <w:r>
-        <w:rPr>
-          <w:b w:val="0"/>
-        </w:rPr>
-        <w:t>ed mean 1.8. Fresh retry: use the same five-position vocabulary for CHECK OPEN.</w:t>
-      </w:r>
-    </w:p>
-    <w:p>
-      <w:pPr>
-        <w:spacing w:line="336" w:lineRule="auto" w:after="180"/>
-        <w:shd w:fill="F1F6FC"/>
-      </w:pPr>
-      <w:r>
-        <w:rPr>
-          <w:b w:val="0"/>
-        </w:rPr>
-        <w:t xml:space="preserve">IDs are [4, 2, 0, 0, 0], </w:t>
-      </w:r>
-      <w:r>
-        <w:rPr>
-          <w:b/>
-        </w:rPr>
-        <w:t>mask</w:t>
-      </w:r>
-      <w:r>
-        <w:rPr>
-          <w:b w:val="0"/>
-        </w:rPr>
-        <w:t xml:space="preserve"> [1, 1, 0, 0, 0], final index 1 is OPEN. Sensor values [8, 0, 0, 0, 0] with that </w:t>
-      </w:r>
-      <w:r>
-        <w:rPr>
-          <w:b/>
-        </w:rPr>
-        <w:t>mask</w:t>
-      </w:r>
-      <w:r>
-        <w:rPr>
-          <w:b w:val="0"/>
-        </w:rPr>
-        <w:t xml:space="preserve"> have mean 4, not 8 or 1.6.</w:t>
-      </w:r>
-    </w:p>
-    <w:p>
-      <w:pPr>
-        <w:pStyle w:val="Heading3"/>
-      </w:pPr>
-      <w:r>
-        <w:t>Assess independent transfer</w:t>
-      </w:r>
-    </w:p>
-    <w:p>
-      <w:pPr>
-        <w:pStyle w:val="Heading3"/>
-      </w:pPr>
-      <w:r>
-        <w:t>Independent question · withhold the key</w:t>
-      </w:r>
-    </w:p>
-    <w:p>
-      <w:pPr>
-        <w:spacing w:line="336" w:lineRule="auto" w:after="180"/>
-        <w:shd w:fill="F5F1FB"/>
-      </w:pPr>
-      <w:r>
-        <w:rPr>
-          <w:b w:val="0"/>
-        </w:rPr>
-        <w:t xml:space="preserve">Selected case: Use PAD = 0, UNK = 1, OPEN = 2, CLOSE = 3, CHECK = 4 and five stored positions. Encode OPEN CHECK CLOSE and give its </w:t>
-      </w:r>
-      <w:r>
-        <w:rPr>
-          <w:b/>
-        </w:rPr>
-        <w:t>mask</w:t>
-      </w:r>
-      <w:r>
-        <w:rPr>
-          <w:b w:val="0"/>
-        </w:rPr>
-        <w:t xml:space="preserve"> and final real position. Separately, sensor values [0, 6, 3, 0, 0] have that same </w:t>
-      </w:r>
-      <w:r>
-        <w:rPr>
-          <w:b/>
-        </w:rPr>
-        <w:t>mask</w:t>
-      </w:r>
-      <w:r>
-        <w:rPr>
-          <w:b w:val="0"/>
-        </w:rPr>
-        <w:t>.</w:t>
-      </w:r>
-    </w:p>
-    <w:p>
-      <w:pPr>
-        <w:spacing w:line="336" w:lineRule="auto" w:after="180"/>
-        <w:shd w:fill="F5F1FB"/>
-      </w:pPr>
-      <w:r>
-        <w:rPr>
-          <w:b w:val="0"/>
-        </w:rPr>
-        <w:t xml:space="preserve">Calculate their </w:t>
-      </w:r>
-      <w:r>
-        <w:rPr>
-          <w:b/>
-        </w:rPr>
-        <w:t>mask</w:t>
-      </w:r>
-      <w:r>
-        <w:rPr>
-          <w:b w:val="0"/>
-        </w:rPr>
-        <w:t>ed mean and the incorrect mean over all five slots.</w:t>
-      </w:r>
-    </w:p>
-    <w:p>
-      <w:pPr>
-        <w:pStyle w:val="Heading3"/>
-      </w:pPr>
-      <w:r>
-        <w:t>Selected case answer</w:t>
-      </w:r>
-    </w:p>
-    <w:p>
-      <w:pPr>
-        <w:pStyle w:val="Heading3"/>
-      </w:pPr>
-      <w:r>
-        <w:t>Teacher key · Selected case answer</w:t>
-      </w:r>
-    </w:p>
-    <w:p>
-      <w:pPr>
-        <w:spacing w:line="336" w:lineRule="auto" w:after="180"/>
-        <w:shd w:fill="F1F6FC"/>
-      </w:pPr>
-      <w:r>
-        <w:rPr>
-          <w:b w:val="0"/>
-        </w:rPr>
-        <w:t xml:space="preserve">Teacher explanation: IDs [2, 4, 3, 0, 0], </w:t>
-      </w:r>
-      <w:r>
-        <w:rPr>
-          <w:b/>
-        </w:rPr>
-        <w:t>mask</w:t>
-      </w:r>
-      <w:r>
-        <w:rPr>
-          <w:b w:val="0"/>
-        </w:rPr>
-        <w:t xml:space="preserve"> [1, 1, 1, 0, 0]; final real position 2 contains CLOSE. </w:t>
-      </w:r>
-      <w:r>
-        <w:rPr>
-          <w:b/>
-        </w:rPr>
-        <w:t>Mask</w:t>
-      </w:r>
-      <w:r>
-        <w:rPr>
-          <w:b w:val="0"/>
-        </w:rPr>
-        <w:t>ed sensor mean is (0 + 6 + 3) / 3 = 3. Un</w:t>
-      </w:r>
-      <w:r>
-        <w:rPr>
-          <w:b/>
-        </w:rPr>
-        <w:t>mask</w:t>
-      </w:r>
-      <w:r>
-        <w:rPr>
-          <w:b w:val="0"/>
-        </w:rPr>
-        <w:t>ed mean is 9 / 5 = 1.8. The measured zero must count in the denominator.</w:t>
+        <w:pStyle w:val="Heading2"/>
+      </w:pPr>
+      <w:r>
+        <w:t>Judge explanation,trace and limits</w:t>
       </w:r>
     </w:p>
     <w:tbl>
@@ -3888,54 +4027,55 @@
     </w:tbl>
     <w:p>
       <w:pPr>
-        <w:pStyle w:val="Heading3"/>
-      </w:pPr>
-      <w:r>
-        <w:t>Teacher key · Selected case answer</w:t>
+        <w:spacing w:line="336" w:lineRule="auto" w:after="180"/>
+      </w:pPr>
+      <w:r>
+        <w:rPr>
+          <w:b w:val="0"/>
+        </w:rPr>
+        <w:t>Record each dimension as not yet, with support, or independent. Accept a valid alternative procedure with a defensible trace.</w:t>
       </w:r>
     </w:p>
     <w:p>
       <w:pPr>
         <w:spacing w:line="336" w:lineRule="auto" w:after="180"/>
-        <w:shd w:fill="F1F6FC"/>
       </w:pPr>
       <w:r>
         <w:rPr>
           <w:b w:val="0"/>
         </w:rPr>
-        <w:t>Record each dimension as not yet, with support, or independent. Accept a valid alternative procedure with a defensible trace.</w:t>
+        <w:t xml:space="preserve">Do not penalise an honestly recorded model failure if the learner correctly explains its </w:t>
+      </w:r>
+      <w:r>
+        <w:rPr>
+          <w:b/>
+        </w:rPr>
+        <w:t>evidence</w:t>
+      </w:r>
+      <w:r>
+        <w:rPr>
+          <w:b w:val="0"/>
+        </w:rPr>
+        <w:t xml:space="preserve"> and limits.</w:t>
       </w:r>
     </w:p>
     <w:p>
       <w:pPr>
-        <w:spacing w:line="336" w:lineRule="auto" w:after="180"/>
-        <w:shd w:fill="F1F6FC"/>
-      </w:pPr>
-      <w:r>
-        <w:rPr>
-          <w:b w:val="0"/>
-        </w:rPr>
-        <w:t xml:space="preserve">Do not penalise an honestly recorded model failure if the learner correctly explains its </w:t>
-      </w:r>
-      <w:r>
-        <w:rPr>
-          <w:b/>
-        </w:rPr>
-        <w:t>evidence</w:t>
-      </w:r>
-      <w:r>
-        <w:rPr>
-          <w:b w:val="0"/>
-        </w:rPr>
-        <w:t xml:space="preserve"> and limits.</w:t>
+        <w:pStyle w:val="Heading2"/>
+      </w:pPr>
+      <w:r>
+        <w:t>Give one usable repair</w:t>
       </w:r>
     </w:p>
     <w:p>
       <w:pPr>
-        <w:pStyle w:val="Heading3"/>
-      </w:pPr>
-      <w:r>
-        <w:t>Feedback that the learner uses</w:t>
+        <w:spacing w:line="336" w:lineRule="auto" w:after="180"/>
+      </w:pPr>
+      <w:r>
+        <w:rPr>
+          <w:b w:val="0"/>
+        </w:rPr>
+        <w:t>Name the earliest unsupported step and give one action to repair it. Have the learner make that repair now and explain why. Then assess the relevant skill on a fresh, fully specified case.</w:t>
       </w:r>
     </w:p>
     <w:p>
@@ -3946,78 +4086,69 @@
         <w:rPr>
           <w:b w:val="0"/>
         </w:rPr>
-        <w:t>Name the earliest unsupported step and give one action to repair it. Have the learner make that repair now and explain why. Then assess the relevant skill on a fresh, fully specified case.</w:t>
+        <w:t>Confirm it was not previously practised with feedback; solve and check the new case before assigning it. A follow-up design prompt is a starting brief, not automatically an equivalent test.</w:t>
       </w:r>
     </w:p>
     <w:p>
       <w:pPr>
-        <w:spacing w:line="336" w:lineRule="auto" w:after="180"/>
-      </w:pPr>
-      <w:r>
-        <w:rPr>
-          <w:b w:val="0"/>
-        </w:rPr>
-        <w:t>Confirm it was not previously practised with feedback; solve and check the new case before assigning it. A follow-up design prompt is a starting brief, not automatically an equivalent test.</w:t>
+        <w:pStyle w:val="Heading2"/>
+      </w:pPr>
+      <w:r>
+        <w:t>W1 Encode and recover the final event</w:t>
       </w:r>
     </w:p>
     <w:p>
       <w:pPr>
-        <w:pStyle w:val="Heading1"/>
-      </w:pPr>
-      <w:r>
-        <w:t>06. Connect the project, support and next lesson</w:t>
+        <w:spacing w:line="336" w:lineRule="auto" w:after="180"/>
+      </w:pPr>
+      <w:r>
+        <w:rPr>
+          <w:b w:val="0"/>
+        </w:rPr>
+        <w:t xml:space="preserve">Encode GO TURN STOP using the lesson vocabulary and four positions. Give its </w:t>
+      </w:r>
+      <w:r>
+        <w:rPr>
+          <w:b/>
+        </w:rPr>
+        <w:t>mask</w:t>
+      </w:r>
+      <w:r>
+        <w:rPr>
+          <w:b w:val="0"/>
+        </w:rPr>
+        <w:t>, real length and final real event.</w:t>
       </w:r>
     </w:p>
     <w:p>
-      <w:r>
-        <w:t>Connect Sequence representations to Image-pattern Network Investigation, adapt support and plan a later changed-case check.</w:t>
+      <w:pPr>
+        <w:spacing w:line="336" w:lineRule="auto" w:after="180"/>
+      </w:pPr>
+      <w:r>
+        <w:rPr>
+          <w:b w:val="0"/>
+        </w:rPr>
+        <w:t xml:space="preserve">Teacher explanation: IDs are [2, 3, 4, 0], </w:t>
+      </w:r>
+      <w:r>
+        <w:rPr>
+          <w:b/>
+        </w:rPr>
+        <w:t>mask</w:t>
+      </w:r>
+      <w:r>
+        <w:rPr>
+          <w:b w:val="0"/>
+        </w:rPr>
+        <w:t xml:space="preserve"> [1, 1, 1, 0], real length 3 and final real event STOP at position 2.</w:t>
       </w:r>
     </w:p>
     <w:p>
       <w:pPr>
-        <w:spacing w:line="336" w:lineRule="auto" w:after="180"/>
-      </w:pPr>
-      <w:r>
-        <w:rPr>
-          <w:b w:val="0"/>
-        </w:rPr>
-        <w:t xml:space="preserve">Add a labelled </w:t>
-      </w:r>
-      <w:r>
-        <w:rPr>
-          <w:b/>
-        </w:rPr>
-        <w:t>sequence</w:t>
-      </w:r>
-      <w:r>
-        <w:rPr>
-          <w:b w:val="0"/>
-        </w:rPr>
-        <w:t xml:space="preserve"> representations </w:t>
-      </w:r>
-      <w:r>
-        <w:rPr>
-          <w:b/>
-        </w:rPr>
-        <w:t>evidence</w:t>
-      </w:r>
-      <w:r>
-        <w:rPr>
-          <w:b w:val="0"/>
-        </w:rPr>
-        <w:t xml:space="preserve"> sheet to Image-pattern Network Investigation. Show how you can encode an ordered </w:t>
-      </w:r>
-      <w:r>
-        <w:rPr>
-          <w:b/>
-        </w:rPr>
-        <w:t>sequence</w:t>
-      </w:r>
-      <w:r>
-        <w:rPr>
-          <w:b w:val="0"/>
-        </w:rPr>
-        <w:t xml:space="preserve"> with an explicit vocabulary.</w:t>
+        <w:pStyle w:val="Heading2"/>
+      </w:pPr>
+      <w:r>
+        <w:t>W2 Expose an order collision</w:t>
       </w:r>
     </w:p>
     <w:p>
@@ -4028,31 +4159,7 @@
         <w:rPr>
           <w:b w:val="0"/>
         </w:rPr>
-        <w:t xml:space="preserve">Use the supplied fictional case and keep its </w:t>
-      </w:r>
-      <w:r>
-        <w:rPr>
-          <w:b/>
-        </w:rPr>
-        <w:t>input</w:t>
-      </w:r>
-      <w:r>
-        <w:rPr>
-          <w:b w:val="0"/>
-        </w:rPr>
-        <w:t xml:space="preserve">s, intermediate steps, calculation or </w:t>
-      </w:r>
-      <w:r>
-        <w:rPr>
-          <w:b/>
-        </w:rPr>
-        <w:t>prediction</w:t>
-      </w:r>
-      <w:r>
-        <w:rPr>
-          <w:b w:val="0"/>
-        </w:rPr>
-        <w:t>, and limitation. Connect this record to last week’s record; a matching answer without a trace is insufficient.</w:t>
+        <w:t>Give two logs made of exactly GO, TURN and STOP once each that have equal count vectors but different answers to whether the final event is STOP.</w:t>
       </w:r>
     </w:p>
     <w:p>
@@ -4063,30 +4170,15 @@
         <w:rPr>
           <w:b w:val="0"/>
         </w:rPr>
-        <w:t xml:space="preserve">Provide a ledger with position, original symbol, ID and </w:t>
-      </w:r>
-      <w:r>
-        <w:rPr>
-          <w:b/>
-        </w:rPr>
-        <w:t>mask</w:t>
-      </w:r>
-      <w:r>
-        <w:rPr>
-          <w:b w:val="0"/>
-        </w:rPr>
-        <w:t>. Use separate coloured or labelled cards for real unknowns and placeholders without relying on colour alone.</w:t>
+        <w:t>Teacher explanation: For example GO TURN STOP and STOP TURN GO both have count vector [1, 1, 1]. The first answer is Yes and the second No. Counts alone cannot distinguish them.</w:t>
       </w:r>
     </w:p>
     <w:p>
       <w:pPr>
-        <w:spacing w:line="336" w:lineRule="auto" w:after="180"/>
-      </w:pPr>
-      <w:r>
-        <w:rPr>
-          <w:b w:val="0"/>
-        </w:rPr>
-        <w:t>Extension: enumerate all logs of length one through four over GO, TURN and STOP, verify encode-and-decode recovery, and find count-vector collisions with different final-event answers.</w:t>
+        <w:pStyle w:val="Heading2"/>
+      </w:pPr>
+      <w:r>
+        <w:t>W3 Separate unknown from padding</w:t>
       </w:r>
     </w:p>
     <w:p>
@@ -4097,19 +4189,7 @@
         <w:rPr>
           <w:b w:val="0"/>
         </w:rPr>
-        <w:t xml:space="preserve">Week 26 explores embeddings and neighbourhoods, including why a vector representation is different from an arbitrary </w:t>
-      </w:r>
-      <w:r>
-        <w:rPr>
-          <w:b/>
-        </w:rPr>
-        <w:t>token ID</w:t>
-      </w:r>
-      <w:r>
-        <w:rPr>
-          <w:b w:val="0"/>
-        </w:rPr>
-        <w:t>.</w:t>
+        <w:t>Encode WAIT GO. Which positions are real? Compare it with PAUSE GO, and state what information the encoding loses.</w:t>
       </w:r>
     </w:p>
     <w:p>
@@ -4120,15 +4200,594 @@
         <w:rPr>
           <w:b w:val="0"/>
         </w:rPr>
-        <w:t>Retain the project ledger and assess a changed case after support. Check the relevant prerequisite before carrying this component forward.</w:t>
+        <w:t xml:space="preserve">Teacher explanation: Both encode as [1, 2, 0, 0] with </w:t>
+      </w:r>
+      <w:r>
+        <w:rPr>
+          <w:b/>
+        </w:rPr>
+        <w:t>mask</w:t>
+      </w:r>
+      <w:r>
+        <w:rPr>
+          <w:b w:val="0"/>
+        </w:rPr>
+        <w:t xml:space="preserve"> [1, 1, 0, 0]. Positions 0 and 1 are real. UNK at position 0 loses whether the symbol was WAIT or PAUSE; </w:t>
+      </w:r>
+      <w:r>
+        <w:rPr>
+          <w:b/>
+        </w:rPr>
+        <w:t>padding</w:t>
+      </w:r>
+      <w:r>
+        <w:rPr>
+          <w:b w:val="0"/>
+        </w:rPr>
+        <w:t xml:space="preserve"> is only at positions 2 and 3.</w:t>
       </w:r>
     </w:p>
     <w:p>
       <w:pPr>
+        <w:pStyle w:val="Heading2"/>
+      </w:pPr>
+      <w:r>
+        <w:t>W5 Audit length and empty input</w:t>
+      </w:r>
+    </w:p>
+    <w:p>
+      <w:pPr>
+        <w:spacing w:line="336" w:lineRule="auto" w:after="180"/>
+      </w:pPr>
+      <w:r>
+        <w:rPr>
+          <w:b w:val="0"/>
+        </w:rPr>
+        <w:t>The encoder receives five events ending in STOP, then an empty log. What should it do under the lesson contract? Why should a program not simply crop the first and assume a final event for the second?</w:t>
+      </w:r>
+    </w:p>
+    <w:p>
+      <w:pPr>
+        <w:spacing w:line="336" w:lineRule="auto" w:after="180"/>
+      </w:pPr>
+      <w:r>
+        <w:rPr>
+          <w:b w:val="0"/>
+        </w:rPr>
+        <w:t>Teacher explanation: It rejects both: one exceeds four real events and the other has none. Cropping can remove the final event and change the task answer.</w:t>
+      </w:r>
+    </w:p>
+    <w:p>
+      <w:pPr>
+        <w:spacing w:line="336" w:lineRule="auto" w:after="180"/>
+      </w:pPr>
+      <w:r>
+        <w:rPr>
+          <w:b w:val="0"/>
+        </w:rPr>
+        <w:t>An empty log has no final real position; the program needs an explicit policy rather than an invented event.</w:t>
+      </w:r>
+    </w:p>
+    <w:p>
+      <w:pPr>
+        <w:pStyle w:val="Heading2"/>
+      </w:pPr>
+      <w:r>
+        <w:t>Earlier wording, alternatives and picture transcripts · reference / check after trying</w:t>
+      </w:r>
+    </w:p>
+    <w:p>
+      <w:pPr>
         <w:pStyle w:val="Heading3"/>
       </w:pPr>
       <w:r>
-        <w:t>Plan the delayed return</w:t>
+        <w:t>Guided and exit questions</w:t>
+      </w:r>
+    </w:p>
+    <w:p>
+      <w:pPr>
+        <w:spacing w:line="336" w:lineRule="auto" w:after="180"/>
+      </w:pPr>
+      <w:r>
+        <w:rPr>
+          <w:b w:val="0"/>
+        </w:rPr>
+        <w:t xml:space="preserve">Guided: TURN STOP becomes IDs [3, 4, 0, 0] and </w:t>
+      </w:r>
+      <w:r>
+        <w:rPr>
+          <w:b/>
+        </w:rPr>
+        <w:t>mask</w:t>
+      </w:r>
+      <w:r>
+        <w:rPr>
+          <w:b w:val="0"/>
+        </w:rPr>
+        <w:t xml:space="preserve"> [1, 1, 0, 0]. Length is 2, so final real position is 1 with ID 4, STOP. Position 3 is PAD.</w:t>
+      </w:r>
+    </w:p>
+    <w:p>
+      <w:pPr>
+        <w:spacing w:line="336" w:lineRule="auto" w:after="180"/>
+      </w:pPr>
+      <w:r>
+        <w:rPr>
+          <w:b w:val="0"/>
+        </w:rPr>
+        <w:t>Exit: the full five-event log answers Yes, but its first four events end in TURN and answer No. Rejection makes the unsupported length visible and avoids silently changing the question.</w:t>
+      </w:r>
+    </w:p>
+    <w:p>
+      <w:pPr>
+        <w:pStyle w:val="Heading3"/>
+      </w:pPr>
+      <w:r>
+        <w:t>W1 Encode and recover the final event</w:t>
+      </w:r>
+    </w:p>
+    <w:p>
+      <w:pPr>
+        <w:pStyle w:val="Heading3"/>
+      </w:pPr>
+      <w:r>
+        <w:t>W2 Expose an order collision</w:t>
+      </w:r>
+    </w:p>
+    <w:p>
+      <w:pPr>
+        <w:pStyle w:val="Heading3"/>
+      </w:pPr>
+      <w:r>
+        <w:t>W3 Separate unknown from padding</w:t>
+      </w:r>
+    </w:p>
+    <w:p>
+      <w:pPr>
+        <w:pStyle w:val="Heading3"/>
+      </w:pPr>
+      <w:r>
+        <w:t>W4 Apply a fresh schema independently</w:t>
+      </w:r>
+    </w:p>
+    <w:p>
+      <w:pPr>
+        <w:spacing w:line="336" w:lineRule="auto" w:after="180"/>
+      </w:pPr>
+      <w:r>
+        <w:rPr>
+          <w:b w:val="0"/>
+        </w:rPr>
+        <w:t xml:space="preserve">Use PAD = 0, UNK = 1, OPEN = 2, CLOSE = 3, CHECK = 4 and five stored positions. Encode OPEN CHECK CLOSE and give its </w:t>
+      </w:r>
+      <w:r>
+        <w:rPr>
+          <w:b/>
+        </w:rPr>
+        <w:t>mask</w:t>
+      </w:r>
+      <w:r>
+        <w:rPr>
+          <w:b w:val="0"/>
+        </w:rPr>
+        <w:t xml:space="preserve"> and final real position. Separately, sensor values [0, 6, 3, 0, 0] have that same </w:t>
+      </w:r>
+      <w:r>
+        <w:rPr>
+          <w:b/>
+        </w:rPr>
+        <w:t>mask</w:t>
+      </w:r>
+      <w:r>
+        <w:rPr>
+          <w:b w:val="0"/>
+        </w:rPr>
+        <w:t>.</w:t>
+      </w:r>
+    </w:p>
+    <w:p>
+      <w:pPr>
+        <w:spacing w:line="336" w:lineRule="auto" w:after="180"/>
+      </w:pPr>
+      <w:r>
+        <w:rPr>
+          <w:b w:val="0"/>
+        </w:rPr>
+        <w:t xml:space="preserve">Calculate their </w:t>
+      </w:r>
+      <w:r>
+        <w:rPr>
+          <w:b/>
+        </w:rPr>
+        <w:t>mask</w:t>
+      </w:r>
+      <w:r>
+        <w:rPr>
+          <w:b w:val="0"/>
+        </w:rPr>
+        <w:t>ed mean and the incorrect mean over all five slots.</w:t>
+      </w:r>
+    </w:p>
+    <w:p>
+      <w:pPr>
+        <w:spacing w:line="336" w:lineRule="auto" w:after="180"/>
+      </w:pPr>
+      <w:r>
+        <w:rPr>
+          <w:b w:val="0"/>
+        </w:rPr>
+        <w:t xml:space="preserve">Teacher explanation: IDs [2, 4, 3, 0, 0], </w:t>
+      </w:r>
+      <w:r>
+        <w:rPr>
+          <w:b/>
+        </w:rPr>
+        <w:t>mask</w:t>
+      </w:r>
+      <w:r>
+        <w:rPr>
+          <w:b w:val="0"/>
+        </w:rPr>
+        <w:t xml:space="preserve"> [1, 1, 1, 0, 0]; final real position 2 contains CLOSE. </w:t>
+      </w:r>
+      <w:r>
+        <w:rPr>
+          <w:b/>
+        </w:rPr>
+        <w:t>Mask</w:t>
+      </w:r>
+      <w:r>
+        <w:rPr>
+          <w:b w:val="0"/>
+        </w:rPr>
+        <w:t>ed sensor mean is (0 + 6 + 3) / 3 = 3. Un</w:t>
+      </w:r>
+      <w:r>
+        <w:rPr>
+          <w:b/>
+        </w:rPr>
+        <w:t>mask</w:t>
+      </w:r>
+      <w:r>
+        <w:rPr>
+          <w:b w:val="0"/>
+        </w:rPr>
+        <w:t>ed mean is 9 / 5 = 1.8. The measured zero must count in the denominator.</w:t>
+      </w:r>
+    </w:p>
+    <w:p>
+      <w:pPr>
+        <w:pStyle w:val="Heading3"/>
+      </w:pPr>
+      <w:r>
+        <w:t>W5 Audit length and empty input</w:t>
+      </w:r>
+    </w:p>
+    <w:p>
+      <w:pPr>
+        <w:pStyle w:val="Heading3"/>
+      </w:pPr>
+      <w:r>
+        <w:t>Independent assessment and fresh retry</w:t>
+      </w:r>
+    </w:p>
+    <w:p>
+      <w:pPr>
+        <w:spacing w:line="336" w:lineRule="auto" w:after="180"/>
+      </w:pPr>
+      <w:r>
+        <w:rPr>
+          <w:b w:val="0"/>
+        </w:rPr>
+        <w:t xml:space="preserve">W4 requires IDs [2, 4, 3, 0, 0], </w:t>
+      </w:r>
+      <w:r>
+        <w:rPr>
+          <w:b/>
+        </w:rPr>
+        <w:t>mask</w:t>
+      </w:r>
+      <w:r>
+        <w:rPr>
+          <w:b w:val="0"/>
+        </w:rPr>
+        <w:t xml:space="preserve"> [1, 1, 1, 0, 0], final index 2, </w:t>
+      </w:r>
+      <w:r>
+        <w:rPr>
+          <w:b/>
+        </w:rPr>
+        <w:t>mask</w:t>
+      </w:r>
+      <w:r>
+        <w:rPr>
+          <w:b w:val="0"/>
+        </w:rPr>
+        <w:t>ed mean 3 and un</w:t>
+      </w:r>
+      <w:r>
+        <w:rPr>
+          <w:b/>
+        </w:rPr>
+        <w:t>mask</w:t>
+      </w:r>
+      <w:r>
+        <w:rPr>
+          <w:b w:val="0"/>
+        </w:rPr>
+        <w:t>ed mean 1.8. Fresh retry: use the same five-position vocabulary for CHECK OPEN.</w:t>
+      </w:r>
+    </w:p>
+    <w:p>
+      <w:pPr>
+        <w:spacing w:line="336" w:lineRule="auto" w:after="180"/>
+      </w:pPr>
+      <w:r>
+        <w:rPr>
+          <w:b w:val="0"/>
+        </w:rPr>
+        <w:t xml:space="preserve">IDs are [4, 2, 0, 0, 0], </w:t>
+      </w:r>
+      <w:r>
+        <w:rPr>
+          <w:b/>
+        </w:rPr>
+        <w:t>mask</w:t>
+      </w:r>
+      <w:r>
+        <w:rPr>
+          <w:b w:val="0"/>
+        </w:rPr>
+        <w:t xml:space="preserve"> [1, 1, 0, 0, 0], final index 1 is OPEN. Sensor values [8, 0, 0, 0, 0] with that </w:t>
+      </w:r>
+      <w:r>
+        <w:rPr>
+          <w:b/>
+        </w:rPr>
+        <w:t>mask</w:t>
+      </w:r>
+      <w:r>
+        <w:rPr>
+          <w:b w:val="0"/>
+        </w:rPr>
+        <w:t xml:space="preserve"> have mean 4, not 8 or 1.6.</w:t>
+      </w:r>
+    </w:p>
+    <w:p>
+      <w:pPr>
+        <w:pStyle w:val="Heading3"/>
+      </w:pPr>
+      <w:r>
+        <w:t>Assess independent transfer</w:t>
+      </w:r>
+    </w:p>
+    <w:p>
+      <w:pPr>
+        <w:pStyle w:val="Heading3"/>
+      </w:pPr>
+      <w:r>
+        <w:t>Selected case answer</w:t>
+      </w:r>
+    </w:p>
+    <w:p>
+      <w:pPr>
+        <w:pStyle w:val="Heading3"/>
+      </w:pPr>
+      <w:r>
+        <w:t>Feedback that the learner uses</w:t>
+      </w:r>
+    </w:p>
+    <w:p>
+      <w:pPr>
+        <w:pStyle w:val="Heading1"/>
+      </w:pPr>
+      <w:r>
+        <w:t>06. Connect,support and revisit the mathematics</w:t>
+      </w:r>
+    </w:p>
+    <w:p>
+      <w:r>
+        <w:t>Use the saved evidence to choose the next step.</w:t>
+      </w:r>
+    </w:p>
+    <w:p>
+      <w:pPr>
+        <w:pStyle w:val="Heading2"/>
+      </w:pPr>
+      <w:r>
+        <w:t>Project and next-week bridge</w:t>
+      </w:r>
+    </w:p>
+    <w:p>
+      <w:pPr>
+        <w:spacing w:line="336" w:lineRule="auto" w:after="180"/>
+      </w:pPr>
+      <w:r>
+        <w:rPr>
+          <w:b w:val="0"/>
+        </w:rPr>
+        <w:t xml:space="preserve">Add a labelled </w:t>
+      </w:r>
+      <w:r>
+        <w:rPr>
+          <w:b/>
+        </w:rPr>
+        <w:t>sequence</w:t>
+      </w:r>
+      <w:r>
+        <w:rPr>
+          <w:b w:val="0"/>
+        </w:rPr>
+        <w:t xml:space="preserve"> representations </w:t>
+      </w:r>
+      <w:r>
+        <w:rPr>
+          <w:b/>
+        </w:rPr>
+        <w:t>evidence</w:t>
+      </w:r>
+      <w:r>
+        <w:rPr>
+          <w:b w:val="0"/>
+        </w:rPr>
+        <w:t xml:space="preserve"> sheet to Image-pattern Network Investigation. Show how you can encode an ordered </w:t>
+      </w:r>
+      <w:r>
+        <w:rPr>
+          <w:b/>
+        </w:rPr>
+        <w:t>sequence</w:t>
+      </w:r>
+      <w:r>
+        <w:rPr>
+          <w:b w:val="0"/>
+        </w:rPr>
+        <w:t xml:space="preserve"> with an explicit vocabulary.</w:t>
+      </w:r>
+    </w:p>
+    <w:p>
+      <w:pPr>
+        <w:spacing w:line="336" w:lineRule="auto" w:after="180"/>
+      </w:pPr>
+      <w:r>
+        <w:rPr>
+          <w:b w:val="0"/>
+        </w:rPr>
+        <w:t xml:space="preserve">Use the supplied fictional case and keep its </w:t>
+      </w:r>
+      <w:r>
+        <w:rPr>
+          <w:b/>
+        </w:rPr>
+        <w:t>input</w:t>
+      </w:r>
+      <w:r>
+        <w:rPr>
+          <w:b w:val="0"/>
+        </w:rPr>
+        <w:t xml:space="preserve">s, intermediate steps, calculation or </w:t>
+      </w:r>
+      <w:r>
+        <w:rPr>
+          <w:b/>
+        </w:rPr>
+        <w:t>prediction</w:t>
+      </w:r>
+      <w:r>
+        <w:rPr>
+          <w:b w:val="0"/>
+        </w:rPr>
+        <w:t>, and limitation. Connect this record to last week’s record; a matching answer without a trace is insufficient.</w:t>
+      </w:r>
+    </w:p>
+    <w:p>
+      <w:pPr>
+        <w:spacing w:line="336" w:lineRule="auto" w:after="180"/>
+      </w:pPr>
+      <w:r>
+        <w:rPr>
+          <w:b w:val="0"/>
+        </w:rPr>
+        <w:t xml:space="preserve">Provide a ledger with position, original symbol, ID and </w:t>
+      </w:r>
+      <w:r>
+        <w:rPr>
+          <w:b/>
+        </w:rPr>
+        <w:t>mask</w:t>
+      </w:r>
+      <w:r>
+        <w:rPr>
+          <w:b w:val="0"/>
+        </w:rPr>
+        <w:t>. Use separate coloured or labelled cards for real unknowns and placeholders without relying on colour alone.</w:t>
+      </w:r>
+    </w:p>
+    <w:p>
+      <w:pPr>
+        <w:spacing w:line="336" w:lineRule="auto" w:after="180"/>
+      </w:pPr>
+      <w:r>
+        <w:rPr>
+          <w:b w:val="0"/>
+        </w:rPr>
+        <w:t>Extension: enumerate all logs of length one through four over GO, TURN and STOP, verify encode-and-decode recovery, and find count-vector collisions with different final-event answers.</w:t>
+      </w:r>
+    </w:p>
+    <w:p>
+      <w:pPr>
+        <w:spacing w:line="336" w:lineRule="auto" w:after="180"/>
+      </w:pPr>
+      <w:r>
+        <w:rPr>
+          <w:b w:val="0"/>
+        </w:rPr>
+        <w:t xml:space="preserve">Week 26 explores embeddings and neighbourhoods, including why a vector representation is different from an arbitrary </w:t>
+      </w:r>
+      <w:r>
+        <w:rPr>
+          <w:b/>
+        </w:rPr>
+        <w:t>token ID</w:t>
+      </w:r>
+      <w:r>
+        <w:rPr>
+          <w:b w:val="0"/>
+        </w:rPr>
+        <w:t>.</w:t>
+      </w:r>
+    </w:p>
+    <w:p>
+      <w:pPr>
+        <w:spacing w:line="336" w:lineRule="auto" w:after="180"/>
+      </w:pPr>
+      <w:r>
+        <w:rPr>
+          <w:b w:val="0"/>
+        </w:rPr>
+        <w:t>Retain the project ledger and assess a changed case after support. Check the relevant prerequisite before carrying this component forward.</w:t>
+      </w:r>
+    </w:p>
+    <w:p>
+      <w:pPr>
+        <w:spacing w:line="336" w:lineRule="auto" w:after="180"/>
+      </w:pPr>
+      <w:r>
+        <w:rPr>
+          <w:b w:val="0"/>
+        </w:rPr>
+        <w:t xml:space="preserve">For your Image-pattern Network Investigation, save the </w:t>
+      </w:r>
+      <w:r>
+        <w:rPr>
+          <w:b/>
+        </w:rPr>
+        <w:t>input</w:t>
+      </w:r>
+      <w:r>
+        <w:rPr>
+          <w:b w:val="0"/>
+        </w:rPr>
+        <w:t>, procedure, observed result and limitation of this check.</w:t>
+      </w:r>
+    </w:p>
+    <w:p>
+      <w:pPr>
+        <w:spacing w:line="336" w:lineRule="auto" w:after="180"/>
+      </w:pPr>
+      <w:r>
+        <w:rPr>
+          <w:b w:val="0"/>
+        </w:rPr>
+        <w:t>Label this worked example as practice; use a different, previously unreviewed case when checking independent understanding.</w:t>
+      </w:r>
+    </w:p>
+    <w:p>
+      <w:pPr>
+        <w:pStyle w:val="Heading2"/>
+      </w:pPr>
+      <w:r>
+        <w:t>Delayed return and support record</w:t>
       </w:r>
     </w:p>
     <w:p>
@@ -4345,44 +5004,26 @@
     </w:p>
     <w:p>
       <w:pPr>
-        <w:pStyle w:val="Heading3"/>
-      </w:pPr>
-      <w:r>
-        <w:t>Project evidence from this case</w:t>
+        <w:pStyle w:val="Heading2"/>
+      </w:pPr>
+      <w:r>
+        <w:t>Earlier wording, alternatives and picture transcripts · reference / check after trying</w:t>
       </w:r>
     </w:p>
     <w:p>
       <w:pPr>
-        <w:spacing w:line="336" w:lineRule="auto" w:after="180"/>
-      </w:pPr>
-      <w:r>
-        <w:rPr>
-          <w:b w:val="0"/>
-        </w:rPr>
-        <w:t xml:space="preserve">For your Image-pattern Network Investigation, save the </w:t>
-      </w:r>
-      <w:r>
-        <w:rPr>
-          <w:b/>
-        </w:rPr>
-        <w:t>input</w:t>
-      </w:r>
-      <w:r>
-        <w:rPr>
-          <w:b w:val="0"/>
-        </w:rPr>
-        <w:t>, procedure, observed result and limitation of this check.</w:t>
+        <w:pStyle w:val="Heading3"/>
+      </w:pPr>
+      <w:r>
+        <w:t>Plan the delayed return</w:t>
       </w:r>
     </w:p>
     <w:p>
       <w:pPr>
-        <w:spacing w:line="336" w:lineRule="auto" w:after="180"/>
-      </w:pPr>
-      <w:r>
-        <w:rPr>
-          <w:b w:val="0"/>
-        </w:rPr>
-        <w:t>Label this worked example as practice; use a different, previously unreviewed case when checking independent understanding.</w:t>
+        <w:pStyle w:val="Heading3"/>
+      </w:pPr>
+      <w:r>
+        <w:t>Project evidence from this case</w:t>
       </w:r>
     </w:p>
     <w:p>
@@ -4390,26 +5031,33 @@
         <w:pStyle w:val="Heading1"/>
       </w:pPr>
       <w:r>
-        <w:t>07. Prepare, teach and assess</w:t>
+        <w:t>Reference bank and extra practice</w:t>
       </w:r>
     </w:p>
     <w:p>
-      <w:r>
-        <w:t>Use this preparation summary alongside the detailed Sequence representations lesson; it is a checklist rather than a replacement for the full sequence.</w:t>
+      <w:pPr>
+        <w:pStyle w:val="Heading1"/>
+      </w:pPr>
+      <w:r>
+        <w:t>07. Reference · Alternative planning checklist</w:t>
       </w:r>
     </w:p>
     <w:p>
-      <w:pPr>
-        <w:pStyle w:val="Heading3"/>
-      </w:pPr>
-      <w:r>
-        <w:t>Teaching target</w:t>
+      <w:r>
+        <w:t>Use alongside the main route when helpful.</w:t>
       </w:r>
     </w:p>
     <w:p>
       <w:pPr>
+        <w:pStyle w:val="Heading2"/>
+      </w:pPr>
+      <w:r>
+        <w:t>Planning,assessment and project reminders</w:t>
+      </w:r>
+    </w:p>
+    <w:p>
+      <w:pPr>
         <w:spacing w:line="336" w:lineRule="auto" w:after="180"/>
-        <w:shd w:fill="EDF7F3"/>
       </w:pPr>
       <w:r>
         <w:rPr>
@@ -4609,22 +5257,48 @@
     </w:p>
     <w:p>
       <w:pPr>
-        <w:pStyle w:val="Heading3"/>
-      </w:pPr>
-      <w:r>
-        <w:t>Supported practice answer</w:t>
+        <w:spacing w:line="336" w:lineRule="auto" w:after="180"/>
+      </w:pPr>
+      <w:r>
+        <w:rPr>
+          <w:b w:val="0"/>
+        </w:rPr>
+        <w:t>Reasoned practice answer: Teacher explanation: For example GO TURN STOP and STOP TURN GO both have count vector [1, 1, 1]. The first answer is Yes and the second No. Counts alone cannot distinguish them.</w:t>
       </w:r>
     </w:p>
     <w:p>
       <w:pPr>
         <w:spacing w:line="336" w:lineRule="auto" w:after="180"/>
-        <w:shd w:fill="F1F6FC"/>
       </w:pPr>
       <w:r>
         <w:rPr>
           <w:b w:val="0"/>
         </w:rPr>
-        <w:t>Reasoned practice answer: Teacher explanation: For example GO TURN STOP and STOP TURN GO both have count vector [1, 1, 1]. The first answer is Yes and the second No. Counts alone cannot distinguish them.</w:t>
+        <w:t xml:space="preserve">Check every learner before discussion: Use the worked case for </w:t>
+      </w:r>
+      <w:r>
+        <w:rPr>
+          <w:b/>
+        </w:rPr>
+        <w:t>Sequence</w:t>
+      </w:r>
+      <w:r>
+        <w:rPr>
+          <w:b w:val="0"/>
+        </w:rPr>
+        <w:t xml:space="preserve"> representations. Proposed explanation: “Larger </w:t>
+      </w:r>
+      <w:r>
+        <w:rPr>
+          <w:b/>
+        </w:rPr>
+        <w:t>token ID</w:t>
+      </w:r>
+      <w:r>
+        <w:rPr>
+          <w:b w:val="0"/>
+        </w:rPr>
+        <w:t>s mean more of a concept”. Decide whether this explanation is supported.</w:t>
       </w:r>
     </w:p>
     <w:p>
@@ -4635,31 +5309,7 @@
         <w:rPr>
           <w:b w:val="0"/>
         </w:rPr>
-        <w:t xml:space="preserve">Check every learner before discussion: Use the worked case for </w:t>
-      </w:r>
-      <w:r>
-        <w:rPr>
-          <w:b/>
-        </w:rPr>
-        <w:t>Sequence</w:t>
-      </w:r>
-      <w:r>
-        <w:rPr>
-          <w:b w:val="0"/>
-        </w:rPr>
-        <w:t xml:space="preserve"> representations. Proposed explanation: “Larger </w:t>
-      </w:r>
-      <w:r>
-        <w:rPr>
-          <w:b/>
-        </w:rPr>
-        <w:t>token ID</w:t>
-      </w:r>
-      <w:r>
-        <w:rPr>
-          <w:b w:val="0"/>
-        </w:rPr>
-        <w:t>s mean more of a concept”. Decide whether this explanation is supported.</w:t>
+        <w:t>Point to the step or supplied fact that decides; explain your repair if needed.</w:t>
       </w:r>
     </w:p>
     <w:p>
@@ -4670,141 +5320,93 @@
         <w:rPr>
           <w:b w:val="0"/>
         </w:rPr>
-        <w:t>Point to the step or supplied fact that decides; explain your repair if needed.</w:t>
+        <w:t>Misconception repair: IDs identify symbols; their arithmetic sizes have no declared semantic meaning.</w:t>
       </w:r>
     </w:p>
     <w:p>
       <w:pPr>
-        <w:pStyle w:val="Heading3"/>
-      </w:pPr>
-      <w:r>
-        <w:t>Repair the misconception</w:t>
+        <w:spacing w:line="336" w:lineRule="auto" w:after="180"/>
+      </w:pPr>
+      <w:r>
+        <w:rPr>
+          <w:b w:val="0"/>
+        </w:rPr>
+        <w:t xml:space="preserve">Support: read the exact case aloud, enlarge the labelled picture, supply </w:t>
+      </w:r>
+      <w:r>
+        <w:rPr>
+          <w:b/>
+        </w:rPr>
+        <w:t>input</w:t>
+      </w:r>
+      <w:r>
+        <w:rPr>
+          <w:b w:val="0"/>
+        </w:rPr>
+        <w:t xml:space="preserve"> cards and model only the first deciding step. Accept a spoken explanation or drawing; retain the reasoning goal.</w:t>
       </w:r>
     </w:p>
     <w:p>
       <w:pPr>
         <w:spacing w:line="336" w:lineRule="auto" w:after="180"/>
-        <w:shd w:fill="FFF5E6"/>
       </w:pPr>
       <w:r>
         <w:rPr>
           <w:b w:val="0"/>
         </w:rPr>
-        <w:t>Misconception repair: IDs identify symbols; their arithmetic sizes have no declared semantic meaning.</w:t>
+        <w:t xml:space="preserve">Extension: A missing </w:t>
+      </w:r>
+      <w:r>
+        <w:rPr>
+          <w:b/>
+        </w:rPr>
+        <w:t>sequence</w:t>
+      </w:r>
+      <w:r>
+        <w:rPr>
+          <w:b w:val="0"/>
+        </w:rPr>
+        <w:t xml:space="preserve"> length causes every numeric 0 to be treated as </w:t>
+      </w:r>
+      <w:r>
+        <w:rPr>
+          <w:b/>
+        </w:rPr>
+        <w:t>padding</w:t>
+      </w:r>
+      <w:r>
+        <w:rPr>
+          <w:b w:val="0"/>
+        </w:rPr>
+        <w:t xml:space="preserve"> in the sensor example. Require a </w:t>
+      </w:r>
+      <w:r>
+        <w:rPr>
+          <w:b/>
+        </w:rPr>
+        <w:t>prediction</w:t>
+      </w:r>
+      <w:r>
+        <w:rPr>
+          <w:b w:val="0"/>
+        </w:rPr>
+        <w:t xml:space="preserve"> and a reason before comparing.</w:t>
       </w:r>
     </w:p>
     <w:p>
       <w:pPr>
-        <w:pStyle w:val="Heading3"/>
-      </w:pPr>
-      <w:r>
-        <w:t>Support without giving away the answer</w:t>
+        <w:spacing w:line="336" w:lineRule="auto" w:after="180"/>
+      </w:pPr>
+      <w:r>
+        <w:rPr>
+          <w:b w:val="0"/>
+        </w:rPr>
+        <w:t>Expected result: The first real sensor reading is incorrectly discarded. Reason: Its numeric value is 0, but its position is real according to the declared length.</w:t>
       </w:r>
     </w:p>
     <w:p>
       <w:pPr>
         <w:spacing w:line="336" w:lineRule="auto" w:after="180"/>
-        <w:shd w:fill="F1F6F8"/>
-      </w:pPr>
-      <w:r>
-        <w:rPr>
-          <w:b w:val="0"/>
-        </w:rPr>
-        <w:t xml:space="preserve">Support: read the exact case aloud, enlarge the labelled picture, supply </w:t>
-      </w:r>
-      <w:r>
-        <w:rPr>
-          <w:b/>
-        </w:rPr>
-        <w:t>input</w:t>
-      </w:r>
-      <w:r>
-        <w:rPr>
-          <w:b w:val="0"/>
-        </w:rPr>
-        <w:t xml:space="preserve"> cards and model only the first deciding step. Accept a spoken explanation or drawing; retain the reasoning goal.</w:t>
-      </w:r>
-    </w:p>
-    <w:p>
-      <w:pPr>
-        <w:pStyle w:val="Heading3"/>
-      </w:pPr>
-      <w:r>
-        <w:t>Extend the reasoning</w:t>
-      </w:r>
-    </w:p>
-    <w:p>
-      <w:pPr>
-        <w:spacing w:line="336" w:lineRule="auto" w:after="180"/>
-        <w:shd w:fill="F5F1FB"/>
-      </w:pPr>
-      <w:r>
-        <w:rPr>
-          <w:b w:val="0"/>
-        </w:rPr>
-        <w:t xml:space="preserve">Extension: A missing </w:t>
-      </w:r>
-      <w:r>
-        <w:rPr>
-          <w:b/>
-        </w:rPr>
-        <w:t>sequence</w:t>
-      </w:r>
-      <w:r>
-        <w:rPr>
-          <w:b w:val="0"/>
-        </w:rPr>
-        <w:t xml:space="preserve"> length causes every numeric 0 to be treated as </w:t>
-      </w:r>
-      <w:r>
-        <w:rPr>
-          <w:b/>
-        </w:rPr>
-        <w:t>padding</w:t>
-      </w:r>
-      <w:r>
-        <w:rPr>
-          <w:b w:val="0"/>
-        </w:rPr>
-        <w:t xml:space="preserve"> in the sensor example. Require a </w:t>
-      </w:r>
-      <w:r>
-        <w:rPr>
-          <w:b/>
-        </w:rPr>
-        <w:t>prediction</w:t>
-      </w:r>
-      <w:r>
-        <w:rPr>
-          <w:b w:val="0"/>
-        </w:rPr>
-        <w:t xml:space="preserve"> and a reason before comparing.</w:t>
-      </w:r>
-    </w:p>
-    <w:p>
-      <w:pPr>
-        <w:spacing w:line="336" w:lineRule="auto" w:after="180"/>
-        <w:shd w:fill="F5F1FB"/>
-      </w:pPr>
-      <w:r>
-        <w:rPr>
-          <w:b w:val="0"/>
-        </w:rPr>
-        <w:t>Expected result: The first real sensor reading is incorrectly discarded. Reason: Its numeric value is 0, but its position is real according to the declared length.</w:t>
-      </w:r>
-    </w:p>
-    <w:p>
-      <w:pPr>
-        <w:pStyle w:val="Heading3"/>
-      </w:pPr>
-      <w:r>
-        <w:t>Protect the independent attempt</w:t>
-      </w:r>
-    </w:p>
-    <w:p>
-      <w:pPr>
-        <w:spacing w:line="336" w:lineRule="auto" w:after="180"/>
-        <w:shd w:fill="FFF5E6"/>
       </w:pPr>
       <w:r>
         <w:rPr>
@@ -4999,22 +5601,36 @@
     </w:tbl>
     <w:p>
       <w:pPr>
-        <w:pStyle w:val="Heading3"/>
-      </w:pPr>
-      <w:r>
-        <w:t>Project checkpoint</w:t>
+        <w:spacing w:line="336" w:lineRule="auto" w:after="180"/>
+      </w:pPr>
+      <w:r>
+        <w:rPr>
+          <w:b w:val="0"/>
+        </w:rPr>
+        <w:t xml:space="preserve">Project checkpoint: Prepare the demonstration. Gather reproducible instructions, </w:t>
+      </w:r>
+      <w:r>
+        <w:rPr>
+          <w:b/>
+        </w:rPr>
+        <w:t>evidence</w:t>
+      </w:r>
+      <w:r>
+        <w:rPr>
+          <w:b w:val="0"/>
+        </w:rPr>
+        <w:t>, access checks and remaining limitations.</w:t>
       </w:r>
     </w:p>
     <w:p>
       <w:pPr>
         <w:spacing w:line="336" w:lineRule="auto" w:after="180"/>
-        <w:shd w:fill="EDF7F3"/>
       </w:pPr>
       <w:r>
         <w:rPr>
           <w:b w:val="0"/>
         </w:rPr>
-        <w:t xml:space="preserve">Project checkpoint: Prepare the demonstration. Gather reproducible instructions, </w:t>
+        <w:t xml:space="preserve">Use the weekly teacher answer for topic-specific reasoning. A saved progress tick is an activity record; judge mastery from the learner’s explanation and </w:t>
       </w:r>
       <w:r>
         <w:rPr>
@@ -5026,43 +5642,28 @@
         <w:rPr>
           <w:b w:val="0"/>
         </w:rPr>
-        <w:t>, access checks and remaining limitations.</w:t>
+        <w:t>.</w:t>
       </w:r>
     </w:p>
     <w:p>
       <w:pPr>
-        <w:spacing w:line="336" w:lineRule="auto" w:after="180"/>
-      </w:pPr>
-      <w:r>
-        <w:rPr>
-          <w:b w:val="0"/>
-        </w:rPr>
-        <w:t xml:space="preserve">Use the weekly teacher answer for topic-specific reasoning. A saved progress tick is an activity record; judge mastery from the learner’s explanation and </w:t>
-      </w:r>
-      <w:r>
-        <w:rPr>
-          <w:b/>
-        </w:rPr>
-        <w:t>evidence</w:t>
-      </w:r>
-      <w:r>
-        <w:rPr>
-          <w:b w:val="0"/>
-        </w:rPr>
-        <w:t>.</w:t>
+        <w:pStyle w:val="Heading1"/>
+      </w:pPr>
+      <w:r>
+        <w:t>08. Reference · Feedback,labs and repair paths</w:t>
       </w:r>
     </w:p>
     <w:p>
-      <w:pPr>
-        <w:pStyle w:val="Heading1"/>
-      </w:pPr>
-      <w:r>
-        <w:t>08. Use feedback, labs and repair paths</w:t>
+      <w:r>
+        <w:t>Retain the first attempt and the evidence used for a repair.</w:t>
       </w:r>
     </w:p>
     <w:p>
-      <w:r>
-        <w:t>Use feedback, earlier review and portfolios purposefully. Apply the coding routine only when this lesson has an executable lab.</w:t>
+      <w:pPr>
+        <w:pStyle w:val="Heading2"/>
+      </w:pPr>
+      <w:r>
+        <w:t>Feedback and record guidance</w:t>
       </w:r>
     </w:p>
     <w:p>
@@ -5161,40 +5762,17 @@
         <w:pStyle w:val="Heading1"/>
       </w:pPr>
       <w:r>
-        <w:t>09. Visual concept journey</w:t>
+        <w:t>09. Reference · Teach with the six pictures</w:t>
       </w:r>
     </w:p>
     <w:p>
       <w:r>
-        <w:t>Show one Sequence representations graphic at a time, request a prediction and discuss its trace before the independent assessment.</w:t>
+        <w:t>Choose one picture for a particular reasoning move.</w:t>
       </w:r>
     </w:p>
     <w:p>
       <w:pPr>
-        <w:spacing w:line="336" w:lineRule="auto" w:after="180"/>
-      </w:pPr>
-      <w:r>
-        <w:rPr>
-          <w:b w:val="0"/>
-        </w:rPr>
-        <w:t xml:space="preserve">Use one picture at a time. Hide a worked result before asking for a </w:t>
-      </w:r>
-      <w:r>
-        <w:rPr>
-          <w:b/>
-        </w:rPr>
-        <w:t>prediction</w:t>
-      </w:r>
-      <w:r>
-        <w:rPr>
-          <w:b w:val="0"/>
-        </w:rPr>
-        <w:t>, then reveal it for feedback. These are supported teaching cases; retain the separate independent assessment for a fresh first attempt.</w:t>
-      </w:r>
-    </w:p>
-    <w:p>
-      <w:pPr>
-        <w:pStyle w:val="Heading3"/>
+        <w:pStyle w:val="Heading2"/>
       </w:pPr>
       <w:r>
         <w:t>01. Sequence representations: the case</w:t>
@@ -5205,7 +5783,7 @@
         <w:drawing>
           <wp:inline xmlns:a="http://schemas.openxmlformats.org/drawingml/2006/main" xmlns:pic="http://schemas.openxmlformats.org/drawingml/2006/picture">
             <wp:extent cx="5486400" cy="2990088"/>
-            <wp:docPr id="2" name="Picture 2" descr="Distinguish padding positions from meaningful zero sensor readings. Supplied facts: Toy tokens PAD 0, UNK 1, LEFT 2, RIGHT 3; stored length 4. Sequence LEFT RIGHT encodes [2, 3, 0, 0], mask [1, 1, 0, 0]. All inputs and outcomes in this worked example are invented classroom data; no real model run is claimed."/>
+            <wp:docPr id="4" name="Picture 4" descr="Distinguish padding positions from meaningful zero sensor readings. Supplied facts: Toy tokens PAD 0, UNK 1, LEFT 2, RIGHT 3; stored length 4. Sequence LEFT RIGHT encodes [2, 3, 0, 0], mask [1, 1, 0, 0]. All inputs and outcomes in this worked example are invented classroom data; no real model run is claimed."/>
             <wp:cNvGraphicFramePr>
               <a:graphicFrameLocks noChangeAspect="1"/>
             </wp:cNvGraphicFramePr>
@@ -5217,7 +5795,7 @@
                     <pic:cNvPicPr/>
                   </pic:nvPicPr>
                   <pic:blipFill>
-                    <a:blip r:embed="rId10"/>
+                    <a:blip r:embed="rId12"/>
                     <a:stretch>
                       <a:fillRect/>
                     </a:stretch>
@@ -5309,7 +5887,6 @@
     <w:p>
       <w:pPr>
         <w:spacing w:line="336" w:lineRule="auto" w:after="180"/>
-        <w:shd w:fill="F5F1FB"/>
       </w:pPr>
       <w:r>
         <w:rPr>
@@ -5320,27 +5897,18 @@
     </w:p>
     <w:p>
       <w:pPr>
-        <w:pStyle w:val="Heading3"/>
-      </w:pPr>
-      <w:r>
-        <w:t>Discuss while showing the picture</w:t>
+        <w:spacing w:line="336" w:lineRule="auto" w:after="180"/>
+      </w:pPr>
+      <w:r>
+        <w:rPr>
+          <w:b w:val="0"/>
+        </w:rPr>
+        <w:t>Teacher prompt: Point to the given fact that matters most. Explain why it matters. Ask learners to describe one label or arrow in ordinary words. Use the adjacent transcript if the image is difficult to see.</w:t>
       </w:r>
     </w:p>
     <w:p>
       <w:pPr>
-        <w:spacing w:line="336" w:lineRule="auto" w:after="180"/>
-        <w:shd w:fill="F1F6F8"/>
-      </w:pPr>
-      <w:r>
-        <w:rPr>
-          <w:b w:val="0"/>
-        </w:rPr>
-        <w:t>Teacher prompt: Point to the given fact that matters most. Explain why it matters. Ask learners to describe one label or arrow in ordinary words. Use the adjacent transcript if the image is difficult to see.</w:t>
-      </w:r>
-    </w:p>
-    <w:p>
-      <w:pPr>
-        <w:pStyle w:val="Heading3"/>
+        <w:pStyle w:val="Heading2"/>
       </w:pPr>
       <w:r>
         <w:t>02. Follow the deciding steps</w:t>
@@ -5351,7 +5919,7 @@
         <w:drawing>
           <wp:inline xmlns:a="http://schemas.openxmlformats.org/drawingml/2006/main" xmlns:pic="http://schemas.openxmlformats.org/drawingml/2006/picture">
             <wp:extent cx="5486400" cy="3337560"/>
-            <wp:docPr id="3" name="Picture 3" descr="Encode real tokens: LEFT and RIGHT occupy positions 0 and 1. → Mark padding: Positions 2 and 3 are storage padding; mask marks them 0. → Compare sensor example: Readings [0, 4, 0, 0] with real length 2 use mask [1, 1, 0, 0]; the first zero is a real measurement."/>
+            <wp:docPr id="5" name="Picture 5" descr="Encode real tokens: LEFT and RIGHT occupy positions 0 and 1. → Mark padding: Positions 2 and 3 are storage padding; mask marks them 0. → Compare sensor example: Readings [0, 4, 0, 0] with real length 2 use mask [1, 1, 0, 0]; the first zero is a real measurement."/>
             <wp:cNvGraphicFramePr>
               <a:graphicFrameLocks noChangeAspect="1"/>
             </wp:cNvGraphicFramePr>
@@ -5363,7 +5931,7 @@
                     <pic:cNvPicPr/>
                   </pic:nvPicPr>
                   <pic:blipFill>
-                    <a:blip r:embed="rId11"/>
+                    <a:blip r:embed="rId10"/>
                     <a:stretch>
                       <a:fillRect/>
                     </a:stretch>
@@ -5444,7 +6012,6 @@
     <w:p>
       <w:pPr>
         <w:spacing w:line="336" w:lineRule="auto" w:after="180"/>
-        <w:shd w:fill="F5F1FB"/>
       </w:pPr>
       <w:r>
         <w:rPr>
@@ -5467,39 +6034,30 @@
     </w:p>
     <w:p>
       <w:pPr>
-        <w:pStyle w:val="Heading3"/>
-      </w:pPr>
-      <w:r>
-        <w:t>Discuss while showing the picture</w:t>
+        <w:spacing w:line="336" w:lineRule="auto" w:after="180"/>
+      </w:pPr>
+      <w:r>
+        <w:rPr>
+          <w:b w:val="0"/>
+        </w:rPr>
+        <w:t xml:space="preserve">Teacher prompt: Point to each numbered stage and explain which recorded </w:t>
+      </w:r>
+      <w:r>
+        <w:rPr>
+          <w:b/>
+        </w:rPr>
+        <w:t>input</w:t>
+      </w:r>
+      <w:r>
+        <w:rPr>
+          <w:b w:val="0"/>
+        </w:rPr>
+        <w:t xml:space="preserve"> it uses. Ask learners to describe one label or arrow in ordinary words. Use the adjacent transcript if the image is difficult to see.</w:t>
       </w:r>
     </w:p>
     <w:p>
       <w:pPr>
-        <w:spacing w:line="336" w:lineRule="auto" w:after="180"/>
-        <w:shd w:fill="F1F6F8"/>
-      </w:pPr>
-      <w:r>
-        <w:rPr>
-          <w:b w:val="0"/>
-        </w:rPr>
-        <w:t xml:space="preserve">Teacher prompt: Point to each numbered stage and explain which recorded </w:t>
-      </w:r>
-      <w:r>
-        <w:rPr>
-          <w:b/>
-        </w:rPr>
-        <w:t>input</w:t>
-      </w:r>
-      <w:r>
-        <w:rPr>
-          <w:b w:val="0"/>
-        </w:rPr>
-        <w:t xml:space="preserve"> it uses. Ask learners to describe one label or arrow in ordinary words. Use the adjacent transcript if the image is difficult to see.</w:t>
-      </w:r>
-    </w:p>
-    <w:p>
-      <w:pPr>
-        <w:pStyle w:val="Heading3"/>
+        <w:pStyle w:val="Heading2"/>
       </w:pPr>
       <w:r>
         <w:t>03. A padded log still has two real events</w:t>
@@ -5510,7 +6068,7 @@
         <w:drawing>
           <wp:inline xmlns:a="http://schemas.openxmlformats.org/drawingml/2006/main" xmlns:pic="http://schemas.openxmlformats.org/drawingml/2006/picture">
             <wp:extent cx="5486400" cy="3063240"/>
-            <wp:docPr id="4" name="Picture 4" descr="A padded log still has two real events. 0 | 2 meaning GO | 1 real. 1 | 4 meaning STOP | 1 real. 2 | 0 meaning PAD | 0 placeholder. 3 | 0 meaning PAD | 0 placeholder"/>
+            <wp:docPr id="6" name="Picture 6" descr="A padded log still has two real events. 0 | 2 meaning GO | 1 real. 1 | 4 meaning STOP | 1 real. 2 | 0 meaning PAD | 0 placeholder. 3 | 0 meaning PAD | 0 placeholder"/>
             <wp:cNvGraphicFramePr>
               <a:graphicFrameLocks noChangeAspect="1"/>
             </wp:cNvGraphicFramePr>
@@ -5522,7 +6080,7 @@
                     <pic:cNvPicPr/>
                   </pic:nvPicPr>
                   <pic:blipFill>
-                    <a:blip r:embed="rId12"/>
+                    <a:blip r:embed="rId13"/>
                     <a:stretch>
                       <a:fillRect/>
                     </a:stretch>
@@ -5555,7 +6113,6 @@
     <w:p>
       <w:pPr>
         <w:spacing w:line="336" w:lineRule="auto" w:after="180"/>
-        <w:shd w:fill="F5F1FB"/>
       </w:pPr>
       <w:r>
         <w:rPr>
@@ -5566,27 +6123,18 @@
     </w:p>
     <w:p>
       <w:pPr>
-        <w:pStyle w:val="Heading3"/>
-      </w:pPr>
-      <w:r>
-        <w:t>Discuss while showing the picture</w:t>
+        <w:spacing w:line="336" w:lineRule="auto" w:after="180"/>
+      </w:pPr>
+      <w:r>
+        <w:rPr>
+          <w:b w:val="0"/>
+        </w:rPr>
+        <w:t>Teacher prompt: Read the labels and values. Explain the relationship the model shows. Ask learners to describe one label or arrow in ordinary words. Use the adjacent transcript if the image is difficult to see.</w:t>
       </w:r>
     </w:p>
     <w:p>
       <w:pPr>
-        <w:spacing w:line="336" w:lineRule="auto" w:after="180"/>
-        <w:shd w:fill="F1F6F8"/>
-      </w:pPr>
-      <w:r>
-        <w:rPr>
-          <w:b w:val="0"/>
-        </w:rPr>
-        <w:t>Teacher prompt: Read the labels and values. Explain the relationship the model shows. Ask learners to describe one label or arrow in ordinary words. Use the adjacent transcript if the image is difficult to see.</w:t>
-      </w:r>
-    </w:p>
-    <w:p>
-      <w:pPr>
-        <w:pStyle w:val="Heading3"/>
+        <w:pStyle w:val="Heading2"/>
       </w:pPr>
       <w:r>
         <w:t>04. Change one thing. Trace what follows.</w:t>
@@ -5597,7 +6145,7 @@
         <w:drawing>
           <wp:inline xmlns:a="http://schemas.openxmlformats.org/drawingml/2006/main" xmlns:pic="http://schemas.openxmlformats.org/drawingml/2006/picture">
             <wp:extent cx="5486400" cy="3041904"/>
-            <wp:docPr id="5" name="Picture 5" descr="Original case: Readings [0, 4, 0, 0] with real length 2 use mask [1, 1, 0, 0]; the first zero is a real measurement. Changed condition: A missing sequence length causes every numeric 0 to be treated as padding in the sensor example. Expected result: The first real sensor reading is incorrectly discarded. Reason: Its numeric value is 0, but its position is real according to the declared length."/>
+            <wp:docPr id="7" name="Picture 7" descr="Original case: Readings [0, 4, 0, 0] with real length 2 use mask [1, 1, 0, 0]; the first zero is a real measurement. Changed condition: A missing sequence length causes every numeric 0 to be treated as padding in the sensor example. Expected result: The first real sensor reading is incorrectly discarded. Reason: Its numeric value is 0, but its position is real according to the declared length."/>
             <wp:cNvGraphicFramePr>
               <a:graphicFrameLocks noChangeAspect="1"/>
             </wp:cNvGraphicFramePr>
@@ -5609,7 +6157,7 @@
                     <pic:cNvPicPr/>
                   </pic:nvPicPr>
                   <pic:blipFill>
-                    <a:blip r:embed="rId13"/>
+                    <a:blip r:embed="rId14"/>
                     <a:stretch>
                       <a:fillRect/>
                     </a:stretch>
@@ -5700,7 +6248,6 @@
     <w:p>
       <w:pPr>
         <w:spacing w:line="336" w:lineRule="auto" w:after="180"/>
-        <w:shd w:fill="F5F1FB"/>
       </w:pPr>
       <w:r>
         <w:rPr>
@@ -5711,39 +6258,29 @@
     </w:p>
     <w:p>
       <w:pPr>
-        <w:pStyle w:val="Heading3"/>
-      </w:pPr>
-      <w:r>
-        <w:t>Discuss while showing the picture</w:t>
+        <w:spacing w:line="336" w:lineRule="auto" w:after="180"/>
+      </w:pPr>
+      <w:r>
+        <w:rPr>
+          <w:b w:val="0"/>
+        </w:rPr>
+        <w:t>Teacher prompt: Predict before checking the worked changed-case result. Name what changed and what the supplied facts allow you to conclude. Ask learners to describe one label or arrow in ordinary words.</w:t>
       </w:r>
     </w:p>
     <w:p>
       <w:pPr>
         <w:spacing w:line="336" w:lineRule="auto" w:after="180"/>
-        <w:shd w:fill="F1F6F8"/>
       </w:pPr>
       <w:r>
         <w:rPr>
           <w:b w:val="0"/>
         </w:rPr>
-        <w:t>Teacher prompt: Predict before checking the worked changed-case result. Name what changed and what the supplied facts allow you to conclude. Ask learners to describe one label or arrow in ordinary words.</w:t>
+        <w:t>Use the adjacent transcript if the image is difficult to see. Changed-case reasoning: Its numeric value is 0, but its position is real according to the declared length.</w:t>
       </w:r>
     </w:p>
     <w:p>
       <w:pPr>
-        <w:spacing w:line="336" w:lineRule="auto" w:after="180"/>
-        <w:shd w:fill="F1F6F8"/>
-      </w:pPr>
-      <w:r>
-        <w:rPr>
-          <w:b w:val="0"/>
-        </w:rPr>
-        <w:t>Use the adjacent transcript if the image is difficult to see. Changed-case reasoning: Its numeric value is 0, but its position is real according to the declared length.</w:t>
-      </w:r>
-    </w:p>
-    <w:p>
-      <w:pPr>
-        <w:pStyle w:val="Heading3"/>
+        <w:pStyle w:val="Heading2"/>
       </w:pPr>
       <w:r>
         <w:t>05. Connect the explanation to its limit</w:t>
@@ -5754,7 +6291,7 @@
         <w:drawing>
           <wp:inline xmlns:a="http://schemas.openxmlformats.org/drawingml/2006/main" xmlns:pic="http://schemas.openxmlformats.org/drawingml/2006/picture">
             <wp:extent cx="5486400" cy="2834640"/>
-            <wp:docPr id="6" name="Picture 6" descr="Sequence values and sequence length are separate information. Padding fills unused storage positions so arrays can share a size; a mask marks which positions are real. A real sensor reading can be zero, just like a padding value. Keep the length or mask rather than inferring presence from the number alone. Token IDs are identifiers, not measured magnitudes. Limit: Token padding rules need not apply to sensor values. Document sequence lengths, vocabulary and unknown-token handling."/>
+            <wp:docPr id="8" name="Picture 8" descr="Sequence values and sequence length are separate information. Padding fills unused storage positions so arrays can share a size; a mask marks which positions are real. A real sensor reading can be zero, just like a padding value. Keep the length or mask rather than inferring presence from the number alone. Token IDs are identifiers, not measured magnitudes. Limit: Token padding rules need not apply to sensor values. Document sequence lengths, vocabulary and unknown-token handling."/>
             <wp:cNvGraphicFramePr>
               <a:graphicFrameLocks noChangeAspect="1"/>
             </wp:cNvGraphicFramePr>
@@ -5766,7 +6303,7 @@
                     <pic:cNvPicPr/>
                   </pic:nvPicPr>
                   <pic:blipFill>
-                    <a:blip r:embed="rId14"/>
+                    <a:blip r:embed="rId15"/>
                     <a:stretch>
                       <a:fillRect/>
                     </a:stretch>
@@ -5923,7 +6460,6 @@
     <w:p>
       <w:pPr>
         <w:spacing w:line="336" w:lineRule="auto" w:after="180"/>
-        <w:shd w:fill="F5F1FB"/>
       </w:pPr>
       <w:r>
         <w:rPr>
@@ -5934,63 +6470,53 @@
     </w:p>
     <w:p>
       <w:pPr>
-        <w:pStyle w:val="Heading3"/>
-      </w:pPr>
-      <w:r>
-        <w:t>Discuss while showing the picture</w:t>
+        <w:spacing w:line="336" w:lineRule="auto" w:after="180"/>
+      </w:pPr>
+      <w:r>
+        <w:rPr>
+          <w:b w:val="0"/>
+        </w:rPr>
+        <w:t>Teacher prompt: Explain the case, then point to a limit on the claim. Ask learners to describe one label or arrow in ordinary words. Use the adjacent transcript if the image is difficult to see.</w:t>
       </w:r>
     </w:p>
     <w:p>
       <w:pPr>
         <w:spacing w:line="336" w:lineRule="auto" w:after="180"/>
-        <w:shd w:fill="F1F6F8"/>
       </w:pPr>
       <w:r>
         <w:rPr>
           <w:b w:val="0"/>
         </w:rPr>
-        <w:t>Teacher prompt: Explain the case, then point to a limit on the claim. Ask learners to describe one label or arrow in ordinary words. Use the adjacent transcript if the image is difficult to see.</w:t>
+        <w:t xml:space="preserve">Keep the stated scope: Token </w:t>
+      </w:r>
+      <w:r>
+        <w:rPr>
+          <w:b/>
+        </w:rPr>
+        <w:t>padding</w:t>
+      </w:r>
+      <w:r>
+        <w:rPr>
+          <w:b w:val="0"/>
+        </w:rPr>
+        <w:t xml:space="preserve"> rules need not apply to sensor values. Document </w:t>
+      </w:r>
+      <w:r>
+        <w:rPr>
+          <w:b/>
+        </w:rPr>
+        <w:t>sequence</w:t>
+      </w:r>
+      <w:r>
+        <w:rPr>
+          <w:b w:val="0"/>
+        </w:rPr>
+        <w:t xml:space="preserve"> lengths, vocabulary and unknown-token handling.</w:t>
       </w:r>
     </w:p>
     <w:p>
       <w:pPr>
-        <w:spacing w:line="336" w:lineRule="auto" w:after="180"/>
-        <w:shd w:fill="F1F6F8"/>
-      </w:pPr>
-      <w:r>
-        <w:rPr>
-          <w:b w:val="0"/>
-        </w:rPr>
-        <w:t xml:space="preserve">Keep the stated scope: Token </w:t>
-      </w:r>
-      <w:r>
-        <w:rPr>
-          <w:b/>
-        </w:rPr>
-        <w:t>padding</w:t>
-      </w:r>
-      <w:r>
-        <w:rPr>
-          <w:b w:val="0"/>
-        </w:rPr>
-        <w:t xml:space="preserve"> rules need not apply to sensor values. Document </w:t>
-      </w:r>
-      <w:r>
-        <w:rPr>
-          <w:b/>
-        </w:rPr>
-        <w:t>sequence</w:t>
-      </w:r>
-      <w:r>
-        <w:rPr>
-          <w:b w:val="0"/>
-        </w:rPr>
-        <w:t xml:space="preserve"> lengths, vocabulary and unknown-token handling.</w:t>
-      </w:r>
-    </w:p>
-    <w:p>
-      <w:pPr>
-        <w:pStyle w:val="Heading3"/>
+        <w:pStyle w:val="Heading2"/>
       </w:pPr>
       <w:r>
         <w:t>06. Make the idea visible in your project</w:t>
@@ -6001,7 +6527,7 @@
         <w:drawing>
           <wp:inline xmlns:a="http://schemas.openxmlformats.org/drawingml/2006/main" xmlns:pic="http://schemas.openxmlformats.org/drawingml/2006/picture">
             <wp:extent cx="5486400" cy="3681984"/>
-            <wp:docPr id="7" name="Picture 7" descr="For your Image-pattern Network Investigation, save the input, procedure, observed result and limitation of this check. Label this worked example as practice; use a different, previously unreviewed case when checking independent understanding. Draw your input, deciding step, result and limit. Supported question: Which record lets the program distinguish the first and last zeros? Point to the relevant step in the picture, then write the changed result and the rule or evidence that supports it."/>
+            <wp:docPr id="9" name="Picture 9" descr="For your Image-pattern Network Investigation, save the input, procedure, observed result and limitation of this check. Label this worked example as practice; use a different, previously unreviewed case when checking independent understanding. Draw your input, deciding step, result and limit. Supported question: Which record lets the program distinguish the first and last zeros? Point to the relevant step in the picture, then write the changed result and the rule or evidence that supports it."/>
             <wp:cNvGraphicFramePr>
               <a:graphicFrameLocks noChangeAspect="1"/>
             </wp:cNvGraphicFramePr>
@@ -6013,7 +6539,7 @@
                     <pic:cNvPicPr/>
                   </pic:nvPicPr>
                   <pic:blipFill>
-                    <a:blip r:embed="rId15"/>
+                    <a:blip r:embed="rId16"/>
                     <a:stretch>
                       <a:fillRect/>
                     </a:stretch>
@@ -6104,7 +6630,6 @@
     <w:p>
       <w:pPr>
         <w:spacing w:line="336" w:lineRule="auto" w:after="180"/>
-        <w:shd w:fill="F5F1FB"/>
       </w:pPr>
       <w:r>
         <w:rPr>
@@ -6127,82 +6652,150 @@
     </w:p>
     <w:p>
       <w:pPr>
-        <w:pStyle w:val="Heading3"/>
-      </w:pPr>
-      <w:r>
-        <w:t>Discuss while showing the picture</w:t>
+        <w:spacing w:line="336" w:lineRule="auto" w:after="180"/>
+      </w:pPr>
+      <w:r>
+        <w:rPr>
+          <w:b w:val="0"/>
+        </w:rPr>
+        <w:t xml:space="preserve">Teacher prompt: Draw your project trace and justify the deciding step using </w:t>
+      </w:r>
+      <w:r>
+        <w:rPr>
+          <w:b/>
+        </w:rPr>
+        <w:t>evidence</w:t>
+      </w:r>
+      <w:r>
+        <w:rPr>
+          <w:b w:val="0"/>
+        </w:rPr>
+        <w:t>. Ask learners to describe one label or arrow in ordinary words. Use the adjacent transcript if the image is difficult to see.</w:t>
       </w:r>
     </w:p>
     <w:p>
       <w:pPr>
         <w:spacing w:line="336" w:lineRule="auto" w:after="180"/>
-        <w:shd w:fill="F1F6F8"/>
       </w:pPr>
       <w:r>
         <w:rPr>
           <w:b w:val="0"/>
         </w:rPr>
-        <w:t xml:space="preserve">Teacher prompt: Draw your project trace and justify the deciding step using </w:t>
+        <w:t xml:space="preserve">Supported practice key: The explicit real length 2 or equivalent </w:t>
       </w:r>
       <w:r>
         <w:rPr>
           <w:b/>
         </w:rPr>
-        <w:t>evidence</w:t>
+        <w:t>mask</w:t>
       </w:r>
       <w:r>
         <w:rPr>
           <w:b w:val="0"/>
         </w:rPr>
-        <w:t>. Ask learners to describe one label or arrow in ordinary words. Use the adjacent transcript if the image is difficult to see.</w:t>
+        <w:t xml:space="preserve">. Values alone cannot tell a genuine zero measurement from a </w:t>
+      </w:r>
+      <w:r>
+        <w:rPr>
+          <w:b/>
+        </w:rPr>
+        <w:t>padding</w:t>
+      </w:r>
+      <w:r>
+        <w:rPr>
+          <w:b w:val="0"/>
+        </w:rPr>
+        <w:t xml:space="preserve"> zero. Changed-case check: The first real sensor reading is incorrectly discarded.</w:t>
       </w:r>
     </w:p>
     <w:p>
       <w:pPr>
         <w:spacing w:line="336" w:lineRule="auto" w:after="180"/>
-        <w:shd w:fill="F1F6F8"/>
       </w:pPr>
       <w:r>
         <w:rPr>
           <w:b w:val="0"/>
         </w:rPr>
-        <w:t xml:space="preserve">Supported practice key: The explicit real length 2 or equivalent </w:t>
-      </w:r>
-      <w:r>
-        <w:rPr>
-          <w:b/>
-        </w:rPr>
-        <w:t>mask</w:t>
-      </w:r>
-      <w:r>
-        <w:rPr>
-          <w:b w:val="0"/>
-        </w:rPr>
-        <w:t xml:space="preserve">. Values alone cannot tell a genuine zero measurement from a </w:t>
-      </w:r>
-      <w:r>
-        <w:rPr>
-          <w:b/>
-        </w:rPr>
-        <w:t>padding</w:t>
-      </w:r>
-      <w:r>
-        <w:rPr>
-          <w:b w:val="0"/>
-        </w:rPr>
-        <w:t xml:space="preserve"> zero. Changed-case check: The first real sensor reading is incorrectly discarded.</w:t>
+        <w:t>Its numeric value is 0, but its position is real according to the declared length.</w:t>
       </w:r>
     </w:p>
     <w:p>
       <w:pPr>
+        <w:pStyle w:val="Heading2"/>
+      </w:pPr>
+      <w:r>
+        <w:t>Earlier wording, alternatives and picture transcripts · reference / check after trying</w:t>
+      </w:r>
+    </w:p>
+    <w:p>
+      <w:pPr>
         <w:spacing w:line="336" w:lineRule="auto" w:after="180"/>
-        <w:shd w:fill="F1F6F8"/>
       </w:pPr>
       <w:r>
         <w:rPr>
           <w:b w:val="0"/>
         </w:rPr>
-        <w:t>Its numeric value is 0, but its position is real according to the declared length.</w:t>
+        <w:t xml:space="preserve">Use one picture at a time. Hide a worked result before asking for a </w:t>
+      </w:r>
+      <w:r>
+        <w:rPr>
+          <w:b/>
+        </w:rPr>
+        <w:t>prediction</w:t>
+      </w:r>
+      <w:r>
+        <w:rPr>
+          <w:b w:val="0"/>
+        </w:rPr>
+        <w:t>, then reveal it for feedback. These are supported teaching cases; retain the separate independent assessment for a fresh first attempt.</w:t>
+      </w:r>
+    </w:p>
+    <w:p>
+      <w:pPr>
+        <w:pStyle w:val="Heading3"/>
+      </w:pPr>
+      <w:r>
+        <w:t>01. Sequence representations: the case</w:t>
+      </w:r>
+    </w:p>
+    <w:p>
+      <w:pPr>
+        <w:pStyle w:val="Heading3"/>
+      </w:pPr>
+      <w:r>
+        <w:t>02. Follow the deciding steps</w:t>
+      </w:r>
+    </w:p>
+    <w:p>
+      <w:pPr>
+        <w:pStyle w:val="Heading3"/>
+      </w:pPr>
+      <w:r>
+        <w:t>03. A padded log still has two real events</w:t>
+      </w:r>
+    </w:p>
+    <w:p>
+      <w:pPr>
+        <w:pStyle w:val="Heading3"/>
+      </w:pPr>
+      <w:r>
+        <w:t>04. Change one thing. Trace what follows.</w:t>
+      </w:r>
+    </w:p>
+    <w:p>
+      <w:pPr>
+        <w:pStyle w:val="Heading3"/>
+      </w:pPr>
+      <w:r>
+        <w:t>05. Connect the explanation to its limit</w:t>
+      </w:r>
+    </w:p>
+    <w:p>
+      <w:pPr>
+        <w:pStyle w:val="Heading3"/>
+      </w:pPr>
+      <w:r>
+        <w:t>06. Make the idea visible in your project</w:t>
       </w:r>
     </w:p>
     <w:sectPr>
